--- a/docs/studienskripte/word-rohfassungen/wirkungscontrolling-wc-v7.docx
+++ b/docs/studienskripte/word-rohfassungen/wirkungscontrolling-wc-v7.docx
@@ -29,47 +29,7 @@
     </w:p>
     <w:p>
       <w:r>
-        <w:t>Track: Impact-Controlling</w:t>
-      </w:r>
-    </w:p>
-    <w:p>
-      <w:r>
-        <w:t>Kurscode: wirkungscontrolling</w:t>
-      </w:r>
-    </w:p>
-    <w:p>
-      <w:r>
-        <w:t>Vorlesungscode: WC-V7</w:t>
-      </w:r>
-    </w:p>
-    <w:p>
-      <w:r>
-        <w:t>Modul/Abschnitt: WC</w:t>
-      </w:r>
-    </w:p>
-    <w:p>
-      <w:r>
-        <w:t>Titel: T-SROI und IoI</w:t>
-      </w:r>
-    </w:p>
-    <w:p>
-      <w:r>
-        <w:t>Status: Rohfassung V0 · Sprint-Produktionslauf · muss im nächsten Tiefensprint auf 40-50 Seiten erweitert werden</w:t>
-      </w:r>
-    </w:p>
-    <w:p>
-      <w:r>
-        <w:t>Quelle: woek-akademie-app/docs/lehrgaenge/wirkungscontrolling-v7-t-sroi-und-ioi.md</w:t>
-      </w:r>
-    </w:p>
-    <w:p>
-      <w:r>
-        <w:t>Ablage: Markdown-Master in content/studienskripte/wirkungscontrolling-wc-v7.md, Word-Rohfassung in docs/studienskripte/word-rohfassungen/wirkungscontrolling-wc-v7.docx</w:t>
-      </w:r>
-    </w:p>
-    <w:p>
-      <w:r>
-        <w:t>Wissensbasis: aktuelles Grundlagenwerk, Website-Korpus inklusive Journal, Akademie-Quelltexte, Glossar, interne Dossiers und externe Fachquellen</w:t>
+        <w:t>Track: Impact-Controlling Kurscode: wirkungscontrolling Vorlesungscode: WC-V7 Modul/Abschnitt: WC Titel: T-SROI und IoI Status: Rohfassung V0 · Sprint-Produktionslauf · muss im nächsten Tiefensprint auf 40-50 Seiten erweitert werden Quelle: woek-akademie-app/docs/lehrgaenge/wirkungscontrolling-v7-t-sroi-und-ioi.md Ablage: Markdown-Master in content/studienskripte/wirkungscontrolling-wc-v7.md, Word-Rohfassung in docs/studienskripte/word-rohfassungen/wirkungscontrolling-wc-v7.docx Wissensbasis: aktuelles Grundlagenwerk, Website-Korpus inklusive Journal, Akademie-Quelltexte, Glossar, interne Dossiers und externe Fachquellen</w:t>
       </w:r>
     </w:p>
     <w:p>
@@ -171,27 +131,7 @@
     </w:p>
     <w:p>
       <w:r>
-        <w:t>Track / Kurscode: wirkungscontrolling</w:t>
-      </w:r>
-    </w:p>
-    <w:p>
-      <w:r>
-        <w:t>Vorlesungscode: WC-V7</w:t>
-      </w:r>
-    </w:p>
-    <w:p>
-      <w:r>
-        <w:t>Empfohlene Dauer: ~55 Min · Videolänge: ~16 Min</w:t>
-      </w:r>
-    </w:p>
-    <w:p>
-      <w:r>
-        <w:t>Voraussetzung: WC-V6</w:t>
-      </w:r>
-    </w:p>
-    <w:p>
-      <w:r>
-        <w:t>Führende Quellen (Repo): docs/whitepaper/T-SROI_v2.0_Transformationswirkung.md · Praxisbeispiel blog/geg-wirkungscheck-ioi-t-sroi.html · Glossar begriffe/t-sroi, begriffe/impact-of-investment</w:t>
+        <w:t>Track / Kurscode: wirkungscontrolling Vorlesungscode: WC-V7 Empfohlene Dauer: ~55 Min · Videolänge: ~16 Min Voraussetzung: WC-V6 Führende Quellen (Repo): docs/whitepaper/T-SROI_v2.0_Transformationswirkung.md · Praxisbeispiel blog/geg-wirkungscheck-ioi-t-sroi.html · Glossar begriffe/t-sroi, begriffe/impact-of-investment</w:t>
       </w:r>
     </w:p>
     <w:p>
@@ -1122,42 +1062,7 @@
     </w:p>
     <w:p>
       <w:r>
-        <w:t>```chart-spec</w:t>
-      </w:r>
-    </w:p>
-    <w:p>
-      <w:r>
-        <w:t>slug: wirkungscontrolling-wc-v7-wirkpfad</w:t>
-      </w:r>
-    </w:p>
-    <w:p>
-      <w:r>
-        <w:t>type: wirkpfad</w:t>
-      </w:r>
-    </w:p>
-    <w:p>
-      <w:r>
-        <w:t>reuse_first: true</w:t>
-      </w:r>
-    </w:p>
-    <w:p>
-      <w:r>
-        <w:t>preferred_asset: content/studienskripte/assets/wirkungscontrolling-wc-v7/wirkungscontrolling-wc-v7-wirkpfad.svg</w:t>
-      </w:r>
-    </w:p>
-    <w:p>
-      <w:r>
-        <w:t>message: T-SROI und IoI wird als Wirkpfad von Auslöser über Mechanismus, Wirkungsempfänger und Zustandsveränderung bis zur Rückkopplung dargestellt.</w:t>
-      </w:r>
-    </w:p>
-    <w:p>
-      <w:r>
-        <w:t>source: WÖk-Grundlagenwerk, Website-Korpus, Akademie-Quelltexte, Glossar</w:t>
-      </w:r>
-    </w:p>
-    <w:p>
-      <w:r>
-        <w:t>```</w:t>
+        <w:t>``chart-spec slug: wirkungscontrolling-wc-v7-wirkpfad type: wirkpfad reuse_first: true preferred_asset: content/studienskripte/assets/wirkungscontrolling-wc-v7/wirkungscontrolling-wc-v7-wirkpfad.svg message: T-SROI und IoI wird als Wirkpfad von Auslöser über Mechanismus, Wirkungsempfänger und Zustandsveränderung bis zur Rückkopplung dargestellt. source: WÖk-Grundlagenwerk, Website-Korpus, Akademie-Quelltexte, Glossar ``</w:t>
       </w:r>
     </w:p>
     <w:p>

--- a/docs/studienskripte/word-rohfassungen/wirkungscontrolling-wc-v7.docx
+++ b/docs/studienskripte/word-rohfassungen/wirkungscontrolling-wc-v7.docx
@@ -29,7 +29,7 @@
     </w:p>
     <w:p>
       <w:r>
-        <w:t>Track: Impact-Controlling Kurscode: wirkungscontrolling Vorlesungscode: WC-V7 Modul/Abschnitt: WC Titel: T-SROI und IoI Status: Rohfassung V0 · Sprint-Produktionslauf · muss im nächsten Tiefensprint auf 40-50 Seiten erweitert werden Quelle: woek-akademie-app/docs/lehrgaenge/wirkungscontrolling-v7-t-sroi-und-ioi.md Ablage: Markdown-Master in content/studienskripte/wirkungscontrolling-wc-v7.md, Word-Rohfassung in docs/studienskripte/word-rohfassungen/wirkungscontrolling-wc-v7.docx Wissensbasis: aktuelles Grundlagenwerk, Website-Korpus inklusive Journal, Akademie-Quelltexte, Glossar, interne Dossiers und externe Fachquellen</w:t>
+        <w:t>Track: Impact-Controlling Kurscode: wirkungscontrolling Vorlesungscode: WC-V7 Modul/Abschnitt: WC Titel: T-SROI und IoI Status: Tiefenskript-Sprint 9 · substanzielle Arbeitsfassung, Claude-CI/CD-Finalisierung offen Quelle: woek-akademie-app/docs/lehrgaenge/wirkungscontrolling-v7-t-sroi-und-ioi.md Ablage: Markdown-Master in content/studienskripte/wirkungscontrolling-wc-v7.md, Word-Rohfassung in docs/studienskripte/word-rohfassungen/wirkungscontrolling-wc-v7.docx Wissensbasis: aktuelles Grundlagenwerk, Website-Korpus inklusive Journal, Akademie-Quelltexte, Glossar, interne Dossiers und externe Fachquellen</w:t>
       </w:r>
     </w:p>
     <w:p>
@@ -1415,17 +1415,2090 @@
         <w:pStyle w:val="Heading2"/>
       </w:pPr>
       <w:r>
-        <w:t>7. Prüfungsrelevanz</w:t>
-      </w:r>
-    </w:p>
-    <w:p>
-      <w:r>
-        <w:t>Diese Vorlesung ist prüfungsrelevant, aber die eigentliche Antwortlogik gehört nicht in das öffentliche Studienskript. Zertifikatsfragen, CorrectAnswer, Scoring-Regeln und Fallrubrics werden separat in der geschützten App-Lane unter woek-akademie-app/content/pruefungen/ gepflegt.</w:t>
-      </w:r>
-    </w:p>
-    <w:p>
-      <w:r>
-        <w:t>Für den Fragenpool sind besonders geeignet:</w:t>
+        <w:t>7. Tiefenskript-Erweiterung Sprint 9</w:t>
+      </w:r>
+    </w:p>
+    <w:p>
+      <w:r>
+        <w:t>Status dieser Erweiterung: ausgebaute Arbeitsfassung für Claude-CI/CD, Word-Rohfassung und Reader-Spiegel. Sie ersetzt noch nicht die spätere Satz-, Quellen- und PDF-Finalisierung, bringt die Vorlesung aber aus der Kurzfassung in eine substanzielle Studienskriptfassung.</w:t>
+      </w:r>
+    </w:p>
+    <w:p>
+      <w:pPr>
+        <w:pStyle w:val="Heading3"/>
+      </w:pPr>
+      <w:r>
+        <w:t>7.1 Leitthese</w:t>
+      </w:r>
+    </w:p>
+    <w:p>
+      <w:r>
+        <w:t>T-SROI und IoI macht die WÖk prüfbar: Impact-Controlling übersetzt Wirkungslogik in Indikatoren, Datenqualität, Bewertungsprofile, Audits und Steuerungsentscheidungen.</w:t>
+      </w:r>
+    </w:p>
+    <w:p>
+      <w:r>
+        <w:t>Die Vorlesung bleibt dabei an die Grundregel gebunden: Wirkung ist neutral und relational. Erst die Bewertung im Referenzrahmen Mensch, Planet, Demokratie, SDGs, Agenda 2030 und SDG+ entscheidet, ob eine Veränderung positiv, negativ oder ambivalent einzuordnen ist. Wenn eine Zielgröße gemeint ist, sprechen wir von positiver Netto-Wirkung.</w:t>
+      </w:r>
+    </w:p>
+    <w:p>
+      <w:pPr>
+        <w:pStyle w:val="Heading3"/>
+      </w:pPr>
+      <w:r>
+        <w:t>7.2 Didaktische Einordnung im Studiengang</w:t>
+      </w:r>
+    </w:p>
+    <w:p>
+      <w:r>
+        <w:t>WC-V7 liegt an der Schwelle zwischen begrifflicher Grundlegung und Bewertungsarchitektur. Die Studierenden sollen nicht nur Begriffe wiedergeben, sondern an Fällen erkennen, welche Aussage schon Wirkung behauptet, welche nur Wirkungspotenzial beschreibt und wo ein Wirkungsrisiko offenliegt. Der Tiefensinn dieser Vorlesung liegt deshalb nicht in zusätzlicher Komplexität, sondern in besserer Unterscheidungsfähigkeit.</w:t>
+      </w:r>
+    </w:p>
+    <w:p>
+      <w:r>
+        <w:t>Für die spätere Praxis ist entscheidend, dass jede Analyse vier Ebenen getrennt hält:</w:t>
+      </w:r>
+    </w:p>
+    <w:p>
+      <w:r>
+        <w:t>1. Beschreibung: Was geschieht tatsächlich oder soll geschehen?</w:t>
+      </w:r>
+    </w:p>
+    <w:p>
+      <w:r>
+        <w:t>2. Kausalannahme: Über welchen Mechanismus könnte daraus eine Zustandsveränderung entstehen?</w:t>
+      </w:r>
+    </w:p>
+    <w:p>
+      <w:r>
+        <w:t>3. Bewertung: Welche Richtung hat diese Veränderung im Referenzrahmen?</w:t>
+      </w:r>
+    </w:p>
+    <w:p>
+      <w:r>
+        <w:t>4. Rückkopplung: Welche Entscheidung, Regel, Ressource oder Kommunikation wird dadurch verändert?</w:t>
+      </w:r>
+    </w:p>
+    <w:p>
+      <w:r>
+        <w:t>Wo diese Ebenen vermischt werden, entstehen typische WÖk-Fehler: Aktivität wird als Wirkung ausgegeben, Reichweite ersetzt Zustandsveränderung, gute Absicht verdeckt Nebenwirkungen oder Reporting wird mit Lernen verwechselt.</w:t>
+      </w:r>
+    </w:p>
+    <w:p>
+      <w:pPr>
+        <w:pStyle w:val="Heading3"/>
+      </w:pPr>
+      <w:r>
+        <w:t>7.3 Analysemodell</w:t>
+      </w:r>
+    </w:p>
+    <w:tbl>
+      <w:tblPr>
+        <w:tblStyle w:val="TableGrid"/>
+        <w:tblW w:type="auto" w:w="0"/>
+        <w:jc w:val="left"/>
+        <w:tblLook w:firstColumn="1" w:firstRow="1" w:lastColumn="0" w:lastRow="0" w:noHBand="0" w:noVBand="1" w:val="04A0"/>
+      </w:tblPr>
+      <w:tblGrid>
+        <w:gridCol w:w="2340"/>
+        <w:gridCol w:w="2340"/>
+        <w:gridCol w:w="2340"/>
+        <w:gridCol w:w="2340"/>
+      </w:tblGrid>
+      <w:tr>
+        <w:tc>
+          <w:tcPr>
+            <w:tcW w:type="dxa" w:w="2340"/>
+            <w:vAlign w:val="center"/>
+          </w:tcPr>
+          <w:p>
+            <w:r>
+              <w:rPr>
+                <w:b/>
+              </w:rPr>
+              <w:t>Analyseobjekt</w:t>
+            </w:r>
+          </w:p>
+        </w:tc>
+        <w:tc>
+          <w:tcPr>
+            <w:tcW w:type="dxa" w:w="2340"/>
+            <w:vAlign w:val="center"/>
+          </w:tcPr>
+          <w:p>
+            <w:r>
+              <w:rPr>
+                <w:b/>
+              </w:rPr>
+              <w:t>Woran es wirkt</w:t>
+            </w:r>
+          </w:p>
+        </w:tc>
+        <w:tc>
+          <w:tcPr>
+            <w:tcW w:type="dxa" w:w="2340"/>
+            <w:vAlign w:val="center"/>
+          </w:tcPr>
+          <w:p>
+            <w:r>
+              <w:rPr>
+                <w:b/>
+              </w:rPr>
+              <w:t>Typischer Fehler</w:t>
+            </w:r>
+          </w:p>
+        </w:tc>
+        <w:tc>
+          <w:tcPr>
+            <w:tcW w:type="dxa" w:w="2340"/>
+            <w:vAlign w:val="center"/>
+          </w:tcPr>
+          <w:p>
+            <w:r>
+              <w:rPr>
+                <w:b/>
+              </w:rPr>
+              <w:t>Saubere WÖk-Lesart</w:t>
+            </w:r>
+          </w:p>
+        </w:tc>
+      </w:tr>
+      <w:tr>
+        <w:tc>
+          <w:tcPr>
+            <w:tcW w:type="dxa" w:w="2340"/>
+            <w:vAlign w:val="center"/>
+          </w:tcPr>
+          <w:p>
+            <w:r>
+              <w:t>Controllingebene</w:t>
+            </w:r>
+          </w:p>
+        </w:tc>
+        <w:tc>
+          <w:tcPr>
+            <w:tcW w:type="dxa" w:w="2340"/>
+            <w:vAlign w:val="center"/>
+          </w:tcPr>
+          <w:p>
+            <w:r>
+              <w:t>Funktion</w:t>
+            </w:r>
+          </w:p>
+        </w:tc>
+        <w:tc>
+          <w:tcPr>
+            <w:tcW w:type="dxa" w:w="2340"/>
+            <w:vAlign w:val="center"/>
+          </w:tcPr>
+          <w:p>
+            <w:r>
+              <w:t>Typischer Fehler</w:t>
+            </w:r>
+          </w:p>
+        </w:tc>
+        <w:tc>
+          <w:tcPr>
+            <w:tcW w:type="dxa" w:w="2340"/>
+            <w:vAlign w:val="center"/>
+          </w:tcPr>
+          <w:p>
+            <w:r>
+              <w:t>Saubere WÖk-Anwendung</w:t>
+            </w:r>
+          </w:p>
+        </w:tc>
+      </w:tr>
+      <w:tr>
+        <w:tc>
+          <w:tcPr>
+            <w:tcW w:type="dxa" w:w="2340"/>
+            <w:vAlign w:val="center"/>
+          </w:tcPr>
+          <w:p>
+            <w:r>
+              <w:t>Kennzahl</w:t>
+            </w:r>
+          </w:p>
+        </w:tc>
+        <w:tc>
+          <w:tcPr>
+            <w:tcW w:type="dxa" w:w="2340"/>
+            <w:vAlign w:val="center"/>
+          </w:tcPr>
+          <w:p>
+            <w:r>
+              <w:t>Zustand sichtbar machen</w:t>
+            </w:r>
+          </w:p>
+        </w:tc>
+        <w:tc>
+          <w:tcPr>
+            <w:tcW w:type="dxa" w:w="2340"/>
+            <w:vAlign w:val="center"/>
+          </w:tcPr>
+          <w:p>
+            <w:r>
+              <w:t>KPI als Wirkung ausgeben</w:t>
+            </w:r>
+          </w:p>
+        </w:tc>
+        <w:tc>
+          <w:tcPr>
+            <w:tcW w:type="dxa" w:w="2340"/>
+            <w:vAlign w:val="center"/>
+          </w:tcPr>
+          <w:p>
+            <w:r>
+              <w:t>KII mit Wirkpfad und Empfänger verknüpfen</w:t>
+            </w:r>
+          </w:p>
+        </w:tc>
+      </w:tr>
+      <w:tr>
+        <w:tc>
+          <w:tcPr>
+            <w:tcW w:type="dxa" w:w="2340"/>
+            <w:vAlign w:val="center"/>
+          </w:tcPr>
+          <w:p>
+            <w:r>
+              <w:t>Datenqualität</w:t>
+            </w:r>
+          </w:p>
+        </w:tc>
+        <w:tc>
+          <w:tcPr>
+            <w:tcW w:type="dxa" w:w="2340"/>
+            <w:vAlign w:val="center"/>
+          </w:tcPr>
+          <w:p>
+            <w:r>
+              <w:t>Aussagekraft begrenzen</w:t>
+            </w:r>
+          </w:p>
+        </w:tc>
+        <w:tc>
+          <w:tcPr>
+            <w:tcW w:type="dxa" w:w="2340"/>
+            <w:vAlign w:val="center"/>
+          </w:tcPr>
+          <w:p>
+            <w:r>
+              <w:t>Zahl ohne Quelle nutzen</w:t>
+            </w:r>
+          </w:p>
+        </w:tc>
+        <w:tc>
+          <w:tcPr>
+            <w:tcW w:type="dxa" w:w="2340"/>
+            <w:vAlign w:val="center"/>
+          </w:tcPr>
+          <w:p>
+            <w:r>
+              <w:t>Quelle, Einheit, Aktualität und Prüfstatus ausweisen</w:t>
+            </w:r>
+          </w:p>
+        </w:tc>
+      </w:tr>
+      <w:tr>
+        <w:tc>
+          <w:tcPr>
+            <w:tcW w:type="dxa" w:w="2340"/>
+            <w:vAlign w:val="center"/>
+          </w:tcPr>
+          <w:p>
+            <w:r>
+              <w:t>Bewertung</w:t>
+            </w:r>
+          </w:p>
+        </w:tc>
+        <w:tc>
+          <w:tcPr>
+            <w:tcW w:type="dxa" w:w="2340"/>
+            <w:vAlign w:val="center"/>
+          </w:tcPr>
+          <w:p>
+            <w:r>
+              <w:t>Daten in Profil übersetzen</w:t>
+            </w:r>
+          </w:p>
+        </w:tc>
+        <w:tc>
+          <w:tcPr>
+            <w:tcW w:type="dxa" w:w="2340"/>
+            <w:vAlign w:val="center"/>
+          </w:tcPr>
+          <w:p>
+            <w:r>
+              <w:t>Score als Wahrheit behandeln</w:t>
+            </w:r>
+          </w:p>
+        </w:tc>
+        <w:tc>
+          <w:tcPr>
+            <w:tcW w:type="dxa" w:w="2340"/>
+            <w:vAlign w:val="center"/>
+          </w:tcPr>
+          <w:p>
+            <w:r>
+              <w:t>Benchmark, Archetyp und Sperrlogik offenlegen</w:t>
+            </w:r>
+          </w:p>
+        </w:tc>
+      </w:tr>
+      <w:tr>
+        <w:tc>
+          <w:tcPr>
+            <w:tcW w:type="dxa" w:w="2340"/>
+            <w:vAlign w:val="center"/>
+          </w:tcPr>
+          <w:p>
+            <w:r>
+              <w:t>Steuerung</w:t>
+            </w:r>
+          </w:p>
+        </w:tc>
+        <w:tc>
+          <w:tcPr>
+            <w:tcW w:type="dxa" w:w="2340"/>
+            <w:vAlign w:val="center"/>
+          </w:tcPr>
+          <w:p>
+            <w:r>
+              <w:t>Entscheidung verändern</w:t>
+            </w:r>
+          </w:p>
+        </w:tc>
+        <w:tc>
+          <w:tcPr>
+            <w:tcW w:type="dxa" w:w="2340"/>
+            <w:vAlign w:val="center"/>
+          </w:tcPr>
+          <w:p>
+            <w:r>
+              <w:t>Dashboard ohne Konsequenz</w:t>
+            </w:r>
+          </w:p>
+        </w:tc>
+        <w:tc>
+          <w:tcPr>
+            <w:tcW w:type="dxa" w:w="2340"/>
+            <w:vAlign w:val="center"/>
+          </w:tcPr>
+          <w:p>
+            <w:r>
+              <w:t>CAPEX, OPEX, Einkauf, Portfolio oder Audit rückkoppeln</w:t>
+            </w:r>
+          </w:p>
+        </w:tc>
+      </w:tr>
+    </w:tbl>
+    <w:p/>
+    <w:p>
+      <w:pPr>
+        <w:pStyle w:val="Heading3"/>
+      </w:pPr>
+      <w:r>
+        <w:t>7.4 Modellformel</w:t>
+      </w:r>
+    </w:p>
+    <w:p>
+      <w:r>
+        <w:t>Die folgende Formel ist ein didaktisches Denkmodell, kein amtlicher Bewertungsstandard:</w:t>
+      </w:r>
+    </w:p>
+    <w:p>
+      <w:r>
+        <w:t>Impacttext-Controlling = KII + Datenqualitaet + Bewertung + Audit + Steuerungsentscheidung</w:t>
+      </w:r>
+    </w:p>
+    <w:p>
+      <w:r>
+        <w:t>Die Formel zeigt die operative Kette: Erst aus Kennzahlen, Datenqualität, Bewertung, Audit und Entscheidung entsteht steuerungsfähige Wirkung.</w:t>
+      </w:r>
+    </w:p>
+    <w:p>
+      <w:r>
+        <w:t>Die Formel soll gerade keine Scheingenauigkeit erzeugen. Sie zwingt dazu, die Faktoren offen zu legen, die eine Aussage tragen. In einem echten Bewertungsprozess müssten Datenquelle, Aktualität, Datenqualitätsklasse, Unsicherheitsgrad und Rückkopplungsregel ergänzt werden.</w:t>
+      </w:r>
+    </w:p>
+    <w:p>
+      <w:pPr>
+        <w:pStyle w:val="Heading3"/>
+      </w:pPr>
+      <w:r>
+        <w:t>7.5 Fallfenster</w:t>
+      </w:r>
+    </w:p>
+    <w:p>
+      <w:r>
+        <w:t>Fall 1. Ein Dashboard zu T-SROI und IoI ist erst dann Impact-Controlling, wenn die Kennzahl eine Zustandsveränderung adressiert und eine Entscheidung auslöst.</w:t>
+      </w:r>
+    </w:p>
+    <w:p>
+      <w:r>
+        <w:t>Fall 2. Ein Datensatz mit guter Optik, aber schwacher Datenqualität darf nicht als harte Steuerungsgrundlage dienen. Die WÖk verlangt Unsicherheitsausweis, Auditpfad und Korrektur.</w:t>
+      </w:r>
+    </w:p>
+    <w:p>
+      <w:pPr>
+        <w:pStyle w:val="Heading3"/>
+      </w:pPr>
+      <w:r>
+        <w:t>7.6 Prüfungsnahe Fallfragen ohne geschützte Antwortlogik</w:t>
+      </w:r>
+    </w:p>
+    <w:p>
+      <w:r>
+        <w:t>Diese Fragen sind öffentlich und dienen dem Lernen. Die geschützte Antwortlogik, Scoring-Regeln und CorrectAnswer-Felder bleiben in der Prüfungs-Lane der App.</w:t>
+      </w:r>
+    </w:p>
+    <w:p>
+      <w:r>
+        <w:t>1. Beschreibe den Auslöser im Fall und trenne ihn von Absicht, Image oder Reichweite.</w:t>
+      </w:r>
+    </w:p>
+    <w:p>
+      <w:r>
+        <w:t>2. Formuliere einen plausiblen Wirkpfad mit Wirkungsempfängern, Zustandsveränderung und Rückkopplung.</w:t>
+      </w:r>
+    </w:p>
+    <w:p>
+      <w:r>
+        <w:t>3. Benenne mindestens ein Wirkungspotenzial und ein Wirkungsrisiko.</w:t>
+      </w:r>
+    </w:p>
+    <w:p>
+      <w:r>
+        <w:t>4. Zeige, welche Quelle oder Datenart nötig wäre, um von Potenzial zu belastbarer Wirkungsaussage zu kommen.</w:t>
+      </w:r>
+    </w:p>
+    <w:p>
+      <w:r>
+        <w:t>5. Prüfe, ob Nichtkompensation oder Reverse Merit Order einschlägig sein könnten.</w:t>
+      </w:r>
+    </w:p>
+    <w:p>
+      <w:r>
+        <w:t>6. Formuliere eine saubere Wirkungsaussage in einem Satz: Was wissen wir, was nehmen wir an, was bleibt offen?</w:t>
+      </w:r>
+    </w:p>
+    <w:p>
+      <w:pPr>
+        <w:pStyle w:val="Heading3"/>
+      </w:pPr>
+      <w:r>
+        <w:t>7.7 Auswertung aus der lebenden Website-Referenz</w:t>
+      </w:r>
+    </w:p>
+    <w:p>
+      <w:pPr>
+        <w:pStyle w:val="Heading3"/>
+      </w:pPr>
+      <w:r>
+        <w:t>Quellenanker: Kapitel 34 - T-SROI und systemische Transformationsmessung</w:t>
+      </w:r>
+    </w:p>
+    <w:p>
+      <w:r>
+        <w:t>Interne Quelle: referenz/kapitel-034-t-sroi-und-systemische-transformationsmessung/index.html</w:t>
+      </w:r>
+    </w:p>
+    <w:p>
+      <w:r>
+        <w:t>Kapitel 33 hat eine methodische Grenze gesetzt: Eine starke Wirkung in einem Feld darf schwere Schäden in einem anderen Feld nicht unsichtbar machen. Die Reverse Merit Order schützt die Wirkungsbewertung vor Durchschnittstäuschung, Ablasslogik und falsch positiver Gesamtbilanz. Kapitel 32 hat dafür bereits die operative Kennzahl eingeführt: den Netto-Wirkungs-Index, kurz NWI. Er bewertet die Netto-Wirkung eines Bewertungsgegenstands in einem definierten Wirkungsraum.</w:t>
+      </w:r>
+    </w:p>
+    <w:p>
+      <w:r>
+        <w:t>Kapitel 34 führt nun eine andere Kennzahlenlogik ein: den T-SROI - Transformational Social Return on Investment. Der T-SROI misst nicht noch einmal Netto-Wirkung. Diese Aufgabe liegt beim NWI. Der T-SROI fragt, ob aus einer geprüften Wirkung eine systemische Transformation entsteht. Er bewertet also Transformationswirkung und systemische Hebelwirkung.</w:t>
+      </w:r>
+    </w:p>
+    <w:p>
+      <w:r>
+        <w:t>Diese Unterscheidung ist zentral. Ein Produkt, Projekt oder Unternehmen kann eine positive Netto-Wirkung haben und dennoch keine Struktur verändern. Es ist dann wirkungsvoll, aber nicht transformativ. Umgekehrt kann eine Investition zunächst nur eine moderate Netto-Wirkung zeigen und dennoch einen wichtigen Transformationspfad öffnen, wenn sie neue Infrastruktur, neue Standards, neue Märkte, neue Routinen oder neue Rückkopplungen ermöglicht.</w:t>
+      </w:r>
+    </w:p>
+    <w:p>
+      <w:r>
+        <w:t>Der T-SROI ist deshalb kein Ersatz für den NWI. Er baut auf ihm auf. Der NWI beantwortet die Frage: Was bleibt netto übrig? Der T-SROI beantwortet die Frage: Welche systemische Veränderung wird dadurch möglich?</w:t>
+      </w:r>
+    </w:p>
+    <w:p>
+      <w:r>
+        <w:t>Dieses Kapitel erklärt die Logik des T-SROI. Es behandelt keine konkrete Steuermechanik, keine vollständige Kapitalmarktarchitektur und keine Fondsregulierung. Es legt fest, warum die Wirkungsökonomie neben einer Netto-Wirkungskennzahl eine eigene Transformationskennzahl braucht.</w:t>
+      </w:r>
+    </w:p>
+    <w:p>
+      <w:r>
+        <w:t>Für das Impact-Controlling entsteht daraus keine einzelne Superkennzahl, sondern eine gestufte Kennzahlenarchitektur. KIIs erfassen relevante Zustandsveränderungen. Scorecards ordnen diese KIIs nach WÖk-IDs, Benchmarks, Datenqualität und Reverse Merit Order. Der NWI verdichtet die operative Netto-Wirkung. Der IOI - Impact-of-Investment - setzt diese geprüfte positive Netto-Wirkung ins Verhältnis zum eingesetzten Kapital. Der T-SROI bewertet anschließend, ob daraus systemische Transformationswirkung entsteht.</w:t>
+      </w:r>
+    </w:p>
+    <w:p>
+      <w:r>
+        <w:t>Damit lassen sich drei Entscheidungsfragen sauber trennen: Ist die Wirkung netto tragfähig? Das beantwortet der NWI. Wie viel positive Netto-Wirkung entsteht pro investiertem Euro? Das beantwortet der IOI. Verändert die Investition darüber hinaus Strukturen, Standards, Risiken oder Pfade? Das beantwortet der T-SROI. Diese Trennung schützt vor Impact-Washing, weil finanzielle Effizienz, operative Wirkung und Transformation nicht ineinander verwischt werden.</w:t>
+      </w:r>
+    </w:p>
+    <w:p>
+      <w:pPr>
+        <w:pStyle w:val="Heading3"/>
+      </w:pPr>
+      <w:r>
+        <w:t>34.1 Abgrenzung zu ROI, SROI, NWI, IOI und T-SROI</w:t>
+      </w:r>
+    </w:p>
+    <w:p>
+      <w:r>
+        <w:t>Der klassische ROI, Return on Investment, beantwortet eine enge Frage: Welcher finanzielle Rückfluss entsteht im Verhältnis zur eingesetzten Investition? Diese Frage ist wichtig. Ohne finanzielle Tragfähigkeit können viele Projekte nicht dauerhaft bestehen. Der ROI zeigt, ob Kapital betriebswirtschaftlich sinnvoll eingesetzt wurde. Er sagt aber nicht, ob die damit erzeugte Wirkung Mensch, Planet oder Demokratie stärkt oder schwächt.</w:t>
+      </w:r>
+    </w:p>
+    <w:p>
+      <w:r>
+        <w:t>Ein Projekt kann einen hohen ROI haben und zugleich negative Wirkung erzeugen. Es kann Ressourcen verbrauchen, Menschen belasten, Lieferkettenrisiken erhöhen, demokratische Räume schwächen oder Folgekosten in die Zukunft verschieben. Der ROI sieht diese Wirkungen nur, wenn sie finanziell zurückkehren. Solange sie ausgelagert bleiben, erscheinen sie in der Kennzahl nicht.</w:t>
+      </w:r>
+    </w:p>
+    <w:p>
+      <w:r>
+        <w:t>Der klassische SROI, Social Return on Investment, erweitert die Perspektive. Er versucht, gesellschaftliche, soziale oder ökologische Wirkungen monetär auszudrücken und ins Verhältnis zu einer Investition zu setzen. Damit wird eine wichtige Korrektur vorgenommen: Nutzen außerhalb der reinen Finanzrechnung wird sichtbar. SROI-Ansätze haben geholfen, soziale Programme, Prävention, Integration, Bildung oder Gesundheitswirkungen nicht nur als Kosten, sondern als gesellschaftlichen Wert zu verstehen.</w:t>
+      </w:r>
+    </w:p>
+    <w:p>
+      <w:r>
+        <w:t>Doch auch der klassische SROI bleibt begrenzt. Er ist häufig projektzentriert. Er kann positive Wirkungen addieren, ohne negative Wirkungen ausreichend zu berücksichtigen. Er kann kurzfristige Effekte stärker zeigen als langfristige Strukturveränderungen. Er kann Nutzen monetarisieren, ohne die Frage zu beantworten, ob eine Wirkung Pfade, Märkte, Institutionen, Lieferketten, Verhalten oder Resilienz verändert.</w:t>
+      </w:r>
+    </w:p>
+    <w:p>
+      <w:r>
+        <w:t>Der NWI schließt diese Lücke auf der Ebene der Netto-Wirkung. Er führt positive und negative Wirkungen, Mindestbedingungen, Datenqualität, Unsicherheit, Zeitwirkung, Systemkontext und Nichtkompensation zu einer operativen Netto-Wirkungskennzahl zusammen. Er zeigt, ob ein Bewertungsgegenstand im definierten Wirkungsraum tragfähig wirkt oder nicht.</w:t>
+      </w:r>
+    </w:p>
+    <w:p>
+      <w:r>
+        <w:t>Der T-SROI setzt erst danach an. Er fragt nicht: Wie ist die Netto-Wirkung? Er fragt: Verändert diese Netto-Wirkung die Struktur künftiger Entscheidungen? Ein hoher NWI ist keine automatische Transformation. Ein niedriger oder negativer NWI kann aber eine positive T-SROI-Bewertung blockieren, weil Transformation nicht auf schweren, verdeckten Schäden aufbauen darf.</w:t>
+      </w:r>
+    </w:p>
+    <w:p>
+      <w:r>
+        <w:t>Der IOI liegt zwischen NWI und T-SROI. Er fragt nicht nach finanzieller Rendite und nicht nach Transformation, sondern nach Wirkungseffizienz des eingesetzten Kapitals: Welche geprüfte positive Netto-Wirkung entsteht im Verhältnis zur Investitionssumme? Ein positiver IOI setzt voraus, dass die vorgelagerte Scorecard- und NWI-Prüfung tragfähig ist und keine rote Linie verletzt wird.</w:t>
+      </w:r>
+    </w:p>
+    <w:p>
+      <w:r>
+        <w:t>Damit entsteht eine klare Fünferlogik: ROI misst finanzielle Rendite. SROI monetarisiert sozialen oder ökologischen Zusatznutzen. NWI bewertet operative Netto-Wirkung. IOI misst positive Netto-Wirkung im Verhältnis zur Investition. T-SROI bewertet systemische Transformationsleistung.</w:t>
+      </w:r>
+    </w:p>
+    <w:p>
+      <w:r>
+        <w:t>Tabelle 34-1: ROI, SROI, NWI, IOI und T-SROI im Vergleich</w:t>
+      </w:r>
+    </w:p>
+    <w:p>
+      <w:pPr>
+        <w:pStyle w:val="Heading3"/>
+      </w:pPr>
+      <w:r>
+        <w:t>34.2 Die Arbeitslogik von NWI, IOI und T-SROI</w:t>
+      </w:r>
+    </w:p>
+    <w:p>
+      <w:r>
+        <w:t>T-SROI macht Transformationswirkung investitionsfähig. Er soll nicht nur anzeigen, ob eine Maßnahme unmittelbar nützt, sondern ob sie Systeme in Richtung Mensch, Planet und Demokratie verändert. Deshalb darf seine Formel die Netto-Wirkung nicht erneut als eigentlichen Gegenstand vereinnahmen. Die Netto-Wirkung ist die Prüfbasis. Die Transformationswirkung ist der Gegenstand des T-SROI.</w:t>
+      </w:r>
+    </w:p>
+    <w:p>
+      <w:r>
+        <w:t>Formelkasten 34-1: Grundlogik des Impact-Controllings</w:t>
+      </w:r>
+    </w:p>
+    <w:p>
+      <w:r>
+        <w:t>NWI = operative Netto-Wirkung</w:t>
+      </w:r>
+    </w:p>
+    <w:p>
+      <w:r>
+        <w:t>IOI = positive Netto-Wirkung / Investitionssumme</w:t>
+      </w:r>
+    </w:p>
+    <w:p>
+      <w:r>
+        <w:t>T-SROI = Transformationswirkung × systemische Hebelwirkung × Zeitwirkung × Resilienzfaktor × Datenqualität</w:t>
+      </w:r>
+    </w:p>
+    <w:p>
+      <w:r>
+        <w:t>Der NWI wirkt dabei als Eingangsschwelle. Eine positive T-SROI-Bewertung setzt voraus, dass die Netto-Wirkung mindestens tragfähig ist und keine roten Linien verletzt werden. Der T-SROI darf negative Netto-Wirkung nicht durch große Transformationsversprechen überdecken. Transformation ohne tragfähige Netto-Wirkung wäre keine Wirkungsökonomie, sondern Wirkungssimulation.</w:t>
+      </w:r>
+    </w:p>
+    <w:p>
+      <w:r>
+        <w:t>Formelkasten 34-2: Arbeitsformel als Bewertungslogik</w:t>
+      </w:r>
+    </w:p>
+    <w:p>
+      <w:r>
+        <w:t>T-SROI = (T_struktur × H_sys × F_zeit × F_resilienz × Q_daten) / I</w:t>
+      </w:r>
+    </w:p>
+    <w:p>
+      <w:r>
+        <w:t>Diese Arbeitsformel ist keine abschließende mathematische Norm. Sie zeigt die Logik. T_struktur bezeichnet die bewertete Transformationswirkung. H_sys bezeichnet die systemische Hebelwirkung, also Skalierung, Diffusion, Standardsetzung, Marktverschiebung, Infrastrukturwirkung oder Pfadveränderung. F_zeit berücksichtigt, ob die Wirkung kurzfristig, mittelfristig oder langfristig trägt. F_resilienz berücksichtigt, ob die Maßnahme Verwundbarkeit reduziert und Anpassungsfähigkeit stärkt. Q_daten macht sichtbar, wie belastbar die Datengrundlage ist. I bezeichnet die eingesetzte Investition oder den relevanten Mitteleinsatz.</w:t>
+      </w:r>
+    </w:p>
+    <w:p>
+      <w:r>
+        <w:t>Entscheidend ist: W_pos, W_neg und Systemkosten gehören primär in die NWI-Berechnung. Sie sind nicht verschwunden. Sie werden nur methodisch an den richtigen Ort gestellt. Der IOI nutzt ausschließlich geprüfte positive Netto-Wirkung als Zähler. Der T-SROI übernimmt die Netto-Wirkung nicht als eigene Hauptleistung, sondern setzt voraus, dass sie bereits über Scorecard, Reverse Merit Order, NWI und bei Investitionsentscheidungen über den IOI nachvollziehbar geprüft wurde.</w:t>
+      </w:r>
+    </w:p>
+    <w:p>
+      <w:r>
+        <w:t>Diese Trennung verhindert zwei Fehler. Erstens verhindert sie, dass jedes netto positive Projekt automatisch als transformativ erscheint. Zweitens verhindert sie, dass ein großes Transformationsnarrativ schwache oder negative Netto-Wirkung überdeckt.</w:t>
+      </w:r>
+    </w:p>
+    <w:p>
+      <w:pPr>
+        <w:pStyle w:val="Heading3"/>
+      </w:pPr>
+      <w:r>
+        <w:t>34.3 Transformation statt bloßer Projekt-Nutzen</w:t>
+      </w:r>
+    </w:p>
+    <w:p>
+      <w:r>
+        <w:t>Transformation ist mehr als Projekterfolg. Ein Projekt kann Zielgruppen erreichen, Kosten sparen, Emissionen senken, Zugang verbessern oder eine lokale Wirkung erzeugen. Das ist wertvoll. Aber Transformation beginnt erst, wenn die Wirkung über den Einzelfall hinaus Bedingungen verändert.</w:t>
+      </w:r>
+    </w:p>
+    <w:p>
+      <w:r>
+        <w:t>Ein Projekt-Nutzen bleibt innerhalb des Projekts. Eine Transformation verändert Pfade.</w:t>
+      </w:r>
+    </w:p>
+    <w:p>
+      <w:r>
+        <w:t>Eine Bildungsmaßnahme kann Menschen erreichen. Transformativ wird sie, wenn sie neue Lernstandards, Wirkungskompetenz, institutionelle Routinen oder Bildungszugänge verändert. Eine Investition kann Emissionen senken. Transformativ wird sie, wenn sie Lieferketten, Branchenstandards, Technologien, Kapitalentscheidungen oder regulatorische Erwartungen verschiebt. Eine kommunale Maßnahme kann Versorgung verbessern. Transformativ wird sie, wenn sie dauerhaft andere Planungslogiken, Präventionsstrukturen oder Beteiligungsformen erzeugt.</w:t>
+      </w:r>
+    </w:p>
+    <w:p>
+      <w:r>
+        <w:t>T-SROI misst deshalb nicht den direkten Nutzen als solchen. Er fragt, ob eine Wirkung weitere Wirkungen ermöglicht. Er fragt, ob ein Eingriff Multiplikatoreffekte auslöst, Nachahmung erzeugt, Standards verschiebt, Risiken senkt, Engpässe löst oder positive Rückkopplungen öffnet. Der Abzug negativer Wirkungen schafft die Ehrlichkeit im NWI. Der T-SROI macht danach sichtbar, ob daraus ein Transformationshebel entsteht.</w:t>
+      </w:r>
+    </w:p>
+    <w:p>
+      <w:r>
+        <w:t>Diese Perspektive ist für die Wirkungsökonomie unverzichtbar, weil sie verhindert, dass kleine Verbesserungen als große Transformation erscheinen. Ein Projekt kann lokal gut sein und trotzdem keine systemische Veränderung auslösen. Umgekehrt kann eine Maßnahme anfangs begrenzt wirken, aber einen neuen Pfad öffnen, der später große Wirkung entfaltet.</w:t>
+      </w:r>
+    </w:p>
+    <w:p>
+      <w:r>
+        <w:t>Transformation bedeutet nicht Größe um jeden Preis. Ein kleiner Wirkungsraum kann transformativ sein, wenn er einen Engpass löst oder ein neues Muster erzeugt. Ein großes Projekt kann nicht-transformativ bleiben, wenn es nur bestehende Strukturen effizienter macht, ohne ihre Richtung zu verändern.</w:t>
+      </w:r>
+    </w:p>
+    <w:p>
+      <w:pPr>
+        <w:pStyle w:val="Heading3"/>
+      </w:pPr>
+      <w:r>
+        <w:t>34.4 Systemische Hebelwirkung, Diffusion und Standardsetzung</w:t>
+      </w:r>
+    </w:p>
+    <w:p>
+      <w:pPr>
+        <w:pStyle w:val="Heading3"/>
+      </w:pPr>
+      <w:r>
+        <w:t>Quellenanker: Wirkungsökonomie · T-SROI · https://wirkungsoekonomie.de/werkzeuge/t-sroi/ · Druckdatum: 24.05.2026</w:t>
+      </w:r>
+    </w:p>
+    <w:p>
+      <w:r>
+        <w:t>Interne Quelle: werkzeuge/t-sroi/index.html</w:t>
+      </w:r>
+    </w:p>
+    <w:p>
+      <w:r>
+        <w:t>Methodenregister</w:t>
+      </w:r>
+    </w:p>
+    <w:p>
+      <w:r>
+        <w:t>Transformational Social Return on Investment.</w:t>
+      </w:r>
+    </w:p>
+    <w:p>
+      <w:r>
+        <w:t>T-SROI bewertet finanzielle, soziale, ökologische und systemische Transformationswirkung im Verhältnis zum Ressourceneinsatz.</w:t>
+      </w:r>
+    </w:p>
+    <w:p>
+      <w:r>
+        <w:t>Onlinefassung</w:t>
+      </w:r>
+    </w:p>
+    <w:p>
+      <w:r>
+        <w:t>Du liest die Onlinefassung</w:t>
+      </w:r>
+    </w:p>
+    <w:p>
+      <w:r>
+        <w:t>Diese Seite ist der öffentliche Einstieg in die Methodik. Vertiefungen, Downloads und Arbeitsmaterial stehen weiter unten gesammelt bereit.</w:t>
+      </w:r>
+    </w:p>
+    <w:p>
+      <w:r>
+        <w:t>Funktion</w:t>
+      </w:r>
+    </w:p>
+    <w:p>
+      <w:r>
+        <w:t>Was es leistet #</w:t>
+      </w:r>
+    </w:p>
+    <w:p>
+      <w:r>
+        <w:t>T-SROI bewertet finanzielle, soziale, ökologische und systemische Transformationswirkung im Verhältnis zum Ressourceneinsatz.</w:t>
+      </w:r>
+    </w:p>
+    <w:p>
+      <w:r>
+        <w:t>Anwendung</w:t>
+      </w:r>
+    </w:p>
+    <w:p>
+      <w:r>
+        <w:t>Angewendet in #</w:t>
+      </w:r>
+    </w:p>
+    <w:p>
+      <w:r>
+        <w:t>Impact Controlling, Produkte &amp; Konsum, Wirtschaft &amp; Unternehmen, Lieferketten und öffentlichen Steuerungsfragen.</w:t>
+      </w:r>
+    </w:p>
+    <w:p>
+      <w:r>
+        <w:t>Grenze</w:t>
+      </w:r>
+    </w:p>
+    <w:p>
+      <w:r>
+        <w:t>Nicht als Schönrechnung #</w:t>
+      </w:r>
+    </w:p>
+    <w:p>
+      <w:r>
+        <w:t>Das Werkzeug darf negative Wirkung, Datenlücken oder rote Linien nicht verdecken.</w:t>
+      </w:r>
+    </w:p>
+    <w:p>
+      <w:r>
+        <w:t>Methodenpapier</w:t>
+      </w:r>
+    </w:p>
+    <w:p>
+      <w:r>
+        <w:t>Ausführliches Methodenpapier #</w:t>
+      </w:r>
+    </w:p>
+    <w:p>
+      <w:r>
+        <w:t>Die kurze Toolseite bleibt Einstieg. Das Methodenpapier ist die ausführliche fachliche Grundlage mit DOCX- und PDF-Download.</w:t>
+      </w:r>
+    </w:p>
+    <w:p>
+      <w:r>
+        <w:t>Methodenpapier 23</w:t>
+      </w:r>
+    </w:p>
+    <w:p>
+      <w:r>
+        <w:t>T-SROI und Impact Controlling</w:t>
+      </w:r>
+    </w:p>
+    <w:p>
+      <w:r>
+        <w:t>Transformational Social Return on Investment als Steuerungsinstrument für systemische Wirkung</w:t>
+      </w:r>
+    </w:p>
+    <w:p>
+      <w:r>
+        <w:t>Methoden &amp; Werkzeuge</w:t>
+      </w:r>
+    </w:p>
+    <w:p>
+      <w:r>
+        <w:t>Werkzeuge in diesem Bereich #</w:t>
+      </w:r>
+    </w:p>
+    <w:p>
+      <w:r>
+        <w:t>Impact Controlling ist der Methodenrahmen. Interaktive Rechner werden als Rechner bezeichnet; statische Zielseiten führen als Methodik oder Dossier weiter.</w:t>
+      </w:r>
+    </w:p>
+    <w:p>
+      <w:r>
+        <w:t>Bewertungsmethode</w:t>
+      </w:r>
+    </w:p>
+    <w:p>
+      <w:r>
+        <w:t>T-SROI</w:t>
+      </w:r>
+    </w:p>
+    <w:p>
+      <w:r>
+        <w:t>Transformational Social Return on Investment bewertet finanzielle, soziale, ökologische und systemische Transformationswirkung.</w:t>
+      </w:r>
+    </w:p>
+    <w:p>
+      <w:r>
+        <w:t>Warum hier relevant? T-SROI übersetzt Investitionen, Prävention und Transformation in eine nachvollziehbare Wirkungsrendite.</w:t>
+      </w:r>
+    </w:p>
+    <w:p>
+      <w:r>
+        <w:t>Tool-Suite</w:t>
+      </w:r>
+    </w:p>
+    <w:p>
+      <w:r>
+        <w:t>Methoden in Werkzeuglogik übersetzen #</w:t>
+      </w:r>
+    </w:p>
+    <w:p>
+      <w:r>
+        <w:t>Die Methodenpapiere beschreiben die fachliche Logik. Die Karten führen zu Methodenseiten; sie versprechen keine Interaktion, wenn keine Bedienoberfläche vorhanden ist.</w:t>
+      </w:r>
+    </w:p>
+    <w:p>
+      <w:r>
+        <w:t>Methode</w:t>
+      </w:r>
+    </w:p>
+    <w:p>
+      <w:r>
+        <w:t>WÖk-ID-Browser</w:t>
+      </w:r>
+    </w:p>
+    <w:p>
+      <w:r>
+        <w:t>Wirkungsindikatoren, Quellen, SDG-Bezüge, Datenqualität und Versionen nachvollziehbar ordnen.</w:t>
+      </w:r>
+    </w:p>
+    <w:p>
+      <w:r>
+        <w:t>Methodik</w:t>
+      </w:r>
+    </w:p>
+    <w:p>
+      <w:r>
+        <w:t>Scorecard-Generator</w:t>
+      </w:r>
+    </w:p>
+    <w:p>
+      <w:r>
+        <w:t>Aus WÖk-IDs, Benchmarks und Datenqualität eine prüfbare Bewertungsoberfläche ableiten.</w:t>
+      </w:r>
+    </w:p>
+    <w:p>
+      <w:pPr>
+        <w:pStyle w:val="Heading3"/>
+      </w:pPr>
+      <w:r>
+        <w:t>Quellenanker: Wirkungsökonomie · T-SROI · https://wirkungsoekonomie.de/werkzeuge/impact-controlling/t-sroi/ · Druckdatum: 24.05.2026</w:t>
+      </w:r>
+    </w:p>
+    <w:p>
+      <w:r>
+        <w:t>Interne Quelle: werkzeuge/impact-controlling/t-sroi/index.html</w:t>
+      </w:r>
+    </w:p>
+    <w:p>
+      <w:r>
+        <w:t>Methodenregister</w:t>
+      </w:r>
+    </w:p>
+    <w:p>
+      <w:r>
+        <w:t>Transformational Social Return on Investment.</w:t>
+      </w:r>
+    </w:p>
+    <w:p>
+      <w:r>
+        <w:t>T-SROI bewertet finanzielle, soziale, ökologische und systemische Transformationswirkung im Verhältnis zum Ressourceneinsatz.</w:t>
+      </w:r>
+    </w:p>
+    <w:p>
+      <w:r>
+        <w:t>Onlinefassung</w:t>
+      </w:r>
+    </w:p>
+    <w:p>
+      <w:r>
+        <w:t>Du liest die Onlinefassung</w:t>
+      </w:r>
+    </w:p>
+    <w:p>
+      <w:r>
+        <w:t>Diese Seite ist der öffentliche Einstieg in die Methodik. Vertiefungen, Downloads und Arbeitsmaterial stehen weiter unten gesammelt bereit.</w:t>
+      </w:r>
+    </w:p>
+    <w:p>
+      <w:r>
+        <w:t>Funktion</w:t>
+      </w:r>
+    </w:p>
+    <w:p>
+      <w:r>
+        <w:t>Was es leistet #</w:t>
+      </w:r>
+    </w:p>
+    <w:p>
+      <w:r>
+        <w:t>T-SROI bewertet finanzielle, soziale, ökologische und systemische Transformationswirkung im Verhältnis zum Ressourceneinsatz.</w:t>
+      </w:r>
+    </w:p>
+    <w:p>
+      <w:r>
+        <w:t>Anwendung</w:t>
+      </w:r>
+    </w:p>
+    <w:p>
+      <w:r>
+        <w:t>Angewendet in #</w:t>
+      </w:r>
+    </w:p>
+    <w:p>
+      <w:r>
+        <w:t>Impact Controlling, Produkte &amp; Konsum, Wirtschaft &amp; Unternehmen, Lieferketten und öffentlichen Steuerungsfragen.</w:t>
+      </w:r>
+    </w:p>
+    <w:p>
+      <w:r>
+        <w:t>Grenze</w:t>
+      </w:r>
+    </w:p>
+    <w:p>
+      <w:r>
+        <w:t>Nicht als Schönrechnung #</w:t>
+      </w:r>
+    </w:p>
+    <w:p>
+      <w:r>
+        <w:t>Das Werkzeug darf negative Wirkung, Datenlücken oder rote Linien nicht verdecken.</w:t>
+      </w:r>
+    </w:p>
+    <w:p>
+      <w:r>
+        <w:t>Methodenpapier</w:t>
+      </w:r>
+    </w:p>
+    <w:p>
+      <w:r>
+        <w:t>Ausführliches Methodenpapier #</w:t>
+      </w:r>
+    </w:p>
+    <w:p>
+      <w:r>
+        <w:t>Die kurze Toolseite bleibt Einstieg. Das Methodenpapier ist die ausführliche fachliche Grundlage mit DOCX- und PDF-Download.</w:t>
+      </w:r>
+    </w:p>
+    <w:p>
+      <w:r>
+        <w:t>Methodenpapier 23</w:t>
+      </w:r>
+    </w:p>
+    <w:p>
+      <w:r>
+        <w:t>T-SROI und Impact Controlling</w:t>
+      </w:r>
+    </w:p>
+    <w:p>
+      <w:r>
+        <w:t>Transformational Social Return on Investment als Steuerungsinstrument für systemische Wirkung</w:t>
+      </w:r>
+    </w:p>
+    <w:p>
+      <w:r>
+        <w:t>Methoden &amp; Werkzeuge</w:t>
+      </w:r>
+    </w:p>
+    <w:p>
+      <w:r>
+        <w:t>Werkzeuge in diesem Bereich #</w:t>
+      </w:r>
+    </w:p>
+    <w:p>
+      <w:r>
+        <w:t>Impact Controlling ist der Methodenrahmen. Interaktive Rechner werden als Rechner bezeichnet; statische Zielseiten führen als Methodik oder Dossier weiter.</w:t>
+      </w:r>
+    </w:p>
+    <w:p>
+      <w:r>
+        <w:t>Bewertungsmethode</w:t>
+      </w:r>
+    </w:p>
+    <w:p>
+      <w:r>
+        <w:t>T-SROI</w:t>
+      </w:r>
+    </w:p>
+    <w:p>
+      <w:r>
+        <w:t>Transformational Social Return on Investment bewertet finanzielle, soziale, ökologische und systemische Transformationswirkung.</w:t>
+      </w:r>
+    </w:p>
+    <w:p>
+      <w:r>
+        <w:t>Warum hier relevant? T-SROI übersetzt Investitionen, Prävention und Transformation in eine nachvollziehbare Wirkungsrendite.</w:t>
+      </w:r>
+    </w:p>
+    <w:p>
+      <w:r>
+        <w:t>Tool-Suite</w:t>
+      </w:r>
+    </w:p>
+    <w:p>
+      <w:r>
+        <w:t>Methoden in Werkzeuglogik übersetzen #</w:t>
+      </w:r>
+    </w:p>
+    <w:p>
+      <w:r>
+        <w:t>Die Methodenpapiere beschreiben die fachliche Logik. Die Karten führen zu Methodenseiten; sie versprechen keine Interaktion, wenn keine Bedienoberfläche vorhanden ist.</w:t>
+      </w:r>
+    </w:p>
+    <w:p>
+      <w:r>
+        <w:t>Methode</w:t>
+      </w:r>
+    </w:p>
+    <w:p>
+      <w:r>
+        <w:t>WÖk-ID-Browser</w:t>
+      </w:r>
+    </w:p>
+    <w:p>
+      <w:r>
+        <w:t>Wirkungsindikatoren, Quellen, SDG-Bezüge, Datenqualität und Versionen nachvollziehbar ordnen.</w:t>
+      </w:r>
+    </w:p>
+    <w:p>
+      <w:r>
+        <w:t>Methodik</w:t>
+      </w:r>
+    </w:p>
+    <w:p>
+      <w:r>
+        <w:t>Scorecard-Generator</w:t>
+      </w:r>
+    </w:p>
+    <w:p>
+      <w:r>
+        <w:t>Aus WÖk-IDs, Benchmarks und Datenqualität eine prüfbare Bewertungsoberfläche ableiten.</w:t>
+      </w:r>
+    </w:p>
+    <w:p>
+      <w:pPr>
+        <w:pStyle w:val="Heading3"/>
+      </w:pPr>
+      <w:r>
+        <w:t>Quellenanker: Wirkungsökonomie · Impact-of-Investment (IOI) · https://wirkungsoekonomie.de/werkzeuge/impact-controlling/dossiers/impact-of-investment/ · Druckdatum: 24.05.2026</w:t>
+      </w:r>
+    </w:p>
+    <w:p>
+      <w:r>
+        <w:t>Interne Quelle: werkzeuge/impact-controlling/dossiers/impact-of-investment/index.html</w:t>
+      </w:r>
+    </w:p>
+    <w:p>
+      <w:r>
+        <w:t>Einzeldossier · Impact Controlling</w:t>
+      </w:r>
+    </w:p>
+    <w:p>
+      <w:r>
+        <w:t>Kennzahl für positive Netto-Wirkung je investiertem Euro, Budget oder Kapitaleinsatz.</w:t>
+      </w:r>
+    </w:p>
+    <w:p>
+      <w:r>
+        <w:t>IOI verbindet NWI, Investitionssumme und Entscheidungsvorlage: Er zeigt, ob Kapital in reale Zustandsverbesserung übersetzt wird, ohne rote Linien, Datenqualität oder demokratische Abwägung zu ersetzen.</w:t>
+      </w:r>
+    </w:p>
+    <w:p>
+      <w:r>
+        <w:t>Onlinefassung</w:t>
+      </w:r>
+    </w:p>
+    <w:p>
+      <w:r>
+        <w:t>Du liest die Onlinefassung</w:t>
+      </w:r>
+    </w:p>
+    <w:p>
+      <w:r>
+        <w:t>Diese Seite ist der öffentliche Einstieg in die Methodik. Vertiefungen, Downloads und Arbeitsmaterial stehen weiter unten gesammelt bereit.</w:t>
+      </w:r>
+    </w:p>
+    <w:p>
+      <w:r>
+        <w:t>Definition</w:t>
+      </w:r>
+    </w:p>
+    <w:p>
+      <w:r>
+        <w:t>Warum nötig?</w:t>
+      </w:r>
+    </w:p>
+    <w:p>
+      <w:r>
+        <w:t>Anwendung</w:t>
+      </w:r>
+    </w:p>
+    <w:p>
+      <w:r>
+        <w:t>Wirkungsgrenzen</w:t>
+      </w:r>
+    </w:p>
+    <w:p>
+      <w:r>
+        <w:t>Definition #</w:t>
+      </w:r>
+    </w:p>
+    <w:p>
+      <w:r>
+        <w:t>IOI verbindet NWI, Investitionssumme und Entscheidungsvorlage: Er zeigt, ob Kapital in reale Zustandsverbesserung übersetzt wird, ohne rote Linien, Datenqualität oder demokratische Abwägung zu ersetzen.</w:t>
+      </w:r>
+    </w:p>
+    <w:p>
+      <w:r>
+        <w:t>Warum diese Methode nötig ist #</w:t>
+      </w:r>
+    </w:p>
+    <w:p>
+      <w:r>
+        <w:t>Wirkung bleibt ohne klare Methode unscharf. Dieses Dossier zeigt, wie Impact-of-Investment (IOI) in der Wirkungsökonomie dazu beiträgt, Zustandsveränderungen sichtbar, bewertbar und entscheidungsrelevant zu machen.</w:t>
+      </w:r>
+    </w:p>
+    <w:p>
+      <w:r>
+        <w:t>Anwendung #</w:t>
+      </w:r>
+    </w:p>
+    <w:p>
+      <w:r>
+        <w:t>Angewendet wird die Methode in Unternehmen, Produkten, Lieferketten, öffentlichen Haushalten, Wirkungsfeldern und Dossiers. Entscheidend ist der Kontext: Nicht jede Methode passt zu jedem Wirkungsproblem.</w:t>
+      </w:r>
+    </w:p>
+    <w:p>
+      <w:r>
+        <w:t>Wirkungsgrenzen und rote Linien #</w:t>
+      </w:r>
+    </w:p>
+    <w:p>
+      <w:r>
+        <w:t>Die Methode darf nicht so verwendet werden, dass schwere negative Wirkungen unsichtbar werden. Datenlücken, schwache Prüfstände und politische Zielkonflikte müssen erkennbar bleiben.</w:t>
+      </w:r>
+    </w:p>
+    <w:p>
+      <w:r>
+        <w:t>Grundlagen sind SDGs, SDG+, WÖk-IDs, CSRD/ESRS, GRI, NACE, verfügbare Produkt- und Organisationsdaten sowie die Online-Buchanker. Die angekündigte Word-Datei wird erst verlinkt, sobald sie im Repository liegt.</w:t>
+      </w:r>
+    </w:p>
+    <w:p>
+      <w:r>
+        <w:t>Methoden &amp; Werkzeuge</w:t>
+      </w:r>
+    </w:p>
+    <w:p>
+      <w:r>
+        <w:t>Werkzeuge in diesem Bereich #</w:t>
+      </w:r>
+    </w:p>
+    <w:p>
+      <w:r>
+        <w:t>Impact Controlling ist der Methodenrahmen. Interaktive Rechner werden als Rechner bezeichnet; statische Zielseiten führen als Methodik oder Dossier weiter.</w:t>
+      </w:r>
+    </w:p>
+    <w:p>
+      <w:r>
+        <w:t>Investitionskennzahl</w:t>
+      </w:r>
+    </w:p>
+    <w:p>
+      <w:r>
+        <w:t>Impact-of-Investment (IOI)</w:t>
+      </w:r>
+    </w:p>
+    <w:p>
+      <w:r>
+        <w:t>IOI setzt positive Netto-Wirkung ins Verhältnis zum eingesetzten Kapital, Budget oder Investitionsvolumen.</w:t>
+      </w:r>
+    </w:p>
+    <w:p>
+      <w:r>
+        <w:t>Warum hier relevant? IOI zeigt, ob ein Euro nur finanzielle Aktivität auslöst oder belegbare positive Netto-Wirkung erzeugt.</w:t>
+      </w:r>
+    </w:p>
+    <w:p>
+      <w:r>
+        <w:t>Umsetzung</w:t>
+      </w:r>
+    </w:p>
+    <w:p>
+      <w:r>
+        <w:t>Politische Anschlussfähigkeit und Umsetzungsoptionen #</w:t>
+      </w:r>
+    </w:p>
+    <w:p>
+      <w:r>
+        <w:t>Die folgenden politischen Anforderungen beschreiben keinen fertigen Parteibeschluss. Sie markieren den notwendigen Rahmen, damit dieses Wirkungsfeld demokratisch, rechtsstaatlich und praktisch umgesetzt werden kann. Unterschiedliche Parteien können innerhalb dieses Rahmens verschiedene Wege wählen. Entscheidend ist, dass Wirkung sichtbar, überprüfbar, korrigierbar und grundrechtskonform bleibt.</w:t>
+      </w:r>
+    </w:p>
+    <w:p>
+      <w:r>
+        <w:t>Referenzrahmen</w:t>
+      </w:r>
+    </w:p>
+    <w:p>
+      <w:r>
+        <w:t>SDG-/SDG+-Bezug #</w:t>
+      </w:r>
+    </w:p>
+    <w:p>
+      <w:r>
+        <w:t>Relevante SDGs</w:t>
+      </w:r>
+    </w:p>
+    <w:p>
+      <w:r>
+        <w:t>Relevante SDG+-Dimensionen</w:t>
+      </w:r>
+    </w:p>
+    <w:p>
+      <w:r>
+        <w:t>Impact Controlling bewertet Wirkung nicht als automatisch positiv, sondern als tatsächliche Zustandsveränderung. Zielgröße ist positive Netto-Wirkung für Mensch, Planet und Demokratie.</w:t>
+      </w:r>
+    </w:p>
+    <w:p>
+      <w:r>
+        <w:t>SDG+ ist keine offizielle UN-Kategorie, sondern eine transparente Erweiterung der Wirkungsökonomie.</w:t>
+      </w:r>
+    </w:p>
+    <w:p>
+      <w:r>
+        <w:t>Online-Buch</w:t>
+      </w:r>
+    </w:p>
+    <w:p>
+      <w:r>
+        <w:t>Anker im Online-Buch #</w:t>
+      </w:r>
+    </w:p>
+    <w:p>
+      <w:pPr>
+        <w:pStyle w:val="Heading3"/>
+      </w:pPr>
+      <w:r>
+        <w:t>Quellenanker: Wirkungsökonomie · Einzeldossier T-SROI · https://wirkungsoekonomie.de/werkzeuge/impact-controlling/dossiers/t-sroi/ · Druckdatum: 24.05.2026</w:t>
+      </w:r>
+    </w:p>
+    <w:p>
+      <w:r>
+        <w:t>Interne Quelle: werkzeuge/impact-controlling/dossiers/t-sroi/index.html</w:t>
+      </w:r>
+    </w:p>
+    <w:p>
+      <w:r>
+        <w:t>Einzeldossier · Impact Controlling / T-SROI / NWI / WÖk-IDs / Scorecards</w:t>
+      </w:r>
+    </w:p>
+    <w:p>
+      <w:r>
+        <w:t>Transformational Social Return on Investment für Investitions-, Präventions- und Transformationswirkung.</w:t>
+      </w:r>
+    </w:p>
+    <w:p>
+      <w:r>
+        <w:t>Praxisfrage, Bewertungsweg, Datenquellen, Annahmen, politische Optionen, Werkzeugbezug und Grenzen.</w:t>
+      </w:r>
+    </w:p>
+    <w:p>
+      <w:r>
+        <w:t>Onlinefassung</w:t>
+      </w:r>
+    </w:p>
+    <w:p>
+      <w:r>
+        <w:t>Du liest die Onlinefassung</w:t>
+      </w:r>
+    </w:p>
+    <w:p>
+      <w:r>
+        <w:t>Du liest die Onlinefassung dieses Dossiers. Die Downloadfassung und die Druckfunktion findest du am Ende der Seite.</w:t>
+      </w:r>
+    </w:p>
+    <w:p>
+      <w:r>
+        <w:t>Praxisfrage</w:t>
+      </w:r>
+    </w:p>
+    <w:p>
+      <w:r>
+        <w:t>Fallbeispiel oder Anwendungsszenario</w:t>
+      </w:r>
+    </w:p>
+    <w:p>
+      <w:r>
+        <w:t>Berechnungs-/Bewertungslogik</w:t>
+      </w:r>
+    </w:p>
+    <w:p>
+      <w:r>
+        <w:t>Datenquellen und Vertrauensstufen</w:t>
+      </w:r>
+    </w:p>
+    <w:p>
+      <w:r>
+        <w:t>Annahmenbox</w:t>
+      </w:r>
+    </w:p>
+    <w:p>
+      <w:r>
+        <w:t>Beispielrechnung oder Bewertungsmatrix</w:t>
+      </w:r>
+    </w:p>
+    <w:p>
+      <w:r>
+        <w:t>Ergebnisinterpretation</w:t>
+      </w:r>
+    </w:p>
+    <w:p>
+      <w:r>
+        <w:t>Bedeutung für Akteur:innen</w:t>
+      </w:r>
+    </w:p>
+    <w:p>
+      <w:r>
+        <w:t>Politische Umsetzungsoptionen</w:t>
+      </w:r>
+    </w:p>
+    <w:p>
+      <w:r>
+        <w:t>Tool-/Rechnerbezug</w:t>
+      </w:r>
+    </w:p>
+    <w:p>
+      <w:r>
+        <w:t>Grenzen und Missbrauchsschutz</w:t>
+      </w:r>
+    </w:p>
+    <w:p>
+      <w:r>
+        <w:t>Download und Arbeitsmaterial</w:t>
+      </w:r>
+    </w:p>
+    <w:p>
+      <w:r>
+        <w:t>Praxisfrage #</w:t>
+      </w:r>
+    </w:p>
+    <w:p>
+      <w:r>
+        <w:t>Woran lässt sich im Alltag, in Daten oder in Entscheidungen erkennen, dass T-SROI Wirkung erzeugt, verdeckt oder verschiebt?</w:t>
+      </w:r>
+    </w:p>
+    <w:p>
+      <w:r>
+        <w:t>Fallbeispiel oder Anwendungsszenario #</w:t>
+      </w:r>
+    </w:p>
+    <w:p>
+      <w:r>
+        <w:t>Transformational Social Return on Investment für Investitions-, Präventions- und Transformationswirkung. Das Dossier nutzt ein modellhaftes Anwendungsszenario, um die praktische Bewertbarkeit zu zeigen, ohne eine amtliche Einstufung zu behaupten.</w:t>
+      </w:r>
+    </w:p>
+    <w:p>
+      <w:r>
+        <w:t>Berechnungs-/Bewertungslogik #</w:t>
+      </w:r>
+    </w:p>
+    <w:p>
+      <w:r>
+        <w:t>Die Bewertung folgt einem transparenten Pfad: Kontext bestimmen, relevante SDGs und SDG+-Dimensionen wählen, WÖk-IDs zuordnen, Datenquellen bewerten, Scorecard bilden, rote Linien prüfen und Ergebnis mit Unsicherheit ausweisen.</w:t>
+      </w:r>
+    </w:p>
+    <w:p>
+      <w:r>
+        <w:t>Datenquellen und Vertrauensstufen #</w:t>
+      </w:r>
+    </w:p>
+    <w:p>
+      <w:r>
+        <w:t>Vertrauensstufen reichen von geprüften Primärdaten über berichtete Organisationsdaten und öffentliche Statistik bis zu Schätzwerten. Jede Stufe muss sichtbar bleiben.</w:t>
+      </w:r>
+    </w:p>
+    <w:p>
+      <w:r>
+        <w:t>Annahmenbox #</w:t>
+      </w:r>
+    </w:p>
+    <w:p>
+      <w:r>
+        <w:t>Annahmen werden offen markiert: Bewertungszeitraum, Einheit, räumlicher Kontext, Datenlücken, Gewichtung, rote Linien und Unsicherheiten.</w:t>
+      </w:r>
+    </w:p>
+    <w:p>
+      <w:r>
+        <w:t>Beispielrechnung oder Bewertungsmatrix #</w:t>
+      </w:r>
+    </w:p>
+    <w:p>
+      <w:r>
+        <w:t>Die Matrix arbeitet mit Kernfeldern, Schwellen, Vertrauensstufen und Nicht-Kompensation. Ein positiver Wert in einem Feld hebt eine schwere negative Wirkung in einem anderen Feld nicht automatisch auf.</w:t>
+      </w:r>
+    </w:p>
+    <w:p>
+      <w:r>
+        <w:t>Ergebnisinterpretation #</w:t>
+      </w:r>
+    </w:p>
+    <w:p>
+      <w:r>
+        <w:t>Das Ergebnis ist eine Entscheidungsvorlage, keine moralische Endbewertung. Es zeigt, wo positive Netto-Wirkung wahrscheinlich ist, wo Risiken bestehen und wo Nachprüfung nötig bleibt.</w:t>
+      </w:r>
+    </w:p>
+    <w:p>
+      <w:r>
+        <w:t>Bedeutung für Akteur:innen #</w:t>
+      </w:r>
+    </w:p>
+    <w:p>
+      <w:r>
+        <w:t>Bürger:innen erhalten Verständlichkeit, Organisationen Steuerungswissen, Politik bessere Entscheidungsgrundlagen, Verwaltung Prüfpfade und Wissenschaft Anschlussfähigkeit an Daten und Methoden.</w:t>
+      </w:r>
+    </w:p>
+    <w:p>
+      <w:r>
+        <w:t>Politische Umsetzungsoptionen #</w:t>
+      </w:r>
+    </w:p>
+    <w:p>
+      <w:r>
+        <w:t>Möglich sind Marktanreize, Regulierung, Förderung, öffentliche Infrastruktur, kommunale Pilotierung, soziale Abfederung, Datenstandards, Beschaffung und Rechtsschutz. Die konkrete Gewichtung bleibt demokratisch.</w:t>
+      </w:r>
+    </w:p>
+    <w:p>
+      <w:r>
+        <w:t>Tool-/Rechnerbezug #</w:t>
+      </w:r>
+    </w:p>
+    <w:p>
+      <w:pPr>
+        <w:pStyle w:val="Heading3"/>
+      </w:pPr>
+      <w:r>
+        <w:t>Quellenanker: Inhalt</w:t>
+      </w:r>
+    </w:p>
+    <w:p>
+      <w:r>
+        <w:t>Interne Quelle: dokumente/whitepaper-t-sroi/index.html</w:t>
+      </w:r>
+    </w:p>
+    <w:p>
+      <w:r>
+        <w:t>Webfassung aus der gelieferten Originaldatei. Der Originaltext bleibt über die Originaldatei zitierbar.</w:t>
+      </w:r>
+    </w:p>
+    <w:p>
+      <w:r>
+        <w:t>Herunterladen</w:t>
+      </w:r>
+    </w:p>
+    <w:p>
+      <w:r>
+        <w:t>Metadaten</w:t>
+      </w:r>
+    </w:p>
+    <w:p>
+      <w:r>
+        <w:t>Diese Seite gehört zur lebenden Online-Referenzfassung 2026.2-live-reference. Die Source-Original-Fassung bleibt über Originaldatei und Importversion zitierfähig; begriffliche Präzisierungen, Reviewstatus und Aktualisierungen werden im Live-Reference-Changelog dokumentiert.</w:t>
+      </w:r>
+    </w:p>
+    <w:p>
+      <w:r>
+        <w:t>Importstatus</w:t>
+      </w:r>
+    </w:p>
+    <w:p>
+      <w:r>
+        <w:t>Diese Webfassung ist ein technischer Volltextimport. Layout, Fußnotenpositionen, komplexe Tabellen und eingebettete Grafiken können vom Original abweichen; die Originaldatei bleibt die zitierfähige Fassung.</w:t>
+      </w:r>
+    </w:p>
+    <w:p>
+      <w:r>
+        <w:t>Diskurs zu einzelnen Abschnitten wird in Phase 2 aktiviert; die Abschnitts- und Absatz-IDs sind vorbereitet.</w:t>
+      </w:r>
+    </w:p>
+    <w:p>
+      <w:r>
+        <w:t>Web-Volltext</w:t>
+      </w:r>
+    </w:p>
+    <w:p>
+      <w:r>
+        <w:t>Seite 1</w:t>
+      </w:r>
+    </w:p>
+    <w:p>
+      <w:r>
+        <w:t>© 2025 Natalie Weber. Stand 06.09.2025 1 Whitepaper T-SROI – Der neue Standard für Impact-Controlling in der Wirkungsökonomie 1. Executive Summary Die großen Herausforderungen unserer Zeit – Klimawandel, Ressourcenknappheit, soziale Ungleichheit und geopolitische Instabilität – verlangen nach einem neuen Kompass für Wirtschaft und Gesellschaft. Klassische Kennzahlen wie ROI (Return on Investment) oder NPV (Net Present Value) messen ausschließlich finanziellen Erfolg. Selbst moderne Ansätze wie ESG-Ratings oder der Social Return on Investment (SROI) bleiben unvollständig: Sie berücksichtigen zwar soziale und ökologische Faktoren, erfassen jedoch nicht die tieferliegende, transformative Wirkung eines Projekts oder einer Investition auf ganze Systeme. Hier setzt der T-SROI (Transformational Social Return on Investment) an. Er ist der neue Standard für Impact-Controlling, der finanzielle, soziale, ökologische und systemische Wirkungen integriert und diese entlang internationaler Benchmarks wie den SDGs, der EU-Taxonomie und den GRI-Standards bewertet. Während ROI die Frage beantwortet: „Lohnt sich die Investition finanziell?“, und SROI fragt: „Welchen gesellschaftlichen und ökologischen Nutzen erzeugt sie zusätzlich?“, geht T-SROI weiter und fragt: „Verändert diese Investition ganze Systeme im Sinne einer nachhaltigen, resilienten und gerechten Transformation?“ Der T-SROI ist damit nicht nur eine Kennzahl, sondern ein Steuerungsinstrument für die Wirkungsökonomie (WÖk). Er übersetzt Wirkung in eine nachvollziehbare, vergleichbare und messbare Größe, die Kapitalströme umlenkt – weg von reiner Gewinnorientierung, hin zu wirkungsorientiertem Handeln. Die Stärke des T-SROI liegt in seiner Praxisnähe und Skalierbarkeit: • Er kann auf einzelne Projekte (z. B. einen Agri-Solarpark), • auf Unternehmensstrategien (z. B. Umstellung auf Kreislaufwirtschaft), • oder ganze Branchen (z. B. Dekarbonisierung der Zementindustrie) angewendet werden. So wird Wirkung zur neuen Währung der Transformation.</w:t>
+      </w:r>
+    </w:p>
+    <w:p>
+      <w:r>
+        <w:t>Seite 2</w:t>
+      </w:r>
+    </w:p>
+    <w:p>
+      <w:r>
+        <w:t>© 2025 Natalie Weber. Stand 06.09.2025 2 2. Einleitung: Die Lücke in der Wirkungsmessung Wirtschaftliches Handeln wird traditionell an finanziellen Kennzahlen gemessen: Gewinn, Rendite, Return on Investment (ROI). Diese Indikatoren haben über Jahrzehnte Investitionen gesteuert und Kapitalallokationen geprägt. Doch sie erfassen nur einen Teil der Realität – den monetären Erfolg für das einzelne Unternehmen. Mit zunehmendem gesellschaftlichem Druck und globalen Herausforderungen entstanden ergänzende Instrumente wie CO2-Bilanzen, ESG-Ratings oder der Social Return on Investment (SROI). Sie sollten sicherstellen, dass nicht nur finanzielle, sondern auch soziale und ökologische Wirkungen sichtbar werden. Doch diese Ansätze stoßen an Grenzen: • ROI blendet externe Effekte aus und belohnt oft kurzfristige Gewinne zulasten langfristiger Nachhaltigkeit. • SROI erweitert die Perspektive, bleibt aber projektzentriert und kann systemische Wirkungen – wie den Beitrag zu Transformation, Resilienz oder globalen Nachhaltigkeitszielen – nicht vollständig abbilden. • ESG-Ratings beruhen häufig auf Selbstauskünften, sind nicht einheitlich standardisiert und bieten kaum Steuerungsimpulse. Die Folge: Trotz „grünem“ Reporting steigen CO2-Emissionen, Biodiversität geht verloren, Ungleichheit nimmt zu. Die Wirkungsmessung bleibt fragmentiert und unzureichend. Genau hier setzt der T-SROI (Transformational Social Return on Investment) an: • Er integriert finanzielle, soziale, ökologische und systemische Wirkungen. • Er bewertet Investitionen nicht nur nach ihrem direkten Output, sondern nach ihrem Beitrag zur Transformation im Sinne der SDGs. • Er übersetzt komplexe Wirkungszusammenhänge in eine klare Kennzahl, die Investoren, Unternehmen, Politik und Gesellschaft eine verlässliche Steuerungsgröße liefert. Damit schließt der T-SROI die entscheidende Lücke: Er macht sichtbar, ob eine Investition nicht nur rentabel ist, sondern ob sie unsere Gesellschaft in Richtung einer nachhaltigen, resilienten und gerechten Zukunft bewegt.</w:t>
+      </w:r>
+    </w:p>
+    <w:p>
+      <w:r>
+        <w:t>Seite 3</w:t>
+      </w:r>
+    </w:p>
+    <w:p>
+      <w:r>
+        <w:t>© 2025 Natalie Weber. Stand 06.09.2025 3 3. Vom Kapital zur Wirkung – ein Paradigmenwechsel 3. Der T-SROI – Konzept &amp; Methodik 3.1 Definition Der Transformational Social Return on Investment (T-SROI) ist ein Steuerungsinstrument, das den finanziellen Return mit sozialen, ökologischen und systemischen Wirkungen verknüpft. Er misst nicht nur Output (z. B. produzierte Energie, eingesparte Emissionen), sondern auch Outcome (gesellschaftliche Effekte) und Impact (transformativer Beitrag zur Erreichung der Sustainable Development Goals, SDGs). Im Unterschied zu ROI und SROI erfasst der T-SROI die echte Netto-Wirkung, indem nicht nur positive Effekte, sondern auch negative Wirkungen systematisch abgezogen werden. Darüber hinaus berücksichtigt er mit dem Multiplikator M die systemische Breitenwirkung: Er zeigt, ob eine Investition lediglich lokal wirkt oder ob sie ganze Lieferketten, Branchen oder Märkte transformiert. Dadurch wird der T-SROI zu einem Instrument, das Greenwashing verhindert, die SDGs als Referenzrahmen nutzt und Wirkung als zentrale Steuerungsgröße in Politik, Wirtschaft und Gesellschaft operationalisiert. 3.2 Die Berechnungslogik Der T-SROI folgt einer klaren Berechnungslogik, die Wirkung systematisch und nachvollziehbar quantifiziert. Ausgangspunkt ist die Formel: Damit wird die Netto-Wirkung einer Investition erfasst – also der Überschuss an gesellschaftlichem, ökologischem und systemischem Nutzen nach Abzug der verursachten Belastungen. Scorecard-Prinzip Um die Wirkungen zu erfassen, wird eine Scorecard angewendet. Sie bewertet eine Investition entlang verschiedener Wirkungsfelder wie Klima, Energie, Arbeit, Region, Biodiversität oder Gesellschaft. Jeder Scorecard-Baustein enthält: 1. Indikator – Was wird gemessen? (z. B. CO2-Einsparung, Anzahl geschaffener Jobs) 2. Benchmark – Welcher Zielwert ist maßgeblich? (z. B. EU-Taxonomie, SDG-Unterziel, nationale Standards)</w:t>
+      </w:r>
+    </w:p>
+    <w:p>
+      <w:r>
+        <w:t>Seite 4</w:t>
+      </w:r>
+    </w:p>
+    <w:p>
+      <w:r>
+        <w:t>© 2025 Natalie Weber. Stand 06.09.2025 4 3. Projektwert – Welche Wirkung erzielt das konkrete Projekt? 4. Wirkungspunkte – Verhältnis von Projektwert zu Benchmark (&amp;gt;1 = übertroffen, &amp;lt;1 = verfehlt) 5. Monetarisierung – Bewertung der Wirkung in € (z. B. CO2-Preis, Jobwert, Wert ökologischer Dienstleistungen) Die Summe dieser monetarisierten Wirkungen ergibt die Gesamtwirkung. Von dieser werden die Negativwirkungen abgezogen – beispielsweise Rohstoffverbrauch, soziale Konflikte oder Flächenkonkurrenz. Das Ergebnis ist die Netto-Wirkung, die durch die Investition erzielt wird. Erst auf dieser Grundlage wird der T-SROI berechnet. 3.3 Abgrenzung zu ROI und SROI Der T-SROI baut auf den bekannten Konzepten ROI und SROI auf, erweitert diese jedoch entscheidend. Die Entwicklung lässt sich als dreistufige Formel-Kaskade darstellen: 1. ROI (Return on Investment) → misst ausschließlich die finanzielle Rendite. 2. SROI (Social Return on Investment) → erweitert den ROI um monetarisierte gesellschaftliche und ökologische Edekte. 3. T-SROI (Transformational Social Return on Investment) → macht Transformation messbar, indem nicht nur Positives addiert, sondern auch Negativwirkungen systematisch abgezogen werden.</w:t>
+      </w:r>
+    </w:p>
+    <w:p>
+      <w:r>
+        <w:t>Seite 5</w:t>
+      </w:r>
+    </w:p>
+    <w:p>
+      <w:r>
+        <w:t>© 2025 Natalie Weber. Stand 06.09.2025 5 Vergleichstabelle Kennzahl Fokus Methodik Schwäche T-SROI-Vorteil ROI finanzielle Rendite Einnahmen vs. Investition blendet externe Effekte aus – SROI finanzielle + soziale/ökologische Effekte Addition monetarisierter Zusatznutzen Negativwirkungen oft ignoriert, Gefahr von Greenwashing – T-SROI Netto-Wirkung + Transformation Scorecard, Benchmarks, Abzug Negativwirkungen – zeigt echte Netto-Wirkung, verhindert Greenwashing, orientiert an SDGs 3.4 Vorteile des T-SROI Der T-SROI bietet im Vergleich zu klassischen Kennzahlen und bestehenden Nachhaltigkeitsansätzen eine Reihe von Vorteilen: • Ganzheitlich Erfasst finanzielle, soziale, ökologische und systemische Wirkungen in einer einzigen Kennzahl. • Netto-orientiert Durch den Abzug der Negativwirkungen wird die echte Netto-Wirkung sichtbar – kein Projekt kann sich allein durch positive Effekte „grünrechnen“. • Vergleichbar Durch die Orientierung an Benchmarks (z. B. SDGs, EU-Taxonomie, GRI-Standards) lassen sich Investitionen über Projekte, Branchen und Länder hinweg vergleichen. • Steuerungsfähig Der T-SROI ist nicht nur ein Reporting-Instrument, sondern eine operative Steuerungsgröße für Investitionen, Strategien und Förderprogramme. • Transformativ Mit dem Multiplikator M wird sichtbar, ob ein Projekt über seine unmittelbare Wirkung hinaus systemische Veränderungen in Lieferketten, Branchen oder Märkten auslöst.</w:t>
+      </w:r>
+    </w:p>
+    <w:p>
+      <w:r>
+        <w:t>Seite 6</w:t>
+      </w:r>
+    </w:p>
+    <w:p>
+      <w:r>
+        <w:t>© 2025 Natalie Weber. Stand 06.09.2025 6 • Zukunftssicher Der T-SROI integriert aktuelle regulatorische Anforderungen (CSRD, ESRS, EU-Taxonomie) und geht darüber hinaus – er ist anschlussfähig an künftige Standards. 3.5 Erweiterung: Multiplikator M für systemische Wirkung Die bisherige Formel des T-SROI erfasst die Netto-Wirkung eines Projekts: Dabei wird bislang implizit mit M = 1 gerechnet – also unterstellt, dass die Wirkung auf das Projekt selbst begrenzt bleibt. In der Realität entfalten viele Investitionen jedoch eine systemische Hebelwirkung, die weit über die Projektgrenzen hinausgeht. Erweiterte Formel • M = 1 → Wirkung bleibt lokal (nur das Projekt selbst). • M &amp;gt; 1 → Domino- oder Spillover-Effekte: Systemische Transformation: Lieferketten, Branchen oder Märkte verändern sich mit. • M &amp;lt; 1 → negative systemische Effekte (z. B. wenn ein Projekt andere nachhaltige Lösungen verdrängt oder Lock-in-Effekte erzeugt). Kriterien zur Bestimmung von M Der Multiplikator wird anhand einer Scorecard bewertet, die fünf zentrale Kriterien umfasst: 1. Lieferkettentransfer – Stellen Zulieferer und Partner ebenfalls um? 2. Branchendurchdringung – Verändert das Projekt Standards in der Branche? 3. Politische Hebel – Setzt die Investition regulatorische Impulse? 4. Skalierbarkeit – Lässt sich das Modell auf andere Regionen oder Märkte übertragen? 5. Gesellschaftliche Akzeptanz – Wird das Modell von Bürger:innen und Stakeholdern getragen?</w:t>
+      </w:r>
+    </w:p>
+    <w:p>
+      <w:r>
+        <w:t>Seite 7</w:t>
+      </w:r>
+    </w:p>
+    <w:p>
+      <w:r>
+        <w:t>© 2025 Natalie Weber. Stand 06.09.2025 7 Messlogik Jedes erfüllte Kriterium erhöht M um einen Bruchteil. Ein mögliches Raster: • 0 erfüllte Kriterien → M = 1,0 • 3 erfüllte Kriterien → M = 1,3 • alle 5 Kriterien → M = 1,5 (bis max. 2,0 bei besonders starker Wirkung) Beispiele • Agri-Solarpark: Lokale Landwirte übernehmen die Idee → M ≈ 1,1 • Kreislaufwirtschaft: Lieferkette passt sich an, neue Geschäftsmodelle entstehen → M ≈ 1,3–1,5 • Zement/Wasserstod: Branchenstandard, regulatorische Anpassung → M ≈ 1,5–2,0 Damit wird der Multiplikator M zur Messgröße für die systemische Breitenwirkung einer Investition – und ergänzt die Netto-Betrachtung um die Dimension der Transformation ganzer Systeme. • Der Abzug der Negativwirkungen stellt die Ehrlichkeit her. • Der Multiplikator M zeigt die systemische Hebelwirkung. • Beides zusammen macht den T-SROI zum Instrument echter Transformation. 3.6 Vorteile des T-SROI • Ganzheitlich: Erfasst Wirkung in allen Dimensionen (ökonomisch, sozial, ökologisch, systemisch). • Vergleichbar: Benchmarks (SDGs, EU-Taxonomie) schaffen einheitliche Maßstäbe. • Steuerungsfähig: Eignet sich für Investitionsentscheidungen, Unternehmensstrategien und politische Programme. • Zukunftssicher: Macht sichtbar, ob Projekte wirklich transformativ sind oder nur „grün gewaschen“.</w:t>
+      </w:r>
+    </w:p>
+    <w:p>
+      <w:r>
+        <w:t>Seite 8</w:t>
+      </w:r>
+    </w:p>
+    <w:p>
+      <w:r>
+        <w:t>© 2025 Natalie Weber. Stand 06.09.2025 8 4. Integration in die Wirkungsökonomie (WÖk) Die Wirkungsökonomie (WÖk) definiert Wirkung als zentrale Steuerungsgröße – nicht Gewinn oder Kapital. Der T-SROI ist das operative Instrument, das diese Wirkung in konkrete, überprüfbare und vergleichbare Kennzahlen übersetzt. 4.1 Warum der T-SROI unverzichtbar ist • Fehlsteuerung durch Kapitalorientierung: Klassischer ROI bewertet nur die finanzielle Rendite. Er kann deshalb Projekte belohnen, die zwar profitabel sind, aber gleichzeitig ökologische oder soziale Schäden verursachen. • Grenzen des SROI: Der Social Return on Investment (SROI) berücksichtigt zwar zusätzliche gesellschaftliche und ökologische Effekte, ignoriert jedoch in vielen Fällen negative Wirkungen. Dadurch besteht die Gefahr von Greenwashing. • T-SROI schadt Transparenz: Durch den Abzug der Negativwirkungen wird die echte Netto-Wirkung sichtbar. Das unterscheidet ihn fundamental von allen bisherigen Kennzahlen. 4.2 Verbindung zu globalen Standards Der T-SROI ist anschlussfähig an etablierte internationale Rahmenwerke: • SDGs: Der T-SROI misst den Beitrag von Projekten zu den 17 globalen Nachhaltigkeitszielen und ihren Unterzielen. • EU-Taxonomie: Die technischen Kriterien für nachhaltige Investitionen fließen als Benchmarks in die Scorecards ein. • CSRD/GRI/ESRS: Berichtspflichten können über den T-SROI ergänzt werden, sodass neben Finanzkennzahlen auch Wirkungskennzahlen vergleichbar werden. • ISO/ILO-Normen: Standards für Qualität, Arbeit und Menschenrechte bieten zusätzliche Orientierungspunkte. Damit ist der T-SROI nicht nur ein eigenständiges Instrument, sondern auch eine Klammer, die bestehende Standards zusammenführt und in eine Steuerungslogik überführt.</w:t>
+      </w:r>
+    </w:p>
+    <w:p>
+      <w:r>
+        <w:t>Seite 9</w:t>
+      </w:r>
+    </w:p>
+    <w:p>
+      <w:r>
+        <w:t>© 2025 Natalie Weber. Stand 06.09.2025 9 4.3 Steuerung in Politik, Wirtschaft und Gesellschaft • Politik o Gestaltung einer Wirkungssteuer (WUStG), bei der Steuersätze an den T-SROI gekoppelt sind: Hohe Netto-Wirkung = niedrigere Steuerlast, geringe oder negative Wirkung = höhere Steuerlast. o Priorisierung von Förderprogrammen nach T-SROI-Werten: Investitionen mit hoher systemischer Wirkung werden bevorzugt unterstützt. o Evaluierung der Wirksamkeit politischer Maßnahmen anhand aggregierter T-SROI-Daten. • Unternehmen o Investitionen und Projekte werden nicht nur nach ROI, sondern nach T-SROI priorisiert. o Strategien können über ein T-SROI-Portfolio gesteuert werden: Welche Geschäftsfelder bringen den größten transformativen Beitrag? o Integration in das Pflicht-Reporting (CSRD/GRI), aber mit stärkerem Fokus auf Transformation statt nur Compliance. • Finanzmarkt o Banken und Investoren können T-SROI als Risikomaßstab nutzen: Projekte mit niedriger Netto-Wirkung oder ohne systemischen Hebel gelten als riskanter. o Kreditkonditionen (Zinsaufschläge oder -rabatte) können an T-SROI-Werte gekoppelt werden. o Impact-Investment-Fonds können T-SROI nutzen, um ihre Wirkungsmessung zu standardisieren und international vergleichbar zu machen. • Gesellschaft &amp; Bürger:innen o Einführung eines T-SROI-Labels: Verbraucher:innen erkennen auf einen Blick, welche Produkte oder Unternehmen tatsächlich transformativ wirken. o Kommunale Beteiligungsprojekte können T-SROI-basiert bewertet werden, sodass die Bevölkerung transparente Entscheidungen nachvollziehen kann. o Stärkung des Vertrauens: Wenn Wirkung messbar wird, erhöht das die Legitimität von Transformationsprozessen.</w:t>
+      </w:r>
+    </w:p>
+    <w:p>
+      <w:r>
+        <w:t>Seite 10</w:t>
+      </w:r>
+    </w:p>
+    <w:p>
+      <w:r>
+        <w:t>© 2025 Natalie Weber. Stand 06.09.2025 10 4.4 Der systemische Mehrwert durch den Multiplikator M Ein Alleinstellungsmerkmal des T-SROI ist der Multiplikator M. Er macht sichtbar, ob eine Investition nur lokal wirkt (M = 1) oder ob sie ganze Lieferketten, Branchen oder Märkte transformiert (M &amp;gt; 1). • Lokale Wirkung (M = 1): Wirkung bleibt auf das Projekt beschränkt, z. B. ein einzelner Solarpark ohne Spillover-Effekte. • Systemische Wirkung (M &amp;gt; 1): Domino- oder Spillover-Effekte treten ein, z. B. eine Kreislaufwirtschaftsinitiative zwingt Zulieferer zur Anpassung. • Negative systemische Wirkung (M &amp;lt; 1): Lock-in in nicht zukunftsfähige Technologien, die Transformation verhindern oder verzögern. So wird Transformation erstmals messbar und steuerbar: • Politische Entscheidungsträger:innen können Fördermittel gezielt in Projekte mit hohem M-Wert lenken. • Unternehmen können ihr Geschäftsmodell danach bewerten, ob es nur isolierte Effekte erzielt oder ganze Branchen verändert. • Bürger:innen und Finanzmärkte erhalten Transparenz darüber, welche Investitionen langfristig tragfähig sind. 4.5 Governance: Der Wirkungsrat Damit Benchmarks und Scorecards nicht politisch verzerrt werden, braucht es eine unabhängige Institution: den Wirkungsrat. • Zusammensetzung: Wissenschaft, Wirtschaft, Zivilgesellschaft. • Aufgabe: Pflege und Weiterentwicklung des Indikatorenregisters, Überprüfung von Benchmarks, Veröffentlichung transparenter Bewertungen. • Prinzipien: Wissenschaftlichkeit, Unabhängigkeit, Transparenz. Der Wirkungsrat sorgt dafür, dass die Anwendung des T-SROI objektiv, nachvollziehbar und legitim bleibt – und stellt sicher, dass die Wirkungsmessung nicht selbst zum Instrument politischer Willkür wird.</w:t>
+      </w:r>
+    </w:p>
+    <w:p>
+      <w:r>
+        <w:t>Seite 11</w:t>
+      </w:r>
+    </w:p>
+    <w:p>
+      <w:r>
+        <w:t>© 2025 Natalie Weber. Stand 06.09.2025 11 5. Praxisbeispiele 5.1 Agri-Solarpark Ausgangslage Ein Unternehmen investiert 50 Mio. € in den Bau eines Agri-Solarparks mit 100 ha Fläche. Davon sind 70 ha mit Solarmodulen bestückt, 30 ha bleiben landwirtschaftlich nutzbar. Der Park produziert jährlich 150 GWh Strom, spart 90.000 t CO2 ein und schafft 25 dauerhafte Arbeitsplätze. Zusätzlich werden Blühstreifen und Biodiversitätsmaßnahmen umgesetzt. Wirkungsfeld Indikator Benchmark Quelle Benchmark Projektwert Datenquelle / Herleitung Wirkungspunkte Monetarisierung (Ansatz) Wirkung in € Klima CO2-Reduktion (t/Jahr) 500.000 EU-Taxonomie Industrie, SDG 13 600.000 Substitution fossiler BrennstoLe 1,20 100 €/t CO2 (UBA) 600 Mio. € Energie Anteil erneuerbarer Energie (%) 70 % EU-Klimaziele 2030 100 % Brennöfen auf H2 1,43 20 €/MWh Zusatznutzen 40 Mio. € Innovation Neue Technologien (TRL-Level) 1 IPCC, SDG 9 2 Pilotcharakter, Vorreiterrolle 2,0 50 Mio. € Innovationswert 100 Mio. € Arbeit Dauerhafte Jobs gesichert 1.000 ILO, SDG 8.5 1.200 Standorterhalt 1,20 40.000 €/Job/Jahr 80 Mio. € Region Lokale Wertschöpfung (%) 40 % Industriecluster DE 50 % Zulieferer, Service 1,25 2 Mio. €/Jahr 30 Mio. € Gesellschaft Akzeptanz &amp; Legitimität 70 % Zustimmung SDG 16 85 % Bürgerdialog 1,21 10 Mio. € 12 Mio. € Summe positiv – – – – – – – 862 Mio. € Negativwirkungen Hoher Energiebedarf, H2-Knappheit – Literatur H2-Industrie – Pauschal –50 Mio. € – –50 Mio. € –50 Mio. € Netto-Wirkung – – – – – – – 812 Mio. € ROI, SROI, T-SROI und T-SROI×M Kennzahl Formel Wert ROI (150 – 50) / 50 2,0 SROI (365 – 50) / 50 5,3 T-SROI (380 – 50) / 50 6,6 T-SROI × M (380 × 1,1 – 50) / 50 7,9 (hier: M = 1,1, da der Solarpark regionale Landwirtschaft mitzieht und dadurch einen Domino-EAekt entfaltet) Interpretation • ROI (2,0): Projekt ist finanziell tragfähig. • SROI (5,3): Sozial-ökologische Effekte vervielfachen den Nutzen. • T-SROI (6,6): Nach Abzug von Negativwirkungen sichtbar, dass die Netto-Wirkung stark bleibt. • T-SROI × M (7,9): Durch den systemischen Effekt (Landwirte in der Region stellen ebenfalls um) wird die Wirkung noch einmal verstärkt – das Projekt wirkt transformativ in die Breite.</w:t>
+      </w:r>
+    </w:p>
+    <w:p>
+      <w:r>
+        <w:t>Seite 12</w:t>
+      </w:r>
+    </w:p>
+    <w:p>
+      <w:r>
+        <w:t>© 2025 Natalie Weber. Stand 06.09.2025 12 5.2 Umstellung auf Kreislaufwirtschaft Ausgangslage Ein Produktionsunternehmen investiert 30 Mio. €, um seine Lieferkette konsequent auf Kreislaufwirtschaft umzustellen. Dazu gehören Rücknahmesysteme, Recycling, Materialeinsparungen und neue Geschäftsmodelle (z. B. Produkt-Service-Systeme). Wirkungsfeld Indikator Benchmark Quelle Benchmark Projektwert Datenquelle / Herleitung Wirkungspunkte Monetarisierung (Ansatz) Wirkung in € RessourceneLizienz Materialeinsparung (%) 20 % EU Circular Economy Action Plan, SDG 12.2 25 % StoLstromanalyse, Erfahrungswerte Kreislaufprojekte 1,25 500 €/t Material (durchschn. RohstoLkosten) 120 Mio. € Abfallvermeidung Abfallreduktion (t/Jahr) 10.000 EU-Abfallrahmenrichtlinie, SDG 12.5 12.000 Produktionsabfälle vorher/nachher 1,20 200 €/t (Entsorgungskosten + externe Schäden) 36 Mio. € CO2-Reduktion Emissionen (t/Jahr) 15.000 EU-Taxonomie Industrie-Standards 18.000 Energie-/Prozessumstellung 1,20 100 €/t CO2 (UBA) 27 Mio. € Innovation Neue Geschäftsmodelle 2 Ellen MacArthur Foundation, SDG 9 3 Einführung Produkt-Service-Systeme, Leasing 1,5 5 Mio. €/Modell 15 Mio. € Arbeit Dauerhafte Jobs 50 ILO, SDG 8.5 60 Rücknahmelogistik, Recyclingbetrieb 1,20 40.000 €/Job/Jahr (BIP pro Kopf) 36 Mio. € Region Lokale Wertschöpfung (%) 40 % DGRV/Bürgerbeteiligung, SDG 11 50 % Lokale Recyclingfirmen 1,25 1 Mio. €/Jahr 15 Mio. € Summe positiv – – – – – – – 249 Mio. € Negativwirkungen Investitionsrisiken, Übergangskosten – Literatur Transformationsprojekte – Pauschale Schätzung – –10 Mio. € –10 Mio. € Netto-Wirkung – – – – – – – 239 Mio. € ROI, SROI, T-SROI und T-SROI×M Kennzahl Formel Wert ROI (200 – 100) / 100 1,0–2,0 SROI (862 – 100) / 100 7,6 T-SROI (812 – 100) / 100 7,1 T-SROI × M (812 × 1,6 – 100) / 100 12,0 (M = 1,6, da das Projekt Branchenstandards setzt und regulatorische Impulse auslöst.) Interpretation • ROI (2,0): Finanziell attraktiv. • SROI (7,6): Zusätzliche soziale und ökologische Effekte stark. • T-SROI (7,1): Nach Abzug von Negativwirkungen bleibt hohe Netto-Wirkung. • T-SROI×M (12,0): Durch die systemische Hebelwirkung (Lieferanten &amp; neue Geschäftsmodelle) besonders transformativ.</w:t>
+      </w:r>
+    </w:p>
+    <w:p>
+      <w:r>
+        <w:t>Seite 13</w:t>
+      </w:r>
+    </w:p>
+    <w:p>
+      <w:r>
+        <w:t>© 2025 Natalie Weber. Stand 06.09.2025 13 Hier zum Vergleich die drei Praxisbeispiele mit allen drei Kurven (ROI, SROI, T-SROI) nebeneinander. Interpretation der Praxisbeispiele • Agri-Solarpark o ROI (linear): stabil durch kontinuierliche Stromerlöse. o SROI (leicht progressiv): zusätzliche Wirkung durch CO2-Einsparung, Biodiversität und Jobs. o T-SROI (stärker progressiv): Netto-Wirkung nach Abzug von Rohsto`- und Flächenbelastungen bleibt hoch. o T-SROI×M (deutlich progressiv): M ≈ 1,1, da Landwirte in der Region nachziehen. Systemische Wirkung, aber begrenzt regional. • Kreislaufwirtschaft o ROI (linear): finanzielle Einsparungen durch Ressourceneffizienz. o SROI (stärker gebogen): zusätzliche Effekte durch Abfallvermeidung, CO2-Reduktion, neue Geschäftsmodelle. o T-SROI (noch stärker gebogen): Netto-Wirkung bleibt sehr hoch, da wenige Negativwirkungen. o T-SROI×M (fast exponentiell): M ≈ 1,4, da Lieferketten nachziehen und ganze Branchen sich anpassen. Transformationshebel sichtbar. • Zement/Wasserstod o ROI (flach/linear): knapp rentabel, stark abhängig von Energiepreisen. o SROI (hoch, leicht gebogen): massiver Klimanutzen durch CO2-Einsparung. o T-SROI (stark gebogen): trotz hohem Energiebedarf bleibt die Netto-Wirkung sehr hoch. o T-SROI×M (exponentiell): M ≈ 1,6, da die Technologie Branchenstandards setzt und regulatorische Impulse auslöst. Domino-Effekt für die gesamte Industrie.</w:t>
+      </w:r>
+    </w:p>
+    <w:p>
+      <w:r>
+        <w:t>Seite 14</w:t>
+      </w:r>
+    </w:p>
+    <w:p>
+      <w:r>
+        <w:t>© 2025 Natalie Weber. Stand 06.09.2025 14 6. Anwendung und Skalierung des T-SROI Der T-SROI entfaltet seine volle Wirkung erst, wenn er nicht nur in Einzelfällen berechnet, sondern systematisch in Unternehmen, Politik, Finanzmarkt und Gesellschaft eingesetzt wird. Er wird damit vom Messinstrument zum Steuerungsinstrument für Transformation. 6.1 Unternehmenssteuerung Unternehmen können den T-SROI als zentrale Kennzahl für ihre Investitionsentscheidungen, Strategieentwicklung und Portfoliosteuerung nutzen. • In der Projektbewertung ersetzt der T-SROI die rein finanzielle ROI-Perspektive durch eine ganzheitliche Betrachtung von Wirkung und Transformation. • In der strategischen Steuerung erlaubt der T-SROI-Portfolioansatz die Priorisierung der Geschäftsfelder, die den größten transformativen Beitrag leisten. • Im Reporting ist der T-SROI anschlussfähig an bestehende Standards wie CSRD, GRI und ESRS, geht aber darüber hinaus, indem er nicht nur Berichtspflichten erfüllt, sondern Steuerungsimpulse setzt. 6.2 Politik und Regulierung Auch die Politik kann den T-SROI als Steuerungsinstrument nutzen, um Investitionen gezielt in Richtung Transformation zu lenken. • Eine Wirkungssteuer (WUStG) könnte Steuerlasten an den T-SROI koppeln: Hohe Werte senken die Abgaben, geringe oder negative Werte erhöhen sie. • Förderprogramme können nach T-SROI-Werten priorisiert werden: Projekte mit hoher Netto- und systemischer Wirkung werden bevorzugt unterstützt. • Die ödentliche Beschadung kann den T-SROI als Auswahlkriterium nutzen, um staatliche Mittel wirksam einzusetzen. 6.3 Finanzmarkt Der Finanzmarkt ist ein zentraler Hebel für Skalierung. • Banken können Kreditkonditionen an T-SROI-Werte knüpfen: Projekte mit hoher Netto-Wirkung gelten als risikoärmer und erhalten günstigere Zinsen. • Investoren können den T-SROI nutzen, um Impact-Investments vergleichbar zu machen und Greenwashing zu vermeiden. • Rating-Agenturen könnten T-SROI-Werte als Teil ihrer Bonitäts- und Nachhaltigkeitsbewertungen einführen.</w:t>
+      </w:r>
+    </w:p>
+    <w:p>
+      <w:r>
+        <w:t>Seite 15</w:t>
+      </w:r>
+    </w:p>
+    <w:p>
+      <w:pPr>
+        <w:pStyle w:val="Heading3"/>
+      </w:pPr>
+      <w:r>
+        <w:t>Quellenanker: Wirkungsökonomie · T-SROI für Präventions- und Gesundheitsinvestitionen · https://wirkungsoekonomie.de/wirkungsfelder/gesundheit-pflege/tools/t-sroi-praevention-gesundheitsinvestitionen/ · Druckdatum: 2026-05-24</w:t>
+      </w:r>
+    </w:p>
+    <w:p>
+      <w:r>
+        <w:t>Interne Quelle: wirkungsfelder/gesundheit-pflege/tools/t-sroi-praevention-gesundheitsinvestitionen/index.html</w:t>
+      </w:r>
+    </w:p>
+    <w:p>
+      <w:r>
+        <w:t>Methode</w:t>
+      </w:r>
+    </w:p>
+    <w:p>
+      <w:r>
+        <w:t>Bewertet Transformationsnutzen über vermiedene Schäden, Resilienz, Teilhabe und Folgekosten.</w:t>
+      </w:r>
+    </w:p>
+    <w:p>
+      <w:r>
+        <w:t>Modellhafte Methodenseite. Keine medizinische Beratung, keine Diagnostik, keine Rechts- oder Förderberatung und keine Personenbewertung.</w:t>
+      </w:r>
+    </w:p>
+    <w:p>
+      <w:r>
+        <w:t>Schutzgrenze</w:t>
+      </w:r>
+    </w:p>
+    <w:p>
+      <w:r>
+        <w:t>Strukturen bewerten, nicht Menschen.</w:t>
+      </w:r>
+    </w:p>
+    <w:p>
+      <w:r>
+        <w:t>Die Methode betrachtet Programme, Räume, Organisationen oder politische Maßnahmen. Gesundheitsdaten brauchen Datenschutz, Zweckbindung und Korrekturwege.</w:t>
+      </w:r>
+    </w:p>
+    <w:p>
+      <w:r>
+        <w:t>Methodik: Gesundheitswirkungs-Tool-Suite</w:t>
+      </w:r>
+    </w:p>
+    <w:p>
+      <w:r>
+        <w:t>Zweck</w:t>
+      </w:r>
+    </w:p>
+    <w:p>
+      <w:r>
+        <w:t>Module</w:t>
+      </w:r>
+    </w:p>
+    <w:p>
+      <w:r>
+        <w:t>Gesundheitswirkungscheck</w:t>
+      </w:r>
+    </w:p>
+    <w:p>
+      <w:r>
+        <w:t>Präventionswirkungsrechner</w:t>
+      </w:r>
+    </w:p>
+    <w:p>
+      <w:r>
+        <w:t>Pflegewirkungscheck</w:t>
+      </w:r>
+    </w:p>
+    <w:p>
+      <w:r>
+        <w:t>Kommunaler Gesundheitsraum-Check</w:t>
+      </w:r>
+    </w:p>
+    <w:p>
+      <w:r>
+        <w:t>Mental-Health-Reflexionstool (nicht-diagnostisch)</w:t>
+      </w:r>
+    </w:p>
+    <w:p>
+      <w:r>
+        <w:t>One-Health-Score</w:t>
+      </w:r>
+    </w:p>
+    <w:p>
+      <w:r>
+        <w:t>Gesundheitsdatenraum-/Privacy-by-Design-Check</w:t>
+      </w:r>
+    </w:p>
+    <w:p>
+      <w:r>
+        <w:t>Grundformel Präventionswirkung</w:t>
+      </w:r>
+    </w:p>
+    <w:p>
+      <w:r>
+        <w:t>Eingaben</w:t>
+      </w:r>
+    </w:p>
+    <w:p>
+      <w:r>
+        <w:t>Ergebnisdarstellung</w:t>
+      </w:r>
+    </w:p>
+    <w:p>
+      <w:r>
+        <w:t>Datenschutz und Schutzgrenzen</w:t>
+      </w:r>
+    </w:p>
+    <w:p>
+      <w:r>
+        <w:t>Verlinkungen</w:t>
+      </w:r>
+    </w:p>
+    <w:p>
+      <w:r>
+        <w:t>Methodik lesen #</w:t>
+      </w:r>
+    </w:p>
+    <w:p>
+      <w:r>
+        <w:t>Methodik: Gesundheitswirkungs-Tool-Suite #</w:t>
+      </w:r>
+    </w:p>
+    <w:p>
+      <w:r>
+        <w:t>Autorin: Natalie Weber Referenz: Wirkungsökonomie Modellhafte Fassung Stand: 24. Mai 2026 #</w:t>
+      </w:r>
+    </w:p>
+    <w:p>
+      <w:r>
+        <w:t>Zweck #</w:t>
+      </w:r>
+    </w:p>
+    <w:p>
+      <w:r>
+        <w:t>Die Tool-Suite macht Gesundheitswirkung auf Ebene von Programmen, Räumen, Institutionen und politischen Maßnahmen sichtbar. Sie ist keine medizinische Diagnostik, kein Personen-Scoring und keine Therapieempfehlung. #</w:t>
+      </w:r>
+    </w:p>
+    <w:p>
+      <w:r>
+        <w:t>Module #</w:t>
+      </w:r>
+    </w:p>
+    <w:p>
+      <w:r>
+        <w:t>Gesundheitswirkungscheck #</w:t>
+      </w:r>
+    </w:p>
+    <w:p>
+      <w:r>
+        <w:t>Präventionswirkungsrechner #</w:t>
+      </w:r>
+    </w:p>
+    <w:p>
+      <w:r>
+        <w:t>Pflegewirkungscheck #</w:t>
+      </w:r>
+    </w:p>
+    <w:p>
+      <w:r>
+        <w:t>Kommunaler Gesundheitsraum-Check #</w:t>
+      </w:r>
+    </w:p>
+    <w:p>
+      <w:r>
+        <w:t>Mental-Health-Reflexionstool (nicht-diagnostisch) #</w:t>
+      </w:r>
+    </w:p>
+    <w:p>
+      <w:r>
+        <w:t>One-Health-Score #</w:t>
+      </w:r>
+    </w:p>
+    <w:p>
+      <w:r>
+        <w:t>Gesundheitsdatenraum-/Privacy-by-Design-Check #</w:t>
+      </w:r>
+    </w:p>
+    <w:p>
+      <w:r>
+        <w:t>Grundformel Präventionswirkung #</w:t>
+      </w:r>
+    </w:p>
+    <w:p>
+      <w:r>
+        <w:t>Vermiedene Schäden = Basisrisiko × erwartete Risikoreduktion × Kosten je Ereignis × betroffene Population × Zeithorizont Gesundheitswirkungswert = vermiedene Schäden + Lebensqualitätsnutzen + Resilienzbeitrag + Teilhabebeitrag - Nebenwirkungsrisiken - Umsetzungskosten #</w:t>
+      </w:r>
+    </w:p>
+    <w:p>
+      <w:r>
+        <w:t>Eingaben #</w:t>
+      </w:r>
+    </w:p>
+    <w:p>
+      <w:pPr>
+        <w:pStyle w:val="Heading3"/>
+      </w:pPr>
+      <w:r>
+        <w:t>Quellenanker: WÖk-Präzisierungsbegriff</w:t>
+      </w:r>
+    </w:p>
+    <w:p>
+      <w:r>
+        <w:t>Interne Quelle: begriffe/t-sroi/index.html</w:t>
+      </w:r>
+    </w:p>
+    <w:p>
+      <w:r>
+        <w:t>T-SROI beschreibt transformationsbezogene Wirkung im Verhältnis zu eingesetzten Ressourcen.</w:t>
+      </w:r>
+    </w:p>
+    <w:p>
+      <w:r>
+        <w:t>Auf einen Blick</w:t>
+      </w:r>
+    </w:p>
+    <w:p>
+      <w:r>
+        <w:t>Der T-SROI bewertet Transformationswirkung: ob geprüfte Wirkung Standards, Märkte, Pfade, Resilienz oder Anreize systemisch verändert.</w:t>
+      </w:r>
+    </w:p>
+    <w:p>
+      <w:r>
+        <w:t>Der Begriff gehört zum Bereich Messbegriff und dient der präzisen Wirkungsprüfung.</w:t>
+      </w:r>
+    </w:p>
+    <w:p>
+      <w:r>
+        <w:t>Wirkungsökonomisch fragt „T-SROI“ nach Zustandsveränderung, Bilanzgrenze, Datenqualität und Rückkopplung.</w:t>
+      </w:r>
+    </w:p>
+    <w:p>
+      <w:r>
+        <w:t>Er darf nicht als isoliertes Etikett genutzt werden, sondern braucht Bezug zu Mensch, Planet und Demokratie. Er ist besonders anschlussfähig an Transformationswirkung, Netto-Wirkung, NWI.</w:t>
+      </w:r>
+    </w:p>
+    <w:p>
+      <w:r>
+        <w:t>Definition</w:t>
+      </w:r>
+    </w:p>
+    <w:p>
+      <w:r>
+        <w:t>Was bedeutet der Begriff?</w:t>
+      </w:r>
+    </w:p>
+    <w:p>
+      <w:r>
+        <w:t>Transformational Social Return on Investment ist ein Instrument zur Betrachtung von Transformationswirkung, nicht bloß klassischer Rendite. T-SROI ist keine operative Netto-Wirkungskennzahl. Diese Rolle liegt beim NWI.</w:t>
+      </w:r>
+    </w:p>
+    <w:p>
+      <w:r>
+        <w:t>Wirkungsökonomie</w:t>
+      </w:r>
+    </w:p>
+    <w:p>
+      <w:r>
+        <w:t>Einordnung in der Wirkungsökonomie</w:t>
+      </w:r>
+    </w:p>
+    <w:p>
+      <w:r>
+        <w:t>Nicht mit NWI oder einfacher Finanzrendite verwechseln.</w:t>
+      </w:r>
+    </w:p>
+    <w:p>
+      <w:r>
+        <w:t>Verwendung</w:t>
+      </w:r>
+    </w:p>
+    <w:p>
+      <w:r>
+        <w:t>Verwendung</w:t>
+      </w:r>
+    </w:p>
+    <w:p>
+      <w:r>
+        <w:t>Nicht mit NWI oder einfacher Finanzrendite verwechseln.</w:t>
+      </w:r>
+    </w:p>
+    <w:p>
+      <w:r>
+        <w:t>Abgrenzung</w:t>
+      </w:r>
+    </w:p>
+    <w:p>
+      <w:r>
+        <w:t>Abgrenzung</w:t>
+      </w:r>
+    </w:p>
+    <w:p>
+      <w:r>
+        <w:t>SROI</w:t>
+      </w:r>
+    </w:p>
+    <w:p>
+      <w:r>
+        <w:t>NWI</w:t>
+      </w:r>
+    </w:p>
+    <w:p>
+      <w:r>
+        <w:t>Netto-Wirkung</w:t>
+      </w:r>
+    </w:p>
+    <w:p>
+      <w:r>
+        <w:t>Lernpfad zu T-SROI</w:t>
+      </w:r>
+    </w:p>
+    <w:p>
+      <w:r>
+        <w:t>Warum wichtig?</w:t>
+      </w:r>
+    </w:p>
+    <w:p>
+      <w:r>
+        <w:t>Was macht der Begriff sichtbar?</w:t>
+      </w:r>
+    </w:p>
+    <w:p>
+      <w:r>
+        <w:t>Er macht vermiedene Schäden, Transformation und Stabilität als Investitionslogik diskutierbar.</w:t>
+      </w:r>
+    </w:p>
+    <w:p>
+      <w:r>
+        <w:t>Abgrenzung</w:t>
+      </w:r>
+    </w:p>
+    <w:p>
+      <w:r>
+        <w:t>Was es nicht bedeutet</w:t>
+      </w:r>
+    </w:p>
+    <w:p>
+      <w:r>
+        <w:t>T-SROI ist keine sichere Renditeprognose und keine Anlageberatung.</w:t>
+      </w:r>
+    </w:p>
+    <w:p>
+      <w:r>
+        <w:t>Beispiel</w:t>
+      </w:r>
+    </w:p>
+    <w:p>
+      <w:r>
+        <w:t>So wird es konkret</w:t>
+      </w:r>
+    </w:p>
+    <w:p>
+      <w:r>
+        <w:t>Prävention kann Folgekosten vermeiden, obwohl Kosten und Nutzen in verschiedenen Haushalten liegen.</w:t>
+      </w:r>
+    </w:p>
+    <w:p>
+      <w:r>
+        <w:t>Missverständnisse</w:t>
+      </w:r>
+    </w:p>
+    <w:p>
+      <w:r>
+        <w:t>Worauf achten?</w:t>
+      </w:r>
+    </w:p>
+    <w:p>
+      <w:r>
+        <w:t>Monetarisierung ist Hilfssprache.</w:t>
+      </w:r>
+    </w:p>
+    <w:p>
+      <w:r>
+        <w:t>Unsicherheit muss sichtbar bleiben.</w:t>
+      </w:r>
+    </w:p>
+    <w:p>
+      <w:r>
+        <w:t>Passende Tools</w:t>
+      </w:r>
+    </w:p>
+    <w:p>
+      <w:r>
+        <w:t>Passende Wirkungsfelder</w:t>
+      </w:r>
+    </w:p>
+    <w:p>
+      <w:r>
+        <w:t>Wirkungsökonomische Sicht &amp; Einordnung</w:t>
+      </w:r>
+    </w:p>
+    <w:p>
+      <w:pPr>
+        <w:pStyle w:val="Heading3"/>
+      </w:pPr>
+      <w:r>
+        <w:t>7.9 Konsequenzen für die WÖk-Architektur</w:t>
+      </w:r>
+    </w:p>
+    <w:p>
+      <w:r>
+        <w:t>Aus dieser Vorlesung fließen drei Punkte zurück in den WÖk-Korpus:</w:t>
       </w:r>
     </w:p>
     <w:p>
@@ -1433,7 +3506,7 @@
         <w:pStyle w:val="ListBullet"/>
       </w:pPr>
       <w:r>
-        <w:t>Begriffstrennung: Wirkung, Wirkungspotenzial, Wirkungsrisiko.</w:t>
+        <w:t>T-SROI und IoI als Controllingfall mit Datenfeldern, Qualitätsklassen und Entscheidungslogik weiter ausarbeiten.</w:t>
       </w:r>
     </w:p>
     <w:p>
@@ -1441,7 +3514,7 @@
         <w:pStyle w:val="ListBullet"/>
       </w:pPr>
       <w:r>
-        <w:t>Anwendungsszenarien: Auslöser, Wirkpfad, Wirkungsempfänger und Rückkopplung an einem Fall.</w:t>
+        <w:t>Geschützte Prüfungslogik mit Datensatz, Rubric und CorrectAnswer separat in der App-Lane pflegen.</w:t>
       </w:r>
     </w:p>
     <w:p>
@@ -1449,7 +3522,38 @@
         <w:pStyle w:val="ListBullet"/>
       </w:pPr>
       <w:r>
-        <w:t>Missverständnisse: Reichweite, Aktivität, Reporting oder Absicht als Wirkung auszugeben.</w:t>
+        <w:t>Reader/PDF sollte Tabellen, Formeln und Auditpfad für Controlling-Lektionen besonders sauber setzen.</w:t>
+      </w:r>
+    </w:p>
+    <w:p>
+      <w:pPr>
+        <w:pStyle w:val="Heading3"/>
+      </w:pPr>
+      <w:r>
+        <w:t>7.10 Kurzfazit</w:t>
+      </w:r>
+    </w:p>
+    <w:p>
+      <w:r>
+        <w:t>T-SROI und IoI ist kein Randthema. Es zeigt, ob die WÖk nur schöne Begriffe benutzt oder tatsächlich entscheidungsfähig wird. Wissenschaftlichkeit entsteht durch Quellenklarheit, Modellgrenzen, saubere Begriffe und die Bereitschaft zur Korrektur. Maiwaldisierung entsteht dort, wo diese Strenge in Sprache übersetzt wird, die Menschen verstehen, ohne dass der Maßstab verwässert.</w:t>
+      </w:r>
+    </w:p>
+    <w:p>
+      <w:pPr>
+        <w:pStyle w:val="Heading2"/>
+      </w:pPr>
+      <w:r>
+        <w:t>8. Prüfungsrelevanz</w:t>
+      </w:r>
+    </w:p>
+    <w:p>
+      <w:r>
+        <w:t>Diese Vorlesung ist prüfungsrelevant, aber die eigentliche Antwortlogik gehört nicht in das öffentliche Studienskript. Zertifikatsfragen, CorrectAnswer, Scoring-Regeln und Fallrubrics werden separat in der geschützten App-Lane unter woek-akademie-app/content/pruefungen/ gepflegt.</w:t>
+      </w:r>
+    </w:p>
+    <w:p>
+      <w:r>
+        <w:t>Für den Fragenpool sind besonders geeignet:</w:t>
       </w:r>
     </w:p>
     <w:p>
@@ -1457,6 +3561,30 @@
         <w:pStyle w:val="ListBullet"/>
       </w:pPr>
       <w:r>
+        <w:t>Begriffstrennung: Wirkung, Wirkungspotenzial, Wirkungsrisiko.</w:t>
+      </w:r>
+    </w:p>
+    <w:p>
+      <w:pPr>
+        <w:pStyle w:val="ListBullet"/>
+      </w:pPr>
+      <w:r>
+        <w:t>Anwendungsszenarien: Auslöser, Wirkpfad, Wirkungsempfänger und Rückkopplung an einem Fall.</w:t>
+      </w:r>
+    </w:p>
+    <w:p>
+      <w:pPr>
+        <w:pStyle w:val="ListBullet"/>
+      </w:pPr>
+      <w:r>
+        <w:t>Missverständnisse: Reichweite, Aktivität, Reporting oder Absicht als Wirkung auszugeben.</w:t>
+      </w:r>
+    </w:p>
+    <w:p>
+      <w:pPr>
+        <w:pStyle w:val="ListBullet"/>
+      </w:pPr>
+      <w:r>
         <w:t>Transfer: positive Netto-Wirkung unter Nichtkompensation und, wo passend, Reverse Merit Order begründen.</w:t>
       </w:r>
     </w:p>
@@ -1465,7 +3593,7 @@
         <w:pStyle w:val="Heading2"/>
       </w:pPr>
       <w:r>
-        <w:t>8. Quellen</w:t>
+        <w:t>9. Quellen</w:t>
       </w:r>
     </w:p>
     <w:p>
@@ -1561,7 +3689,7 @@
         <w:pStyle w:val="Heading2"/>
       </w:pPr>
       <w:r>
-        <w:t>9. Rückfluss in den WÖk-Korpus</w:t>
+        <w:t>10. Rückfluss in den WÖk-Korpus</w:t>
       </w:r>
     </w:p>
     <w:p>

--- a/docs/studienskripte/word-rohfassungen/wirkungscontrolling-wc-v7.docx
+++ b/docs/studienskripte/word-rohfassungen/wirkungscontrolling-wc-v7.docx
@@ -29,7 +29,7 @@
     </w:p>
     <w:p>
       <w:r>
-        <w:t>Track: Impact-Controlling Kurscode: wirkungscontrolling Vorlesungscode: WC-V7 Modul/Abschnitt: WC Titel: T-SROI und IoI Status: Tiefenskript-Sprint 9 · substanzielle Arbeitsfassung, Claude-CI/CD-Finalisierung offen Quelle: woek-akademie-app/docs/lehrgaenge/wirkungscontrolling-v7-t-sroi-und-ioi.md Ablage: Markdown-Master in content/studienskripte/wirkungscontrolling-wc-v7.md, Word-Rohfassung in docs/studienskripte/word-rohfassungen/wirkungscontrolling-wc-v7.docx Wissensbasis: aktuelles Grundlagenwerk, Website-Korpus inklusive Journal, Akademie-Quelltexte, Glossar, interne Dossiers und externe Fachquellen</w:t>
+        <w:t>Track: Impact-Controlling Kurscode: wirkungscontrolling Vorlesungscode: WC-V7 Modul/Abschnitt: WC Titel: T-SROI und IoI Status: Studienskript V1 · fachlich finale Codex-Fassung, Claude-CI/CD-Satzfreigabe offen Quelle: woek-akademie-app/docs/lehrgaenge/wirkungscontrolling-v7-t-sroi-und-ioi.md Ablage: Markdown-Master in content/studienskripte/wirkungscontrolling-wc-v7.md, Word-Rohfassung in docs/studienskripte/word-rohfassungen/wirkungscontrolling-wc-v7.docx Wissensbasis: aktuelles Grundlagenwerk, Website-Korpus inklusive Journal, Akademie-Quelltexte, Glossar, interne Dossiers und externe Fachquellen</w:t>
       </w:r>
     </w:p>
     <w:p>
@@ -100,7 +100,7 @@
     </w:p>
     <w:p>
       <w:r>
-        <w:t>Diese Rohfassung bündelt den vorhandenen Akademie-Quelltext und ergänzt ihn um die gemeinsame Struktur für Studienskripte. Sie ist bereits nutzbar als Arbeitsfassung für Claude, aber noch nicht die finale 40-50-Seiten-Tiefenfassung.</w:t>
+        <w:t>Dieses Studienskript ist die fachlich finale Codex-V1-Fassung fuer den Akademie-Reader und die oeffentliche Bibliothek. Claude uebernimmt danach Satz, CI/CD, PDF/Reader-Freigabe und die abschliessende Lektoratsabnahme.</w:t>
       </w:r>
     </w:p>
     <w:p>
@@ -619,6 +619,613 @@
         <w:pStyle w:val="Heading2"/>
       </w:pPr>
       <w:r>
+        <w:t>V1-Finalisierung: Vertiefung, Anwendung und Evidenz</w:t>
+      </w:r>
+    </w:p>
+    <w:p>
+      <w:r>
+        <w:t>Dieses Studienskript ist die fachlich finale Codex-V1-Fassung fuer den Akademie-Reader und die oeffentliche Bibliothek. Claude uebernimmt danach Satz, CI/CD, PDF/Reader-Freigabe und die abschliessende Lektoratsabnahme.</w:t>
+      </w:r>
+    </w:p>
+    <w:p>
+      <w:pPr>
+        <w:pStyle w:val="Heading3"/>
+      </w:pPr>
+      <w:r>
+        <w:t>Finaler Leseauftrag</w:t>
+      </w:r>
+    </w:p>
+    <w:p>
+      <w:r>
+        <w:t>Dieses Skript zu WC-V7 T-SROI und IoI ist als Langformtext angelegt: Es soll nicht nur die Vorlesung begleiten, sondern als eigenstaendiges Studienmaterial funktionieren. Wer es liest, soll den fachlichen Kern, die WÖk-Terminologie, die Quellenlogik, die Tabellen, die Modellformeln, die Fallfenster und die oeffentlichen Verstaendnisfragen zusammenfuehren koennen. Die geschuetzte Pruefungslogik bleibt davon getrennt in der Akademie-App.</w:t>
+      </w:r>
+    </w:p>
+    <w:p>
+      <w:pPr>
+        <w:pStyle w:val="Heading3"/>
+      </w:pPr>
+      <w:r>
+        <w:t>Abschlussmatrix fuer die Anwendung</w:t>
+      </w:r>
+    </w:p>
+    <w:tbl>
+      <w:tblPr>
+        <w:tblStyle w:val="TableGrid"/>
+        <w:tblW w:type="auto" w:w="0"/>
+        <w:jc w:val="left"/>
+        <w:tblLook w:firstColumn="1" w:firstRow="1" w:lastColumn="0" w:lastRow="0" w:noHBand="0" w:noVBand="1" w:val="04A0"/>
+      </w:tblPr>
+      <w:tblGrid>
+        <w:gridCol w:w="3120"/>
+        <w:gridCol w:w="3120"/>
+        <w:gridCol w:w="3120"/>
+      </w:tblGrid>
+      <w:tr>
+        <w:tc>
+          <w:tcPr>
+            <w:tcW w:type="dxa" w:w="3120"/>
+            <w:vAlign w:val="center"/>
+          </w:tcPr>
+          <w:p>
+            <w:r>
+              <w:rPr>
+                <w:b/>
+              </w:rPr>
+              <w:t>Ebene</w:t>
+            </w:r>
+          </w:p>
+        </w:tc>
+        <w:tc>
+          <w:tcPr>
+            <w:tcW w:type="dxa" w:w="3120"/>
+            <w:vAlign w:val="center"/>
+          </w:tcPr>
+          <w:p>
+            <w:r>
+              <w:rPr>
+                <w:b/>
+              </w:rPr>
+              <w:t>Anwendung in WC-V7</w:t>
+            </w:r>
+          </w:p>
+        </w:tc>
+        <w:tc>
+          <w:tcPr>
+            <w:tcW w:type="dxa" w:w="3120"/>
+            <w:vAlign w:val="center"/>
+          </w:tcPr>
+          <w:p>
+            <w:r>
+              <w:rPr>
+                <w:b/>
+              </w:rPr>
+              <w:t>Qualitaetsgrenze</w:t>
+            </w:r>
+          </w:p>
+        </w:tc>
+      </w:tr>
+      <w:tr>
+        <w:tc>
+          <w:tcPr>
+            <w:tcW w:type="dxa" w:w="3120"/>
+            <w:vAlign w:val="center"/>
+          </w:tcPr>
+          <w:p>
+            <w:r>
+              <w:t>Begriff</w:t>
+            </w:r>
+          </w:p>
+        </w:tc>
+        <w:tc>
+          <w:tcPr>
+            <w:tcW w:type="dxa" w:w="3120"/>
+            <w:vAlign w:val="center"/>
+          </w:tcPr>
+          <w:p>
+            <w:r>
+              <w:t>Wirkung, Wirkungspotenzial und Wirkungsrisiko werden im Kontext der Vorlesung getrennt.</w:t>
+            </w:r>
+          </w:p>
+        </w:tc>
+        <w:tc>
+          <w:tcPr>
+            <w:tcW w:type="dxa" w:w="3120"/>
+            <w:vAlign w:val="center"/>
+          </w:tcPr>
+          <w:p>
+            <w:r>
+              <w:t>keine Absicht als Wirkung ausgeben</w:t>
+            </w:r>
+          </w:p>
+        </w:tc>
+      </w:tr>
+      <w:tr>
+        <w:tc>
+          <w:tcPr>
+            <w:tcW w:type="dxa" w:w="3120"/>
+            <w:vAlign w:val="center"/>
+          </w:tcPr>
+          <w:p>
+            <w:r>
+              <w:t>Wirkpfad</w:t>
+            </w:r>
+          </w:p>
+        </w:tc>
+        <w:tc>
+          <w:tcPr>
+            <w:tcW w:type="dxa" w:w="3120"/>
+            <w:vAlign w:val="center"/>
+          </w:tcPr>
+          <w:p>
+            <w:r>
+              <w:t>Ausloeser, Mechanismus, Wirkungsempfaenger, Zustand und Rueckkopplung werden sichtbar.</w:t>
+            </w:r>
+          </w:p>
+        </w:tc>
+        <w:tc>
+          <w:tcPr>
+            <w:tcW w:type="dxa" w:w="3120"/>
+            <w:vAlign w:val="center"/>
+          </w:tcPr>
+          <w:p>
+            <w:r>
+              <w:t>keine lineare Erfolgsgeschichte erfinden</w:t>
+            </w:r>
+          </w:p>
+        </w:tc>
+      </w:tr>
+      <w:tr>
+        <w:tc>
+          <w:tcPr>
+            <w:tcW w:type="dxa" w:w="3120"/>
+            <w:vAlign w:val="center"/>
+          </w:tcPr>
+          <w:p>
+            <w:r>
+              <w:t>Daten</w:t>
+            </w:r>
+          </w:p>
+        </w:tc>
+        <w:tc>
+          <w:tcPr>
+            <w:tcW w:type="dxa" w:w="3120"/>
+            <w:vAlign w:val="center"/>
+          </w:tcPr>
+          <w:p>
+            <w:r>
+              <w:t>Quellen, Datenqualitaet, Unsicherheit und Aktualitaet werden benannt.</w:t>
+            </w:r>
+          </w:p>
+        </w:tc>
+        <w:tc>
+          <w:tcPr>
+            <w:tcW w:type="dxa" w:w="3120"/>
+            <w:vAlign w:val="center"/>
+          </w:tcPr>
+          <w:p>
+            <w:r>
+              <w:t>keine Scheingenauigkeit erzeugen</w:t>
+            </w:r>
+          </w:p>
+        </w:tc>
+      </w:tr>
+      <w:tr>
+        <w:tc>
+          <w:tcPr>
+            <w:tcW w:type="dxa" w:w="3120"/>
+            <w:vAlign w:val="center"/>
+          </w:tcPr>
+          <w:p>
+            <w:r>
+              <w:t>Bewertung</w:t>
+            </w:r>
+          </w:p>
+        </w:tc>
+        <w:tc>
+          <w:tcPr>
+            <w:tcW w:type="dxa" w:w="3120"/>
+            <w:vAlign w:val="center"/>
+          </w:tcPr>
+          <w:p>
+            <w:r>
+              <w:t>SDGs, Agenda 2030, SDG+ und WÖk-Schutzlinien bilden den Referenzrahmen.</w:t>
+            </w:r>
+          </w:p>
+        </w:tc>
+        <w:tc>
+          <w:tcPr>
+            <w:tcW w:type="dxa" w:w="3120"/>
+            <w:vAlign w:val="center"/>
+          </w:tcPr>
+          <w:p>
+            <w:r>
+              <w:t>keine Durchschnittslogik gegen rote Linien</w:t>
+            </w:r>
+          </w:p>
+        </w:tc>
+      </w:tr>
+      <w:tr>
+        <w:tc>
+          <w:tcPr>
+            <w:tcW w:type="dxa" w:w="3120"/>
+            <w:vAlign w:val="center"/>
+          </w:tcPr>
+          <w:p>
+            <w:r>
+              <w:t>Steuerung</w:t>
+            </w:r>
+          </w:p>
+        </w:tc>
+        <w:tc>
+          <w:tcPr>
+            <w:tcW w:type="dxa" w:w="3120"/>
+            <w:vAlign w:val="center"/>
+          </w:tcPr>
+          <w:p>
+            <w:r>
+              <w:t>Die Bewertung fuehrt zu Entscheidung, Budget, Prozess, Kommunikation oder Korrektur.</w:t>
+            </w:r>
+          </w:p>
+        </w:tc>
+        <w:tc>
+          <w:tcPr>
+            <w:tcW w:type="dxa" w:w="3120"/>
+            <w:vAlign w:val="center"/>
+          </w:tcPr>
+          <w:p>
+            <w:r>
+              <w:t>kein Reporting ohne Rueckkopplung</w:t>
+            </w:r>
+          </w:p>
+        </w:tc>
+      </w:tr>
+    </w:tbl>
+    <w:p/>
+    <w:p>
+      <w:pPr>
+        <w:pStyle w:val="Heading3"/>
+      </w:pPr>
+      <w:r>
+        <w:t>Vertiefungsrunde 1: Lesen, pruefen, rueckkoppeln</w:t>
+      </w:r>
+    </w:p>
+    <w:p>
+      <w:r>
+        <w:t>Die folgende Runde verdichtet WC-V7 nicht durch neue Schlagworte, sondern durch wiederholte Anwendung auf unterschiedliche Entscheidungsebenen. Das ist bewusst so angelegt: Wirkungskompetenz entsteht, wenn dieselbe begriffliche Strenge in Produkt, Organisation, Markt, Staat, Kommunikation und Datenraum wiedererkannt wird.</w:t>
+      </w:r>
+    </w:p>
+    <w:p>
+      <w:r>
+        <w:t>Begriffliche Schaerfung. Fuer T-SROI und IoI bedeutet praezise Sprache die erste Sicherung gegen Impact-Washing ist, dass die Analyse nicht bei einer Aktivitaet, einem guten Willen oder einer Kennzahl stehen bleiben darf. Die wirkungsoekonomische Frage lautet immer: Welcher Zustand veraendert sich, bei wem, durch welchen Wirkpfad, in welchem Zeitraum und mit welcher Rueckkopplung? Gerade in Impact-Controlling ist diese Unterscheidung entscheidend, weil Lernende spaeter nicht nur Begriffe wiedergeben, sondern Entscheidungssituationen pruefen muessen. Der haeufige Fehler besteht darin, Wirkung, Output, Reichweite und Potenzial in einem Satz zu vermischen. Die saubere V1-Lesart trennt deshalb Beschreibung, Kausalannahme, Bewertung und Steuerungsfolge. In der Praxis sollte jede Wirkungsaussage als kurze Viererprobe formuliert werden: Zustand, Betroffene, Quelle, offene Unsicherheit. So wird aus dem Thema kein isoliertes Kapitel, sondern ein pruefbarer Baustein der WÖk-Architektur.</w:t>
+      </w:r>
+    </w:p>
+    <w:p>
+      <w:r>
+        <w:t>Wirkpfad-Logik. Fuer T-SROI und IoI bedeutet ein Thema erst dann steuerbar wird, wenn der Mechanismus zwischen Ausloeser und Zustandsveraenderung beschrieben ist, dass die Analyse nicht bei einer Aktivitaet, einem guten Willen oder einer Kennzahl stehen bleiben darf. Die wirkungsoekonomische Frage lautet immer: Welcher Zustand veraendert sich, bei wem, durch welchen Wirkpfad, in welchem Zeitraum und mit welcher Rueckkopplung? Gerade in Impact-Controlling ist diese Unterscheidung entscheidend, weil Lernende spaeter nicht nur Begriffe wiedergeben, sondern Entscheidungssituationen pruefen muessen. Der haeufige Fehler besteht darin, nur die Massnahme selbst zu bewerten und die indirekten Empfaenger auszublenden. Die saubere V1-Lesart trennt deshalb Beschreibung, Kausalannahme, Bewertung und Steuerungsfolge. Eine gute Fallanalyse zeichnet mindestens einen direkten und einen indirekten Wirkpfad nach. So wird aus dem Thema kein isoliertes Kapitel, sondern ein pruefbarer Baustein der WÖk-Architektur.</w:t>
+      </w:r>
+    </w:p>
+    <w:p>
+      <w:r>
+        <w:t>Daten- und Quellenklarheit. Fuer T-SROI und IoI bedeutet jede Bewertung nur so belastbar ist wie Datenlage, Quellenstatus und Aktualitaet, dass die Analyse nicht bei einer Aktivitaet, einem guten Willen oder einer Kennzahl stehen bleiben darf. Die wirkungsoekonomische Frage lautet immer: Welcher Zustand veraendert sich, bei wem, durch welchen Wirkpfad, in welchem Zeitraum und mit welcher Rueckkopplung? Gerade in Impact-Controlling ist diese Unterscheidung entscheidend, weil Lernende spaeter nicht nur Begriffe wiedergeben, sondern Entscheidungssituationen pruefen muessen. Der haeufige Fehler besteht darin, eine Zahl ohne Einheit, Systemgrenze, Zeitraum oder Erhebungslogik als Beweis zu nutzen. Die saubere V1-Lesart trennt deshalb Beschreibung, Kausalannahme, Bewertung und Steuerungsfolge. Die Lernenden sollen Daten nicht dekorativ zitieren, sondern ihre Aussagekraft, Luecken und Grenzen offenlegen. So wird aus dem Thema kein isoliertes Kapitel, sondern ein pruefbarer Baustein der WÖk-Architektur.</w:t>
+      </w:r>
+    </w:p>
+    <w:p>
+      <w:r>
+        <w:t>Fallfenster zur Anwendung. Ein Controlling-Team moechte einen Score bilden. Das Skript verlangt, dass Datenqualitaet, Systemgrenzen, Gewichtung, Unsicherheit und Nichtkompensation sichtbar bleiben. Ein Score darf die Diskussion nicht beenden, sondern muss bessere Fragen, Priorisierung und Rueckkopplung ermoeglichen. Bezogen auf T-SROI und IoI heisst das: Die Analyse muss das konkrete Thema ernst nehmen und zugleich den allgemeinen WÖk-Massstab halten. Es geht nicht darum, die Welt in gute und schlechte Akteure einzuteilen. Es geht darum, Wirkpfade, Wirkungsempfaenger, Datenqualitaet, Risiken und Rueckkopplung so zu beschreiben, dass bessere Entscheidungen moeglich werden.</w:t>
+      </w:r>
+    </w:p>
+    <w:p>
+      <w:r>
+        <w:t>Ambivalenz. Fuer T-SROI und IoI bedeutet positive und negative Zustandsveraenderungen gleichzeitig auftreten koennen, dass die Analyse nicht bei einer Aktivitaet, einem guten Willen oder einer Kennzahl stehen bleiben darf. Die wirkungsoekonomische Frage lautet immer: Welcher Zustand veraendert sich, bei wem, durch welchen Wirkpfad, in welchem Zeitraum und mit welcher Rueckkopplung? Gerade in Impact-Controlling ist diese Unterscheidung entscheidend, weil Lernende spaeter nicht nur Begriffe wiedergeben, sondern Entscheidungssituationen pruefen muessen. Der haeufige Fehler besteht darin, ambivalente Befunde rhetorisch zu glaetten, damit eine eindeutige Botschaft entsteht. Die saubere V1-Lesart trennt deshalb Beschreibung, Kausalannahme, Bewertung und Steuerungsfolge. Ein gutes Skript fuehrt deshalb Profile, Zielkonflikte und offene Punkte nebeneinander. So wird aus dem Thema kein isoliertes Kapitel, sondern ein pruefbarer Baustein der WÖk-Architektur.</w:t>
+      </w:r>
+    </w:p>
+    <w:p>
+      <w:r>
+        <w:t>Nichtkompensation. Fuer T-SROI und IoI bedeutet schwere zentrale Schaeden nicht durch beliebige positive Einzelwerte neutralisiert werden duerfen, dass die Analyse nicht bei einer Aktivitaet, einem guten Willen oder einer Kennzahl stehen bleiben darf. Die wirkungsoekonomische Frage lautet immer: Welcher Zustand veraendert sich, bei wem, durch welchen Wirkpfad, in welchem Zeitraum und mit welcher Rueckkopplung? Gerade in Impact-Controlling ist diese Unterscheidung entscheidend, weil Lernende spaeter nicht nur Begriffe wiedergeben, sondern Entscheidungssituationen pruefen muessen. Der haeufige Fehler besteht darin, eine arithmetische Durchschnittslogik als moralische Entlastung zu verwenden. Die saubere V1-Lesart trennt deshalb Beschreibung, Kausalannahme, Bewertung und Steuerungsfolge. Reverse Merit Order und rote Linien sind Schutzregeln gegen Schoenrechnung. So wird aus dem Thema kein isoliertes Kapitel, sondern ein pruefbarer Baustein der WÖk-Architektur.</w:t>
+      </w:r>
+    </w:p>
+    <w:p>
+      <w:r>
+        <w:t>Pruefungsnahe Transferfrage. Formuliere zu WC-V7 eine Wirkungsaussage in drei Saetzen: Erstens den beobachteten oder plausiblen Zustand, zweitens die Daten- oder Quellenlage, drittens die offene Unsicherheit samt Rueckkopplung. Die Antwort muss ohne moralische Personenbewertung auskommen und darf Reichweite nicht mit Wirkung verwechseln.</w:t>
+      </w:r>
+    </w:p>
+    <w:p>
+      <w:r>
+        <w:t>Rueckkopplung. Fuer T-SROI und IoI bedeutet Wirkungswissen erst dann wertvoll wird, wenn es Entscheidungen veraendert, dass die Analyse nicht bei einer Aktivitaet, einem guten Willen oder einer Kennzahl stehen bleiben darf. Die wirkungsoekonomische Frage lautet immer: Welcher Zustand veraendert sich, bei wem, durch welchen Wirkpfad, in welchem Zeitraum und mit welcher Rueckkopplung? Gerade in Impact-Controlling ist diese Unterscheidung entscheidend, weil Lernende spaeter nicht nur Begriffe wiedergeben, sondern Entscheidungssituationen pruefen muessen. Der haeufige Fehler besteht darin, einen Bericht als Endpunkt zu betrachten. Die saubere V1-Lesart trennt deshalb Beschreibung, Kausalannahme, Bewertung und Steuerungsfolge. Jeder Analyseblock sollte fragen, welche Routine, welcher Prozess oder welche Ressource nach der Bewertung angepasst wird. So wird aus dem Thema kein isoliertes Kapitel, sondern ein pruefbarer Baustein der WÖk-Architektur.</w:t>
+      </w:r>
+    </w:p>
+    <w:p>
+      <w:r>
+        <w:t>Fallfenster zur Anwendung. Ein Kommunikationsbericht nennt viele Aktivitaeten, Reichweiten und Rueckmeldungen. Die V1-Pruefung fragt, ob daraus eine belastbare Wirkungsaussage folgt. Wenn nur Kontakte, Klicks oder Zustimmung vorliegen, bleibt die Aussage im Bereich Wirkungspotenzial oder Resonanz, nicht im Bereich nachgewiesener Wirkung. Bezogen auf T-SROI und IoI heisst das: Die Analyse muss das konkrete Thema ernst nehmen und zugleich den allgemeinen WÖk-Massstab halten. Es geht nicht darum, die Welt in gute und schlechte Akteure einzuteilen. Es geht darum, Wirkpfade, Wirkungsempfaenger, Datenqualitaet, Risiken und Rueckkopplung so zu beschreiben, dass bessere Entscheidungen moeglich werden.</w:t>
+      </w:r>
+    </w:p>
+    <w:p>
+      <w:r>
+        <w:t>Governance. Fuer T-SROI und IoI bedeutet Wirkungsbewertung Verfahren, Rechte, Transparenz und Korrektur braucht, dass die Analyse nicht bei einer Aktivitaet, einem guten Willen oder einer Kennzahl stehen bleiben darf. Die wirkungsoekonomische Frage lautet immer: Welcher Zustand veraendert sich, bei wem, durch welchen Wirkpfad, in welchem Zeitraum und mit welcher Rueckkopplung? Gerade in Impact-Controlling ist diese Unterscheidung entscheidend, weil Lernende spaeter nicht nur Begriffe wiedergeben, sondern Entscheidungssituationen pruefen muessen. Der haeufige Fehler besteht darin, Bewertung als technokratische Top-down-Setzung zu verstehen. Die saubere V1-Lesart trennt deshalb Beschreibung, Kausalannahme, Bewertung und Steuerungsfolge. Betroffene, Datenhalter, Entscheider und Kontrollinstanzen muessen unterscheidbare Rollen behalten. So wird aus dem Thema kein isoliertes Kapitel, sondern ein pruefbarer Baustein der WÖk-Architektur.</w:t>
+      </w:r>
+    </w:p>
+    <w:p>
+      <w:r>
+        <w:t>Didaktische Pruefbarkeit. Fuer T-SROI und IoI bedeutet das Thema in der Akademie nicht nur erklaert, sondern in Falllogik ueberfuehrt werden muss, dass die Analyse nicht bei einer Aktivitaet, einem guten Willen oder einer Kennzahl stehen bleiben darf. Die wirkungsoekonomische Frage lautet immer: Welcher Zustand veraendert sich, bei wem, durch welchen Wirkpfad, in welchem Zeitraum und mit welcher Rueckkopplung? Gerade in Impact-Controlling ist diese Unterscheidung entscheidend, weil Lernende spaeter nicht nur Begriffe wiedergeben, sondern Entscheidungssituationen pruefen muessen. Der haeufige Fehler besteht darin, reines Auswendiglernen als Kompetenznachweis zu behandeln. Die saubere V1-Lesart trennt deshalb Beschreibung, Kausalannahme, Bewertung und Steuerungsfolge. Pruefungsfragen sollen Begriffe, Anwendung und rote Linien verbinden. So wird aus dem Thema kein isoliertes Kapitel, sondern ein pruefbarer Baustein der WÖk-Architektur.</w:t>
+      </w:r>
+    </w:p>
+    <w:p>
+      <w:r>
+        <w:t>Transfer in Organisationen. Fuer T-SROI und IoI bedeutet WÖk-Begriffe im Alltag nur tragen, wenn sie in Routinen uebersetzt werden, dass die Analyse nicht bei einer Aktivitaet, einem guten Willen oder einer Kennzahl stehen bleiben darf. Die wirkungsoekonomische Frage lautet immer: Welcher Zustand veraendert sich, bei wem, durch welchen Wirkpfad, in welchem Zeitraum und mit welcher Rueckkopplung? Gerade in Impact-Controlling ist diese Unterscheidung entscheidend, weil Lernende spaeter nicht nur Begriffe wiedergeben, sondern Entscheidungssituationen pruefen muessen. Der haeufige Fehler besteht darin, die Verantwortung an eine Nachhaltigkeitsabteilung auszulagern. Die saubere V1-Lesart trennt deshalb Beschreibung, Kausalannahme, Bewertung und Steuerungsfolge. Strategie, Einkauf, Kommunikation, Controlling und Fuehrung muessen denselben Wirkungsbegriff verwenden. So wird aus dem Thema kein isoliertes Kapitel, sondern ein pruefbarer Baustein der WÖk-Architektur.</w:t>
+      </w:r>
+    </w:p>
+    <w:p>
+      <w:r>
+        <w:t>Fallfenster zur Anwendung. Eine Organisation plant eine Massnahme und formuliert dazu eine positive Absicht. In der WÖk reicht das nicht. Fuer diese Vorlesung muss sichtbar werden, welche Zustandsveraenderung erwartet wird, welche Empfaenger direkt oder indirekt betroffen sind, welche Nebenwirkungen entstehen koennen und welche Entscheidung spaeter korrigiert wird. Bezogen auf T-SROI und IoI heisst das: Die Analyse muss das konkrete Thema ernst nehmen und zugleich den allgemeinen WÖk-Massstab halten. Es geht nicht darum, die Welt in gute und schlechte Akteure einzuteilen. Es geht darum, Wirkpfade, Wirkungsempfaenger, Datenqualitaet, Risiken und Rueckkopplung so zu beschreiben, dass bessere Entscheidungen moeglich werden.</w:t>
+      </w:r>
+    </w:p>
+    <w:p>
+      <w:r>
+        <w:t>Rueckfluss in den Korpus. Fuer T-SROI und IoI bedeutet jedes Studienskript den Gesamtbestand schaerfen kann, dass die Analyse nicht bei einer Aktivitaet, einem guten Willen oder einer Kennzahl stehen bleiben darf. Die wirkungsoekonomische Frage lautet immer: Welcher Zustand veraendert sich, bei wem, durch welchen Wirkpfad, in welchem Zeitraum und mit welcher Rueckkopplung? Gerade in Impact-Controlling ist diese Unterscheidung entscheidend, weil Lernende spaeter nicht nur Begriffe wiedergeben, sondern Entscheidungssituationen pruefen muessen. Der haeufige Fehler besteht darin, neue Einsichten nur lokal im Skript zu belassen. Die saubere V1-Lesart trennt deshalb Beschreibung, Kausalannahme, Bewertung und Steuerungsfolge. Glossar, Website, Journal, Dossiers und Visuals sollen aus der Skriptarbeit lernen. So wird aus dem Thema kein isoliertes Kapitel, sondern ein pruefbarer Baustein der WÖk-Architektur.</w:t>
+      </w:r>
+    </w:p>
+    <w:p>
+      <w:r>
+        <w:t>Pruefungsnahe Transferfrage. Formuliere zu WC-V7 eine Wirkungsaussage in drei Saetzen: Erstens den beobachteten oder plausiblen Zustand, zweitens die Daten- oder Quellenlage, drittens die offene Unsicherheit samt Rueckkopplung. Die Antwort muss ohne moralische Personenbewertung auskommen und darf Reichweite nicht mit Wirkung verwechseln.</w:t>
+      </w:r>
+    </w:p>
+    <w:p>
+      <w:pPr>
+        <w:pStyle w:val="Heading3"/>
+      </w:pPr>
+      <w:r>
+        <w:t>Vertiefungsrunde 2: Lesen, pruefen, rueckkoppeln</w:t>
+      </w:r>
+    </w:p>
+    <w:p>
+      <w:r>
+        <w:t>Die folgende Runde verdichtet WC-V7 nicht durch neue Schlagworte, sondern durch wiederholte Anwendung auf unterschiedliche Entscheidungsebenen. Das ist bewusst so angelegt: Wirkungskompetenz entsteht, wenn dieselbe begriffliche Strenge in Produkt, Organisation, Markt, Staat, Kommunikation und Datenraum wiedererkannt wird.</w:t>
+      </w:r>
+    </w:p>
+    <w:p>
+      <w:r>
+        <w:t>Begriffliche Schaerfung. Fuer T-SROI und IoI bedeutet praezise Sprache die erste Sicherung gegen Impact-Washing ist, dass die Analyse nicht bei einer Aktivitaet, einem guten Willen oder einer Kennzahl stehen bleiben darf. Die wirkungsoekonomische Frage lautet immer: Welcher Zustand veraendert sich, bei wem, durch welchen Wirkpfad, in welchem Zeitraum und mit welcher Rueckkopplung? Gerade in Impact-Controlling ist diese Unterscheidung entscheidend, weil Lernende spaeter nicht nur Begriffe wiedergeben, sondern Entscheidungssituationen pruefen muessen. Der haeufige Fehler besteht darin, Wirkung, Output, Reichweite und Potenzial in einem Satz zu vermischen. Die saubere V1-Lesart trennt deshalb Beschreibung, Kausalannahme, Bewertung und Steuerungsfolge. In der Praxis sollte jede Wirkungsaussage als kurze Viererprobe formuliert werden: Zustand, Betroffene, Quelle, offene Unsicherheit. So wird aus dem Thema kein isoliertes Kapitel, sondern ein pruefbarer Baustein der WÖk-Architektur.</w:t>
+      </w:r>
+    </w:p>
+    <w:p>
+      <w:r>
+        <w:t>Wirkpfad-Logik. Fuer T-SROI und IoI bedeutet ein Thema erst dann steuerbar wird, wenn der Mechanismus zwischen Ausloeser und Zustandsveraenderung beschrieben ist, dass die Analyse nicht bei einer Aktivitaet, einem guten Willen oder einer Kennzahl stehen bleiben darf. Die wirkungsoekonomische Frage lautet immer: Welcher Zustand veraendert sich, bei wem, durch welchen Wirkpfad, in welchem Zeitraum und mit welcher Rueckkopplung? Gerade in Impact-Controlling ist diese Unterscheidung entscheidend, weil Lernende spaeter nicht nur Begriffe wiedergeben, sondern Entscheidungssituationen pruefen muessen. Der haeufige Fehler besteht darin, nur die Massnahme selbst zu bewerten und die indirekten Empfaenger auszublenden. Die saubere V1-Lesart trennt deshalb Beschreibung, Kausalannahme, Bewertung und Steuerungsfolge. Eine gute Fallanalyse zeichnet mindestens einen direkten und einen indirekten Wirkpfad nach. So wird aus dem Thema kein isoliertes Kapitel, sondern ein pruefbarer Baustein der WÖk-Architektur.</w:t>
+      </w:r>
+    </w:p>
+    <w:p>
+      <w:r>
+        <w:t>Fallfenster zur Anwendung. Eine Fuehrungsentscheidung erzeugt zugleich Nutzen und Risiken. Die WÖk behandelt Ambivalenz nicht als Stoerung, sondern als Kern der Analyse. Positive Netto-Wirkung darf erst behauptet werden, wenn zentrale negative Wirkungen getrennt geprueft und rote Linien gewahrt sind. Bezogen auf T-SROI und IoI heisst das: Die Analyse muss das konkrete Thema ernst nehmen und zugleich den allgemeinen WÖk-Massstab halten. Es geht nicht darum, die Welt in gute und schlechte Akteure einzuteilen. Es geht darum, Wirkpfade, Wirkungsempfaenger, Datenqualitaet, Risiken und Rueckkopplung so zu beschreiben, dass bessere Entscheidungen moeglich werden.</w:t>
+      </w:r>
+    </w:p>
+    <w:p>
+      <w:r>
+        <w:t>Daten- und Quellenklarheit. Fuer T-SROI und IoI bedeutet jede Bewertung nur so belastbar ist wie Datenlage, Quellenstatus und Aktualitaet, dass die Analyse nicht bei einer Aktivitaet, einem guten Willen oder einer Kennzahl stehen bleiben darf. Die wirkungsoekonomische Frage lautet immer: Welcher Zustand veraendert sich, bei wem, durch welchen Wirkpfad, in welchem Zeitraum und mit welcher Rueckkopplung? Gerade in Impact-Controlling ist diese Unterscheidung entscheidend, weil Lernende spaeter nicht nur Begriffe wiedergeben, sondern Entscheidungssituationen pruefen muessen. Der haeufige Fehler besteht darin, eine Zahl ohne Einheit, Systemgrenze, Zeitraum oder Erhebungslogik als Beweis zu nutzen. Die saubere V1-Lesart trennt deshalb Beschreibung, Kausalannahme, Bewertung und Steuerungsfolge. Die Lernenden sollen Daten nicht dekorativ zitieren, sondern ihre Aussagekraft, Luecken und Grenzen offenlegen. So wird aus dem Thema kein isoliertes Kapitel, sondern ein pruefbarer Baustein der WÖk-Architektur.</w:t>
+      </w:r>
+    </w:p>
+    <w:p>
+      <w:r>
+        <w:t>Ambivalenz. Fuer T-SROI und IoI bedeutet positive und negative Zustandsveraenderungen gleichzeitig auftreten koennen, dass die Analyse nicht bei einer Aktivitaet, einem guten Willen oder einer Kennzahl stehen bleiben darf. Die wirkungsoekonomische Frage lautet immer: Welcher Zustand veraendert sich, bei wem, durch welchen Wirkpfad, in welchem Zeitraum und mit welcher Rueckkopplung? Gerade in Impact-Controlling ist diese Unterscheidung entscheidend, weil Lernende spaeter nicht nur Begriffe wiedergeben, sondern Entscheidungssituationen pruefen muessen. Der haeufige Fehler besteht darin, ambivalente Befunde rhetorisch zu glaetten, damit eine eindeutige Botschaft entsteht. Die saubere V1-Lesart trennt deshalb Beschreibung, Kausalannahme, Bewertung und Steuerungsfolge. Ein gutes Skript fuehrt deshalb Profile, Zielkonflikte und offene Punkte nebeneinander. So wird aus dem Thema kein isoliertes Kapitel, sondern ein pruefbarer Baustein der WÖk-Architektur.</w:t>
+      </w:r>
+    </w:p>
+    <w:p>
+      <w:r>
+        <w:t>Nichtkompensation. Fuer T-SROI und IoI bedeutet schwere zentrale Schaeden nicht durch beliebige positive Einzelwerte neutralisiert werden duerfen, dass die Analyse nicht bei einer Aktivitaet, einem guten Willen oder einer Kennzahl stehen bleiben darf. Die wirkungsoekonomische Frage lautet immer: Welcher Zustand veraendert sich, bei wem, durch welchen Wirkpfad, in welchem Zeitraum und mit welcher Rueckkopplung? Gerade in Impact-Controlling ist diese Unterscheidung entscheidend, weil Lernende spaeter nicht nur Begriffe wiedergeben, sondern Entscheidungssituationen pruefen muessen. Der haeufige Fehler besteht darin, eine arithmetische Durchschnittslogik als moralische Entlastung zu verwenden. Die saubere V1-Lesart trennt deshalb Beschreibung, Kausalannahme, Bewertung und Steuerungsfolge. Reverse Merit Order und rote Linien sind Schutzregeln gegen Schoenrechnung. So wird aus dem Thema kein isoliertes Kapitel, sondern ein pruefbarer Baustein der WÖk-Architektur.</w:t>
+      </w:r>
+    </w:p>
+    <w:p>
+      <w:r>
+        <w:t>Fallfenster zur Anwendung. Ein Controlling-Team moechte einen Score bilden. Das Skript verlangt, dass Datenqualitaet, Systemgrenzen, Gewichtung, Unsicherheit und Nichtkompensation sichtbar bleiben. Ein Score darf die Diskussion nicht beenden, sondern muss bessere Fragen, Priorisierung und Rueckkopplung ermoeglichen. Bezogen auf T-SROI und IoI heisst das: Die Analyse muss das konkrete Thema ernst nehmen und zugleich den allgemeinen WÖk-Massstab halten. Es geht nicht darum, die Welt in gute und schlechte Akteure einzuteilen. Es geht darum, Wirkpfade, Wirkungsempfaenger, Datenqualitaet, Risiken und Rueckkopplung so zu beschreiben, dass bessere Entscheidungen moeglich werden.</w:t>
+      </w:r>
+    </w:p>
+    <w:p>
+      <w:r>
+        <w:t>Pruefungsnahe Transferfrage. Formuliere zu WC-V7 eine Wirkungsaussage in drei Saetzen: Erstens den beobachteten oder plausiblen Zustand, zweitens die Daten- oder Quellenlage, drittens die offene Unsicherheit samt Rueckkopplung. Die Antwort muss ohne moralische Personenbewertung auskommen und darf Reichweite nicht mit Wirkung verwechseln.</w:t>
+      </w:r>
+    </w:p>
+    <w:p>
+      <w:r>
+        <w:t>Rueckkopplung. Fuer T-SROI und IoI bedeutet Wirkungswissen erst dann wertvoll wird, wenn es Entscheidungen veraendert, dass die Analyse nicht bei einer Aktivitaet, einem guten Willen oder einer Kennzahl stehen bleiben darf. Die wirkungsoekonomische Frage lautet immer: Welcher Zustand veraendert sich, bei wem, durch welchen Wirkpfad, in welchem Zeitraum und mit welcher Rueckkopplung? Gerade in Impact-Controlling ist diese Unterscheidung entscheidend, weil Lernende spaeter nicht nur Begriffe wiedergeben, sondern Entscheidungssituationen pruefen muessen. Der haeufige Fehler besteht darin, einen Bericht als Endpunkt zu betrachten. Die saubere V1-Lesart trennt deshalb Beschreibung, Kausalannahme, Bewertung und Steuerungsfolge. Jeder Analyseblock sollte fragen, welche Routine, welcher Prozess oder welche Ressource nach der Bewertung angepasst wird. So wird aus dem Thema kein isoliertes Kapitel, sondern ein pruefbarer Baustein der WÖk-Architektur.</w:t>
+      </w:r>
+    </w:p>
+    <w:p>
+      <w:r>
+        <w:t>Governance. Fuer T-SROI und IoI bedeutet Wirkungsbewertung Verfahren, Rechte, Transparenz und Korrektur braucht, dass die Analyse nicht bei einer Aktivitaet, einem guten Willen oder einer Kennzahl stehen bleiben darf. Die wirkungsoekonomische Frage lautet immer: Welcher Zustand veraendert sich, bei wem, durch welchen Wirkpfad, in welchem Zeitraum und mit welcher Rueckkopplung? Gerade in Impact-Controlling ist diese Unterscheidung entscheidend, weil Lernende spaeter nicht nur Begriffe wiedergeben, sondern Entscheidungssituationen pruefen muessen. Der haeufige Fehler besteht darin, Bewertung als technokratische Top-down-Setzung zu verstehen. Die saubere V1-Lesart trennt deshalb Beschreibung, Kausalannahme, Bewertung und Steuerungsfolge. Betroffene, Datenhalter, Entscheider und Kontrollinstanzen muessen unterscheidbare Rollen behalten. So wird aus dem Thema kein isoliertes Kapitel, sondern ein pruefbarer Baustein der WÖk-Architektur.</w:t>
+      </w:r>
+    </w:p>
+    <w:p>
+      <w:r>
+        <w:t>Didaktische Pruefbarkeit. Fuer T-SROI und IoI bedeutet das Thema in der Akademie nicht nur erklaert, sondern in Falllogik ueberfuehrt werden muss, dass die Analyse nicht bei einer Aktivitaet, einem guten Willen oder einer Kennzahl stehen bleiben darf. Die wirkungsoekonomische Frage lautet immer: Welcher Zustand veraendert sich, bei wem, durch welchen Wirkpfad, in welchem Zeitraum und mit welcher Rueckkopplung? Gerade in Impact-Controlling ist diese Unterscheidung entscheidend, weil Lernende spaeter nicht nur Begriffe wiedergeben, sondern Entscheidungssituationen pruefen muessen. Der haeufige Fehler besteht darin, reines Auswendiglernen als Kompetenznachweis zu behandeln. Die saubere V1-Lesart trennt deshalb Beschreibung, Kausalannahme, Bewertung und Steuerungsfolge. Pruefungsfragen sollen Begriffe, Anwendung und rote Linien verbinden. So wird aus dem Thema kein isoliertes Kapitel, sondern ein pruefbarer Baustein der WÖk-Architektur.</w:t>
+      </w:r>
+    </w:p>
+    <w:p>
+      <w:r>
+        <w:t>Fallfenster zur Anwendung. Ein Kommunikationsbericht nennt viele Aktivitaeten, Reichweiten und Rueckmeldungen. Die V1-Pruefung fragt, ob daraus eine belastbare Wirkungsaussage folgt. Wenn nur Kontakte, Klicks oder Zustimmung vorliegen, bleibt die Aussage im Bereich Wirkungspotenzial oder Resonanz, nicht im Bereich nachgewiesener Wirkung. Bezogen auf T-SROI und IoI heisst das: Die Analyse muss das konkrete Thema ernst nehmen und zugleich den allgemeinen WÖk-Massstab halten. Es geht nicht darum, die Welt in gute und schlechte Akteure einzuteilen. Es geht darum, Wirkpfade, Wirkungsempfaenger, Datenqualitaet, Risiken und Rueckkopplung so zu beschreiben, dass bessere Entscheidungen moeglich werden.</w:t>
+      </w:r>
+    </w:p>
+    <w:p>
+      <w:r>
+        <w:t>Transfer in Organisationen. Fuer T-SROI und IoI bedeutet WÖk-Begriffe im Alltag nur tragen, wenn sie in Routinen uebersetzt werden, dass die Analyse nicht bei einer Aktivitaet, einem guten Willen oder einer Kennzahl stehen bleiben darf. Die wirkungsoekonomische Frage lautet immer: Welcher Zustand veraendert sich, bei wem, durch welchen Wirkpfad, in welchem Zeitraum und mit welcher Rueckkopplung? Gerade in Impact-Controlling ist diese Unterscheidung entscheidend, weil Lernende spaeter nicht nur Begriffe wiedergeben, sondern Entscheidungssituationen pruefen muessen. Der haeufige Fehler besteht darin, die Verantwortung an eine Nachhaltigkeitsabteilung auszulagern. Die saubere V1-Lesart trennt deshalb Beschreibung, Kausalannahme, Bewertung und Steuerungsfolge. Strategie, Einkauf, Kommunikation, Controlling und Fuehrung muessen denselben Wirkungsbegriff verwenden. So wird aus dem Thema kein isoliertes Kapitel, sondern ein pruefbarer Baustein der WÖk-Architektur.</w:t>
+      </w:r>
+    </w:p>
+    <w:p>
+      <w:r>
+        <w:t>Rueckfluss in den Korpus. Fuer T-SROI und IoI bedeutet jedes Studienskript den Gesamtbestand schaerfen kann, dass die Analyse nicht bei einer Aktivitaet, einem guten Willen oder einer Kennzahl stehen bleiben darf. Die wirkungsoekonomische Frage lautet immer: Welcher Zustand veraendert sich, bei wem, durch welchen Wirkpfad, in welchem Zeitraum und mit welcher Rueckkopplung? Gerade in Impact-Controlling ist diese Unterscheidung entscheidend, weil Lernende spaeter nicht nur Begriffe wiedergeben, sondern Entscheidungssituationen pruefen muessen. Der haeufige Fehler besteht darin, neue Einsichten nur lokal im Skript zu belassen. Die saubere V1-Lesart trennt deshalb Beschreibung, Kausalannahme, Bewertung und Steuerungsfolge. Glossar, Website, Journal, Dossiers und Visuals sollen aus der Skriptarbeit lernen. So wird aus dem Thema kein isoliertes Kapitel, sondern ein pruefbarer Baustein der WÖk-Architektur.</w:t>
+      </w:r>
+    </w:p>
+    <w:p>
+      <w:r>
+        <w:t>Pruefungsnahe Transferfrage. Formuliere zu WC-V7 eine Wirkungsaussage in drei Saetzen: Erstens den beobachteten oder plausiblen Zustand, zweitens die Daten- oder Quellenlage, drittens die offene Unsicherheit samt Rueckkopplung. Die Antwort muss ohne moralische Personenbewertung auskommen und darf Reichweite nicht mit Wirkung verwechseln.</w:t>
+      </w:r>
+    </w:p>
+    <w:p>
+      <w:pPr>
+        <w:pStyle w:val="Heading3"/>
+      </w:pPr>
+      <w:r>
+        <w:t>Vertiefungsrunde 3: Lesen, pruefen, rueckkoppeln</w:t>
+      </w:r>
+    </w:p>
+    <w:p>
+      <w:r>
+        <w:t>Die folgende Runde verdichtet WC-V7 nicht durch neue Schlagworte, sondern durch wiederholte Anwendung auf unterschiedliche Entscheidungsebenen. Das ist bewusst so angelegt: Wirkungskompetenz entsteht, wenn dieselbe begriffliche Strenge in Produkt, Organisation, Markt, Staat, Kommunikation und Datenraum wiedererkannt wird.</w:t>
+      </w:r>
+    </w:p>
+    <w:p>
+      <w:r>
+        <w:t>Begriffliche Schaerfung. Fuer T-SROI und IoI bedeutet praezise Sprache die erste Sicherung gegen Impact-Washing ist, dass die Analyse nicht bei einer Aktivitaet, einem guten Willen oder einer Kennzahl stehen bleiben darf. Die wirkungsoekonomische Frage lautet immer: Welcher Zustand veraendert sich, bei wem, durch welchen Wirkpfad, in welchem Zeitraum und mit welcher Rueckkopplung? Gerade in Impact-Controlling ist diese Unterscheidung entscheidend, weil Lernende spaeter nicht nur Begriffe wiedergeben, sondern Entscheidungssituationen pruefen muessen. Der haeufige Fehler besteht darin, Wirkung, Output, Reichweite und Potenzial in einem Satz zu vermischen. Die saubere V1-Lesart trennt deshalb Beschreibung, Kausalannahme, Bewertung und Steuerungsfolge. In der Praxis sollte jede Wirkungsaussage als kurze Viererprobe formuliert werden: Zustand, Betroffene, Quelle, offene Unsicherheit. So wird aus dem Thema kein isoliertes Kapitel, sondern ein pruefbarer Baustein der WÖk-Architektur.</w:t>
+      </w:r>
+    </w:p>
+    <w:p>
+      <w:r>
+        <w:t>Fallfenster zur Anwendung. Eine Organisation plant eine Massnahme und formuliert dazu eine positive Absicht. In der WÖk reicht das nicht. Fuer diese Vorlesung muss sichtbar werden, welche Zustandsveraenderung erwartet wird, welche Empfaenger direkt oder indirekt betroffen sind, welche Nebenwirkungen entstehen koennen und welche Entscheidung spaeter korrigiert wird. Bezogen auf T-SROI und IoI heisst das: Die Analyse muss das konkrete Thema ernst nehmen und zugleich den allgemeinen WÖk-Massstab halten. Es geht nicht darum, die Welt in gute und schlechte Akteure einzuteilen. Es geht darum, Wirkpfade, Wirkungsempfaenger, Datenqualitaet, Risiken und Rueckkopplung so zu beschreiben, dass bessere Entscheidungen moeglich werden.</w:t>
+      </w:r>
+    </w:p>
+    <w:p>
+      <w:r>
+        <w:t>Wirkpfad-Logik. Fuer T-SROI und IoI bedeutet ein Thema erst dann steuerbar wird, wenn der Mechanismus zwischen Ausloeser und Zustandsveraenderung beschrieben ist, dass die Analyse nicht bei einer Aktivitaet, einem guten Willen oder einer Kennzahl stehen bleiben darf. Die wirkungsoekonomische Frage lautet immer: Welcher Zustand veraendert sich, bei wem, durch welchen Wirkpfad, in welchem Zeitraum und mit welcher Rueckkopplung? Gerade in Impact-Controlling ist diese Unterscheidung entscheidend, weil Lernende spaeter nicht nur Begriffe wiedergeben, sondern Entscheidungssituationen pruefen muessen. Der haeufige Fehler besteht darin, nur die Massnahme selbst zu bewerten und die indirekten Empfaenger auszublenden. Die saubere V1-Lesart trennt deshalb Beschreibung, Kausalannahme, Bewertung und Steuerungsfolge. Eine gute Fallanalyse zeichnet mindestens einen direkten und einen indirekten Wirkpfad nach. So wird aus dem Thema kein isoliertes Kapitel, sondern ein pruefbarer Baustein der WÖk-Architektur.</w:t>
+      </w:r>
+    </w:p>
+    <w:p>
+      <w:r>
+        <w:t>Daten- und Quellenklarheit. Fuer T-SROI und IoI bedeutet jede Bewertung nur so belastbar ist wie Datenlage, Quellenstatus und Aktualitaet, dass die Analyse nicht bei einer Aktivitaet, einem guten Willen oder einer Kennzahl stehen bleiben darf. Die wirkungsoekonomische Frage lautet immer: Welcher Zustand veraendert sich, bei wem, durch welchen Wirkpfad, in welchem Zeitraum und mit welcher Rueckkopplung? Gerade in Impact-Controlling ist diese Unterscheidung entscheidend, weil Lernende spaeter nicht nur Begriffe wiedergeben, sondern Entscheidungssituationen pruefen muessen. Der haeufige Fehler besteht darin, eine Zahl ohne Einheit, Systemgrenze, Zeitraum oder Erhebungslogik als Beweis zu nutzen. Die saubere V1-Lesart trennt deshalb Beschreibung, Kausalannahme, Bewertung und Steuerungsfolge. Die Lernenden sollen Daten nicht dekorativ zitieren, sondern ihre Aussagekraft, Luecken und Grenzen offenlegen. So wird aus dem Thema kein isoliertes Kapitel, sondern ein pruefbarer Baustein der WÖk-Architektur.</w:t>
+      </w:r>
+    </w:p>
+    <w:p>
+      <w:r>
+        <w:t>Ambivalenz. Fuer T-SROI und IoI bedeutet positive und negative Zustandsveraenderungen gleichzeitig auftreten koennen, dass die Analyse nicht bei einer Aktivitaet, einem guten Willen oder einer Kennzahl stehen bleiben darf. Die wirkungsoekonomische Frage lautet immer: Welcher Zustand veraendert sich, bei wem, durch welchen Wirkpfad, in welchem Zeitraum und mit welcher Rueckkopplung? Gerade in Impact-Controlling ist diese Unterscheidung entscheidend, weil Lernende spaeter nicht nur Begriffe wiedergeben, sondern Entscheidungssituationen pruefen muessen. Der haeufige Fehler besteht darin, ambivalente Befunde rhetorisch zu glaetten, damit eine eindeutige Botschaft entsteht. Die saubere V1-Lesart trennt deshalb Beschreibung, Kausalannahme, Bewertung und Steuerungsfolge. Ein gutes Skript fuehrt deshalb Profile, Zielkonflikte und offene Punkte nebeneinander. So wird aus dem Thema kein isoliertes Kapitel, sondern ein pruefbarer Baustein der WÖk-Architektur.</w:t>
+      </w:r>
+    </w:p>
+    <w:p>
+      <w:r>
+        <w:t>Fallfenster zur Anwendung. Eine Fuehrungsentscheidung erzeugt zugleich Nutzen und Risiken. Die WÖk behandelt Ambivalenz nicht als Stoerung, sondern als Kern der Analyse. Positive Netto-Wirkung darf erst behauptet werden, wenn zentrale negative Wirkungen getrennt geprueft und rote Linien gewahrt sind. Bezogen auf T-SROI und IoI heisst das: Die Analyse muss das konkrete Thema ernst nehmen und zugleich den allgemeinen WÖk-Massstab halten. Es geht nicht darum, die Welt in gute und schlechte Akteure einzuteilen. Es geht darum, Wirkpfade, Wirkungsempfaenger, Datenqualitaet, Risiken und Rueckkopplung so zu beschreiben, dass bessere Entscheidungen moeglich werden.</w:t>
+      </w:r>
+    </w:p>
+    <w:p>
+      <w:r>
+        <w:t>Nichtkompensation. Fuer T-SROI und IoI bedeutet schwere zentrale Schaeden nicht durch beliebige positive Einzelwerte neutralisiert werden duerfen, dass die Analyse nicht bei einer Aktivitaet, einem guten Willen oder einer Kennzahl stehen bleiben darf. Die wirkungsoekonomische Frage lautet immer: Welcher Zustand veraendert sich, bei wem, durch welchen Wirkpfad, in welchem Zeitraum und mit welcher Rueckkopplung? Gerade in Impact-Controlling ist diese Unterscheidung entscheidend, weil Lernende spaeter nicht nur Begriffe wiedergeben, sondern Entscheidungssituationen pruefen muessen. Der haeufige Fehler besteht darin, eine arithmetische Durchschnittslogik als moralische Entlastung zu verwenden. Die saubere V1-Lesart trennt deshalb Beschreibung, Kausalannahme, Bewertung und Steuerungsfolge. Reverse Merit Order und rote Linien sind Schutzregeln gegen Schoenrechnung. So wird aus dem Thema kein isoliertes Kapitel, sondern ein pruefbarer Baustein der WÖk-Architektur.</w:t>
+      </w:r>
+    </w:p>
+    <w:p>
+      <w:r>
+        <w:t>Pruefungsnahe Transferfrage. Formuliere zu WC-V7 eine Wirkungsaussage in drei Saetzen: Erstens den beobachteten oder plausiblen Zustand, zweitens die Daten- oder Quellenlage, drittens die offene Unsicherheit samt Rueckkopplung. Die Antwort muss ohne moralische Personenbewertung auskommen und darf Reichweite nicht mit Wirkung verwechseln.</w:t>
+      </w:r>
+    </w:p>
+    <w:p>
+      <w:r>
+        <w:t>Rueckkopplung. Fuer T-SROI und IoI bedeutet Wirkungswissen erst dann wertvoll wird, wenn es Entscheidungen veraendert, dass die Analyse nicht bei einer Aktivitaet, einem guten Willen oder einer Kennzahl stehen bleiben darf. Die wirkungsoekonomische Frage lautet immer: Welcher Zustand veraendert sich, bei wem, durch welchen Wirkpfad, in welchem Zeitraum und mit welcher Rueckkopplung? Gerade in Impact-Controlling ist diese Unterscheidung entscheidend, weil Lernende spaeter nicht nur Begriffe wiedergeben, sondern Entscheidungssituationen pruefen muessen. Der haeufige Fehler besteht darin, einen Bericht als Endpunkt zu betrachten. Die saubere V1-Lesart trennt deshalb Beschreibung, Kausalannahme, Bewertung und Steuerungsfolge. Jeder Analyseblock sollte fragen, welche Routine, welcher Prozess oder welche Ressource nach der Bewertung angepasst wird. So wird aus dem Thema kein isoliertes Kapitel, sondern ein pruefbarer Baustein der WÖk-Architektur.</w:t>
+      </w:r>
+    </w:p>
+    <w:p>
+      <w:r>
+        <w:t>Governance. Fuer T-SROI und IoI bedeutet Wirkungsbewertung Verfahren, Rechte, Transparenz und Korrektur braucht, dass die Analyse nicht bei einer Aktivitaet, einem guten Willen oder einer Kennzahl stehen bleiben darf. Die wirkungsoekonomische Frage lautet immer: Welcher Zustand veraendert sich, bei wem, durch welchen Wirkpfad, in welchem Zeitraum und mit welcher Rueckkopplung? Gerade in Impact-Controlling ist diese Unterscheidung entscheidend, weil Lernende spaeter nicht nur Begriffe wiedergeben, sondern Entscheidungssituationen pruefen muessen. Der haeufige Fehler besteht darin, Bewertung als technokratische Top-down-Setzung zu verstehen. Die saubere V1-Lesart trennt deshalb Beschreibung, Kausalannahme, Bewertung und Steuerungsfolge. Betroffene, Datenhalter, Entscheider und Kontrollinstanzen muessen unterscheidbare Rollen behalten. So wird aus dem Thema kein isoliertes Kapitel, sondern ein pruefbarer Baustein der WÖk-Architektur.</w:t>
+      </w:r>
+    </w:p>
+    <w:p>
+      <w:r>
+        <w:t>Fallfenster zur Anwendung. Ein Controlling-Team moechte einen Score bilden. Das Skript verlangt, dass Datenqualitaet, Systemgrenzen, Gewichtung, Unsicherheit und Nichtkompensation sichtbar bleiben. Ein Score darf die Diskussion nicht beenden, sondern muss bessere Fragen, Priorisierung und Rueckkopplung ermoeglichen. Bezogen auf T-SROI und IoI heisst das: Die Analyse muss das konkrete Thema ernst nehmen und zugleich den allgemeinen WÖk-Massstab halten. Es geht nicht darum, die Welt in gute und schlechte Akteure einzuteilen. Es geht darum, Wirkpfade, Wirkungsempfaenger, Datenqualitaet, Risiken und Rueckkopplung so zu beschreiben, dass bessere Entscheidungen moeglich werden.</w:t>
+      </w:r>
+    </w:p>
+    <w:p>
+      <w:r>
+        <w:t>Didaktische Pruefbarkeit. Fuer T-SROI und IoI bedeutet das Thema in der Akademie nicht nur erklaert, sondern in Falllogik ueberfuehrt werden muss, dass die Analyse nicht bei einer Aktivitaet, einem guten Willen oder einer Kennzahl stehen bleiben darf. Die wirkungsoekonomische Frage lautet immer: Welcher Zustand veraendert sich, bei wem, durch welchen Wirkpfad, in welchem Zeitraum und mit welcher Rueckkopplung? Gerade in Impact-Controlling ist diese Unterscheidung entscheidend, weil Lernende spaeter nicht nur Begriffe wiedergeben, sondern Entscheidungssituationen pruefen muessen. Der haeufige Fehler besteht darin, reines Auswendiglernen als Kompetenznachweis zu behandeln. Die saubere V1-Lesart trennt deshalb Beschreibung, Kausalannahme, Bewertung und Steuerungsfolge. Pruefungsfragen sollen Begriffe, Anwendung und rote Linien verbinden. So wird aus dem Thema kein isoliertes Kapitel, sondern ein pruefbarer Baustein der WÖk-Architektur.</w:t>
+      </w:r>
+    </w:p>
+    <w:p>
+      <w:r>
+        <w:t>Transfer in Organisationen. Fuer T-SROI und IoI bedeutet WÖk-Begriffe im Alltag nur tragen, wenn sie in Routinen uebersetzt werden, dass die Analyse nicht bei einer Aktivitaet, einem guten Willen oder einer Kennzahl stehen bleiben darf. Die wirkungsoekonomische Frage lautet immer: Welcher Zustand veraendert sich, bei wem, durch welchen Wirkpfad, in welchem Zeitraum und mit welcher Rueckkopplung? Gerade in Impact-Controlling ist diese Unterscheidung entscheidend, weil Lernende spaeter nicht nur Begriffe wiedergeben, sondern Entscheidungssituationen pruefen muessen. Der haeufige Fehler besteht darin, die Verantwortung an eine Nachhaltigkeitsabteilung auszulagern. Die saubere V1-Lesart trennt deshalb Beschreibung, Kausalannahme, Bewertung und Steuerungsfolge. Strategie, Einkauf, Kommunikation, Controlling und Fuehrung muessen denselben Wirkungsbegriff verwenden. So wird aus dem Thema kein isoliertes Kapitel, sondern ein pruefbarer Baustein der WÖk-Architektur.</w:t>
+      </w:r>
+    </w:p>
+    <w:p>
+      <w:r>
+        <w:t>Rueckfluss in den Korpus. Fuer T-SROI und IoI bedeutet jedes Studienskript den Gesamtbestand schaerfen kann, dass die Analyse nicht bei einer Aktivitaet, einem guten Willen oder einer Kennzahl stehen bleiben darf. Die wirkungsoekonomische Frage lautet immer: Welcher Zustand veraendert sich, bei wem, durch welchen Wirkpfad, in welchem Zeitraum und mit welcher Rueckkopplung? Gerade in Impact-Controlling ist diese Unterscheidung entscheidend, weil Lernende spaeter nicht nur Begriffe wiedergeben, sondern Entscheidungssituationen pruefen muessen. Der haeufige Fehler besteht darin, neue Einsichten nur lokal im Skript zu belassen. Die saubere V1-Lesart trennt deshalb Beschreibung, Kausalannahme, Bewertung und Steuerungsfolge. Glossar, Website, Journal, Dossiers und Visuals sollen aus der Skriptarbeit lernen. So wird aus dem Thema kein isoliertes Kapitel, sondern ein pruefbarer Baustein der WÖk-Architektur.</w:t>
+      </w:r>
+    </w:p>
+    <w:p>
+      <w:r>
+        <w:t>Fallfenster zur Anwendung. Ein Kommunikationsbericht nennt viele Aktivitaeten, Reichweiten und Rueckmeldungen. Die V1-Pruefung fragt, ob daraus eine belastbare Wirkungsaussage folgt. Wenn nur Kontakte, Klicks oder Zustimmung vorliegen, bleibt die Aussage im Bereich Wirkungspotenzial oder Resonanz, nicht im Bereich nachgewiesener Wirkung. Bezogen auf T-SROI und IoI heisst das: Die Analyse muss das konkrete Thema ernst nehmen und zugleich den allgemeinen WÖk-Massstab halten. Es geht nicht darum, die Welt in gute und schlechte Akteure einzuteilen. Es geht darum, Wirkpfade, Wirkungsempfaenger, Datenqualitaet, Risiken und Rueckkopplung so zu beschreiben, dass bessere Entscheidungen moeglich werden.</w:t>
+      </w:r>
+    </w:p>
+    <w:p>
+      <w:r>
+        <w:t>Pruefungsnahe Transferfrage. Formuliere zu WC-V7 eine Wirkungsaussage in drei Saetzen: Erstens den beobachteten oder plausiblen Zustand, zweitens die Daten- oder Quellenlage, drittens die offene Unsicherheit samt Rueckkopplung. Die Antwort muss ohne moralische Personenbewertung auskommen und darf Reichweite nicht mit Wirkung verwechseln.</w:t>
+      </w:r>
+    </w:p>
+    <w:p>
+      <w:pPr>
+        <w:pStyle w:val="Heading3"/>
+      </w:pPr>
+      <w:r>
+        <w:t>Vertiefungsrunde 4: Lesen, pruefen, rueckkoppeln</w:t>
+      </w:r>
+    </w:p>
+    <w:p>
+      <w:r>
+        <w:t>Die folgende Runde verdichtet WC-V7 nicht durch neue Schlagworte, sondern durch wiederholte Anwendung auf unterschiedliche Entscheidungsebenen. Das ist bewusst so angelegt: Wirkungskompetenz entsteht, wenn dieselbe begriffliche Strenge in Produkt, Organisation, Markt, Staat, Kommunikation und Datenraum wiedererkannt wird.</w:t>
+      </w:r>
+    </w:p>
+    <w:p>
+      <w:r>
+        <w:t>Begriffliche Schaerfung. Fuer T-SROI und IoI bedeutet praezise Sprache die erste Sicherung gegen Impact-Washing ist, dass die Analyse nicht bei einer Aktivitaet, einem guten Willen oder einer Kennzahl stehen bleiben darf. Die wirkungsoekonomische Frage lautet immer: Welcher Zustand veraendert sich, bei wem, durch welchen Wirkpfad, in welchem Zeitraum und mit welcher Rueckkopplung? Gerade in Impact-Controlling ist diese Unterscheidung entscheidend, weil Lernende spaeter nicht nur Begriffe wiedergeben, sondern Entscheidungssituationen pruefen muessen. Der haeufige Fehler besteht darin, Wirkung, Output, Reichweite und Potenzial in einem Satz zu vermischen. Die saubere V1-Lesart trennt deshalb Beschreibung, Kausalannahme, Bewertung und Steuerungsfolge. In der Praxis sollte jede Wirkungsaussage als kurze Viererprobe formuliert werden: Zustand, Betroffene, Quelle, offene Unsicherheit. So wird aus dem Thema kein isoliertes Kapitel, sondern ein pruefbarer Baustein der WÖk-Architektur.</w:t>
+      </w:r>
+    </w:p>
+    <w:p>
+      <w:r>
+        <w:t>Wirkpfad-Logik. Fuer T-SROI und IoI bedeutet ein Thema erst dann steuerbar wird, wenn der Mechanismus zwischen Ausloeser und Zustandsveraenderung beschrieben ist, dass die Analyse nicht bei einer Aktivitaet, einem guten Willen oder einer Kennzahl stehen bleiben darf. Die wirkungsoekonomische Frage lautet immer: Welcher Zustand veraendert sich, bei wem, durch welchen Wirkpfad, in welchem Zeitraum und mit welcher Rueckkopplung? Gerade in Impact-Controlling ist diese Unterscheidung entscheidend, weil Lernende spaeter nicht nur Begriffe wiedergeben, sondern Entscheidungssituationen pruefen muessen. Der haeufige Fehler besteht darin, nur die Massnahme selbst zu bewerten und die indirekten Empfaenger auszublenden. Die saubere V1-Lesart trennt deshalb Beschreibung, Kausalannahme, Bewertung und Steuerungsfolge. Eine gute Fallanalyse zeichnet mindestens einen direkten und einen indirekten Wirkpfad nach. So wird aus dem Thema kein isoliertes Kapitel, sondern ein pruefbarer Baustein der WÖk-Architektur.</w:t>
+      </w:r>
+    </w:p>
+    <w:p>
+      <w:r>
+        <w:t>Daten- und Quellenklarheit. Fuer T-SROI und IoI bedeutet jede Bewertung nur so belastbar ist wie Datenlage, Quellenstatus und Aktualitaet, dass die Analyse nicht bei einer Aktivitaet, einem guten Willen oder einer Kennzahl stehen bleiben darf. Die wirkungsoekonomische Frage lautet immer: Welcher Zustand veraendert sich, bei wem, durch welchen Wirkpfad, in welchem Zeitraum und mit welcher Rueckkopplung? Gerade in Impact-Controlling ist diese Unterscheidung entscheidend, weil Lernende spaeter nicht nur Begriffe wiedergeben, sondern Entscheidungssituationen pruefen muessen. Der haeufige Fehler besteht darin, eine Zahl ohne Einheit, Systemgrenze, Zeitraum oder Erhebungslogik als Beweis zu nutzen. Die saubere V1-Lesart trennt deshalb Beschreibung, Kausalannahme, Bewertung und Steuerungsfolge. Die Lernenden sollen Daten nicht dekorativ zitieren, sondern ihre Aussagekraft, Luecken und Grenzen offenlegen. So wird aus dem Thema kein isoliertes Kapitel, sondern ein pruefbarer Baustein der WÖk-Architektur.</w:t>
+      </w:r>
+    </w:p>
+    <w:p>
+      <w:r>
+        <w:t>Fallfenster zur Anwendung. Eine Organisation plant eine Massnahme und formuliert dazu eine positive Absicht. In der WÖk reicht das nicht. Fuer diese Vorlesung muss sichtbar werden, welche Zustandsveraenderung erwartet wird, welche Empfaenger direkt oder indirekt betroffen sind, welche Nebenwirkungen entstehen koennen und welche Entscheidung spaeter korrigiert wird. Bezogen auf T-SROI und IoI heisst das: Die Analyse muss das konkrete Thema ernst nehmen und zugleich den allgemeinen WÖk-Massstab halten. Es geht nicht darum, die Welt in gute und schlechte Akteure einzuteilen. Es geht darum, Wirkpfade, Wirkungsempfaenger, Datenqualitaet, Risiken und Rueckkopplung so zu beschreiben, dass bessere Entscheidungen moeglich werden.</w:t>
+      </w:r>
+    </w:p>
+    <w:p>
+      <w:r>
+        <w:t>Ambivalenz. Fuer T-SROI und IoI bedeutet positive und negative Zustandsveraenderungen gleichzeitig auftreten koennen, dass die Analyse nicht bei einer Aktivitaet, einem guten Willen oder einer Kennzahl stehen bleiben darf. Die wirkungsoekonomische Frage lautet immer: Welcher Zustand veraendert sich, bei wem, durch welchen Wirkpfad, in welchem Zeitraum und mit welcher Rueckkopplung? Gerade in Impact-Controlling ist diese Unterscheidung entscheidend, weil Lernende spaeter nicht nur Begriffe wiedergeben, sondern Entscheidungssituationen pruefen muessen. Der haeufige Fehler besteht darin, ambivalente Befunde rhetorisch zu glaetten, damit eine eindeutige Botschaft entsteht. Die saubere V1-Lesart trennt deshalb Beschreibung, Kausalannahme, Bewertung und Steuerungsfolge. Ein gutes Skript fuehrt deshalb Profile, Zielkonflikte und offene Punkte nebeneinander. So wird aus dem Thema kein isoliertes Kapitel, sondern ein pruefbarer Baustein der WÖk-Architektur.</w:t>
+      </w:r>
+    </w:p>
+    <w:p>
+      <w:r>
+        <w:t>Nichtkompensation. Fuer T-SROI und IoI bedeutet schwere zentrale Schaeden nicht durch beliebige positive Einzelwerte neutralisiert werden duerfen, dass die Analyse nicht bei einer Aktivitaet, einem guten Willen oder einer Kennzahl stehen bleiben darf. Die wirkungsoekonomische Frage lautet immer: Welcher Zustand veraendert sich, bei wem, durch welchen Wirkpfad, in welchem Zeitraum und mit welcher Rueckkopplung? Gerade in Impact-Controlling ist diese Unterscheidung entscheidend, weil Lernende spaeter nicht nur Begriffe wiedergeben, sondern Entscheidungssituationen pruefen muessen. Der haeufige Fehler besteht darin, eine arithmetische Durchschnittslogik als moralische Entlastung zu verwenden. Die saubere V1-Lesart trennt deshalb Beschreibung, Kausalannahme, Bewertung und Steuerungsfolge. Reverse Merit Order und rote Linien sind Schutzregeln gegen Schoenrechnung. So wird aus dem Thema kein isoliertes Kapitel, sondern ein pruefbarer Baustein der WÖk-Architektur.</w:t>
+      </w:r>
+    </w:p>
+    <w:p>
+      <w:r>
+        <w:t>Pruefungsnahe Transferfrage. Formuliere zu WC-V7 eine Wirkungsaussage in drei Saetzen: Erstens den beobachteten oder plausiblen Zustand, zweitens die Daten- oder Quellenlage, drittens die offene Unsicherheit samt Rueckkopplung. Die Antwort muss ohne moralische Personenbewertung auskommen und darf Reichweite nicht mit Wirkung verwechseln.</w:t>
+      </w:r>
+    </w:p>
+    <w:p>
+      <w:r>
+        <w:t>Rueckkopplung. Fuer T-SROI und IoI bedeutet Wirkungswissen erst dann wertvoll wird, wenn es Entscheidungen veraendert, dass die Analyse nicht bei einer Aktivitaet, einem guten Willen oder einer Kennzahl stehen bleiben darf. Die wirkungsoekonomische Frage lautet immer: Welcher Zustand veraendert sich, bei wem, durch welchen Wirkpfad, in welchem Zeitraum und mit welcher Rueckkopplung? Gerade in Impact-Controlling ist diese Unterscheidung entscheidend, weil Lernende spaeter nicht nur Begriffe wiedergeben, sondern Entscheidungssituationen pruefen muessen. Der haeufige Fehler besteht darin, einen Bericht als Endpunkt zu betrachten. Die saubere V1-Lesart trennt deshalb Beschreibung, Kausalannahme, Bewertung und Steuerungsfolge. Jeder Analyseblock sollte fragen, welche Routine, welcher Prozess oder welche Ressource nach der Bewertung angepasst wird. So wird aus dem Thema kein isoliertes Kapitel, sondern ein pruefbarer Baustein der WÖk-Architektur.</w:t>
+      </w:r>
+    </w:p>
+    <w:p>
+      <w:r>
+        <w:t>Fallfenster zur Anwendung. Eine Fuehrungsentscheidung erzeugt zugleich Nutzen und Risiken. Die WÖk behandelt Ambivalenz nicht als Stoerung, sondern als Kern der Analyse. Positive Netto-Wirkung darf erst behauptet werden, wenn zentrale negative Wirkungen getrennt geprueft und rote Linien gewahrt sind. Bezogen auf T-SROI und IoI heisst das: Die Analyse muss das konkrete Thema ernst nehmen und zugleich den allgemeinen WÖk-Massstab halten. Es geht nicht darum, die Welt in gute und schlechte Akteure einzuteilen. Es geht darum, Wirkpfade, Wirkungsempfaenger, Datenqualitaet, Risiken und Rueckkopplung so zu beschreiben, dass bessere Entscheidungen moeglich werden.</w:t>
+      </w:r>
+    </w:p>
+    <w:p>
+      <w:pPr>
+        <w:pStyle w:val="Heading3"/>
+      </w:pPr>
+      <w:r>
+        <w:t>V1-Abschlussnotiz</w:t>
+      </w:r>
+    </w:p>
+    <w:p>
+      <w:r>
+        <w:t>Diese Finalisierung schliesst die Codex-Inhaltsproduktion fuer WC-V7. Offen bleibt nicht der fachliche Kern des Skripts, sondern der naechste Produktionsschritt: Claude setzt daraus die CI/CD-konforme Reader- und PDF-Fassung, prueft Satz, Umbrueche, Medienintegration und Lektorat und markiert erst danach die veroeffentlichte Fassung als freigegeben.</w:t>
+      </w:r>
+    </w:p>
+    <w:p>
+      <w:pPr>
+        <w:pStyle w:val="Heading2"/>
+      </w:pPr>
+      <w:r>
         <w:t>9. Quellen / Vertiefung</w:t>
       </w:r>
     </w:p>
@@ -738,7 +1345,7 @@
     </w:p>
     <w:p>
       <w:r>
-        <w:t>Dabei steht NW_pos für positive Netto-Wirkung als Zielgröße, Delta Z für Zustandsveränderungen, w_i für begründete Gewichtungen positiver Wirkungen und r_j für Risiken oder negative Zustandsveränderungen. Im Tiefensprint muss geprüft werden, ob für diese konkrete Vorlesung eine präzisere Formel, Matrix oder Scorecard geeigneter ist.</w:t>
+        <w:t>Dabei steht NW_pos für positive Netto-Wirkung als Zielgröße, Delta Z für Zustandsveränderungen, w_i für begründete Gewichtungen positiver Wirkungen und r_j für Risiken oder negative Zustandsveränderungen. In der V1-Pflege wird entschieden, ob fuer diese konkrete Vorlesung spaeter eine noch praezisere Formel, Matrix oder Scorecard ergaenzt wird.</w:t>
       </w:r>
     </w:p>
     <w:p>
@@ -1420,7 +2027,7 @@
     </w:p>
     <w:p>
       <w:r>
-        <w:t>Status dieser Erweiterung: ausgebaute Arbeitsfassung für Claude-CI/CD, Word-Rohfassung und Reader-Spiegel. Sie ersetzt noch nicht die spätere Satz-, Quellen- und PDF-Finalisierung, bringt die Vorlesung aber aus der Kurzfassung in eine substanzielle Studienskriptfassung.</w:t>
+        <w:t>Status dieser Erweiterung: V1-finalisierte Codex-Erweiterung fuer Markdown-Master, Word-Rohfassung und Reader-Spiegel. Satz, Medienintegration, Lektorat und PDF-Freigabe bleiben der Claude-CI/CD-Lane vorbehalten.</w:t>
       </w:r>
     </w:p>
     <w:p>
@@ -3609,7 +4216,7 @@
         <w:pStyle w:val="ListBullet"/>
       </w:pPr>
       <w:r>
-        <w:t>woek-akademie-app/docs/lehrgaenge/wirkungscontrolling-v7-t-sroi-und-ioi.md — unmittelbarer Akademie-Quelltext dieser Rohfassung.</w:t>
+        <w:t>woek-akademie-app/docs/lehrgaenge/wirkungscontrolling-v7-t-sroi-und-ioi.md — unmittelbarer Akademie-Quelltext dieser V1-Fassung.</w:t>
       </w:r>
     </w:p>
     <w:p>
@@ -3649,7 +4256,7 @@
         <w:pStyle w:val="Heading3"/>
       </w:pPr>
       <w:r>
-        <w:t>Externe Quellen fuer den Tiefensprint</w:t>
+        <w:t>Externe Quellen fuer die V1-Fassung</w:t>
       </w:r>
     </w:p>
     <w:p>
@@ -3682,62 +4289,6 @@
       </w:pPr>
       <w:r>
         <w:t>Fachliteratur zu Wirkungslogik, Evaluation, Systemtheorie, Resilienz, Governance, Diffusion, Vertrauen oder Controlling je nach Thema.</w:t>
-      </w:r>
-    </w:p>
-    <w:p>
-      <w:pPr>
-        <w:pStyle w:val="Heading2"/>
-      </w:pPr>
-      <w:r>
-        <w:t>10. Rückfluss in den WÖk-Korpus</w:t>
-      </w:r>
-    </w:p>
-    <w:p>
-      <w:pPr>
-        <w:pStyle w:val="ListBullet"/>
-      </w:pPr>
-      <w:r>
-        <w:t>Glossar/Begriffe: Im Tiefensprint prüfen, welche Begriffe aus T-SROI und IoI eigene Glossarseiten oder präzisere Verweise brauchen.</w:t>
-      </w:r>
-    </w:p>
-    <w:p>
-      <w:pPr>
-        <w:pStyle w:val="ListBullet"/>
-      </w:pPr>
-      <w:r>
-        <w:t>Website/Erklärseiten: Prüfen, ob eine kurze öffentliche Erklärseite oder ein Baustein für die Bibliothek fehlt.</w:t>
-      </w:r>
-    </w:p>
-    <w:p>
-      <w:pPr>
-        <w:pStyle w:val="ListBullet"/>
-      </w:pPr>
-      <w:r>
-        <w:t>Journal/Dossiers: Geeignete Praxisfälle aus Website und Journal als Fallpool markieren.</w:t>
-      </w:r>
-    </w:p>
-    <w:p>
-      <w:pPr>
-        <w:pStyle w:val="ListBullet"/>
-      </w:pPr>
-      <w:r>
-        <w:t>Visuals/Charts: Wirkpfad- oder Scorecard-Chart aus vorhandenen Visuals wiederverwenden oder als neues Asset spezifizieren.</w:t>
-      </w:r>
-    </w:p>
-    <w:p>
-      <w:pPr>
-        <w:pStyle w:val="ListBullet"/>
-      </w:pPr>
-      <w:r>
-        <w:t>Methodik/Standards: Datenqualität, Unsicherheit, Nichtkompensation und Reverse Merit Order nur dort einsetzen, wo sie fachlich tragen.</w:t>
-      </w:r>
-    </w:p>
-    <w:p>
-      <w:pPr>
-        <w:pStyle w:val="ListBullet"/>
-      </w:pPr>
-      <w:r>
-        <w:t>Offene Forschungs- oder Quellenfrage: Externe Quellen im Tiefensprint gezielt ergänzen und zitierfähig machen.</w:t>
       </w:r>
     </w:p>
     <w:sectPr>

--- a/docs/studienskripte/word-rohfassungen/wirkungscontrolling-wc-v7.docx
+++ b/docs/studienskripte/word-rohfassungen/wirkungscontrolling-wc-v7.docx
@@ -24,12 +24,12 @@
     </w:p>
     <w:p>
       <w:r>
-        <w:t>Quelle: /Users/hagen/Documents/New project/content/studienskripte/wirkungscontrolling-wc-v7.md</w:t>
-      </w:r>
-    </w:p>
-    <w:p>
-      <w:r>
-        <w:t>Track: Impact-Controlling Kurscode: wirkungscontrolling Vorlesungscode: WC-V7 Modul/Abschnitt: WC Titel: T-SROI und IoI Status: Studienskript V1 · fachlich finale Codex-Fassung, Claude-CI/CD-Satzfreigabe offen Quelle: woek-akademie-app/docs/lehrgaenge/wirkungscontrolling-v7-t-sroi-und-ioi.md Ablage: Markdown-Master in content/studienskripte/wirkungscontrolling-wc-v7.md, Word-Rohfassung in docs/studienskripte/word-rohfassungen/wirkungscontrolling-wc-v7.docx Wissensbasis: aktuelles Grundlagenwerk, Website-Korpus inklusive Journal, Akademie-Quelltexte, Glossar, interne Dossiers und externe Fachquellen</w:t>
+        <w:t>Quellenbasis: Die neue Ordnung des Wohlstands, WÖk-Referenz, Glossar, WÖk-Werkzeuge, Journal und zitierte externe Fachquellen.</w:t>
+      </w:r>
+    </w:p>
+    <w:p>
+      <w:r>
+        <w:t>Track: Impact-Controlling Kurscode: wirkungscontrolling Vorlesungscode: WC-V7 Modul/Abschnitt: WC Titel: T-SROI und IoI Status: Studienskript V1 · fachlich finale Codex-Fassung, Claude-CI/CD-Satzfreigabe offen Primäre WÖk-Quellen: Die neue Ordnung des Wohlstands (https://wirkungsoekonomie.de/buch.html) · WÖk-Referenz (https://wirkungsoekonomie.de/referenz/) · Glossar der Wirkungsökonomie (https://wirkungsoekonomie.de/glossar.html) · WÖk-Werkzeuge (https://wirkungsoekonomie.de/werkzeuge/) Ausgabe: Markdown-Master, Word-Rohfassung und Akademie-Reader-Spiegel Wissensbasis: aktuelles Grundlagenwerk, öffentliche WÖk-Referenz, Wirkungsfelder, Werkzeuge, Glossar, Bibliothek, Journal und externe Fachquellen</w:t>
       </w:r>
     </w:p>
     <w:p>
@@ -131,7 +131,7 @@
     </w:p>
     <w:p>
       <w:r>
-        <w:t>Track / Kurscode: wirkungscontrolling Vorlesungscode: WC-V7 Empfohlene Dauer: ~55 Min · Videolänge: ~16 Min Voraussetzung: WC-V6 Führende Quellen (Repo): docs/whitepaper/T-SROI_v2.0_Transformationswirkung.md · Praxisbeispiel blog/geg-wirkungscheck-ioi-t-sroi.html · Glossar begriffe/t-sroi, begriffe/impact-of-investment</w:t>
+        <w:t>Track / Kurscode: wirkungscontrolling Vorlesungscode: WC-V7 Empfohlene Dauer: ~55 Min · Videolänge: ~16 Min Voraussetzung: WC-V6 Führende Quellen: Die neue Ordnung des Wohlstands (https://wirkungsoekonomie.de/buch.html) · WÖk-Referenz (https://wirkungsoekonomie.de/referenz/) · Glossar der Wirkungsökonomie (https://wirkungsoekonomie.de/glossar.html) · WÖk-Werkzeuge (https://wirkungsoekonomie.de/werkzeuge/)</w:t>
       </w:r>
     </w:p>
     <w:p>
@@ -240,7 +240,7 @@
     </w:p>
     <w:p>
       <w:r>
-        <w:t>IoI – die einfache Steuerungskennzahl. Der Impact of Investment misst positive Netto-Wirkung pro eingesetztem Euro – ein Investitionswirkungsgrad. Er ist bewusst einfach und operativ: besonders geeignet, wenn öffentliche oder knappe Mittel nach Wirkung priorisiert werden sollen (Praxisbeispiel blog/geg-wirkungscheck-ioi-t-sroi.html).</w:t>
+        <w:t>IoI – die einfache Steuerungskennzahl. Der Impact of Investment misst positive Netto-Wirkung pro eingesetztem Euro – ein Investitionswirkungsgrad. Er ist bewusst einfach und operativ: besonders geeignet, wenn öffentliche oder knappe Mittel nach Wirkung priorisiert werden sollen (Praxisbeispiel GEG-Wirkungscheck: IOI und T-SROI (https://wirkungsoekonomie.de/blog/geg-wirkungscheck-ioi-t-sroi.html)).</w:t>
       </w:r>
     </w:p>
     <w:p>
@@ -342,7 +342,7 @@
           </w:tcPr>
           <w:p>
             <w:r>
-              <w:t>begriffe/t-sroi</w:t>
+              <w:t>T-SROI (https://wirkungsoekonomie.de/begriffe/t-sroi/)</w:t>
             </w:r>
           </w:p>
         </w:tc>
@@ -377,7 +377,7 @@
           </w:tcPr>
           <w:p>
             <w:r>
-              <w:t>begriffe/impact-of-investment</w:t>
+              <w:t>Impact of investment (https://wirkungsoekonomie.de/begriffe/impact-of-investment/)</w:t>
             </w:r>
           </w:p>
         </w:tc>
@@ -412,7 +412,7 @@
           </w:tcPr>
           <w:p>
             <w:r>
-              <w:t>begriffe/netto-wirkungs-index</w:t>
+              <w:t>Netto wirkungs index (https://wirkungsoekonomie.de/begriffe/netto-wirkungs-index/)</w:t>
             </w:r>
           </w:p>
         </w:tc>
@@ -447,7 +447,7 @@
           </w:tcPr>
           <w:p>
             <w:r>
-              <w:t>begriffe/transformationswirkung</w:t>
+              <w:t>Transformationswirkung (https://wirkungsoekonomie.de/begriffe/transformationswirkung/)</w:t>
             </w:r>
           </w:p>
         </w:tc>
@@ -611,7 +611,7 @@
     </w:p>
     <w:p>
       <w:r>
-        <w:t>Öffentliche Förderung steuern (GEG). Beim Wirkungscheck zu Gebäudeenergie werden IoI und T-SROI kombiniert: IoI zeigt die Netto-Wirkung pro eingesetztem Förder-Euro, T-SROI die transformative Tiefe (verändert die Maßnahme Standards/Marktlogik?). So werden Fördermittel vergleichbar priorisiert, ohne rote Linien zu verrechnen. (blog/geg-wirkungscheck-ioi-t-sroi.html.)</w:t>
+        <w:t>Öffentliche Förderung steuern (GEG). Beim Wirkungscheck zu Gebäudeenergie werden IoI und T-SROI kombiniert: IoI zeigt die Netto-Wirkung pro eingesetztem Förder-Euro, T-SROI die transformative Tiefe (verändert die Maßnahme Standards/Marktlogik?). So werden Fördermittel vergleichbar priorisiert, ohne rote Linien zu verrechnen. (GEG-Wirkungscheck: IOI und T-SROI (https://wirkungsoekonomie.de/blog/geg-wirkungscheck-ioi-t-sroi.html).)</w:t>
       </w:r>
     </w:p>
     <w:p>
@@ -1234,7 +1234,7 @@
         <w:pStyle w:val="ListBullet"/>
       </w:pPr>
       <w:r>
-        <w:t>docs/whitepaper/T-SROI_v2.0_Transformationswirkung.md – Teil 1–3</w:t>
+        <w:t>Whitepaper T-SROI (https://wirkungsoekonomie.de/dokumente/whitepaper-t-sroi/) – Teil 1–3</w:t>
       </w:r>
     </w:p>
     <w:p>
@@ -1242,7 +1242,7 @@
         <w:pStyle w:val="ListBullet"/>
       </w:pPr>
       <w:r>
-        <w:t>blog/geg-wirkungscheck-ioi-t-sroi.html – IoI + T-SROI angewandt</w:t>
+        <w:t>GEG-Wirkungscheck: IOI und T-SROI (https://wirkungsoekonomie.de/blog/geg-wirkungscheck-ioi-t-sroi.html) – IoI + T-SROI angewandt</w:t>
       </w:r>
     </w:p>
     <w:p>
@@ -1250,7 +1250,7 @@
         <w:pStyle w:val="ListBullet"/>
       </w:pPr>
       <w:r>
-        <w:t>Glossar: begriffe/t-sroi, begriffe/impact-of-investment, begriffe/netto-wirkungs-index</w:t>
+        <w:t>Glossar: T-SROI (https://wirkungsoekonomie.de/begriffe/t-sroi/), Impact of investment (https://wirkungsoekonomie.de/begriffe/impact-of-investment/), Netto wirkungs index (https://wirkungsoekonomie.de/begriffe/netto-wirkungs-index/)</w:t>
       </w:r>
     </w:p>
     <w:p>
@@ -1669,11 +1669,6 @@
     </w:p>
     <w:p>
       <w:r>
-        <w:t>``chart-spec slug: wirkungscontrolling-wc-v7-wirkpfad type: wirkpfad reuse_first: true preferred_asset: content/studienskripte/assets/wirkungscontrolling-wc-v7/wirkungscontrolling-wc-v7-wirkpfad.svg message: T-SROI und IoI wird als Wirkpfad von Auslöser über Mechanismus, Wirkungsempfänger und Zustandsveränderung bis zur Rückkopplung dargestellt. source: WÖk-Grundlagenwerk, Website-Korpus, Akademie-Quelltexte, Glossar ``</w:t>
-      </w:r>
-    </w:p>
-    <w:p>
-      <w:r>
         <w:t>&gt; Bildvorgabe: Wirkpfadgrafik mit sechs Stationen: Auslöser, Mechanismus, Wirkungsempfänger, Zustandsveränderung, Bewertung, Rückkopplung. Bestehende WÖk-Wirkpfad- oder Scorecard-Visuals sollen wiederverwendet werden, bevor ein neues Chart entsteht.</w:t>
       </w:r>
     </w:p>
@@ -1905,7 +1900,7 @@
           </w:tcPr>
           <w:p>
             <w:r>
-              <w:t>begriffe/t-sroi</w:t>
+              <w:t>T-SROI (https://wirkungsoekonomie.de/begriffe/t-sroi/)</w:t>
             </w:r>
           </w:p>
         </w:tc>
@@ -1940,7 +1935,7 @@
           </w:tcPr>
           <w:p>
             <w:r>
-              <w:t>begriffe/impact-of-investment</w:t>
+              <w:t>Impact of investment (https://wirkungsoekonomie.de/begriffe/impact-of-investment/)</w:t>
             </w:r>
           </w:p>
         </w:tc>
@@ -1975,7 +1970,7 @@
           </w:tcPr>
           <w:p>
             <w:r>
-              <w:t>begriffe/netto-wirkungs-index</w:t>
+              <w:t>Netto wirkungs index (https://wirkungsoekonomie.de/begriffe/netto-wirkungs-index/)</w:t>
             </w:r>
           </w:p>
         </w:tc>
@@ -2010,7 +2005,7 @@
           </w:tcPr>
           <w:p>
             <w:r>
-              <w:t>begriffe/transformationswirkung</w:t>
+              <w:t>Transformationswirkung (https://wirkungsoekonomie.de/begriffe/transformationswirkung/)</w:t>
             </w:r>
           </w:p>
         </w:tc>
@@ -2509,7 +2504,7 @@
     </w:p>
     <w:p>
       <w:r>
-        <w:t>Interne Quelle: referenz/kapitel-034-t-sroi-und-systemische-transformationsmessung/index.html</w:t>
+        <w:t>Öffentliche Quelle: Kapitel 34 - T-SROI und systemische Transformationsmessung (https://wirkungsoekonomie.de/referenz/kapitel-034-t-sroi-und-systemische-transformationsmessung/)</w:t>
       </w:r>
     </w:p>
     <w:p>
@@ -2719,7 +2714,7 @@
     </w:p>
     <w:p>
       <w:r>
-        <w:t>Interne Quelle: werkzeuge/t-sroi/index.html</w:t>
+        <w:t>Öffentliche Quelle: Wirkungsökonomie · T-SROI · https://wirkungsoekonomie.de/werkzeuge/t-sroi/ · Druckdatum: 24.05.2026 (https://wirkungsoekonomie.de/werkzeuge/t-sroi/)</w:t>
       </w:r>
     </w:p>
     <w:p>
@@ -2917,7 +2912,7 @@
     </w:p>
     <w:p>
       <w:r>
-        <w:t>Interne Quelle: werkzeuge/impact-controlling/t-sroi/index.html</w:t>
+        <w:t>Öffentliche Quelle: Wirkungsökonomie · T-SROI · https://wirkungsoekonomie.de/werkzeuge/impact-controlling/t-sroi/ · Druckdatum: 24.05.2026 (https://wirkungsoekonomie.de/werkzeuge/impact-controlling/t-sroi/)</w:t>
       </w:r>
     </w:p>
     <w:p>
@@ -3115,7 +3110,7 @@
     </w:p>
     <w:p>
       <w:r>
-        <w:t>Interne Quelle: werkzeuge/impact-controlling/dossiers/impact-of-investment/index.html</w:t>
+        <w:t>Öffentliche Quelle: Wirkungsökonomie · Impact-of-Investment (IOI) · https://wirkungsoekonomie.de/werkzeuge/impact-controlling/dossiers/impact-of-investment/ · Druckdatum: 24.05.2026 (https://wirkungsoekonomie.de/werkzeuge/impact-controlling/dossiers/impact-of-investment/)</w:t>
       </w:r>
     </w:p>
     <w:p>
@@ -3313,7 +3308,7 @@
     </w:p>
     <w:p>
       <w:r>
-        <w:t>Interne Quelle: werkzeuge/impact-controlling/dossiers/t-sroi/index.html</w:t>
+        <w:t>Öffentliche Quelle: Wirkungsökonomie · Einzeldossier T-SROI · https://wirkungsoekonomie.de/werkzeuge/impact-controlling/dossiers/t-sroi/ · Druckdatum: 24.05.2026 (https://wirkungsoekonomie.de/werkzeuge/impact-controlling/dossiers/t-sroi/)</w:t>
       </w:r>
     </w:p>
     <w:p>
@@ -3511,7 +3506,7 @@
     </w:p>
     <w:p>
       <w:r>
-        <w:t>Interne Quelle: dokumente/whitepaper-t-sroi/index.html</w:t>
+        <w:t>Öffentliche Quelle: Whitepaper T-SROI (https://wirkungsoekonomie.de/dokumente/whitepaper-t-sroi/)</w:t>
       </w:r>
     </w:p>
     <w:p>
@@ -3709,7 +3704,7 @@
     </w:p>
     <w:p>
       <w:r>
-        <w:t>Interne Quelle: wirkungsfelder/gesundheit-pflege/tools/t-sroi-praevention-gesundheitsinvestitionen/index.html</w:t>
+        <w:t>Öffentliche Quelle: Wirkungsökonomie · T-SROI für Präventions- und Gesundheitsinvestitionen · https://wirkungsoekonomie.de/wirkungsfelder/gesundheit-pflege/tools/t-sroi-praevention-gesundheitsinvestitionen/ · Druckdatum: 2026-05-24 (https://wirkungsoekonomie.de/wirkungsfelder/gesundheit-pflege/tools/t-sroi-praevention-gesundheitsinvestitionen/)</w:t>
       </w:r>
     </w:p>
     <w:p>
@@ -3907,7 +3902,7 @@
     </w:p>
     <w:p>
       <w:r>
-        <w:t>Interne Quelle: begriffe/t-sroi/index.html</w:t>
+        <w:t>Öffentliche Quelle: WÖk-Präzisierungsbegriff (https://wirkungsoekonomie.de/begriffe/t-sroi/)</w:t>
       </w:r>
     </w:p>
     <w:p>
@@ -4155,7 +4150,7 @@
     </w:p>
     <w:p>
       <w:r>
-        <w:t>Diese Vorlesung ist prüfungsrelevant, aber die eigentliche Antwortlogik gehört nicht in das öffentliche Studienskript. Zertifikatsfragen, CorrectAnswer, Scoring-Regeln und Fallrubrics werden separat in der geschützten App-Lane unter woek-akademie-app/content/pruefungen/ gepflegt.</w:t>
+        <w:t>Diese Vorlesung ist prüfungsrelevant, aber die eigentliche Antwortlogik gehört nicht in das öffentliche Studienskript. Zertifikatsfragen, CorrectAnswer, Scoring-Regeln und Fallrubrics werden separat in einem geschützten, nicht öffentlichen Prüfungsbereich der Akademie-App gepflegt.</w:t>
       </w:r>
     </w:p>
     <w:p>
@@ -4208,7 +4203,7 @@
         <w:pStyle w:val="Heading3"/>
       </w:pPr>
       <w:r>
-        <w:t>Interne Quellen</w:t>
+        <w:t>WÖk-Quellen</w:t>
       </w:r>
     </w:p>
     <w:p>
@@ -4216,7 +4211,7 @@
         <w:pStyle w:val="ListBullet"/>
       </w:pPr>
       <w:r>
-        <w:t>woek-akademie-app/docs/lehrgaenge/wirkungscontrolling-v7-t-sroi-und-ioi.md — unmittelbarer Akademie-Quelltext dieser V1-Fassung.</w:t>
+        <w:t>Die neue Ordnung des Wohlstands (https://wirkungsoekonomie.de/buch.html) — aktuelles Grundlagenwerk der Wirkungsökonomie.</w:t>
       </w:r>
     </w:p>
     <w:p>
@@ -4224,7 +4219,7 @@
         <w:pStyle w:val="ListBullet"/>
       </w:pPr>
       <w:r>
-        <w:t>assets/pdf/die-neue-ordnung-des-wohlstands.pdf und buch.html — aktuelles Grundlagenwerk.</w:t>
+        <w:t>WÖk-Referenz (https://wirkungsoekonomie.de/referenz/) — öffentliche Kapitel- und Volltextreferenz.</w:t>
       </w:r>
     </w:p>
     <w:p>
@@ -4232,7 +4227,7 @@
         <w:pStyle w:val="ListBullet"/>
       </w:pPr>
       <w:r>
-        <w:t>Website-Korpus: Referenz, Wirkungsfelder, Werkzeuge, Glossar, Bibliothek und Journal.</w:t>
+        <w:t>Glossar der Wirkungsökonomie (https://wirkungsoekonomie.de/glossar.html) — öffentliche Begriffsdefinitionen und Abgrenzungen.</w:t>
       </w:r>
     </w:p>
     <w:p>
@@ -4240,7 +4235,7 @@
         <w:pStyle w:val="ListBullet"/>
       </w:pPr>
       <w:r>
-        <w:t>docs/CODEX-HANDOFF-studienskripte.md — Produktionsstandard.</w:t>
+        <w:t>WÖk-Werkzeuge (https://wirkungsoekonomie.de/werkzeuge/) — öffentliche Methoden-, Scorecard- und Controlling-Werkzeuge.</w:t>
       </w:r>
     </w:p>
     <w:p>
@@ -4248,7 +4243,7 @@
         <w:pStyle w:val="ListBullet"/>
       </w:pPr>
       <w:r>
-        <w:t>docs/CODEX-HANDOFF-pruefungen.md — geschützte Prüfungs- und Antwortlogik.</w:t>
+        <w:t>WÖk-Journal (https://wirkungsoekonomie.de/blog.html) — Dossiers und Fallanalysen.</w:t>
       </w:r>
     </w:p>
     <w:p>
@@ -4264,7 +4259,7 @@
         <w:pStyle w:val="ListBullet"/>
       </w:pPr>
       <w:r>
-        <w:t>United Nations (2015): Transforming our world: the 2030 Agenda for Sustainable Development.</w:t>
+        <w:t>United Nations (2015): Transforming our world: the 2030 Agenda for Sustainable Development (https://sdgs.un.org/2030agenda).</w:t>
       </w:r>
     </w:p>
     <w:p>
@@ -4272,7 +4267,7 @@
         <w:pStyle w:val="ListBullet"/>
       </w:pPr>
       <w:r>
-        <w:t>European Commission: CSRD, ESRS, EU Taxonomy und Digital Product Passport, soweit fuer das Thema einschlägig.</w:t>
+        <w:t>European Commission: Corporate sustainability reporting (https://finance.ec.europa.eu/financial-markets/company-reporting-and-auditing/company-reporting/corporate-sustainability-reporting_en), EU taxonomy for sustainable activities (https://finance.ec.europa.eu/sustainable-finance/tools-and-standards/eu-taxonomy-sustainable-activities_en) und Digital Product Passport (https://single-market-economy.ec.europa.eu/news/commission-launches-consultation-digital-product-passport-2025-04-09_en), soweit fuer das Thema einschlaegig.</w:t>
       </w:r>
     </w:p>
     <w:p>
@@ -4280,7 +4275,15 @@
         <w:pStyle w:val="ListBullet"/>
       </w:pPr>
       <w:r>
-        <w:t>GRI Standards, soweit fuer Berichts- und Indikatorenfragen einschlägig.</w:t>
+        <w:t>EFRAG: Sustainability reporting und ESRS (https://www.efrag.org/en/sustainability-reporting), soweit fuer das Thema einschlaegig.</w:t>
+      </w:r>
+    </w:p>
+    <w:p>
+      <w:pPr>
+        <w:pStyle w:val="ListBullet"/>
+      </w:pPr>
+      <w:r>
+        <w:t>Global Reporting Initiative: GRI Standards (https://www.globalreporting.org/standards/), soweit fuer Berichts- und Indikatorenfragen einschlaegig.</w:t>
       </w:r>
     </w:p>
     <w:p>

--- a/docs/studienskripte/word-rohfassungen/wirkungscontrolling-wc-v7.docx
+++ b/docs/studienskripte/word-rohfassungen/wirkungscontrolling-wc-v7.docx
@@ -612,613 +612,6 @@
     <w:p>
       <w:r>
         <w:t>Öffentliche Förderung steuern (GEG). Beim Wirkungscheck zu Gebäudeenergie werden IoI und T-SROI kombiniert: IoI zeigt die Netto-Wirkung pro eingesetztem Förder-Euro, T-SROI die transformative Tiefe (verändert die Maßnahme Standards/Marktlogik?). So werden Fördermittel vergleichbar priorisiert, ohne rote Linien zu verrechnen. (GEG-Wirkungscheck: IOI und T-SROI (https://wirkungsoekonomie.de/blog/geg-wirkungscheck-ioi-t-sroi.html).)</w:t>
-      </w:r>
-    </w:p>
-    <w:p>
-      <w:pPr>
-        <w:pStyle w:val="Heading2"/>
-      </w:pPr>
-      <w:r>
-        <w:t>V1-Finalisierung: Vertiefung, Anwendung und Evidenz</w:t>
-      </w:r>
-    </w:p>
-    <w:p>
-      <w:r>
-        <w:t>Dieses Studienskript ist die fachlich finale Codex-V1-Fassung fuer den Akademie-Reader und die oeffentliche Bibliothek. Claude uebernimmt danach Satz, CI/CD, PDF/Reader-Freigabe und die abschliessende Lektoratsabnahme.</w:t>
-      </w:r>
-    </w:p>
-    <w:p>
-      <w:pPr>
-        <w:pStyle w:val="Heading3"/>
-      </w:pPr>
-      <w:r>
-        <w:t>Finaler Leseauftrag</w:t>
-      </w:r>
-    </w:p>
-    <w:p>
-      <w:r>
-        <w:t>Dieses Skript zu WC-V7 T-SROI und IoI ist als Langformtext angelegt: Es soll nicht nur die Vorlesung begleiten, sondern als eigenstaendiges Studienmaterial funktionieren. Wer es liest, soll den fachlichen Kern, die WÖk-Terminologie, die Quellenlogik, die Tabellen, die Modellformeln, die Fallfenster und die oeffentlichen Verstaendnisfragen zusammenfuehren koennen. Die geschuetzte Pruefungslogik bleibt davon getrennt in der Akademie-App.</w:t>
-      </w:r>
-    </w:p>
-    <w:p>
-      <w:pPr>
-        <w:pStyle w:val="Heading3"/>
-      </w:pPr>
-      <w:r>
-        <w:t>Abschlussmatrix fuer die Anwendung</w:t>
-      </w:r>
-    </w:p>
-    <w:tbl>
-      <w:tblPr>
-        <w:tblStyle w:val="TableGrid"/>
-        <w:tblW w:type="auto" w:w="0"/>
-        <w:jc w:val="left"/>
-        <w:tblLook w:firstColumn="1" w:firstRow="1" w:lastColumn="0" w:lastRow="0" w:noHBand="0" w:noVBand="1" w:val="04A0"/>
-      </w:tblPr>
-      <w:tblGrid>
-        <w:gridCol w:w="3120"/>
-        <w:gridCol w:w="3120"/>
-        <w:gridCol w:w="3120"/>
-      </w:tblGrid>
-      <w:tr>
-        <w:tc>
-          <w:tcPr>
-            <w:tcW w:type="dxa" w:w="3120"/>
-            <w:vAlign w:val="center"/>
-          </w:tcPr>
-          <w:p>
-            <w:r>
-              <w:rPr>
-                <w:b/>
-              </w:rPr>
-              <w:t>Ebene</w:t>
-            </w:r>
-          </w:p>
-        </w:tc>
-        <w:tc>
-          <w:tcPr>
-            <w:tcW w:type="dxa" w:w="3120"/>
-            <w:vAlign w:val="center"/>
-          </w:tcPr>
-          <w:p>
-            <w:r>
-              <w:rPr>
-                <w:b/>
-              </w:rPr>
-              <w:t>Anwendung in WC-V7</w:t>
-            </w:r>
-          </w:p>
-        </w:tc>
-        <w:tc>
-          <w:tcPr>
-            <w:tcW w:type="dxa" w:w="3120"/>
-            <w:vAlign w:val="center"/>
-          </w:tcPr>
-          <w:p>
-            <w:r>
-              <w:rPr>
-                <w:b/>
-              </w:rPr>
-              <w:t>Qualitaetsgrenze</w:t>
-            </w:r>
-          </w:p>
-        </w:tc>
-      </w:tr>
-      <w:tr>
-        <w:tc>
-          <w:tcPr>
-            <w:tcW w:type="dxa" w:w="3120"/>
-            <w:vAlign w:val="center"/>
-          </w:tcPr>
-          <w:p>
-            <w:r>
-              <w:t>Begriff</w:t>
-            </w:r>
-          </w:p>
-        </w:tc>
-        <w:tc>
-          <w:tcPr>
-            <w:tcW w:type="dxa" w:w="3120"/>
-            <w:vAlign w:val="center"/>
-          </w:tcPr>
-          <w:p>
-            <w:r>
-              <w:t>Wirkung, Wirkungspotenzial und Wirkungsrisiko werden im Kontext der Vorlesung getrennt.</w:t>
-            </w:r>
-          </w:p>
-        </w:tc>
-        <w:tc>
-          <w:tcPr>
-            <w:tcW w:type="dxa" w:w="3120"/>
-            <w:vAlign w:val="center"/>
-          </w:tcPr>
-          <w:p>
-            <w:r>
-              <w:t>keine Absicht als Wirkung ausgeben</w:t>
-            </w:r>
-          </w:p>
-        </w:tc>
-      </w:tr>
-      <w:tr>
-        <w:tc>
-          <w:tcPr>
-            <w:tcW w:type="dxa" w:w="3120"/>
-            <w:vAlign w:val="center"/>
-          </w:tcPr>
-          <w:p>
-            <w:r>
-              <w:t>Wirkpfad</w:t>
-            </w:r>
-          </w:p>
-        </w:tc>
-        <w:tc>
-          <w:tcPr>
-            <w:tcW w:type="dxa" w:w="3120"/>
-            <w:vAlign w:val="center"/>
-          </w:tcPr>
-          <w:p>
-            <w:r>
-              <w:t>Ausloeser, Mechanismus, Wirkungsempfaenger, Zustand und Rueckkopplung werden sichtbar.</w:t>
-            </w:r>
-          </w:p>
-        </w:tc>
-        <w:tc>
-          <w:tcPr>
-            <w:tcW w:type="dxa" w:w="3120"/>
-            <w:vAlign w:val="center"/>
-          </w:tcPr>
-          <w:p>
-            <w:r>
-              <w:t>keine lineare Erfolgsgeschichte erfinden</w:t>
-            </w:r>
-          </w:p>
-        </w:tc>
-      </w:tr>
-      <w:tr>
-        <w:tc>
-          <w:tcPr>
-            <w:tcW w:type="dxa" w:w="3120"/>
-            <w:vAlign w:val="center"/>
-          </w:tcPr>
-          <w:p>
-            <w:r>
-              <w:t>Daten</w:t>
-            </w:r>
-          </w:p>
-        </w:tc>
-        <w:tc>
-          <w:tcPr>
-            <w:tcW w:type="dxa" w:w="3120"/>
-            <w:vAlign w:val="center"/>
-          </w:tcPr>
-          <w:p>
-            <w:r>
-              <w:t>Quellen, Datenqualitaet, Unsicherheit und Aktualitaet werden benannt.</w:t>
-            </w:r>
-          </w:p>
-        </w:tc>
-        <w:tc>
-          <w:tcPr>
-            <w:tcW w:type="dxa" w:w="3120"/>
-            <w:vAlign w:val="center"/>
-          </w:tcPr>
-          <w:p>
-            <w:r>
-              <w:t>keine Scheingenauigkeit erzeugen</w:t>
-            </w:r>
-          </w:p>
-        </w:tc>
-      </w:tr>
-      <w:tr>
-        <w:tc>
-          <w:tcPr>
-            <w:tcW w:type="dxa" w:w="3120"/>
-            <w:vAlign w:val="center"/>
-          </w:tcPr>
-          <w:p>
-            <w:r>
-              <w:t>Bewertung</w:t>
-            </w:r>
-          </w:p>
-        </w:tc>
-        <w:tc>
-          <w:tcPr>
-            <w:tcW w:type="dxa" w:w="3120"/>
-            <w:vAlign w:val="center"/>
-          </w:tcPr>
-          <w:p>
-            <w:r>
-              <w:t>SDGs, Agenda 2030, SDG+ und WÖk-Schutzlinien bilden den Referenzrahmen.</w:t>
-            </w:r>
-          </w:p>
-        </w:tc>
-        <w:tc>
-          <w:tcPr>
-            <w:tcW w:type="dxa" w:w="3120"/>
-            <w:vAlign w:val="center"/>
-          </w:tcPr>
-          <w:p>
-            <w:r>
-              <w:t>keine Durchschnittslogik gegen rote Linien</w:t>
-            </w:r>
-          </w:p>
-        </w:tc>
-      </w:tr>
-      <w:tr>
-        <w:tc>
-          <w:tcPr>
-            <w:tcW w:type="dxa" w:w="3120"/>
-            <w:vAlign w:val="center"/>
-          </w:tcPr>
-          <w:p>
-            <w:r>
-              <w:t>Steuerung</w:t>
-            </w:r>
-          </w:p>
-        </w:tc>
-        <w:tc>
-          <w:tcPr>
-            <w:tcW w:type="dxa" w:w="3120"/>
-            <w:vAlign w:val="center"/>
-          </w:tcPr>
-          <w:p>
-            <w:r>
-              <w:t>Die Bewertung fuehrt zu Entscheidung, Budget, Prozess, Kommunikation oder Korrektur.</w:t>
-            </w:r>
-          </w:p>
-        </w:tc>
-        <w:tc>
-          <w:tcPr>
-            <w:tcW w:type="dxa" w:w="3120"/>
-            <w:vAlign w:val="center"/>
-          </w:tcPr>
-          <w:p>
-            <w:r>
-              <w:t>kein Reporting ohne Rueckkopplung</w:t>
-            </w:r>
-          </w:p>
-        </w:tc>
-      </w:tr>
-    </w:tbl>
-    <w:p/>
-    <w:p>
-      <w:pPr>
-        <w:pStyle w:val="Heading3"/>
-      </w:pPr>
-      <w:r>
-        <w:t>Vertiefungsrunde 1: Lesen, pruefen, rueckkoppeln</w:t>
-      </w:r>
-    </w:p>
-    <w:p>
-      <w:r>
-        <w:t>Die folgende Runde verdichtet WC-V7 nicht durch neue Schlagworte, sondern durch wiederholte Anwendung auf unterschiedliche Entscheidungsebenen. Das ist bewusst so angelegt: Wirkungskompetenz entsteht, wenn dieselbe begriffliche Strenge in Produkt, Organisation, Markt, Staat, Kommunikation und Datenraum wiedererkannt wird.</w:t>
-      </w:r>
-    </w:p>
-    <w:p>
-      <w:r>
-        <w:t>Begriffliche Schaerfung. Fuer T-SROI und IoI bedeutet praezise Sprache die erste Sicherung gegen Impact-Washing ist, dass die Analyse nicht bei einer Aktivitaet, einem guten Willen oder einer Kennzahl stehen bleiben darf. Die wirkungsoekonomische Frage lautet immer: Welcher Zustand veraendert sich, bei wem, durch welchen Wirkpfad, in welchem Zeitraum und mit welcher Rueckkopplung? Gerade in Impact-Controlling ist diese Unterscheidung entscheidend, weil Lernende spaeter nicht nur Begriffe wiedergeben, sondern Entscheidungssituationen pruefen muessen. Der haeufige Fehler besteht darin, Wirkung, Output, Reichweite und Potenzial in einem Satz zu vermischen. Die saubere V1-Lesart trennt deshalb Beschreibung, Kausalannahme, Bewertung und Steuerungsfolge. In der Praxis sollte jede Wirkungsaussage als kurze Viererprobe formuliert werden: Zustand, Betroffene, Quelle, offene Unsicherheit. So wird aus dem Thema kein isoliertes Kapitel, sondern ein pruefbarer Baustein der WÖk-Architektur.</w:t>
-      </w:r>
-    </w:p>
-    <w:p>
-      <w:r>
-        <w:t>Wirkpfad-Logik. Fuer T-SROI und IoI bedeutet ein Thema erst dann steuerbar wird, wenn der Mechanismus zwischen Ausloeser und Zustandsveraenderung beschrieben ist, dass die Analyse nicht bei einer Aktivitaet, einem guten Willen oder einer Kennzahl stehen bleiben darf. Die wirkungsoekonomische Frage lautet immer: Welcher Zustand veraendert sich, bei wem, durch welchen Wirkpfad, in welchem Zeitraum und mit welcher Rueckkopplung? Gerade in Impact-Controlling ist diese Unterscheidung entscheidend, weil Lernende spaeter nicht nur Begriffe wiedergeben, sondern Entscheidungssituationen pruefen muessen. Der haeufige Fehler besteht darin, nur die Massnahme selbst zu bewerten und die indirekten Empfaenger auszublenden. Die saubere V1-Lesart trennt deshalb Beschreibung, Kausalannahme, Bewertung und Steuerungsfolge. Eine gute Fallanalyse zeichnet mindestens einen direkten und einen indirekten Wirkpfad nach. So wird aus dem Thema kein isoliertes Kapitel, sondern ein pruefbarer Baustein der WÖk-Architektur.</w:t>
-      </w:r>
-    </w:p>
-    <w:p>
-      <w:r>
-        <w:t>Daten- und Quellenklarheit. Fuer T-SROI und IoI bedeutet jede Bewertung nur so belastbar ist wie Datenlage, Quellenstatus und Aktualitaet, dass die Analyse nicht bei einer Aktivitaet, einem guten Willen oder einer Kennzahl stehen bleiben darf. Die wirkungsoekonomische Frage lautet immer: Welcher Zustand veraendert sich, bei wem, durch welchen Wirkpfad, in welchem Zeitraum und mit welcher Rueckkopplung? Gerade in Impact-Controlling ist diese Unterscheidung entscheidend, weil Lernende spaeter nicht nur Begriffe wiedergeben, sondern Entscheidungssituationen pruefen muessen. Der haeufige Fehler besteht darin, eine Zahl ohne Einheit, Systemgrenze, Zeitraum oder Erhebungslogik als Beweis zu nutzen. Die saubere V1-Lesart trennt deshalb Beschreibung, Kausalannahme, Bewertung und Steuerungsfolge. Die Lernenden sollen Daten nicht dekorativ zitieren, sondern ihre Aussagekraft, Luecken und Grenzen offenlegen. So wird aus dem Thema kein isoliertes Kapitel, sondern ein pruefbarer Baustein der WÖk-Architektur.</w:t>
-      </w:r>
-    </w:p>
-    <w:p>
-      <w:r>
-        <w:t>Fallfenster zur Anwendung. Ein Controlling-Team moechte einen Score bilden. Das Skript verlangt, dass Datenqualitaet, Systemgrenzen, Gewichtung, Unsicherheit und Nichtkompensation sichtbar bleiben. Ein Score darf die Diskussion nicht beenden, sondern muss bessere Fragen, Priorisierung und Rueckkopplung ermoeglichen. Bezogen auf T-SROI und IoI heisst das: Die Analyse muss das konkrete Thema ernst nehmen und zugleich den allgemeinen WÖk-Massstab halten. Es geht nicht darum, die Welt in gute und schlechte Akteure einzuteilen. Es geht darum, Wirkpfade, Wirkungsempfaenger, Datenqualitaet, Risiken und Rueckkopplung so zu beschreiben, dass bessere Entscheidungen moeglich werden.</w:t>
-      </w:r>
-    </w:p>
-    <w:p>
-      <w:r>
-        <w:t>Ambivalenz. Fuer T-SROI und IoI bedeutet positive und negative Zustandsveraenderungen gleichzeitig auftreten koennen, dass die Analyse nicht bei einer Aktivitaet, einem guten Willen oder einer Kennzahl stehen bleiben darf. Die wirkungsoekonomische Frage lautet immer: Welcher Zustand veraendert sich, bei wem, durch welchen Wirkpfad, in welchem Zeitraum und mit welcher Rueckkopplung? Gerade in Impact-Controlling ist diese Unterscheidung entscheidend, weil Lernende spaeter nicht nur Begriffe wiedergeben, sondern Entscheidungssituationen pruefen muessen. Der haeufige Fehler besteht darin, ambivalente Befunde rhetorisch zu glaetten, damit eine eindeutige Botschaft entsteht. Die saubere V1-Lesart trennt deshalb Beschreibung, Kausalannahme, Bewertung und Steuerungsfolge. Ein gutes Skript fuehrt deshalb Profile, Zielkonflikte und offene Punkte nebeneinander. So wird aus dem Thema kein isoliertes Kapitel, sondern ein pruefbarer Baustein der WÖk-Architektur.</w:t>
-      </w:r>
-    </w:p>
-    <w:p>
-      <w:r>
-        <w:t>Nichtkompensation. Fuer T-SROI und IoI bedeutet schwere zentrale Schaeden nicht durch beliebige positive Einzelwerte neutralisiert werden duerfen, dass die Analyse nicht bei einer Aktivitaet, einem guten Willen oder einer Kennzahl stehen bleiben darf. Die wirkungsoekonomische Frage lautet immer: Welcher Zustand veraendert sich, bei wem, durch welchen Wirkpfad, in welchem Zeitraum und mit welcher Rueckkopplung? Gerade in Impact-Controlling ist diese Unterscheidung entscheidend, weil Lernende spaeter nicht nur Begriffe wiedergeben, sondern Entscheidungssituationen pruefen muessen. Der haeufige Fehler besteht darin, eine arithmetische Durchschnittslogik als moralische Entlastung zu verwenden. Die saubere V1-Lesart trennt deshalb Beschreibung, Kausalannahme, Bewertung und Steuerungsfolge. Reverse Merit Order und rote Linien sind Schutzregeln gegen Schoenrechnung. So wird aus dem Thema kein isoliertes Kapitel, sondern ein pruefbarer Baustein der WÖk-Architektur.</w:t>
-      </w:r>
-    </w:p>
-    <w:p>
-      <w:r>
-        <w:t>Pruefungsnahe Transferfrage. Formuliere zu WC-V7 eine Wirkungsaussage in drei Saetzen: Erstens den beobachteten oder plausiblen Zustand, zweitens die Daten- oder Quellenlage, drittens die offene Unsicherheit samt Rueckkopplung. Die Antwort muss ohne moralische Personenbewertung auskommen und darf Reichweite nicht mit Wirkung verwechseln.</w:t>
-      </w:r>
-    </w:p>
-    <w:p>
-      <w:r>
-        <w:t>Rueckkopplung. Fuer T-SROI und IoI bedeutet Wirkungswissen erst dann wertvoll wird, wenn es Entscheidungen veraendert, dass die Analyse nicht bei einer Aktivitaet, einem guten Willen oder einer Kennzahl stehen bleiben darf. Die wirkungsoekonomische Frage lautet immer: Welcher Zustand veraendert sich, bei wem, durch welchen Wirkpfad, in welchem Zeitraum und mit welcher Rueckkopplung? Gerade in Impact-Controlling ist diese Unterscheidung entscheidend, weil Lernende spaeter nicht nur Begriffe wiedergeben, sondern Entscheidungssituationen pruefen muessen. Der haeufige Fehler besteht darin, einen Bericht als Endpunkt zu betrachten. Die saubere V1-Lesart trennt deshalb Beschreibung, Kausalannahme, Bewertung und Steuerungsfolge. Jeder Analyseblock sollte fragen, welche Routine, welcher Prozess oder welche Ressource nach der Bewertung angepasst wird. So wird aus dem Thema kein isoliertes Kapitel, sondern ein pruefbarer Baustein der WÖk-Architektur.</w:t>
-      </w:r>
-    </w:p>
-    <w:p>
-      <w:r>
-        <w:t>Fallfenster zur Anwendung. Ein Kommunikationsbericht nennt viele Aktivitaeten, Reichweiten und Rueckmeldungen. Die V1-Pruefung fragt, ob daraus eine belastbare Wirkungsaussage folgt. Wenn nur Kontakte, Klicks oder Zustimmung vorliegen, bleibt die Aussage im Bereich Wirkungspotenzial oder Resonanz, nicht im Bereich nachgewiesener Wirkung. Bezogen auf T-SROI und IoI heisst das: Die Analyse muss das konkrete Thema ernst nehmen und zugleich den allgemeinen WÖk-Massstab halten. Es geht nicht darum, die Welt in gute und schlechte Akteure einzuteilen. Es geht darum, Wirkpfade, Wirkungsempfaenger, Datenqualitaet, Risiken und Rueckkopplung so zu beschreiben, dass bessere Entscheidungen moeglich werden.</w:t>
-      </w:r>
-    </w:p>
-    <w:p>
-      <w:r>
-        <w:t>Governance. Fuer T-SROI und IoI bedeutet Wirkungsbewertung Verfahren, Rechte, Transparenz und Korrektur braucht, dass die Analyse nicht bei einer Aktivitaet, einem guten Willen oder einer Kennzahl stehen bleiben darf. Die wirkungsoekonomische Frage lautet immer: Welcher Zustand veraendert sich, bei wem, durch welchen Wirkpfad, in welchem Zeitraum und mit welcher Rueckkopplung? Gerade in Impact-Controlling ist diese Unterscheidung entscheidend, weil Lernende spaeter nicht nur Begriffe wiedergeben, sondern Entscheidungssituationen pruefen muessen. Der haeufige Fehler besteht darin, Bewertung als technokratische Top-down-Setzung zu verstehen. Die saubere V1-Lesart trennt deshalb Beschreibung, Kausalannahme, Bewertung und Steuerungsfolge. Betroffene, Datenhalter, Entscheider und Kontrollinstanzen muessen unterscheidbare Rollen behalten. So wird aus dem Thema kein isoliertes Kapitel, sondern ein pruefbarer Baustein der WÖk-Architektur.</w:t>
-      </w:r>
-    </w:p>
-    <w:p>
-      <w:r>
-        <w:t>Didaktische Pruefbarkeit. Fuer T-SROI und IoI bedeutet das Thema in der Akademie nicht nur erklaert, sondern in Falllogik ueberfuehrt werden muss, dass die Analyse nicht bei einer Aktivitaet, einem guten Willen oder einer Kennzahl stehen bleiben darf. Die wirkungsoekonomische Frage lautet immer: Welcher Zustand veraendert sich, bei wem, durch welchen Wirkpfad, in welchem Zeitraum und mit welcher Rueckkopplung? Gerade in Impact-Controlling ist diese Unterscheidung entscheidend, weil Lernende spaeter nicht nur Begriffe wiedergeben, sondern Entscheidungssituationen pruefen muessen. Der haeufige Fehler besteht darin, reines Auswendiglernen als Kompetenznachweis zu behandeln. Die saubere V1-Lesart trennt deshalb Beschreibung, Kausalannahme, Bewertung und Steuerungsfolge. Pruefungsfragen sollen Begriffe, Anwendung und rote Linien verbinden. So wird aus dem Thema kein isoliertes Kapitel, sondern ein pruefbarer Baustein der WÖk-Architektur.</w:t>
-      </w:r>
-    </w:p>
-    <w:p>
-      <w:r>
-        <w:t>Transfer in Organisationen. Fuer T-SROI und IoI bedeutet WÖk-Begriffe im Alltag nur tragen, wenn sie in Routinen uebersetzt werden, dass die Analyse nicht bei einer Aktivitaet, einem guten Willen oder einer Kennzahl stehen bleiben darf. Die wirkungsoekonomische Frage lautet immer: Welcher Zustand veraendert sich, bei wem, durch welchen Wirkpfad, in welchem Zeitraum und mit welcher Rueckkopplung? Gerade in Impact-Controlling ist diese Unterscheidung entscheidend, weil Lernende spaeter nicht nur Begriffe wiedergeben, sondern Entscheidungssituationen pruefen muessen. Der haeufige Fehler besteht darin, die Verantwortung an eine Nachhaltigkeitsabteilung auszulagern. Die saubere V1-Lesart trennt deshalb Beschreibung, Kausalannahme, Bewertung und Steuerungsfolge. Strategie, Einkauf, Kommunikation, Controlling und Fuehrung muessen denselben Wirkungsbegriff verwenden. So wird aus dem Thema kein isoliertes Kapitel, sondern ein pruefbarer Baustein der WÖk-Architektur.</w:t>
-      </w:r>
-    </w:p>
-    <w:p>
-      <w:r>
-        <w:t>Fallfenster zur Anwendung. Eine Organisation plant eine Massnahme und formuliert dazu eine positive Absicht. In der WÖk reicht das nicht. Fuer diese Vorlesung muss sichtbar werden, welche Zustandsveraenderung erwartet wird, welche Empfaenger direkt oder indirekt betroffen sind, welche Nebenwirkungen entstehen koennen und welche Entscheidung spaeter korrigiert wird. Bezogen auf T-SROI und IoI heisst das: Die Analyse muss das konkrete Thema ernst nehmen und zugleich den allgemeinen WÖk-Massstab halten. Es geht nicht darum, die Welt in gute und schlechte Akteure einzuteilen. Es geht darum, Wirkpfade, Wirkungsempfaenger, Datenqualitaet, Risiken und Rueckkopplung so zu beschreiben, dass bessere Entscheidungen moeglich werden.</w:t>
-      </w:r>
-    </w:p>
-    <w:p>
-      <w:r>
-        <w:t>Rueckfluss in den Korpus. Fuer T-SROI und IoI bedeutet jedes Studienskript den Gesamtbestand schaerfen kann, dass die Analyse nicht bei einer Aktivitaet, einem guten Willen oder einer Kennzahl stehen bleiben darf. Die wirkungsoekonomische Frage lautet immer: Welcher Zustand veraendert sich, bei wem, durch welchen Wirkpfad, in welchem Zeitraum und mit welcher Rueckkopplung? Gerade in Impact-Controlling ist diese Unterscheidung entscheidend, weil Lernende spaeter nicht nur Begriffe wiedergeben, sondern Entscheidungssituationen pruefen muessen. Der haeufige Fehler besteht darin, neue Einsichten nur lokal im Skript zu belassen. Die saubere V1-Lesart trennt deshalb Beschreibung, Kausalannahme, Bewertung und Steuerungsfolge. Glossar, Website, Journal, Dossiers und Visuals sollen aus der Skriptarbeit lernen. So wird aus dem Thema kein isoliertes Kapitel, sondern ein pruefbarer Baustein der WÖk-Architektur.</w:t>
-      </w:r>
-    </w:p>
-    <w:p>
-      <w:r>
-        <w:t>Pruefungsnahe Transferfrage. Formuliere zu WC-V7 eine Wirkungsaussage in drei Saetzen: Erstens den beobachteten oder plausiblen Zustand, zweitens die Daten- oder Quellenlage, drittens die offene Unsicherheit samt Rueckkopplung. Die Antwort muss ohne moralische Personenbewertung auskommen und darf Reichweite nicht mit Wirkung verwechseln.</w:t>
-      </w:r>
-    </w:p>
-    <w:p>
-      <w:pPr>
-        <w:pStyle w:val="Heading3"/>
-      </w:pPr>
-      <w:r>
-        <w:t>Vertiefungsrunde 2: Lesen, pruefen, rueckkoppeln</w:t>
-      </w:r>
-    </w:p>
-    <w:p>
-      <w:r>
-        <w:t>Die folgende Runde verdichtet WC-V7 nicht durch neue Schlagworte, sondern durch wiederholte Anwendung auf unterschiedliche Entscheidungsebenen. Das ist bewusst so angelegt: Wirkungskompetenz entsteht, wenn dieselbe begriffliche Strenge in Produkt, Organisation, Markt, Staat, Kommunikation und Datenraum wiedererkannt wird.</w:t>
-      </w:r>
-    </w:p>
-    <w:p>
-      <w:r>
-        <w:t>Begriffliche Schaerfung. Fuer T-SROI und IoI bedeutet praezise Sprache die erste Sicherung gegen Impact-Washing ist, dass die Analyse nicht bei einer Aktivitaet, einem guten Willen oder einer Kennzahl stehen bleiben darf. Die wirkungsoekonomische Frage lautet immer: Welcher Zustand veraendert sich, bei wem, durch welchen Wirkpfad, in welchem Zeitraum und mit welcher Rueckkopplung? Gerade in Impact-Controlling ist diese Unterscheidung entscheidend, weil Lernende spaeter nicht nur Begriffe wiedergeben, sondern Entscheidungssituationen pruefen muessen. Der haeufige Fehler besteht darin, Wirkung, Output, Reichweite und Potenzial in einem Satz zu vermischen. Die saubere V1-Lesart trennt deshalb Beschreibung, Kausalannahme, Bewertung und Steuerungsfolge. In der Praxis sollte jede Wirkungsaussage als kurze Viererprobe formuliert werden: Zustand, Betroffene, Quelle, offene Unsicherheit. So wird aus dem Thema kein isoliertes Kapitel, sondern ein pruefbarer Baustein der WÖk-Architektur.</w:t>
-      </w:r>
-    </w:p>
-    <w:p>
-      <w:r>
-        <w:t>Wirkpfad-Logik. Fuer T-SROI und IoI bedeutet ein Thema erst dann steuerbar wird, wenn der Mechanismus zwischen Ausloeser und Zustandsveraenderung beschrieben ist, dass die Analyse nicht bei einer Aktivitaet, einem guten Willen oder einer Kennzahl stehen bleiben darf. Die wirkungsoekonomische Frage lautet immer: Welcher Zustand veraendert sich, bei wem, durch welchen Wirkpfad, in welchem Zeitraum und mit welcher Rueckkopplung? Gerade in Impact-Controlling ist diese Unterscheidung entscheidend, weil Lernende spaeter nicht nur Begriffe wiedergeben, sondern Entscheidungssituationen pruefen muessen. Der haeufige Fehler besteht darin, nur die Massnahme selbst zu bewerten und die indirekten Empfaenger auszublenden. Die saubere V1-Lesart trennt deshalb Beschreibung, Kausalannahme, Bewertung und Steuerungsfolge. Eine gute Fallanalyse zeichnet mindestens einen direkten und einen indirekten Wirkpfad nach. So wird aus dem Thema kein isoliertes Kapitel, sondern ein pruefbarer Baustein der WÖk-Architektur.</w:t>
-      </w:r>
-    </w:p>
-    <w:p>
-      <w:r>
-        <w:t>Fallfenster zur Anwendung. Eine Fuehrungsentscheidung erzeugt zugleich Nutzen und Risiken. Die WÖk behandelt Ambivalenz nicht als Stoerung, sondern als Kern der Analyse. Positive Netto-Wirkung darf erst behauptet werden, wenn zentrale negative Wirkungen getrennt geprueft und rote Linien gewahrt sind. Bezogen auf T-SROI und IoI heisst das: Die Analyse muss das konkrete Thema ernst nehmen und zugleich den allgemeinen WÖk-Massstab halten. Es geht nicht darum, die Welt in gute und schlechte Akteure einzuteilen. Es geht darum, Wirkpfade, Wirkungsempfaenger, Datenqualitaet, Risiken und Rueckkopplung so zu beschreiben, dass bessere Entscheidungen moeglich werden.</w:t>
-      </w:r>
-    </w:p>
-    <w:p>
-      <w:r>
-        <w:t>Daten- und Quellenklarheit. Fuer T-SROI und IoI bedeutet jede Bewertung nur so belastbar ist wie Datenlage, Quellenstatus und Aktualitaet, dass die Analyse nicht bei einer Aktivitaet, einem guten Willen oder einer Kennzahl stehen bleiben darf. Die wirkungsoekonomische Frage lautet immer: Welcher Zustand veraendert sich, bei wem, durch welchen Wirkpfad, in welchem Zeitraum und mit welcher Rueckkopplung? Gerade in Impact-Controlling ist diese Unterscheidung entscheidend, weil Lernende spaeter nicht nur Begriffe wiedergeben, sondern Entscheidungssituationen pruefen muessen. Der haeufige Fehler besteht darin, eine Zahl ohne Einheit, Systemgrenze, Zeitraum oder Erhebungslogik als Beweis zu nutzen. Die saubere V1-Lesart trennt deshalb Beschreibung, Kausalannahme, Bewertung und Steuerungsfolge. Die Lernenden sollen Daten nicht dekorativ zitieren, sondern ihre Aussagekraft, Luecken und Grenzen offenlegen. So wird aus dem Thema kein isoliertes Kapitel, sondern ein pruefbarer Baustein der WÖk-Architektur.</w:t>
-      </w:r>
-    </w:p>
-    <w:p>
-      <w:r>
-        <w:t>Ambivalenz. Fuer T-SROI und IoI bedeutet positive und negative Zustandsveraenderungen gleichzeitig auftreten koennen, dass die Analyse nicht bei einer Aktivitaet, einem guten Willen oder einer Kennzahl stehen bleiben darf. Die wirkungsoekonomische Frage lautet immer: Welcher Zustand veraendert sich, bei wem, durch welchen Wirkpfad, in welchem Zeitraum und mit welcher Rueckkopplung? Gerade in Impact-Controlling ist diese Unterscheidung entscheidend, weil Lernende spaeter nicht nur Begriffe wiedergeben, sondern Entscheidungssituationen pruefen muessen. Der haeufige Fehler besteht darin, ambivalente Befunde rhetorisch zu glaetten, damit eine eindeutige Botschaft entsteht. Die saubere V1-Lesart trennt deshalb Beschreibung, Kausalannahme, Bewertung und Steuerungsfolge. Ein gutes Skript fuehrt deshalb Profile, Zielkonflikte und offene Punkte nebeneinander. So wird aus dem Thema kein isoliertes Kapitel, sondern ein pruefbarer Baustein der WÖk-Architektur.</w:t>
-      </w:r>
-    </w:p>
-    <w:p>
-      <w:r>
-        <w:t>Nichtkompensation. Fuer T-SROI und IoI bedeutet schwere zentrale Schaeden nicht durch beliebige positive Einzelwerte neutralisiert werden duerfen, dass die Analyse nicht bei einer Aktivitaet, einem guten Willen oder einer Kennzahl stehen bleiben darf. Die wirkungsoekonomische Frage lautet immer: Welcher Zustand veraendert sich, bei wem, durch welchen Wirkpfad, in welchem Zeitraum und mit welcher Rueckkopplung? Gerade in Impact-Controlling ist diese Unterscheidung entscheidend, weil Lernende spaeter nicht nur Begriffe wiedergeben, sondern Entscheidungssituationen pruefen muessen. Der haeufige Fehler besteht darin, eine arithmetische Durchschnittslogik als moralische Entlastung zu verwenden. Die saubere V1-Lesart trennt deshalb Beschreibung, Kausalannahme, Bewertung und Steuerungsfolge. Reverse Merit Order und rote Linien sind Schutzregeln gegen Schoenrechnung. So wird aus dem Thema kein isoliertes Kapitel, sondern ein pruefbarer Baustein der WÖk-Architektur.</w:t>
-      </w:r>
-    </w:p>
-    <w:p>
-      <w:r>
-        <w:t>Fallfenster zur Anwendung. Ein Controlling-Team moechte einen Score bilden. Das Skript verlangt, dass Datenqualitaet, Systemgrenzen, Gewichtung, Unsicherheit und Nichtkompensation sichtbar bleiben. Ein Score darf die Diskussion nicht beenden, sondern muss bessere Fragen, Priorisierung und Rueckkopplung ermoeglichen. Bezogen auf T-SROI und IoI heisst das: Die Analyse muss das konkrete Thema ernst nehmen und zugleich den allgemeinen WÖk-Massstab halten. Es geht nicht darum, die Welt in gute und schlechte Akteure einzuteilen. Es geht darum, Wirkpfade, Wirkungsempfaenger, Datenqualitaet, Risiken und Rueckkopplung so zu beschreiben, dass bessere Entscheidungen moeglich werden.</w:t>
-      </w:r>
-    </w:p>
-    <w:p>
-      <w:r>
-        <w:t>Pruefungsnahe Transferfrage. Formuliere zu WC-V7 eine Wirkungsaussage in drei Saetzen: Erstens den beobachteten oder plausiblen Zustand, zweitens die Daten- oder Quellenlage, drittens die offene Unsicherheit samt Rueckkopplung. Die Antwort muss ohne moralische Personenbewertung auskommen und darf Reichweite nicht mit Wirkung verwechseln.</w:t>
-      </w:r>
-    </w:p>
-    <w:p>
-      <w:r>
-        <w:t>Rueckkopplung. Fuer T-SROI und IoI bedeutet Wirkungswissen erst dann wertvoll wird, wenn es Entscheidungen veraendert, dass die Analyse nicht bei einer Aktivitaet, einem guten Willen oder einer Kennzahl stehen bleiben darf. Die wirkungsoekonomische Frage lautet immer: Welcher Zustand veraendert sich, bei wem, durch welchen Wirkpfad, in welchem Zeitraum und mit welcher Rueckkopplung? Gerade in Impact-Controlling ist diese Unterscheidung entscheidend, weil Lernende spaeter nicht nur Begriffe wiedergeben, sondern Entscheidungssituationen pruefen muessen. Der haeufige Fehler besteht darin, einen Bericht als Endpunkt zu betrachten. Die saubere V1-Lesart trennt deshalb Beschreibung, Kausalannahme, Bewertung und Steuerungsfolge. Jeder Analyseblock sollte fragen, welche Routine, welcher Prozess oder welche Ressource nach der Bewertung angepasst wird. So wird aus dem Thema kein isoliertes Kapitel, sondern ein pruefbarer Baustein der WÖk-Architektur.</w:t>
-      </w:r>
-    </w:p>
-    <w:p>
-      <w:r>
-        <w:t>Governance. Fuer T-SROI und IoI bedeutet Wirkungsbewertung Verfahren, Rechte, Transparenz und Korrektur braucht, dass die Analyse nicht bei einer Aktivitaet, einem guten Willen oder einer Kennzahl stehen bleiben darf. Die wirkungsoekonomische Frage lautet immer: Welcher Zustand veraendert sich, bei wem, durch welchen Wirkpfad, in welchem Zeitraum und mit welcher Rueckkopplung? Gerade in Impact-Controlling ist diese Unterscheidung entscheidend, weil Lernende spaeter nicht nur Begriffe wiedergeben, sondern Entscheidungssituationen pruefen muessen. Der haeufige Fehler besteht darin, Bewertung als technokratische Top-down-Setzung zu verstehen. Die saubere V1-Lesart trennt deshalb Beschreibung, Kausalannahme, Bewertung und Steuerungsfolge. Betroffene, Datenhalter, Entscheider und Kontrollinstanzen muessen unterscheidbare Rollen behalten. So wird aus dem Thema kein isoliertes Kapitel, sondern ein pruefbarer Baustein der WÖk-Architektur.</w:t>
-      </w:r>
-    </w:p>
-    <w:p>
-      <w:r>
-        <w:t>Didaktische Pruefbarkeit. Fuer T-SROI und IoI bedeutet das Thema in der Akademie nicht nur erklaert, sondern in Falllogik ueberfuehrt werden muss, dass die Analyse nicht bei einer Aktivitaet, einem guten Willen oder einer Kennzahl stehen bleiben darf. Die wirkungsoekonomische Frage lautet immer: Welcher Zustand veraendert sich, bei wem, durch welchen Wirkpfad, in welchem Zeitraum und mit welcher Rueckkopplung? Gerade in Impact-Controlling ist diese Unterscheidung entscheidend, weil Lernende spaeter nicht nur Begriffe wiedergeben, sondern Entscheidungssituationen pruefen muessen. Der haeufige Fehler besteht darin, reines Auswendiglernen als Kompetenznachweis zu behandeln. Die saubere V1-Lesart trennt deshalb Beschreibung, Kausalannahme, Bewertung und Steuerungsfolge. Pruefungsfragen sollen Begriffe, Anwendung und rote Linien verbinden. So wird aus dem Thema kein isoliertes Kapitel, sondern ein pruefbarer Baustein der WÖk-Architektur.</w:t>
-      </w:r>
-    </w:p>
-    <w:p>
-      <w:r>
-        <w:t>Fallfenster zur Anwendung. Ein Kommunikationsbericht nennt viele Aktivitaeten, Reichweiten und Rueckmeldungen. Die V1-Pruefung fragt, ob daraus eine belastbare Wirkungsaussage folgt. Wenn nur Kontakte, Klicks oder Zustimmung vorliegen, bleibt die Aussage im Bereich Wirkungspotenzial oder Resonanz, nicht im Bereich nachgewiesener Wirkung. Bezogen auf T-SROI und IoI heisst das: Die Analyse muss das konkrete Thema ernst nehmen und zugleich den allgemeinen WÖk-Massstab halten. Es geht nicht darum, die Welt in gute und schlechte Akteure einzuteilen. Es geht darum, Wirkpfade, Wirkungsempfaenger, Datenqualitaet, Risiken und Rueckkopplung so zu beschreiben, dass bessere Entscheidungen moeglich werden.</w:t>
-      </w:r>
-    </w:p>
-    <w:p>
-      <w:r>
-        <w:t>Transfer in Organisationen. Fuer T-SROI und IoI bedeutet WÖk-Begriffe im Alltag nur tragen, wenn sie in Routinen uebersetzt werden, dass die Analyse nicht bei einer Aktivitaet, einem guten Willen oder einer Kennzahl stehen bleiben darf. Die wirkungsoekonomische Frage lautet immer: Welcher Zustand veraendert sich, bei wem, durch welchen Wirkpfad, in welchem Zeitraum und mit welcher Rueckkopplung? Gerade in Impact-Controlling ist diese Unterscheidung entscheidend, weil Lernende spaeter nicht nur Begriffe wiedergeben, sondern Entscheidungssituationen pruefen muessen. Der haeufige Fehler besteht darin, die Verantwortung an eine Nachhaltigkeitsabteilung auszulagern. Die saubere V1-Lesart trennt deshalb Beschreibung, Kausalannahme, Bewertung und Steuerungsfolge. Strategie, Einkauf, Kommunikation, Controlling und Fuehrung muessen denselben Wirkungsbegriff verwenden. So wird aus dem Thema kein isoliertes Kapitel, sondern ein pruefbarer Baustein der WÖk-Architektur.</w:t>
-      </w:r>
-    </w:p>
-    <w:p>
-      <w:r>
-        <w:t>Rueckfluss in den Korpus. Fuer T-SROI und IoI bedeutet jedes Studienskript den Gesamtbestand schaerfen kann, dass die Analyse nicht bei einer Aktivitaet, einem guten Willen oder einer Kennzahl stehen bleiben darf. Die wirkungsoekonomische Frage lautet immer: Welcher Zustand veraendert sich, bei wem, durch welchen Wirkpfad, in welchem Zeitraum und mit welcher Rueckkopplung? Gerade in Impact-Controlling ist diese Unterscheidung entscheidend, weil Lernende spaeter nicht nur Begriffe wiedergeben, sondern Entscheidungssituationen pruefen muessen. Der haeufige Fehler besteht darin, neue Einsichten nur lokal im Skript zu belassen. Die saubere V1-Lesart trennt deshalb Beschreibung, Kausalannahme, Bewertung und Steuerungsfolge. Glossar, Website, Journal, Dossiers und Visuals sollen aus der Skriptarbeit lernen. So wird aus dem Thema kein isoliertes Kapitel, sondern ein pruefbarer Baustein der WÖk-Architektur.</w:t>
-      </w:r>
-    </w:p>
-    <w:p>
-      <w:r>
-        <w:t>Pruefungsnahe Transferfrage. Formuliere zu WC-V7 eine Wirkungsaussage in drei Saetzen: Erstens den beobachteten oder plausiblen Zustand, zweitens die Daten- oder Quellenlage, drittens die offene Unsicherheit samt Rueckkopplung. Die Antwort muss ohne moralische Personenbewertung auskommen und darf Reichweite nicht mit Wirkung verwechseln.</w:t>
-      </w:r>
-    </w:p>
-    <w:p>
-      <w:pPr>
-        <w:pStyle w:val="Heading3"/>
-      </w:pPr>
-      <w:r>
-        <w:t>Vertiefungsrunde 3: Lesen, pruefen, rueckkoppeln</w:t>
-      </w:r>
-    </w:p>
-    <w:p>
-      <w:r>
-        <w:t>Die folgende Runde verdichtet WC-V7 nicht durch neue Schlagworte, sondern durch wiederholte Anwendung auf unterschiedliche Entscheidungsebenen. Das ist bewusst so angelegt: Wirkungskompetenz entsteht, wenn dieselbe begriffliche Strenge in Produkt, Organisation, Markt, Staat, Kommunikation und Datenraum wiedererkannt wird.</w:t>
-      </w:r>
-    </w:p>
-    <w:p>
-      <w:r>
-        <w:t>Begriffliche Schaerfung. Fuer T-SROI und IoI bedeutet praezise Sprache die erste Sicherung gegen Impact-Washing ist, dass die Analyse nicht bei einer Aktivitaet, einem guten Willen oder einer Kennzahl stehen bleiben darf. Die wirkungsoekonomische Frage lautet immer: Welcher Zustand veraendert sich, bei wem, durch welchen Wirkpfad, in welchem Zeitraum und mit welcher Rueckkopplung? Gerade in Impact-Controlling ist diese Unterscheidung entscheidend, weil Lernende spaeter nicht nur Begriffe wiedergeben, sondern Entscheidungssituationen pruefen muessen. Der haeufige Fehler besteht darin, Wirkung, Output, Reichweite und Potenzial in einem Satz zu vermischen. Die saubere V1-Lesart trennt deshalb Beschreibung, Kausalannahme, Bewertung und Steuerungsfolge. In der Praxis sollte jede Wirkungsaussage als kurze Viererprobe formuliert werden: Zustand, Betroffene, Quelle, offene Unsicherheit. So wird aus dem Thema kein isoliertes Kapitel, sondern ein pruefbarer Baustein der WÖk-Architektur.</w:t>
-      </w:r>
-    </w:p>
-    <w:p>
-      <w:r>
-        <w:t>Fallfenster zur Anwendung. Eine Organisation plant eine Massnahme und formuliert dazu eine positive Absicht. In der WÖk reicht das nicht. Fuer diese Vorlesung muss sichtbar werden, welche Zustandsveraenderung erwartet wird, welche Empfaenger direkt oder indirekt betroffen sind, welche Nebenwirkungen entstehen koennen und welche Entscheidung spaeter korrigiert wird. Bezogen auf T-SROI und IoI heisst das: Die Analyse muss das konkrete Thema ernst nehmen und zugleich den allgemeinen WÖk-Massstab halten. Es geht nicht darum, die Welt in gute und schlechte Akteure einzuteilen. Es geht darum, Wirkpfade, Wirkungsempfaenger, Datenqualitaet, Risiken und Rueckkopplung so zu beschreiben, dass bessere Entscheidungen moeglich werden.</w:t>
-      </w:r>
-    </w:p>
-    <w:p>
-      <w:r>
-        <w:t>Wirkpfad-Logik. Fuer T-SROI und IoI bedeutet ein Thema erst dann steuerbar wird, wenn der Mechanismus zwischen Ausloeser und Zustandsveraenderung beschrieben ist, dass die Analyse nicht bei einer Aktivitaet, einem guten Willen oder einer Kennzahl stehen bleiben darf. Die wirkungsoekonomische Frage lautet immer: Welcher Zustand veraendert sich, bei wem, durch welchen Wirkpfad, in welchem Zeitraum und mit welcher Rueckkopplung? Gerade in Impact-Controlling ist diese Unterscheidung entscheidend, weil Lernende spaeter nicht nur Begriffe wiedergeben, sondern Entscheidungssituationen pruefen muessen. Der haeufige Fehler besteht darin, nur die Massnahme selbst zu bewerten und die indirekten Empfaenger auszublenden. Die saubere V1-Lesart trennt deshalb Beschreibung, Kausalannahme, Bewertung und Steuerungsfolge. Eine gute Fallanalyse zeichnet mindestens einen direkten und einen indirekten Wirkpfad nach. So wird aus dem Thema kein isoliertes Kapitel, sondern ein pruefbarer Baustein der WÖk-Architektur.</w:t>
-      </w:r>
-    </w:p>
-    <w:p>
-      <w:r>
-        <w:t>Daten- und Quellenklarheit. Fuer T-SROI und IoI bedeutet jede Bewertung nur so belastbar ist wie Datenlage, Quellenstatus und Aktualitaet, dass die Analyse nicht bei einer Aktivitaet, einem guten Willen oder einer Kennzahl stehen bleiben darf. Die wirkungsoekonomische Frage lautet immer: Welcher Zustand veraendert sich, bei wem, durch welchen Wirkpfad, in welchem Zeitraum und mit welcher Rueckkopplung? Gerade in Impact-Controlling ist diese Unterscheidung entscheidend, weil Lernende spaeter nicht nur Begriffe wiedergeben, sondern Entscheidungssituationen pruefen muessen. Der haeufige Fehler besteht darin, eine Zahl ohne Einheit, Systemgrenze, Zeitraum oder Erhebungslogik als Beweis zu nutzen. Die saubere V1-Lesart trennt deshalb Beschreibung, Kausalannahme, Bewertung und Steuerungsfolge. Die Lernenden sollen Daten nicht dekorativ zitieren, sondern ihre Aussagekraft, Luecken und Grenzen offenlegen. So wird aus dem Thema kein isoliertes Kapitel, sondern ein pruefbarer Baustein der WÖk-Architektur.</w:t>
-      </w:r>
-    </w:p>
-    <w:p>
-      <w:r>
-        <w:t>Ambivalenz. Fuer T-SROI und IoI bedeutet positive und negative Zustandsveraenderungen gleichzeitig auftreten koennen, dass die Analyse nicht bei einer Aktivitaet, einem guten Willen oder einer Kennzahl stehen bleiben darf. Die wirkungsoekonomische Frage lautet immer: Welcher Zustand veraendert sich, bei wem, durch welchen Wirkpfad, in welchem Zeitraum und mit welcher Rueckkopplung? Gerade in Impact-Controlling ist diese Unterscheidung entscheidend, weil Lernende spaeter nicht nur Begriffe wiedergeben, sondern Entscheidungssituationen pruefen muessen. Der haeufige Fehler besteht darin, ambivalente Befunde rhetorisch zu glaetten, damit eine eindeutige Botschaft entsteht. Die saubere V1-Lesart trennt deshalb Beschreibung, Kausalannahme, Bewertung und Steuerungsfolge. Ein gutes Skript fuehrt deshalb Profile, Zielkonflikte und offene Punkte nebeneinander. So wird aus dem Thema kein isoliertes Kapitel, sondern ein pruefbarer Baustein der WÖk-Architektur.</w:t>
-      </w:r>
-    </w:p>
-    <w:p>
-      <w:r>
-        <w:t>Fallfenster zur Anwendung. Eine Fuehrungsentscheidung erzeugt zugleich Nutzen und Risiken. Die WÖk behandelt Ambivalenz nicht als Stoerung, sondern als Kern der Analyse. Positive Netto-Wirkung darf erst behauptet werden, wenn zentrale negative Wirkungen getrennt geprueft und rote Linien gewahrt sind. Bezogen auf T-SROI und IoI heisst das: Die Analyse muss das konkrete Thema ernst nehmen und zugleich den allgemeinen WÖk-Massstab halten. Es geht nicht darum, die Welt in gute und schlechte Akteure einzuteilen. Es geht darum, Wirkpfade, Wirkungsempfaenger, Datenqualitaet, Risiken und Rueckkopplung so zu beschreiben, dass bessere Entscheidungen moeglich werden.</w:t>
-      </w:r>
-    </w:p>
-    <w:p>
-      <w:r>
-        <w:t>Nichtkompensation. Fuer T-SROI und IoI bedeutet schwere zentrale Schaeden nicht durch beliebige positive Einzelwerte neutralisiert werden duerfen, dass die Analyse nicht bei einer Aktivitaet, einem guten Willen oder einer Kennzahl stehen bleiben darf. Die wirkungsoekonomische Frage lautet immer: Welcher Zustand veraendert sich, bei wem, durch welchen Wirkpfad, in welchem Zeitraum und mit welcher Rueckkopplung? Gerade in Impact-Controlling ist diese Unterscheidung entscheidend, weil Lernende spaeter nicht nur Begriffe wiedergeben, sondern Entscheidungssituationen pruefen muessen. Der haeufige Fehler besteht darin, eine arithmetische Durchschnittslogik als moralische Entlastung zu verwenden. Die saubere V1-Lesart trennt deshalb Beschreibung, Kausalannahme, Bewertung und Steuerungsfolge. Reverse Merit Order und rote Linien sind Schutzregeln gegen Schoenrechnung. So wird aus dem Thema kein isoliertes Kapitel, sondern ein pruefbarer Baustein der WÖk-Architektur.</w:t>
-      </w:r>
-    </w:p>
-    <w:p>
-      <w:r>
-        <w:t>Pruefungsnahe Transferfrage. Formuliere zu WC-V7 eine Wirkungsaussage in drei Saetzen: Erstens den beobachteten oder plausiblen Zustand, zweitens die Daten- oder Quellenlage, drittens die offene Unsicherheit samt Rueckkopplung. Die Antwort muss ohne moralische Personenbewertung auskommen und darf Reichweite nicht mit Wirkung verwechseln.</w:t>
-      </w:r>
-    </w:p>
-    <w:p>
-      <w:r>
-        <w:t>Rueckkopplung. Fuer T-SROI und IoI bedeutet Wirkungswissen erst dann wertvoll wird, wenn es Entscheidungen veraendert, dass die Analyse nicht bei einer Aktivitaet, einem guten Willen oder einer Kennzahl stehen bleiben darf. Die wirkungsoekonomische Frage lautet immer: Welcher Zustand veraendert sich, bei wem, durch welchen Wirkpfad, in welchem Zeitraum und mit welcher Rueckkopplung? Gerade in Impact-Controlling ist diese Unterscheidung entscheidend, weil Lernende spaeter nicht nur Begriffe wiedergeben, sondern Entscheidungssituationen pruefen muessen. Der haeufige Fehler besteht darin, einen Bericht als Endpunkt zu betrachten. Die saubere V1-Lesart trennt deshalb Beschreibung, Kausalannahme, Bewertung und Steuerungsfolge. Jeder Analyseblock sollte fragen, welche Routine, welcher Prozess oder welche Ressource nach der Bewertung angepasst wird. So wird aus dem Thema kein isoliertes Kapitel, sondern ein pruefbarer Baustein der WÖk-Architektur.</w:t>
-      </w:r>
-    </w:p>
-    <w:p>
-      <w:r>
-        <w:t>Governance. Fuer T-SROI und IoI bedeutet Wirkungsbewertung Verfahren, Rechte, Transparenz und Korrektur braucht, dass die Analyse nicht bei einer Aktivitaet, einem guten Willen oder einer Kennzahl stehen bleiben darf. Die wirkungsoekonomische Frage lautet immer: Welcher Zustand veraendert sich, bei wem, durch welchen Wirkpfad, in welchem Zeitraum und mit welcher Rueckkopplung? Gerade in Impact-Controlling ist diese Unterscheidung entscheidend, weil Lernende spaeter nicht nur Begriffe wiedergeben, sondern Entscheidungssituationen pruefen muessen. Der haeufige Fehler besteht darin, Bewertung als technokratische Top-down-Setzung zu verstehen. Die saubere V1-Lesart trennt deshalb Beschreibung, Kausalannahme, Bewertung und Steuerungsfolge. Betroffene, Datenhalter, Entscheider und Kontrollinstanzen muessen unterscheidbare Rollen behalten. So wird aus dem Thema kein isoliertes Kapitel, sondern ein pruefbarer Baustein der WÖk-Architektur.</w:t>
-      </w:r>
-    </w:p>
-    <w:p>
-      <w:r>
-        <w:t>Fallfenster zur Anwendung. Ein Controlling-Team moechte einen Score bilden. Das Skript verlangt, dass Datenqualitaet, Systemgrenzen, Gewichtung, Unsicherheit und Nichtkompensation sichtbar bleiben. Ein Score darf die Diskussion nicht beenden, sondern muss bessere Fragen, Priorisierung und Rueckkopplung ermoeglichen. Bezogen auf T-SROI und IoI heisst das: Die Analyse muss das konkrete Thema ernst nehmen und zugleich den allgemeinen WÖk-Massstab halten. Es geht nicht darum, die Welt in gute und schlechte Akteure einzuteilen. Es geht darum, Wirkpfade, Wirkungsempfaenger, Datenqualitaet, Risiken und Rueckkopplung so zu beschreiben, dass bessere Entscheidungen moeglich werden.</w:t>
-      </w:r>
-    </w:p>
-    <w:p>
-      <w:r>
-        <w:t>Didaktische Pruefbarkeit. Fuer T-SROI und IoI bedeutet das Thema in der Akademie nicht nur erklaert, sondern in Falllogik ueberfuehrt werden muss, dass die Analyse nicht bei einer Aktivitaet, einem guten Willen oder einer Kennzahl stehen bleiben darf. Die wirkungsoekonomische Frage lautet immer: Welcher Zustand veraendert sich, bei wem, durch welchen Wirkpfad, in welchem Zeitraum und mit welcher Rueckkopplung? Gerade in Impact-Controlling ist diese Unterscheidung entscheidend, weil Lernende spaeter nicht nur Begriffe wiedergeben, sondern Entscheidungssituationen pruefen muessen. Der haeufige Fehler besteht darin, reines Auswendiglernen als Kompetenznachweis zu behandeln. Die saubere V1-Lesart trennt deshalb Beschreibung, Kausalannahme, Bewertung und Steuerungsfolge. Pruefungsfragen sollen Begriffe, Anwendung und rote Linien verbinden. So wird aus dem Thema kein isoliertes Kapitel, sondern ein pruefbarer Baustein der WÖk-Architektur.</w:t>
-      </w:r>
-    </w:p>
-    <w:p>
-      <w:r>
-        <w:t>Transfer in Organisationen. Fuer T-SROI und IoI bedeutet WÖk-Begriffe im Alltag nur tragen, wenn sie in Routinen uebersetzt werden, dass die Analyse nicht bei einer Aktivitaet, einem guten Willen oder einer Kennzahl stehen bleiben darf. Die wirkungsoekonomische Frage lautet immer: Welcher Zustand veraendert sich, bei wem, durch welchen Wirkpfad, in welchem Zeitraum und mit welcher Rueckkopplung? Gerade in Impact-Controlling ist diese Unterscheidung entscheidend, weil Lernende spaeter nicht nur Begriffe wiedergeben, sondern Entscheidungssituationen pruefen muessen. Der haeufige Fehler besteht darin, die Verantwortung an eine Nachhaltigkeitsabteilung auszulagern. Die saubere V1-Lesart trennt deshalb Beschreibung, Kausalannahme, Bewertung und Steuerungsfolge. Strategie, Einkauf, Kommunikation, Controlling und Fuehrung muessen denselben Wirkungsbegriff verwenden. So wird aus dem Thema kein isoliertes Kapitel, sondern ein pruefbarer Baustein der WÖk-Architektur.</w:t>
-      </w:r>
-    </w:p>
-    <w:p>
-      <w:r>
-        <w:t>Rueckfluss in den Korpus. Fuer T-SROI und IoI bedeutet jedes Studienskript den Gesamtbestand schaerfen kann, dass die Analyse nicht bei einer Aktivitaet, einem guten Willen oder einer Kennzahl stehen bleiben darf. Die wirkungsoekonomische Frage lautet immer: Welcher Zustand veraendert sich, bei wem, durch welchen Wirkpfad, in welchem Zeitraum und mit welcher Rueckkopplung? Gerade in Impact-Controlling ist diese Unterscheidung entscheidend, weil Lernende spaeter nicht nur Begriffe wiedergeben, sondern Entscheidungssituationen pruefen muessen. Der haeufige Fehler besteht darin, neue Einsichten nur lokal im Skript zu belassen. Die saubere V1-Lesart trennt deshalb Beschreibung, Kausalannahme, Bewertung und Steuerungsfolge. Glossar, Website, Journal, Dossiers und Visuals sollen aus der Skriptarbeit lernen. So wird aus dem Thema kein isoliertes Kapitel, sondern ein pruefbarer Baustein der WÖk-Architektur.</w:t>
-      </w:r>
-    </w:p>
-    <w:p>
-      <w:r>
-        <w:t>Fallfenster zur Anwendung. Ein Kommunikationsbericht nennt viele Aktivitaeten, Reichweiten und Rueckmeldungen. Die V1-Pruefung fragt, ob daraus eine belastbare Wirkungsaussage folgt. Wenn nur Kontakte, Klicks oder Zustimmung vorliegen, bleibt die Aussage im Bereich Wirkungspotenzial oder Resonanz, nicht im Bereich nachgewiesener Wirkung. Bezogen auf T-SROI und IoI heisst das: Die Analyse muss das konkrete Thema ernst nehmen und zugleich den allgemeinen WÖk-Massstab halten. Es geht nicht darum, die Welt in gute und schlechte Akteure einzuteilen. Es geht darum, Wirkpfade, Wirkungsempfaenger, Datenqualitaet, Risiken und Rueckkopplung so zu beschreiben, dass bessere Entscheidungen moeglich werden.</w:t>
-      </w:r>
-    </w:p>
-    <w:p>
-      <w:r>
-        <w:t>Pruefungsnahe Transferfrage. Formuliere zu WC-V7 eine Wirkungsaussage in drei Saetzen: Erstens den beobachteten oder plausiblen Zustand, zweitens die Daten- oder Quellenlage, drittens die offene Unsicherheit samt Rueckkopplung. Die Antwort muss ohne moralische Personenbewertung auskommen und darf Reichweite nicht mit Wirkung verwechseln.</w:t>
-      </w:r>
-    </w:p>
-    <w:p>
-      <w:pPr>
-        <w:pStyle w:val="Heading3"/>
-      </w:pPr>
-      <w:r>
-        <w:t>Vertiefungsrunde 4: Lesen, pruefen, rueckkoppeln</w:t>
-      </w:r>
-    </w:p>
-    <w:p>
-      <w:r>
-        <w:t>Die folgende Runde verdichtet WC-V7 nicht durch neue Schlagworte, sondern durch wiederholte Anwendung auf unterschiedliche Entscheidungsebenen. Das ist bewusst so angelegt: Wirkungskompetenz entsteht, wenn dieselbe begriffliche Strenge in Produkt, Organisation, Markt, Staat, Kommunikation und Datenraum wiedererkannt wird.</w:t>
-      </w:r>
-    </w:p>
-    <w:p>
-      <w:r>
-        <w:t>Begriffliche Schaerfung. Fuer T-SROI und IoI bedeutet praezise Sprache die erste Sicherung gegen Impact-Washing ist, dass die Analyse nicht bei einer Aktivitaet, einem guten Willen oder einer Kennzahl stehen bleiben darf. Die wirkungsoekonomische Frage lautet immer: Welcher Zustand veraendert sich, bei wem, durch welchen Wirkpfad, in welchem Zeitraum und mit welcher Rueckkopplung? Gerade in Impact-Controlling ist diese Unterscheidung entscheidend, weil Lernende spaeter nicht nur Begriffe wiedergeben, sondern Entscheidungssituationen pruefen muessen. Der haeufige Fehler besteht darin, Wirkung, Output, Reichweite und Potenzial in einem Satz zu vermischen. Die saubere V1-Lesart trennt deshalb Beschreibung, Kausalannahme, Bewertung und Steuerungsfolge. In der Praxis sollte jede Wirkungsaussage als kurze Viererprobe formuliert werden: Zustand, Betroffene, Quelle, offene Unsicherheit. So wird aus dem Thema kein isoliertes Kapitel, sondern ein pruefbarer Baustein der WÖk-Architektur.</w:t>
-      </w:r>
-    </w:p>
-    <w:p>
-      <w:r>
-        <w:t>Wirkpfad-Logik. Fuer T-SROI und IoI bedeutet ein Thema erst dann steuerbar wird, wenn der Mechanismus zwischen Ausloeser und Zustandsveraenderung beschrieben ist, dass die Analyse nicht bei einer Aktivitaet, einem guten Willen oder einer Kennzahl stehen bleiben darf. Die wirkungsoekonomische Frage lautet immer: Welcher Zustand veraendert sich, bei wem, durch welchen Wirkpfad, in welchem Zeitraum und mit welcher Rueckkopplung? Gerade in Impact-Controlling ist diese Unterscheidung entscheidend, weil Lernende spaeter nicht nur Begriffe wiedergeben, sondern Entscheidungssituationen pruefen muessen. Der haeufige Fehler besteht darin, nur die Massnahme selbst zu bewerten und die indirekten Empfaenger auszublenden. Die saubere V1-Lesart trennt deshalb Beschreibung, Kausalannahme, Bewertung und Steuerungsfolge. Eine gute Fallanalyse zeichnet mindestens einen direkten und einen indirekten Wirkpfad nach. So wird aus dem Thema kein isoliertes Kapitel, sondern ein pruefbarer Baustein der WÖk-Architektur.</w:t>
-      </w:r>
-    </w:p>
-    <w:p>
-      <w:r>
-        <w:t>Daten- und Quellenklarheit. Fuer T-SROI und IoI bedeutet jede Bewertung nur so belastbar ist wie Datenlage, Quellenstatus und Aktualitaet, dass die Analyse nicht bei einer Aktivitaet, einem guten Willen oder einer Kennzahl stehen bleiben darf. Die wirkungsoekonomische Frage lautet immer: Welcher Zustand veraendert sich, bei wem, durch welchen Wirkpfad, in welchem Zeitraum und mit welcher Rueckkopplung? Gerade in Impact-Controlling ist diese Unterscheidung entscheidend, weil Lernende spaeter nicht nur Begriffe wiedergeben, sondern Entscheidungssituationen pruefen muessen. Der haeufige Fehler besteht darin, eine Zahl ohne Einheit, Systemgrenze, Zeitraum oder Erhebungslogik als Beweis zu nutzen. Die saubere V1-Lesart trennt deshalb Beschreibung, Kausalannahme, Bewertung und Steuerungsfolge. Die Lernenden sollen Daten nicht dekorativ zitieren, sondern ihre Aussagekraft, Luecken und Grenzen offenlegen. So wird aus dem Thema kein isoliertes Kapitel, sondern ein pruefbarer Baustein der WÖk-Architektur.</w:t>
-      </w:r>
-    </w:p>
-    <w:p>
-      <w:r>
-        <w:t>Fallfenster zur Anwendung. Eine Organisation plant eine Massnahme und formuliert dazu eine positive Absicht. In der WÖk reicht das nicht. Fuer diese Vorlesung muss sichtbar werden, welche Zustandsveraenderung erwartet wird, welche Empfaenger direkt oder indirekt betroffen sind, welche Nebenwirkungen entstehen koennen und welche Entscheidung spaeter korrigiert wird. Bezogen auf T-SROI und IoI heisst das: Die Analyse muss das konkrete Thema ernst nehmen und zugleich den allgemeinen WÖk-Massstab halten. Es geht nicht darum, die Welt in gute und schlechte Akteure einzuteilen. Es geht darum, Wirkpfade, Wirkungsempfaenger, Datenqualitaet, Risiken und Rueckkopplung so zu beschreiben, dass bessere Entscheidungen moeglich werden.</w:t>
-      </w:r>
-    </w:p>
-    <w:p>
-      <w:r>
-        <w:t>Ambivalenz. Fuer T-SROI und IoI bedeutet positive und negative Zustandsveraenderungen gleichzeitig auftreten koennen, dass die Analyse nicht bei einer Aktivitaet, einem guten Willen oder einer Kennzahl stehen bleiben darf. Die wirkungsoekonomische Frage lautet immer: Welcher Zustand veraendert sich, bei wem, durch welchen Wirkpfad, in welchem Zeitraum und mit welcher Rueckkopplung? Gerade in Impact-Controlling ist diese Unterscheidung entscheidend, weil Lernende spaeter nicht nur Begriffe wiedergeben, sondern Entscheidungssituationen pruefen muessen. Der haeufige Fehler besteht darin, ambivalente Befunde rhetorisch zu glaetten, damit eine eindeutige Botschaft entsteht. Die saubere V1-Lesart trennt deshalb Beschreibung, Kausalannahme, Bewertung und Steuerungsfolge. Ein gutes Skript fuehrt deshalb Profile, Zielkonflikte und offene Punkte nebeneinander. So wird aus dem Thema kein isoliertes Kapitel, sondern ein pruefbarer Baustein der WÖk-Architektur.</w:t>
-      </w:r>
-    </w:p>
-    <w:p>
-      <w:r>
-        <w:t>Nichtkompensation. Fuer T-SROI und IoI bedeutet schwere zentrale Schaeden nicht durch beliebige positive Einzelwerte neutralisiert werden duerfen, dass die Analyse nicht bei einer Aktivitaet, einem guten Willen oder einer Kennzahl stehen bleiben darf. Die wirkungsoekonomische Frage lautet immer: Welcher Zustand veraendert sich, bei wem, durch welchen Wirkpfad, in welchem Zeitraum und mit welcher Rueckkopplung? Gerade in Impact-Controlling ist diese Unterscheidung entscheidend, weil Lernende spaeter nicht nur Begriffe wiedergeben, sondern Entscheidungssituationen pruefen muessen. Der haeufige Fehler besteht darin, eine arithmetische Durchschnittslogik als moralische Entlastung zu verwenden. Die saubere V1-Lesart trennt deshalb Beschreibung, Kausalannahme, Bewertung und Steuerungsfolge. Reverse Merit Order und rote Linien sind Schutzregeln gegen Schoenrechnung. So wird aus dem Thema kein isoliertes Kapitel, sondern ein pruefbarer Baustein der WÖk-Architektur.</w:t>
-      </w:r>
-    </w:p>
-    <w:p>
-      <w:r>
-        <w:t>Pruefungsnahe Transferfrage. Formuliere zu WC-V7 eine Wirkungsaussage in drei Saetzen: Erstens den beobachteten oder plausiblen Zustand, zweitens die Daten- oder Quellenlage, drittens die offene Unsicherheit samt Rueckkopplung. Die Antwort muss ohne moralische Personenbewertung auskommen und darf Reichweite nicht mit Wirkung verwechseln.</w:t>
-      </w:r>
-    </w:p>
-    <w:p>
-      <w:r>
-        <w:t>Rueckkopplung. Fuer T-SROI und IoI bedeutet Wirkungswissen erst dann wertvoll wird, wenn es Entscheidungen veraendert, dass die Analyse nicht bei einer Aktivitaet, einem guten Willen oder einer Kennzahl stehen bleiben darf. Die wirkungsoekonomische Frage lautet immer: Welcher Zustand veraendert sich, bei wem, durch welchen Wirkpfad, in welchem Zeitraum und mit welcher Rueckkopplung? Gerade in Impact-Controlling ist diese Unterscheidung entscheidend, weil Lernende spaeter nicht nur Begriffe wiedergeben, sondern Entscheidungssituationen pruefen muessen. Der haeufige Fehler besteht darin, einen Bericht als Endpunkt zu betrachten. Die saubere V1-Lesart trennt deshalb Beschreibung, Kausalannahme, Bewertung und Steuerungsfolge. Jeder Analyseblock sollte fragen, welche Routine, welcher Prozess oder welche Ressource nach der Bewertung angepasst wird. So wird aus dem Thema kein isoliertes Kapitel, sondern ein pruefbarer Baustein der WÖk-Architektur.</w:t>
-      </w:r>
-    </w:p>
-    <w:p>
-      <w:r>
-        <w:t>Fallfenster zur Anwendung. Eine Fuehrungsentscheidung erzeugt zugleich Nutzen und Risiken. Die WÖk behandelt Ambivalenz nicht als Stoerung, sondern als Kern der Analyse. Positive Netto-Wirkung darf erst behauptet werden, wenn zentrale negative Wirkungen getrennt geprueft und rote Linien gewahrt sind. Bezogen auf T-SROI und IoI heisst das: Die Analyse muss das konkrete Thema ernst nehmen und zugleich den allgemeinen WÖk-Massstab halten. Es geht nicht darum, die Welt in gute und schlechte Akteure einzuteilen. Es geht darum, Wirkpfade, Wirkungsempfaenger, Datenqualitaet, Risiken und Rueckkopplung so zu beschreiben, dass bessere Entscheidungen moeglich werden.</w:t>
-      </w:r>
-    </w:p>
-    <w:p>
-      <w:pPr>
-        <w:pStyle w:val="Heading3"/>
-      </w:pPr>
-      <w:r>
-        <w:t>V1-Abschlussnotiz</w:t>
-      </w:r>
-    </w:p>
-    <w:p>
-      <w:r>
-        <w:t>Diese Finalisierung schliesst die Codex-Inhaltsproduktion fuer WC-V7. Offen bleibt nicht der fachliche Kern des Skripts, sondern der naechste Produktionsschritt: Claude setzt daraus die CI/CD-konforme Reader- und PDF-Fassung, prueft Satz, Umbrueche, Medienintegration und Lektorat und markiert erst danach die veroeffentlichte Fassung als freigegeben.</w:t>
       </w:r>
     </w:p>
     <w:p>
@@ -4292,6 +3685,685 @@
       </w:pPr>
       <w:r>
         <w:t>Fachliteratur zu Wirkungslogik, Evaluation, Systemtheorie, Resilienz, Governance, Diffusion, Vertrauen oder Controlling je nach Thema.</w:t>
+      </w:r>
+    </w:p>
+    <w:p>
+      <w:pPr>
+        <w:pStyle w:val="Heading2"/>
+      </w:pPr>
+      <w:r>
+        <w:t>V1-Finalisierung: Vertiefung, Anwendung und Evidenz</w:t>
+      </w:r>
+    </w:p>
+    <w:p>
+      <w:r>
+        <w:t>Dieses Studienskript ist die fachlich finale Codex-V1-Fassung fuer den Akademie-Reader und die oeffentliche Bibliothek. Claude uebernimmt danach Satz, CI/CD, PDF/Reader-Freigabe und die abschliessende Lektoratsabnahme.</w:t>
+      </w:r>
+    </w:p>
+    <w:p>
+      <w:pPr>
+        <w:pStyle w:val="Heading3"/>
+      </w:pPr>
+      <w:r>
+        <w:t>Finaler Leseauftrag</w:t>
+      </w:r>
+    </w:p>
+    <w:p>
+      <w:r>
+        <w:t>Dieses Skript zu WC-V7 T-SROI und IoI ist als Langformtext angelegt: Es soll nicht nur die Vorlesung begleiten, sondern als eigenstaendiges Studienmaterial funktionieren. Wer es liest, soll den fachlichen Kern, die WÖk-Terminologie, die Quellenlogik, die Tabellen, die Modellformeln, die Fallfenster und die oeffentlichen Verstaendnisfragen zusammenfuehren koennen. Die geschuetzte Pruefungslogik bleibt davon getrennt in der Akademie-App.</w:t>
+      </w:r>
+    </w:p>
+    <w:p>
+      <w:r>
+        <w:t>Fuer den Abschluss ist entscheidend, dass T-SROI und IoI im Feld Impact-Controlling nicht als Einzelthema stehen bleibt. Die Vorlesung traegt zur gemeinsamen Architektur bei: Kennzahlenarchitektur, Datenqualitaet, Bewertungslogik und Steuerungsentscheidung. Daraus folgt eine Lesehaltung, die streng und praktisch zugleich ist. Sie fragt nach belastbaren Begriffen, nach Empfaengern und Wirkpfaden, nach Unsicherheit, nach nicht kompensierbaren Grenzen und nach Rueckkopplung in reale Entscheidungen.</w:t>
+      </w:r>
+    </w:p>
+    <w:p>
+      <w:pPr>
+        <w:pStyle w:val="Heading3"/>
+      </w:pPr>
+      <w:r>
+        <w:t>Abschlussmatrix fuer die Anwendung</w:t>
+      </w:r>
+    </w:p>
+    <w:tbl>
+      <w:tblPr>
+        <w:tblStyle w:val="TableGrid"/>
+        <w:tblW w:type="auto" w:w="0"/>
+        <w:jc w:val="left"/>
+        <w:tblLook w:firstColumn="1" w:firstRow="1" w:lastColumn="0" w:lastRow="0" w:noHBand="0" w:noVBand="1" w:val="04A0"/>
+      </w:tblPr>
+      <w:tblGrid>
+        <w:gridCol w:w="3120"/>
+        <w:gridCol w:w="3120"/>
+        <w:gridCol w:w="3120"/>
+      </w:tblGrid>
+      <w:tr>
+        <w:tc>
+          <w:tcPr>
+            <w:tcW w:type="dxa" w:w="3120"/>
+            <w:vAlign w:val="center"/>
+          </w:tcPr>
+          <w:p>
+            <w:r>
+              <w:rPr>
+                <w:b/>
+              </w:rPr>
+              <w:t>Ebene</w:t>
+            </w:r>
+          </w:p>
+        </w:tc>
+        <w:tc>
+          <w:tcPr>
+            <w:tcW w:type="dxa" w:w="3120"/>
+            <w:vAlign w:val="center"/>
+          </w:tcPr>
+          <w:p>
+            <w:r>
+              <w:rPr>
+                <w:b/>
+              </w:rPr>
+              <w:t>Anwendung in WC-V7</w:t>
+            </w:r>
+          </w:p>
+        </w:tc>
+        <w:tc>
+          <w:tcPr>
+            <w:tcW w:type="dxa" w:w="3120"/>
+            <w:vAlign w:val="center"/>
+          </w:tcPr>
+          <w:p>
+            <w:r>
+              <w:rPr>
+                <w:b/>
+              </w:rPr>
+              <w:t>Qualitaetsgrenze</w:t>
+            </w:r>
+          </w:p>
+        </w:tc>
+      </w:tr>
+      <w:tr>
+        <w:tc>
+          <w:tcPr>
+            <w:tcW w:type="dxa" w:w="3120"/>
+            <w:vAlign w:val="center"/>
+          </w:tcPr>
+          <w:p>
+            <w:r>
+              <w:t>Begriff</w:t>
+            </w:r>
+          </w:p>
+        </w:tc>
+        <w:tc>
+          <w:tcPr>
+            <w:tcW w:type="dxa" w:w="3120"/>
+            <w:vAlign w:val="center"/>
+          </w:tcPr>
+          <w:p>
+            <w:r>
+              <w:t>Wirkung, Wirkungspotenzial und Wirkungsrisiko werden im Kontext der Vorlesung getrennt.</w:t>
+            </w:r>
+          </w:p>
+        </w:tc>
+        <w:tc>
+          <w:tcPr>
+            <w:tcW w:type="dxa" w:w="3120"/>
+            <w:vAlign w:val="center"/>
+          </w:tcPr>
+          <w:p>
+            <w:r>
+              <w:t>keine Absicht als Wirkung ausgeben</w:t>
+            </w:r>
+          </w:p>
+        </w:tc>
+      </w:tr>
+      <w:tr>
+        <w:tc>
+          <w:tcPr>
+            <w:tcW w:type="dxa" w:w="3120"/>
+            <w:vAlign w:val="center"/>
+          </w:tcPr>
+          <w:p>
+            <w:r>
+              <w:t>Wirkpfad</w:t>
+            </w:r>
+          </w:p>
+        </w:tc>
+        <w:tc>
+          <w:tcPr>
+            <w:tcW w:type="dxa" w:w="3120"/>
+            <w:vAlign w:val="center"/>
+          </w:tcPr>
+          <w:p>
+            <w:r>
+              <w:t>Ausloeser, Mechanismus, Wirkungsempfaenger, Zustand und Rueckkopplung werden sichtbar.</w:t>
+            </w:r>
+          </w:p>
+        </w:tc>
+        <w:tc>
+          <w:tcPr>
+            <w:tcW w:type="dxa" w:w="3120"/>
+            <w:vAlign w:val="center"/>
+          </w:tcPr>
+          <w:p>
+            <w:r>
+              <w:t>keine lineare Erfolgsgeschichte erfinden</w:t>
+            </w:r>
+          </w:p>
+        </w:tc>
+      </w:tr>
+      <w:tr>
+        <w:tc>
+          <w:tcPr>
+            <w:tcW w:type="dxa" w:w="3120"/>
+            <w:vAlign w:val="center"/>
+          </w:tcPr>
+          <w:p>
+            <w:r>
+              <w:t>Daten</w:t>
+            </w:r>
+          </w:p>
+        </w:tc>
+        <w:tc>
+          <w:tcPr>
+            <w:tcW w:type="dxa" w:w="3120"/>
+            <w:vAlign w:val="center"/>
+          </w:tcPr>
+          <w:p>
+            <w:r>
+              <w:t>Quellen, Datenqualitaet, Unsicherheit und Aktualitaet werden benannt.</w:t>
+            </w:r>
+          </w:p>
+        </w:tc>
+        <w:tc>
+          <w:tcPr>
+            <w:tcW w:type="dxa" w:w="3120"/>
+            <w:vAlign w:val="center"/>
+          </w:tcPr>
+          <w:p>
+            <w:r>
+              <w:t>keine Scheingenauigkeit erzeugen</w:t>
+            </w:r>
+          </w:p>
+        </w:tc>
+      </w:tr>
+      <w:tr>
+        <w:tc>
+          <w:tcPr>
+            <w:tcW w:type="dxa" w:w="3120"/>
+            <w:vAlign w:val="center"/>
+          </w:tcPr>
+          <w:p>
+            <w:r>
+              <w:t>Bewertung</w:t>
+            </w:r>
+          </w:p>
+        </w:tc>
+        <w:tc>
+          <w:tcPr>
+            <w:tcW w:type="dxa" w:w="3120"/>
+            <w:vAlign w:val="center"/>
+          </w:tcPr>
+          <w:p>
+            <w:r>
+              <w:t>SDGs, Agenda 2030, SDG+ und WÖk-Schutzlinien bilden den Referenzrahmen.</w:t>
+            </w:r>
+          </w:p>
+        </w:tc>
+        <w:tc>
+          <w:tcPr>
+            <w:tcW w:type="dxa" w:w="3120"/>
+            <w:vAlign w:val="center"/>
+          </w:tcPr>
+          <w:p>
+            <w:r>
+              <w:t>keine Durchschnittslogik gegen rote Linien</w:t>
+            </w:r>
+          </w:p>
+        </w:tc>
+      </w:tr>
+      <w:tr>
+        <w:tc>
+          <w:tcPr>
+            <w:tcW w:type="dxa" w:w="3120"/>
+            <w:vAlign w:val="center"/>
+          </w:tcPr>
+          <w:p>
+            <w:r>
+              <w:t>Steuerung</w:t>
+            </w:r>
+          </w:p>
+        </w:tc>
+        <w:tc>
+          <w:tcPr>
+            <w:tcW w:type="dxa" w:w="3120"/>
+            <w:vAlign w:val="center"/>
+          </w:tcPr>
+          <w:p>
+            <w:r>
+              <w:t>Die Bewertung fuehrt zu Entscheidung, Budget, Prozess, Kommunikation oder Korrektur.</w:t>
+            </w:r>
+          </w:p>
+        </w:tc>
+        <w:tc>
+          <w:tcPr>
+            <w:tcW w:type="dxa" w:w="3120"/>
+            <w:vAlign w:val="center"/>
+          </w:tcPr>
+          <w:p>
+            <w:r>
+              <w:t>kein Reporting ohne Rueckkopplung</w:t>
+            </w:r>
+          </w:p>
+        </w:tc>
+      </w:tr>
+    </w:tbl>
+    <w:p/>
+    <w:p>
+      <w:pPr>
+        <w:pStyle w:val="Heading3"/>
+      </w:pPr>
+      <w:r>
+        <w:t>Abschlusskommentar 1: Lesen, pruefen, rueckkoppeln</w:t>
+      </w:r>
+    </w:p>
+    <w:p>
+      <w:r>
+        <w:t>Die folgende Verdichtung fuehrt die vorhandenen Kapitel nicht als Wiederholung, sondern als Anwendung zusammen. Wirkungskompetenz entsteht, wenn dieselbe begriffliche Strenge in Fallanalyse, Datenarbeit, Kommunikation, Governance und Entscheidungspraxis wiedererkannt wird.</w:t>
+      </w:r>
+    </w:p>
+    <w:p>
+      <w:r>
+        <w:t>Begriffliche Schaerfung. Der Abschnitt Lernziele ist in WC-V7 kein Zusatzwissen, sondern ein Pruefstein fuer die Grundfrage des Skripts: Was veraendert sich, bei wem, wodurch und mit welcher Rueckkopplung? Fuer T-SROI und IoI wird daran sichtbar, dass praezise Sprache die erste Sicherung gegen Impact-Washing bildet. Die fachliche Grenze liegt dort, wo Lernende Output, Reichweite, Absicht und Wirkung in einem Satz vermischen. Die saubere Lesart trennt deshalb Beobachtung, Kausalannahme, Bewertung und Steuerungsfolge. In der Anwendung sollte daraus mindestens eine konkrete Indikator, Scorecard, Benchmark, Auditpfad oder Portfolioentscheidung abgeleitet werden; sonst bleibt das Wissen erklaerend, aber nicht steuerungsfaehig.</w:t>
+      </w:r>
+    </w:p>
+    <w:p>
+      <w:r>
+        <w:t>Anwendung auf Einleitung / Wirkungsfrage. In einer Fallanalyse beginnt dieser Punkt nicht mit einer Meinung, sondern mit einer belastbaren Beschreibung. Wer WC-V7 pruefungsnah liest, fragt zuerst nach Wirkungsempfaengern, Wirkraum, Zeitraum und Datenquelle. Erst danach folgt die Bewertung im Referenzrahmen Mensch, Planet, Demokratie, SDGs, Agenda 2030 und SDG+. Mindestens ein direkter und ein indirekter Wirkpfad muessen nachvollziehbar sein. Der typische Kurzschluss waere, nur die Massnahme selbst bewerten und indirekte Empfaenger ausblenden. Genau dagegen setzt die WÖk die Pflicht, Wirkungspotenzial, Wirkungsrisiko und positive Netto-Wirkung begrifflich getrennt zu halten.</w:t>
+      </w:r>
+    </w:p>
+    <w:p>
+      <w:r>
+        <w:t>Evidenzregel. Kernaussage darf im Skript nicht als dekorativer Begriff stehen bleiben. Der Abschnitt traegt nur dann, wenn er eine pruefbare Aussage erlaubt: Welche Quelle stuetzt die Annahme, welche Unsicherheit bleibt offen und welche Gegenbeobachtung wuerde die Bewertung veraendern? Fuer T-SROI und IoI heisst das, dass jede Bewertung nur so belastbar ist wie Datenlage, Quellenstatus, Aktualitaet und Systemgrenze. Die Studierenden sollen nicht lernen, einen Score nachzusprechen. Sie sollen erkennen, wann ein Score klaert, wann er verdeckt und wann eine rote Linie die Durchschnittslogik stoppt.</w:t>
+      </w:r>
+    </w:p>
+    <w:p>
+      <w:r>
+        <w:t>Fallfenster zur Anwendung. Ein Controlling-Team moechte einen Score bilden. Das Skript verlangt, dass Datenqualitaet, Systemgrenzen, Gewichtung, Unsicherheit und Nichtkompensation sichtbar bleiben. Ein Score darf die Diskussion nicht beenden, sondern muss bessere Fragen, Priorisierung und Rueckkopplung ermoeglichen. Bezogen auf T-SROI und IoI heisst das: Die Analyse muss das konkrete Thema ernst nehmen und zugleich den allgemeinen WÖk-Massstab halten. Es geht nicht darum, Akteure moralisch zu sortieren. Es geht darum, Wirkpfade, Wirkungsempfaenger, Datenqualitaet, Risiken und Rueckkopplung so zu beschreiben, dass bessere Entscheidungen moeglich werden.</w:t>
+      </w:r>
+    </w:p>
+    <w:p>
+      <w:r>
+        <w:t>Transfer in Impact-Controlling. Quelltext und fachliche Grundlegung verbindet die inhaltliche Deutung mit der spaeteren Praxis. Eine Organisation kann zu T-SROI und IoI sehr ueberzeugend kommunizieren und trotzdem an Zahlen als Beweis zu behandeln, obwohl Systemgrenze, Datenqualitaet, Unsicherheit oder Nichtkompensation ungeklaert sind scheitern. Darum muss die V1-Fassung immer auch nach Governance fragen: Wer erhebt Daten, wer bewertet sie, wer traegt die Folgen, wer kann widersprechen und wann wird eine Entscheidung korrigiert? Profile, Zielkonflikte und offene Punkte werden nebeneinander gefuehrt. So wird aus einem Lehrkapitel eine verantwortbare Arbeitsroutine.</w:t>
+      </w:r>
+    </w:p>
+    <w:p>
+      <w:r>
+        <w:t>Grenze gegen Scheingenauigkeit. Gerade bei Einstieg / Wirkungsfrage ist Praezision wichtiger als grosse Begriffe. Eine Wirkungsaussage bleibt schwach, wenn sie nur Aktivitaet, Reichweite, Absicht oder Image beschreibt. Stark wird sie erst, wenn sie die Zustandsveraenderung und ihre Bedingungen offenlegt. In WC-V7 ist deshalb entscheidend, schwere zentrale Schaeden nicht durch beliebige positive Einzelwerte neutralisiert werden duerfen. Die Fehlerlinie verlaeuft nicht zwischen Optimismus und Pessimismus, sondern zwischen offengelegter Unsicherheit und rhetorischer Sicherheit ohne Pruefpfad.</w:t>
+      </w:r>
+    </w:p>
+    <w:p>
+      <w:r>
+        <w:t>Pruefungsnahe Transferfrage. Formuliere zu WC-V7 eine Wirkungsaussage in drei Saetzen: Erstens den beobachteten oder plausiblen Zustand, zweitens die Daten- oder Quellenlage, drittens die offene Unsicherheit samt Rueckkopplung. Die Antwort muss ohne moralische Personenbewertung auskommen und darf Reichweite nicht mit Wirkung verwechseln.</w:t>
+      </w:r>
+    </w:p>
+    <w:p>
+      <w:r>
+        <w:t>Pruefungsnahe Lesart. Aus Video-/Audio-Vorlesung laesst sich eine gute Transferfrage ableiten: Welche Entscheidung waere falsch, wenn dieser Abschnitt missverstanden wird? Fuer T-SROI und IoI lautet die Antwort meist nicht einfach "mehr Wirkung", sondern genauer: bessere Unterscheidung, sauberere Daten, klarere Schutzlinie und rueckgekoppelte Steuerung. Jeder Analyseblock fragt nach der Routine, die nach der Bewertung angepasst wird. Wer das im Fall anwenden kann, hat den Kern der Vorlesung verstanden; wer nur Definitionen wiederholt, bleibt unter dem Anspruch der Akademie.</w:t>
+      </w:r>
+    </w:p>
+    <w:p>
+      <w:r>
+        <w:t>Fallfenster zur Anwendung. Ein Kommunikationsbericht nennt viele Aktivitaeten, Reichweiten und Rueckmeldungen. Die V1-Pruefung fragt, ob daraus eine belastbare Wirkungsaussage folgt. Wenn nur Kontakte, Klicks oder Zustimmung vorliegen, bleibt die Aussage im Bereich Wirkungspotenzial oder Resonanz, nicht im Bereich nachgewiesener Wirkung. Bezogen auf T-SROI und IoI heisst das: Die Analyse muss das konkrete Thema ernst nehmen und zugleich den allgemeinen WÖk-Massstab halten. Es geht nicht darum, Akteure moralisch zu sortieren. Es geht darum, Wirkpfade, Wirkungsempfaenger, Datenqualitaet, Risiken und Rueckkopplung so zu beschreiben, dass bessere Entscheidungen moeglich werden.</w:t>
+      </w:r>
+    </w:p>
+    <w:p>
+      <w:r>
+        <w:t>Governance. Der Abschnitt Transkript (Gerüst) ist in WC-V7 kein Zusatzwissen, sondern ein Pruefstein fuer die Grundfrage des Skripts: Was veraendert sich, bei wem, wodurch und mit welcher Rueckkopplung? Fuer T-SROI und IoI wird daran sichtbar, dass Wirkungsbewertung Verfahren, Rechte, Transparenz und Korrektur braucht. Die fachliche Grenze liegt dort, wo Lernende Bewertung als technokratische Top-down-Setzung verstehen. Die saubere Lesart trennt deshalb Beobachtung, Kausalannahme, Bewertung und Steuerungsfolge. In der Anwendung sollte daraus mindestens eine konkrete Indikator, Scorecard, Benchmark, Auditpfad oder Portfolioentscheidung abgeleitet werden; sonst bleibt das Wissen erklaerend, aber nicht steuerungsfaehig.</w:t>
+      </w:r>
+    </w:p>
+    <w:p>
+      <w:r>
+        <w:t>Anwendung auf Skript / Folien (Lernseite). In einer Fallanalyse beginnt dieser Punkt nicht mit einer Meinung, sondern mit einer belastbaren Beschreibung. Wer WC-V7 pruefungsnah liest, fragt zuerst nach Wirkungsempfaengern, Wirkraum, Zeitraum und Datenquelle. Erst danach folgt die Bewertung im Referenzrahmen Mensch, Planet, Demokratie, SDGs, Agenda 2030 und SDG+. Pruefungsfragen verbinden Begriff, Anwendung, Evidenz und rote Linie. Der typische Kurzschluss waere, reines Auswendiglernen als Kompetenznachweis behandeln. Genau dagegen setzt die WÖk die Pflicht, Wirkungspotenzial, Wirkungsrisiko und positive Netto-Wirkung begrifflich getrennt zu halten.</w:t>
+      </w:r>
+    </w:p>
+    <w:p>
+      <w:r>
+        <w:t>Evidenzregel. Transferaufgabe darf im Skript nicht als dekorativer Begriff stehen bleiben. Der Abschnitt traegt nur dann, wenn er eine pruefbare Aussage erlaubt: Welche Quelle stuetzt die Annahme, welche Unsicherheit bleibt offen und welche Gegenbeobachtung wuerde die Bewertung veraendern? Fuer T-SROI und IoI heisst das, dass WÖk-Begriffe im Alltag nur tragen, wenn sie in Routinen uebersetzt werden. Die Studierenden sollen nicht lernen, einen Score nachzusprechen. Sie sollen erkennen, wann ein Score klaert, wann er verdeckt und wann eine rote Linie die Durchschnittslogik stoppt.</w:t>
+      </w:r>
+    </w:p>
+    <w:p>
+      <w:r>
+        <w:t>Fallfenster zur Anwendung. Eine Organisation plant eine Massnahme und formuliert dazu eine positive Absicht. In der WÖk reicht das nicht. Fuer diese Vorlesung muss sichtbar werden, welche Zustandsveraenderung erwartet wird, welche Empfaenger direkt oder indirekt betroffen sind, welche Nebenwirkungen entstehen koennen und welche Entscheidung spaeter korrigiert wird. Bezogen auf T-SROI und IoI heisst das: Die Analyse muss das konkrete Thema ernst nehmen und zugleich den allgemeinen WÖk-Massstab halten. Es geht nicht darum, Akteure moralisch zu sortieren. Es geht darum, Wirkpfade, Wirkungsempfaenger, Datenqualitaet, Risiken und Rueckkopplung so zu beschreiben, dass bessere Entscheidungen moeglich werden.</w:t>
+      </w:r>
+    </w:p>
+    <w:p>
+      <w:r>
+        <w:t>Transfer in Impact-Controlling. Praxisbeispiel verbindet die inhaltliche Deutung mit der spaeteren Praxis. Eine Organisation kann zu T-SROI und IoI sehr ueberzeugend kommunizieren und trotzdem an Zahlen als Beweis zu behandeln, obwohl Systemgrenze, Datenqualitaet, Unsicherheit oder Nichtkompensation ungeklaert sind scheitern. Darum muss die V1-Fassung immer auch nach Governance fragen: Wer erhebt Daten, wer bewertet sie, wer traegt die Folgen, wer kann widersprechen und wann wird eine Entscheidung korrigiert? Gute Kommunikation unterscheidet Befund, Annahme und normative Bewertung. So wird aus einem Lehrkapitel eine verantwortbare Arbeitsroutine.</w:t>
+      </w:r>
+    </w:p>
+    <w:p>
+      <w:r>
+        <w:t>Pruefungsnahe Transferfrage. Formuliere zu WC-V7 eine Wirkungsaussage in drei Saetzen: Erstens den beobachteten oder plausiblen Zustand, zweitens die Daten- oder Quellenlage, drittens die offene Unsicherheit samt Rueckkopplung. Die Antwort muss ohne moralische Personenbewertung auskommen und darf Reichweite nicht mit Wirkung verwechseln.</w:t>
+      </w:r>
+    </w:p>
+    <w:p>
+      <w:r>
+        <w:t>Grenze gegen Scheingenauigkeit. Gerade bei Wirkungsökonomische Vertiefung ist Praezision wichtiger als grosse Begriffe. Eine Wirkungsaussage bleibt schwach, wenn sie nur Aktivitaet, Reichweite, Absicht oder Image beschreibt. Stark wird sie erst, wenn sie die Zustandsveraenderung und ihre Bedingungen offenlegt. In WC-V7 ist deshalb entscheidend, jede Wirkungsaussage eine Grenze zieht und diese Grenze begruenden muss. Die Fehlerlinie verlaeuft nicht zwischen Optimismus und Pessimismus, sondern zwischen offengelegter Unsicherheit und rhetorischer Sicherheit ohne Pruefpfad.</w:t>
+      </w:r>
+    </w:p>
+    <w:p>
+      <w:r>
+        <w:t>Pruefungsnahe Lesart. Aus Prüfungsrelevanz laesst sich eine gute Transferfrage ableiten: Welche Entscheidung waere falsch, wenn dieser Abschnitt missverstanden wird? Fuer T-SROI und IoI lautet die Antwort meist nicht einfach "mehr Wirkung", sondern genauer: bessere Unterscheidung, sauberere Daten, klarere Schutzlinie und rueckgekoppelte Steuerung. Szenarien pruefen Sofortwirkung, Folgewirkung und Reversibilitaet getrennt. Wer das im Fall anwenden kann, hat den Kern der Vorlesung verstanden; wer nur Definitionen wiederholt, bleibt unter dem Anspruch der Akademie.</w:t>
+      </w:r>
+    </w:p>
+    <w:p>
+      <w:r>
+        <w:t>Fallfenster zur Anwendung. Eine Fuehrungsentscheidung erzeugt zugleich Nutzen und Risiken. Die WÖk behandelt Ambivalenz nicht als Stoerung, sondern als Kern der Analyse. Positive Netto-Wirkung darf erst behauptet werden, wenn zentrale negative Wirkungen getrennt geprueft und rote Linien gewahrt sind. Bezogen auf T-SROI und IoI heisst das: Die Analyse muss das konkrete Thema ernst nehmen und zugleich den allgemeinen WÖk-Massstab halten. Es geht nicht darum, Akteure moralisch zu sortieren. Es geht darum, Wirkpfade, Wirkungsempfaenger, Datenqualitaet, Risiken und Rueckkopplung so zu beschreiben, dass bessere Entscheidungen moeglich werden.</w:t>
+      </w:r>
+    </w:p>
+    <w:p>
+      <w:r>
+        <w:t>Betroffenenperspektive. Der Abschnitt Lernziele ist in WC-V7 kein Zusatzwissen, sondern ein Pruefstein fuer die Grundfrage des Skripts: Was veraendert sich, bei wem, wodurch und mit welcher Rueckkopplung? Fuer T-SROI und IoI wird daran sichtbar, dass Wirkung nicht am Sender, sondern an veraenderten Zustanden der Empfaenger geprueft wird. Die fachliche Grenze liegt dort, wo Lernende interne Erfolgskennzahlen mit gesellschaftlicher Wirkung verwechseln. Die saubere Lesart trennt deshalb Beobachtung, Kausalannahme, Bewertung und Steuerungsfolge. In der Anwendung sollte daraus mindestens eine konkrete Indikator, Scorecard, Benchmark, Auditpfad oder Portfolioentscheidung abgeleitet werden; sonst bleibt das Wissen erklaerend, aber nicht steuerungsfaehig.</w:t>
+      </w:r>
+    </w:p>
+    <w:p>
+      <w:r>
+        <w:t>Anwendung auf Einleitung / Wirkungsfrage. In einer Fallanalyse beginnt dieser Punkt nicht mit einer Meinung, sondern mit einer belastbaren Beschreibung. Wer WC-V7 pruefungsnah liest, fragt zuerst nach Wirkungsempfaengern, Wirkraum, Zeitraum und Datenquelle. Erst danach folgt die Bewertung im Referenzrahmen Mensch, Planet, Demokratie, SDGs, Agenda 2030 und SDG+. Jede Schlussfolgerung endet mit Entscheidung, Verantwortlichkeit und Termin fuer Rueckpruefung. Der typische Kurzschluss waere, Befunde sammeln, ohne Ressourcen oder Regeln zu veraendern. Genau dagegen setzt die WÖk die Pflicht, Wirkungspotenzial, Wirkungsrisiko und positive Netto-Wirkung begrifflich getrennt zu halten.</w:t>
+      </w:r>
+    </w:p>
+    <w:p>
+      <w:r>
+        <w:t>Evidenzregel. Kernaussage darf im Skript nicht als dekorativer Begriff stehen bleiben. Der Abschnitt traegt nur dann, wenn er eine pruefbare Aussage erlaubt: Welche Quelle stuetzt die Annahme, welche Unsicherheit bleibt offen und welche Gegenbeobachtung wuerde die Bewertung veraendern? Fuer T-SROI und IoI heisst das, dass WÖk-Aussagen mit bestehenden Begriffen, Studien, Standards und Rechtsrahmen in Beziehung stehen muessen. Die Studierenden sollen nicht lernen, einen Score nachzusprechen. Sie sollen erkennen, wann ein Score klaert, wann er verdeckt und wann eine rote Linie die Durchschnittslogik stoppt.</w:t>
+      </w:r>
+    </w:p>
+    <w:p>
+      <w:r>
+        <w:t>Fallfenster zur Anwendung. Ein Controlling-Team moechte einen Score bilden. Das Skript verlangt, dass Datenqualitaet, Systemgrenzen, Gewichtung, Unsicherheit und Nichtkompensation sichtbar bleiben. Ein Score darf die Diskussion nicht beenden, sondern muss bessere Fragen, Priorisierung und Rueckkopplung ermoeglichen. Bezogen auf T-SROI und IoI heisst das: Die Analyse muss das konkrete Thema ernst nehmen und zugleich den allgemeinen WÖk-Massstab halten. Es geht nicht darum, Akteure moralisch zu sortieren. Es geht darum, Wirkpfade, Wirkungsempfaenger, Datenqualitaet, Risiken und Rueckkopplung so zu beschreiben, dass bessere Entscheidungen moeglich werden.</w:t>
+      </w:r>
+    </w:p>
+    <w:p>
+      <w:r>
+        <w:t>Pruefungsnahe Transferfrage. Formuliere zu WC-V7 eine Wirkungsaussage in drei Saetzen: Erstens den beobachteten oder plausiblen Zustand, zweitens die Daten- oder Quellenlage, drittens die offene Unsicherheit samt Rueckkopplung. Die Antwort muss ohne moralische Personenbewertung auskommen und darf Reichweite nicht mit Wirkung verwechseln.</w:t>
+      </w:r>
+    </w:p>
+    <w:p>
+      <w:r>
+        <w:t>Transfer in Impact-Controlling. Quelltext und fachliche Grundlegung verbindet die inhaltliche Deutung mit der spaeteren Praxis. Eine Organisation kann zu T-SROI und IoI sehr ueberzeugend kommunizieren und trotzdem an Zahlen als Beweis zu behandeln, obwohl Systemgrenze, Datenqualitaet, Unsicherheit oder Nichtkompensation ungeklaert sind scheitern. Darum muss die V1-Fassung immer auch nach Governance fragen: Wer erhebt Daten, wer bewertet sie, wer traegt die Folgen, wer kann widersprechen und wann wird eine Entscheidung korrigiert? Die Analyse markiert Stoppsignale vor jeder Portfolio- oder Score-Debatte. So wird aus einem Lehrkapitel eine verantwortbare Arbeitsroutine.</w:t>
+      </w:r>
+    </w:p>
+    <w:p>
+      <w:pPr>
+        <w:pStyle w:val="Heading3"/>
+      </w:pPr>
+      <w:r>
+        <w:t>Abschlusskommentar 2: Lesen, pruefen, rueckkoppeln</w:t>
+      </w:r>
+    </w:p>
+    <w:p>
+      <w:r>
+        <w:t>Die folgende Verdichtung fuehrt die vorhandenen Kapitel nicht als Wiederholung, sondern als Anwendung zusammen. Wirkungskompetenz entsteht, wenn dieselbe begriffliche Strenge in Fallanalyse, Datenarbeit, Kommunikation, Governance und Entscheidungspraxis wiedererkannt wird.</w:t>
+      </w:r>
+    </w:p>
+    <w:p>
+      <w:r>
+        <w:t>Grenze gegen Scheingenauigkeit. Gerade bei Einstieg / Wirkungsfrage ist Praezision wichtiger als grosse Begriffe. Eine Wirkungsaussage bleibt schwach, wenn sie nur Aktivitaet, Reichweite, Absicht oder Image beschreibt. Stark wird sie erst, wenn sie die Zustandsveraenderung und ihre Bedingungen offenlegt. In WC-V7 ist deshalb entscheidend, praezise Sprache die erste Sicherung gegen Impact-Washing bildet. Die Fehlerlinie verlaeuft nicht zwischen Optimismus und Pessimismus, sondern zwischen offengelegter Unsicherheit und rhetorischer Sicherheit ohne Pruefpfad.</w:t>
+      </w:r>
+    </w:p>
+    <w:p>
+      <w:r>
+        <w:t>Pruefungsnahe Lesart. Aus Video-/Audio-Vorlesung laesst sich eine gute Transferfrage ableiten: Welche Entscheidung waere falsch, wenn dieser Abschnitt missverstanden wird? Fuer T-SROI und IoI lautet die Antwort meist nicht einfach "mehr Wirkung", sondern genauer: bessere Unterscheidung, sauberere Daten, klarere Schutzlinie und rueckgekoppelte Steuerung. Mindestens ein direkter und ein indirekter Wirkpfad muessen nachvollziehbar sein. Wer das im Fall anwenden kann, hat den Kern der Vorlesung verstanden; wer nur Definitionen wiederholt, bleibt unter dem Anspruch der Akademie.</w:t>
+      </w:r>
+    </w:p>
+    <w:p>
+      <w:r>
+        <w:t>Fallfenster zur Anwendung. Ein Kommunikationsbericht nennt viele Aktivitaeten, Reichweiten und Rueckmeldungen. Die V1-Pruefung fragt, ob daraus eine belastbare Wirkungsaussage folgt. Wenn nur Kontakte, Klicks oder Zustimmung vorliegen, bleibt die Aussage im Bereich Wirkungspotenzial oder Resonanz, nicht im Bereich nachgewiesener Wirkung. Bezogen auf T-SROI und IoI heisst das: Die Analyse muss das konkrete Thema ernst nehmen und zugleich den allgemeinen WÖk-Massstab halten. Es geht nicht darum, Akteure moralisch zu sortieren. Es geht darum, Wirkpfade, Wirkungsempfaenger, Datenqualitaet, Risiken und Rueckkopplung so zu beschreiben, dass bessere Entscheidungen moeglich werden.</w:t>
+      </w:r>
+    </w:p>
+    <w:p>
+      <w:r>
+        <w:t>Daten- und Quellenklarheit. Der Abschnitt Transkript (Gerüst) ist in WC-V7 kein Zusatzwissen, sondern ein Pruefstein fuer die Grundfrage des Skripts: Was veraendert sich, bei wem, wodurch und mit welcher Rueckkopplung? Fuer T-SROI und IoI wird daran sichtbar, dass jede Bewertung nur so belastbar ist wie Datenlage, Quellenstatus, Aktualitaet und Systemgrenze. Die fachliche Grenze liegt dort, wo Lernende eine Zahl ohne Einheit, Zeitraum oder Erhebungslogik als Beweis nutzen. Die saubere Lesart trennt deshalb Beobachtung, Kausalannahme, Bewertung und Steuerungsfolge. In der Anwendung sollte daraus mindestens eine konkrete Indikator, Scorecard, Benchmark, Auditpfad oder Portfolioentscheidung abgeleitet werden; sonst bleibt das Wissen erklaerend, aber nicht steuerungsfaehig.</w:t>
+      </w:r>
+    </w:p>
+    <w:p>
+      <w:r>
+        <w:t>Anwendung auf Skript / Folien (Lernseite). In einer Fallanalyse beginnt dieser Punkt nicht mit einer Meinung, sondern mit einer belastbaren Beschreibung. Wer WC-V7 pruefungsnah liest, fragt zuerst nach Wirkungsempfaengern, Wirkraum, Zeitraum und Datenquelle. Erst danach folgt die Bewertung im Referenzrahmen Mensch, Planet, Demokratie, SDGs, Agenda 2030 und SDG+. Profile, Zielkonflikte und offene Punkte werden nebeneinander gefuehrt. Der typische Kurzschluss waere, ambivalente Befunde glaetten, damit eine eindeutige Botschaft entsteht. Genau dagegen setzt die WÖk die Pflicht, Wirkungspotenzial, Wirkungsrisiko und positive Netto-Wirkung begrifflich getrennt zu halten.</w:t>
+      </w:r>
+    </w:p>
+    <w:p>
+      <w:r>
+        <w:t>Pruefungsnahe Transferfrage. Formuliere zu WC-V7 eine Wirkungsaussage in drei Saetzen: Erstens den beobachteten oder plausiblen Zustand, zweitens die Daten- oder Quellenlage, drittens die offene Unsicherheit samt Rueckkopplung. Die Antwort muss ohne moralische Personenbewertung auskommen und darf Reichweite nicht mit Wirkung verwechseln.</w:t>
+      </w:r>
+    </w:p>
+    <w:p>
+      <w:r>
+        <w:t>Evidenzregel. Transferaufgabe darf im Skript nicht als dekorativer Begriff stehen bleiben. Der Abschnitt traegt nur dann, wenn er eine pruefbare Aussage erlaubt: Welche Quelle stuetzt die Annahme, welche Unsicherheit bleibt offen und welche Gegenbeobachtung wuerde die Bewertung veraendern? Fuer T-SROI und IoI heisst das, dass schwere zentrale Schaeden nicht durch beliebige positive Einzelwerte neutralisiert werden duerfen. Die Studierenden sollen nicht lernen, einen Score nachzusprechen. Sie sollen erkennen, wann ein Score klaert, wann er verdeckt und wann eine rote Linie die Durchschnittslogik stoppt.</w:t>
+      </w:r>
+    </w:p>
+    <w:p>
+      <w:r>
+        <w:t>Fallfenster zur Anwendung. Eine Organisation plant eine Massnahme und formuliert dazu eine positive Absicht. In der WÖk reicht das nicht. Fuer diese Vorlesung muss sichtbar werden, welche Zustandsveraenderung erwartet wird, welche Empfaenger direkt oder indirekt betroffen sind, welche Nebenwirkungen entstehen koennen und welche Entscheidung spaeter korrigiert wird. Bezogen auf T-SROI und IoI heisst das: Die Analyse muss das konkrete Thema ernst nehmen und zugleich den allgemeinen WÖk-Massstab halten. Es geht nicht darum, Akteure moralisch zu sortieren. Es geht darum, Wirkpfade, Wirkungsempfaenger, Datenqualitaet, Risiken und Rueckkopplung so zu beschreiben, dass bessere Entscheidungen moeglich werden.</w:t>
+      </w:r>
+    </w:p>
+    <w:p>
+      <w:r>
+        <w:t>Transfer in Impact-Controlling. Praxisbeispiel verbindet die inhaltliche Deutung mit der spaeteren Praxis. Eine Organisation kann zu T-SROI und IoI sehr ueberzeugend kommunizieren und trotzdem an Zahlen als Beweis zu behandeln, obwohl Systemgrenze, Datenqualitaet, Unsicherheit oder Nichtkompensation ungeklaert sind scheitern. Darum muss die V1-Fassung immer auch nach Governance fragen: Wer erhebt Daten, wer bewertet sie, wer traegt die Folgen, wer kann widersprechen und wann wird eine Entscheidung korrigiert? Jeder Analyseblock fragt nach der Routine, die nach der Bewertung angepasst wird. So wird aus einem Lehrkapitel eine verantwortbare Arbeitsroutine.</w:t>
+      </w:r>
+    </w:p>
+    <w:p>
+      <w:r>
+        <w:t>Grenze gegen Scheingenauigkeit. Gerade bei Wirkungsökonomische Vertiefung ist Praezision wichtiger als grosse Begriffe. Eine Wirkungsaussage bleibt schwach, wenn sie nur Aktivitaet, Reichweite, Absicht oder Image beschreibt. Stark wird sie erst, wenn sie die Zustandsveraenderung und ihre Bedingungen offenlegt. In WC-V7 ist deshalb entscheidend, Wirkungsbewertung Verfahren, Rechte, Transparenz und Korrektur braucht. Die Fehlerlinie verlaeuft nicht zwischen Optimismus und Pessimismus, sondern zwischen offengelegter Unsicherheit und rhetorischer Sicherheit ohne Pruefpfad.</w:t>
+      </w:r>
+    </w:p>
+    <w:p>
+      <w:r>
+        <w:t>Pruefungsnahe Lesart. Aus Prüfungsrelevanz laesst sich eine gute Transferfrage ableiten: Welche Entscheidung waere falsch, wenn dieser Abschnitt missverstanden wird? Fuer T-SROI und IoI lautet die Antwort meist nicht einfach "mehr Wirkung", sondern genauer: bessere Unterscheidung, sauberere Daten, klarere Schutzlinie und rueckgekoppelte Steuerung. Pruefungsfragen verbinden Begriff, Anwendung, Evidenz und rote Linie. Wer das im Fall anwenden kann, hat den Kern der Vorlesung verstanden; wer nur Definitionen wiederholt, bleibt unter dem Anspruch der Akademie.</w:t>
+      </w:r>
+    </w:p>
+    <w:p>
+      <w:r>
+        <w:t>Fallfenster zur Anwendung. Eine Fuehrungsentscheidung erzeugt zugleich Nutzen und Risiken. Die WÖk behandelt Ambivalenz nicht als Stoerung, sondern als Kern der Analyse. Positive Netto-Wirkung darf erst behauptet werden, wenn zentrale negative Wirkungen getrennt geprueft und rote Linien gewahrt sind. Bezogen auf T-SROI und IoI heisst das: Die Analyse muss das konkrete Thema ernst nehmen und zugleich den allgemeinen WÖk-Massstab halten. Es geht nicht darum, Akteure moralisch zu sortieren. Es geht darum, Wirkpfade, Wirkungsempfaenger, Datenqualitaet, Risiken und Rueckkopplung so zu beschreiben, dass bessere Entscheidungen moeglich werden.</w:t>
+      </w:r>
+    </w:p>
+    <w:p>
+      <w:r>
+        <w:t>Organisationale Umsetzung. Der Abschnitt Lernziele ist in WC-V7 kein Zusatzwissen, sondern ein Pruefstein fuer die Grundfrage des Skripts: Was veraendert sich, bei wem, wodurch und mit welcher Rueckkopplung? Fuer T-SROI und IoI wird daran sichtbar, dass WÖk-Begriffe im Alltag nur tragen, wenn sie in Routinen uebersetzt werden. Die fachliche Grenze liegt dort, wo Lernende Verantwortung an eine einzelne Nachhaltigkeitsfunktion auslagern. Die saubere Lesart trennt deshalb Beobachtung, Kausalannahme, Bewertung und Steuerungsfolge. In der Anwendung sollte daraus mindestens eine konkrete Indikator, Scorecard, Benchmark, Auditpfad oder Portfolioentscheidung abgeleitet werden; sonst bleibt das Wissen erklaerend, aber nicht steuerungsfaehig.</w:t>
+      </w:r>
+    </w:p>
+    <w:p>
+      <w:r>
+        <w:t>Pruefungsnahe Transferfrage. Formuliere zu WC-V7 eine Wirkungsaussage in drei Saetzen: Erstens den beobachteten oder plausiblen Zustand, zweitens die Daten- oder Quellenlage, drittens die offene Unsicherheit samt Rueckkopplung. Die Antwort muss ohne moralische Personenbewertung auskommen und darf Reichweite nicht mit Wirkung verwechseln.</w:t>
+      </w:r>
+    </w:p>
+    <w:p>
+      <w:r>
+        <w:t>Anwendung auf Einleitung / Wirkungsfrage. In einer Fallanalyse beginnt dieser Punkt nicht mit einer Meinung, sondern mit einer belastbaren Beschreibung. Wer WC-V7 pruefungsnah liest, fragt zuerst nach Wirkungsempfaengern, Wirkraum, Zeitraum und Datenquelle. Erst danach folgt die Bewertung im Referenzrahmen Mensch, Planet, Demokratie, SDGs, Agenda 2030 und SDG+. Gute Kommunikation unterscheidet Befund, Annahme und normative Bewertung. Der typische Kurzschluss waere, Eindeutigkeit behaupten, wo die Datenlage nur Potenzial oder Risiko traegt. Genau dagegen setzt die WÖk die Pflicht, Wirkungspotenzial, Wirkungsrisiko und positive Netto-Wirkung begrifflich getrennt zu halten.</w:t>
+      </w:r>
+    </w:p>
+    <w:p>
+      <w:r>
+        <w:t>Evidenzregel. Kernaussage darf im Skript nicht als dekorativer Begriff stehen bleiben. Der Abschnitt traegt nur dann, wenn er eine pruefbare Aussage erlaubt: Welche Quelle stuetzt die Annahme, welche Unsicherheit bleibt offen und welche Gegenbeobachtung wuerde die Bewertung veraendern? Fuer T-SROI und IoI heisst das, dass jede Wirkungsaussage eine Grenze zieht und diese Grenze begruenden muss. Die Studierenden sollen nicht lernen, einen Score nachzusprechen. Sie sollen erkennen, wann ein Score klaert, wann er verdeckt und wann eine rote Linie die Durchschnittslogik stoppt.</w:t>
+      </w:r>
+    </w:p>
+    <w:p>
+      <w:r>
+        <w:t>Fallfenster zur Anwendung. Ein Controlling-Team moechte einen Score bilden. Das Skript verlangt, dass Datenqualitaet, Systemgrenzen, Gewichtung, Unsicherheit und Nichtkompensation sichtbar bleiben. Ein Score darf die Diskussion nicht beenden, sondern muss bessere Fragen, Priorisierung und Rueckkopplung ermoeglichen. Bezogen auf T-SROI und IoI heisst das: Die Analyse muss das konkrete Thema ernst nehmen und zugleich den allgemeinen WÖk-Massstab halten. Es geht nicht darum, Akteure moralisch zu sortieren. Es geht darum, Wirkpfade, Wirkungsempfaenger, Datenqualitaet, Risiken und Rueckkopplung so zu beschreiben, dass bessere Entscheidungen moeglich werden.</w:t>
+      </w:r>
+    </w:p>
+    <w:p>
+      <w:r>
+        <w:t>Transfer in Impact-Controlling. Quelltext und fachliche Grundlegung verbindet die inhaltliche Deutung mit der spaeteren Praxis. Eine Organisation kann zu T-SROI und IoI sehr ueberzeugend kommunizieren und trotzdem an Zahlen als Beweis zu behandeln, obwohl Systemgrenze, Datenqualitaet, Unsicherheit oder Nichtkompensation ungeklaert sind scheitern. Darum muss die V1-Fassung immer auch nach Governance fragen: Wer erhebt Daten, wer bewertet sie, wer traegt die Folgen, wer kann widersprechen und wann wird eine Entscheidung korrigiert? Szenarien pruefen Sofortwirkung, Folgewirkung und Reversibilitaet getrennt. So wird aus einem Lehrkapitel eine verantwortbare Arbeitsroutine.</w:t>
+      </w:r>
+    </w:p>
+    <w:p>
+      <w:r>
+        <w:t>Grenze gegen Scheingenauigkeit. Gerade bei Einstieg / Wirkungsfrage ist Praezision wichtiger als grosse Begriffe. Eine Wirkungsaussage bleibt schwach, wenn sie nur Aktivitaet, Reichweite, Absicht oder Image beschreibt. Stark wird sie erst, wenn sie die Zustandsveraenderung und ihre Bedingungen offenlegt. In WC-V7 ist deshalb entscheidend, Wirkung nicht am Sender, sondern an veraenderten Zustanden der Empfaenger geprueft wird. Die Fehlerlinie verlaeuft nicht zwischen Optimismus und Pessimismus, sondern zwischen offengelegter Unsicherheit und rhetorischer Sicherheit ohne Pruefpfad.</w:t>
+      </w:r>
+    </w:p>
+    <w:p>
+      <w:r>
+        <w:t>Pruefungsnahe Lesart. Aus Video-/Audio-Vorlesung laesst sich eine gute Transferfrage ableiten: Welche Entscheidung waere falsch, wenn dieser Abschnitt missverstanden wird? Fuer T-SROI und IoI lautet die Antwort meist nicht einfach "mehr Wirkung", sondern genauer: bessere Unterscheidung, sauberere Daten, klarere Schutzlinie und rueckgekoppelte Steuerung. Jede Schlussfolgerung endet mit Entscheidung, Verantwortlichkeit und Termin fuer Rueckpruefung. Wer das im Fall anwenden kann, hat den Kern der Vorlesung verstanden; wer nur Definitionen wiederholt, bleibt unter dem Anspruch der Akademie.</w:t>
+      </w:r>
+    </w:p>
+    <w:p>
+      <w:r>
+        <w:t>Fallfenster zur Anwendung. Ein Kommunikationsbericht nennt viele Aktivitaeten, Reichweiten und Rueckmeldungen. Die V1-Pruefung fragt, ob daraus eine belastbare Wirkungsaussage folgt. Wenn nur Kontakte, Klicks oder Zustimmung vorliegen, bleibt die Aussage im Bereich Wirkungspotenzial oder Resonanz, nicht im Bereich nachgewiesener Wirkung. Bezogen auf T-SROI und IoI heisst das: Die Analyse muss das konkrete Thema ernst nehmen und zugleich den allgemeinen WÖk-Massstab halten. Es geht nicht darum, Akteure moralisch zu sortieren. Es geht darum, Wirkpfade, Wirkungsempfaenger, Datenqualitaet, Risiken und Rueckkopplung so zu beschreiben, dass bessere Entscheidungen moeglich werden.</w:t>
+      </w:r>
+    </w:p>
+    <w:p>
+      <w:r>
+        <w:t>Pruefungsnahe Transferfrage. Formuliere zu WC-V7 eine Wirkungsaussage in drei Saetzen: Erstens den beobachteten oder plausiblen Zustand, zweitens die Daten- oder Quellenlage, drittens die offene Unsicherheit samt Rueckkopplung. Die Antwort muss ohne moralische Personenbewertung auskommen und darf Reichweite nicht mit Wirkung verwechseln.</w:t>
+      </w:r>
+    </w:p>
+    <w:p>
+      <w:r>
+        <w:t>Wissenschaftliche Anschlussfaehigkeit. Der Abschnitt Transkript (Gerüst) ist in WC-V7 kein Zusatzwissen, sondern ein Pruefstein fuer die Grundfrage des Skripts: Was veraendert sich, bei wem, wodurch und mit welcher Rueckkopplung? Fuer T-SROI und IoI wird daran sichtbar, dass WÖk-Aussagen mit bestehenden Begriffen, Studien, Standards und Rechtsrahmen in Beziehung stehen muessen. Die fachliche Grenze liegt dort, wo Lernende hausinterne Sprache als Ersatz fuer zitierfaehige Begruendung verwenden. Die saubere Lesart trennt deshalb Beobachtung, Kausalannahme, Bewertung und Steuerungsfolge. In der Anwendung sollte daraus mindestens eine konkrete Indikator, Scorecard, Benchmark, Auditpfad oder Portfolioentscheidung abgeleitet werden; sonst bleibt das Wissen erklaerend, aber nicht steuerungsfaehig.</w:t>
+      </w:r>
+    </w:p>
+    <w:p>
+      <w:r>
+        <w:t>Anwendung auf Skript / Folien (Lernseite). In einer Fallanalyse beginnt dieser Punkt nicht mit einer Meinung, sondern mit einer belastbaren Beschreibung. Wer WC-V7 pruefungsnah liest, fragt zuerst nach Wirkungsempfaengern, Wirkraum, Zeitraum und Datenquelle. Erst danach folgt die Bewertung im Referenzrahmen Mensch, Planet, Demokratie, SDGs, Agenda 2030 und SDG+. Die Analyse markiert Stoppsignale vor jeder Portfolio- oder Score-Debatte. Der typische Kurzschluss waere, ein gutes Teilresultat gegen zentrale Schaeden aufrechnen. Genau dagegen setzt die WÖk die Pflicht, Wirkungspotenzial, Wirkungsrisiko und positive Netto-Wirkung begrifflich getrennt zu halten.</w:t>
+      </w:r>
+    </w:p>
+    <w:p>
+      <w:pPr>
+        <w:pStyle w:val="Heading3"/>
+      </w:pPr>
+      <w:r>
+        <w:t>Abschlusskommentar 3: Lesen, pruefen, rueckkoppeln</w:t>
+      </w:r>
+    </w:p>
+    <w:p>
+      <w:r>
+        <w:t>Die folgende Verdichtung fuehrt die vorhandenen Kapitel nicht als Wiederholung, sondern als Anwendung zusammen. Wirkungskompetenz entsteht, wenn dieselbe begriffliche Strenge in Fallanalyse, Datenarbeit, Kommunikation, Governance und Entscheidungspraxis wiedererkannt wird.</w:t>
+      </w:r>
+    </w:p>
+    <w:p>
+      <w:r>
+        <w:t>Evidenzregel. Transferaufgabe darf im Skript nicht als dekorativer Begriff stehen bleiben. Der Abschnitt traegt nur dann, wenn er eine pruefbare Aussage erlaubt: Welche Quelle stuetzt die Annahme, welche Unsicherheit bleibt offen und welche Gegenbeobachtung wuerde die Bewertung veraendern? Fuer T-SROI und IoI heisst das, dass praezise Sprache die erste Sicherung gegen Impact-Washing bildet. Die Studierenden sollen nicht lernen, einen Score nachzusprechen. Sie sollen erkennen, wann ein Score klaert, wann er verdeckt und wann eine rote Linie die Durchschnittslogik stoppt.</w:t>
+      </w:r>
+    </w:p>
+    <w:p>
+      <w:r>
+        <w:t>Fallfenster zur Anwendung. Eine Organisation plant eine Massnahme und formuliert dazu eine positive Absicht. In der WÖk reicht das nicht. Fuer diese Vorlesung muss sichtbar werden, welche Zustandsveraenderung erwartet wird, welche Empfaenger direkt oder indirekt betroffen sind, welche Nebenwirkungen entstehen koennen und welche Entscheidung spaeter korrigiert wird. Bezogen auf T-SROI und IoI heisst das: Die Analyse muss das konkrete Thema ernst nehmen und zugleich den allgemeinen WÖk-Massstab halten. Es geht nicht darum, Akteure moralisch zu sortieren. Es geht darum, Wirkpfade, Wirkungsempfaenger, Datenqualitaet, Risiken und Rueckkopplung so zu beschreiben, dass bessere Entscheidungen moeglich werden.</w:t>
+      </w:r>
+    </w:p>
+    <w:p>
+      <w:r>
+        <w:t>Transfer in Impact-Controlling. Praxisbeispiel verbindet die inhaltliche Deutung mit der spaeteren Praxis. Eine Organisation kann zu T-SROI und IoI sehr ueberzeugend kommunizieren und trotzdem an Zahlen als Beweis zu behandeln, obwohl Systemgrenze, Datenqualitaet, Unsicherheit oder Nichtkompensation ungeklaert sind scheitern. Darum muss die V1-Fassung immer auch nach Governance fragen: Wer erhebt Daten, wer bewertet sie, wer traegt die Folgen, wer kann widersprechen und wann wird eine Entscheidung korrigiert? Mindestens ein direkter und ein indirekter Wirkpfad muessen nachvollziehbar sein. So wird aus einem Lehrkapitel eine verantwortbare Arbeitsroutine.</w:t>
+      </w:r>
+    </w:p>
+    <w:p>
+      <w:r>
+        <w:t>Grenze gegen Scheingenauigkeit. Gerade bei Wirkungsökonomische Vertiefung ist Praezision wichtiger als grosse Begriffe. Eine Wirkungsaussage bleibt schwach, wenn sie nur Aktivitaet, Reichweite, Absicht oder Image beschreibt. Stark wird sie erst, wenn sie die Zustandsveraenderung und ihre Bedingungen offenlegt. In WC-V7 ist deshalb entscheidend, jede Bewertung nur so belastbar ist wie Datenlage, Quellenstatus, Aktualitaet und Systemgrenze. Die Fehlerlinie verlaeuft nicht zwischen Optimismus und Pessimismus, sondern zwischen offengelegter Unsicherheit und rhetorischer Sicherheit ohne Pruefpfad.</w:t>
+      </w:r>
+    </w:p>
+    <w:p>
+      <w:r>
+        <w:t>Pruefungsnahe Transferfrage. Formuliere zu WC-V7 eine Wirkungsaussage in drei Saetzen: Erstens den beobachteten oder plausiblen Zustand, zweitens die Daten- oder Quellenlage, drittens die offene Unsicherheit samt Rueckkopplung. Die Antwort muss ohne moralische Personenbewertung auskommen und darf Reichweite nicht mit Wirkung verwechseln.</w:t>
+      </w:r>
+    </w:p>
+    <w:p>
+      <w:r>
+        <w:t>Pruefungsnahe Lesart. Aus Prüfungsrelevanz laesst sich eine gute Transferfrage ableiten: Welche Entscheidung waere falsch, wenn dieser Abschnitt missverstanden wird? Fuer T-SROI und IoI lautet die Antwort meist nicht einfach "mehr Wirkung", sondern genauer: bessere Unterscheidung, sauberere Daten, klarere Schutzlinie und rueckgekoppelte Steuerung. Profile, Zielkonflikte und offene Punkte werden nebeneinander gefuehrt. Wer das im Fall anwenden kann, hat den Kern der Vorlesung verstanden; wer nur Definitionen wiederholt, bleibt unter dem Anspruch der Akademie.</w:t>
+      </w:r>
+    </w:p>
+    <w:p>
+      <w:r>
+        <w:t>Fallfenster zur Anwendung. Eine Fuehrungsentscheidung erzeugt zugleich Nutzen und Risiken. Die WÖk behandelt Ambivalenz nicht als Stoerung, sondern als Kern der Analyse. Positive Netto-Wirkung darf erst behauptet werden, wenn zentrale negative Wirkungen getrennt geprueft und rote Linien gewahrt sind. Bezogen auf T-SROI und IoI heisst das: Die Analyse muss das konkrete Thema ernst nehmen und zugleich den allgemeinen WÖk-Massstab halten. Es geht nicht darum, Akteure moralisch zu sortieren. Es geht darum, Wirkpfade, Wirkungsempfaenger, Datenqualitaet, Risiken und Rueckkopplung so zu beschreiben, dass bessere Entscheidungen moeglich werden.</w:t>
+      </w:r>
+    </w:p>
+    <w:p>
+      <w:r>
+        <w:t>Nichtkompensation. Der Abschnitt Lernziele ist in WC-V7 kein Zusatzwissen, sondern ein Pruefstein fuer die Grundfrage des Skripts: Was veraendert sich, bei wem, wodurch und mit welcher Rueckkopplung? Fuer T-SROI und IoI wird daran sichtbar, dass schwere zentrale Schaeden nicht durch beliebige positive Einzelwerte neutralisiert werden duerfen. Die fachliche Grenze liegt dort, wo Lernende eine Durchschnittslogik als moralische Entlastung verwenden. Die saubere Lesart trennt deshalb Beobachtung, Kausalannahme, Bewertung und Steuerungsfolge. In der Anwendung sollte daraus mindestens eine konkrete Indikator, Scorecard, Benchmark, Auditpfad oder Portfolioentscheidung abgeleitet werden; sonst bleibt das Wissen erklaerend, aber nicht steuerungsfaehig.</w:t>
+      </w:r>
+    </w:p>
+    <w:p>
+      <w:r>
+        <w:t>Anwendung auf Einleitung / Wirkungsfrage. In einer Fallanalyse beginnt dieser Punkt nicht mit einer Meinung, sondern mit einer belastbaren Beschreibung. Wer WC-V7 pruefungsnah liest, fragt zuerst nach Wirkungsempfaengern, Wirkraum, Zeitraum und Datenquelle. Erst danach folgt die Bewertung im Referenzrahmen Mensch, Planet, Demokratie, SDGs, Agenda 2030 und SDG+. Jeder Analyseblock fragt nach der Routine, die nach der Bewertung angepasst wird. Der typische Kurzschluss waere, Reporting als Abschluss behandeln. Genau dagegen setzt die WÖk die Pflicht, Wirkungspotenzial, Wirkungsrisiko und positive Netto-Wirkung begrifflich getrennt zu halten.</w:t>
+      </w:r>
+    </w:p>
+    <w:p>
+      <w:r>
+        <w:t>Evidenzregel. Kernaussage darf im Skript nicht als dekorativer Begriff stehen bleiben. Der Abschnitt traegt nur dann, wenn er eine pruefbare Aussage erlaubt: Welche Quelle stuetzt die Annahme, welche Unsicherheit bleibt offen und welche Gegenbeobachtung wuerde die Bewertung veraendern? Fuer T-SROI und IoI heisst das, dass Wirkungsbewertung Verfahren, Rechte, Transparenz und Korrektur braucht. Die Studierenden sollen nicht lernen, einen Score nachzusprechen. Sie sollen erkennen, wann ein Score klaert, wann er verdeckt und wann eine rote Linie die Durchschnittslogik stoppt.</w:t>
+      </w:r>
+    </w:p>
+    <w:p>
+      <w:r>
+        <w:t>Fallfenster zur Anwendung. Ein Controlling-Team moechte einen Score bilden. Das Skript verlangt, dass Datenqualitaet, Systemgrenzen, Gewichtung, Unsicherheit und Nichtkompensation sichtbar bleiben. Ein Score darf die Diskussion nicht beenden, sondern muss bessere Fragen, Priorisierung und Rueckkopplung ermoeglichen. Bezogen auf T-SROI und IoI heisst das: Die Analyse muss das konkrete Thema ernst nehmen und zugleich den allgemeinen WÖk-Massstab halten. Es geht nicht darum, Akteure moralisch zu sortieren. Es geht darum, Wirkpfade, Wirkungsempfaenger, Datenqualitaet, Risiken und Rueckkopplung so zu beschreiben, dass bessere Entscheidungen moeglich werden.</w:t>
+      </w:r>
+    </w:p>
+    <w:p>
+      <w:r>
+        <w:t>Transfer in Impact-Controlling. Quelltext und fachliche Grundlegung verbindet die inhaltliche Deutung mit der spaeteren Praxis. Eine Organisation kann zu T-SROI und IoI sehr ueberzeugend kommunizieren und trotzdem an Zahlen als Beweis zu behandeln, obwohl Systemgrenze, Datenqualitaet, Unsicherheit oder Nichtkompensation ungeklaert sind scheitern. Darum muss die V1-Fassung immer auch nach Governance fragen: Wer erhebt Daten, wer bewertet sie, wer traegt die Folgen, wer kann widersprechen und wann wird eine Entscheidung korrigiert? Pruefungsfragen verbinden Begriff, Anwendung, Evidenz und rote Linie. So wird aus einem Lehrkapitel eine verantwortbare Arbeitsroutine.</w:t>
+      </w:r>
+    </w:p>
+    <w:p>
+      <w:r>
+        <w:t>Pruefungsnahe Transferfrage. Formuliere zu WC-V7 eine Wirkungsaussage in drei Saetzen: Erstens den beobachteten oder plausiblen Zustand, zweitens die Daten- oder Quellenlage, drittens die offene Unsicherheit samt Rueckkopplung. Die Antwort muss ohne moralische Personenbewertung auskommen und darf Reichweite nicht mit Wirkung verwechseln.</w:t>
+      </w:r>
+    </w:p>
+    <w:p>
+      <w:r>
+        <w:t>Grenze gegen Scheingenauigkeit. Gerade bei Einstieg / Wirkungsfrage ist Praezision wichtiger als grosse Begriffe. Eine Wirkungsaussage bleibt schwach, wenn sie nur Aktivitaet, Reichweite, Absicht oder Image beschreibt. Stark wird sie erst, wenn sie die Zustandsveraenderung und ihre Bedingungen offenlegt. In WC-V7 ist deshalb entscheidend, WÖk-Begriffe im Alltag nur tragen, wenn sie in Routinen uebersetzt werden. Die Fehlerlinie verlaeuft nicht zwischen Optimismus und Pessimismus, sondern zwischen offengelegter Unsicherheit und rhetorischer Sicherheit ohne Pruefpfad.</w:t>
+      </w:r>
+    </w:p>
+    <w:p>
+      <w:r>
+        <w:t>Pruefungsnahe Lesart. Aus Video-/Audio-Vorlesung laesst sich eine gute Transferfrage ableiten: Welche Entscheidung waere falsch, wenn dieser Abschnitt missverstanden wird? Fuer T-SROI und IoI lautet die Antwort meist nicht einfach "mehr Wirkung", sondern genauer: bessere Unterscheidung, sauberere Daten, klarere Schutzlinie und rueckgekoppelte Steuerung. Gute Kommunikation unterscheidet Befund, Annahme und normative Bewertung. Wer das im Fall anwenden kann, hat den Kern der Vorlesung verstanden; wer nur Definitionen wiederholt, bleibt unter dem Anspruch der Akademie.</w:t>
+      </w:r>
+    </w:p>
+    <w:p>
+      <w:r>
+        <w:t>Fallfenster zur Anwendung. Ein Kommunikationsbericht nennt viele Aktivitaeten, Reichweiten und Rueckmeldungen. Die V1-Pruefung fragt, ob daraus eine belastbare Wirkungsaussage folgt. Wenn nur Kontakte, Klicks oder Zustimmung vorliegen, bleibt die Aussage im Bereich Wirkungspotenzial oder Resonanz, nicht im Bereich nachgewiesener Wirkung. Bezogen auf T-SROI und IoI heisst das: Die Analyse muss das konkrete Thema ernst nehmen und zugleich den allgemeinen WÖk-Massstab halten. Es geht nicht darum, Akteure moralisch zu sortieren. Es geht darum, Wirkpfade, Wirkungsempfaenger, Datenqualitaet, Risiken und Rueckkopplung so zu beschreiben, dass bessere Entscheidungen moeglich werden.</w:t>
+      </w:r>
+    </w:p>
+    <w:p>
+      <w:r>
+        <w:t>Systemgrenze. Der Abschnitt Transkript (Gerüst) ist in WC-V7 kein Zusatzwissen, sondern ein Pruefstein fuer die Grundfrage des Skripts: Was veraendert sich, bei wem, wodurch und mit welcher Rueckkopplung? Fuer T-SROI und IoI wird daran sichtbar, dass jede Wirkungsaussage eine Grenze zieht und diese Grenze begruenden muss. Die fachliche Grenze liegt dort, wo Lernende nur den bequemen Ausschnitt betrachten. Die saubere Lesart trennt deshalb Beobachtung, Kausalannahme, Bewertung und Steuerungsfolge. In der Anwendung sollte daraus mindestens eine konkrete Indikator, Scorecard, Benchmark, Auditpfad oder Portfolioentscheidung abgeleitet werden; sonst bleibt das Wissen erklaerend, aber nicht steuerungsfaehig.</w:t>
+      </w:r>
+    </w:p>
+    <w:p>
+      <w:r>
+        <w:t>Anwendung auf Skript / Folien (Lernseite). In einer Fallanalyse beginnt dieser Punkt nicht mit einer Meinung, sondern mit einer belastbaren Beschreibung. Wer WC-V7 pruefungsnah liest, fragt zuerst nach Wirkungsempfaengern, Wirkraum, Zeitraum und Datenquelle. Erst danach folgt die Bewertung im Referenzrahmen Mensch, Planet, Demokratie, SDGs, Agenda 2030 und SDG+. Szenarien pruefen Sofortwirkung, Folgewirkung und Reversibilitaet getrennt. Der typische Kurzschluss waere, Momentnutzen als dauerhafte positive Netto-Wirkung verkaufen. Genau dagegen setzt die WÖk die Pflicht, Wirkungspotenzial, Wirkungsrisiko und positive Netto-Wirkung begrifflich getrennt zu halten.</w:t>
+      </w:r>
+    </w:p>
+    <w:p>
+      <w:r>
+        <w:t>Evidenzregel. Transferaufgabe darf im Skript nicht als dekorativer Begriff stehen bleiben. Der Abschnitt traegt nur dann, wenn er eine pruefbare Aussage erlaubt: Welche Quelle stuetzt die Annahme, welche Unsicherheit bleibt offen und welche Gegenbeobachtung wuerde die Bewertung veraendern? Fuer T-SROI und IoI heisst das, dass Wirkung nicht am Sender, sondern an veraenderten Zustanden der Empfaenger geprueft wird. Die Studierenden sollen nicht lernen, einen Score nachzusprechen. Sie sollen erkennen, wann ein Score klaert, wann er verdeckt und wann eine rote Linie die Durchschnittslogik stoppt.</w:t>
+      </w:r>
+    </w:p>
+    <w:p>
+      <w:r>
+        <w:t>Fallfenster zur Anwendung. Eine Organisation plant eine Massnahme und formuliert dazu eine positive Absicht. In der WÖk reicht das nicht. Fuer diese Vorlesung muss sichtbar werden, welche Zustandsveraenderung erwartet wird, welche Empfaenger direkt oder indirekt betroffen sind, welche Nebenwirkungen entstehen koennen und welche Entscheidung spaeter korrigiert wird. Bezogen auf T-SROI und IoI heisst das: Die Analyse muss das konkrete Thema ernst nehmen und zugleich den allgemeinen WÖk-Massstab halten. Es geht nicht darum, Akteure moralisch zu sortieren. Es geht darum, Wirkpfade, Wirkungsempfaenger, Datenqualitaet, Risiken und Rueckkopplung so zu beschreiben, dass bessere Entscheidungen moeglich werden.</w:t>
+      </w:r>
+    </w:p>
+    <w:p>
+      <w:r>
+        <w:t>Pruefungsnahe Transferfrage. Formuliere zu WC-V7 eine Wirkungsaussage in drei Saetzen: Erstens den beobachteten oder plausiblen Zustand, zweitens die Daten- oder Quellenlage, drittens die offene Unsicherheit samt Rueckkopplung. Die Antwort muss ohne moralische Personenbewertung auskommen und darf Reichweite nicht mit Wirkung verwechseln.</w:t>
+      </w:r>
+    </w:p>
+    <w:p>
+      <w:r>
+        <w:t>Transfer in Impact-Controlling. Praxisbeispiel verbindet die inhaltliche Deutung mit der spaeteren Praxis. Eine Organisation kann zu T-SROI und IoI sehr ueberzeugend kommunizieren und trotzdem an Zahlen als Beweis zu behandeln, obwohl Systemgrenze, Datenqualitaet, Unsicherheit oder Nichtkompensation ungeklaert sind scheitern. Darum muss die V1-Fassung immer auch nach Governance fragen: Wer erhebt Daten, wer bewertet sie, wer traegt die Folgen, wer kann widersprechen und wann wird eine Entscheidung korrigiert? Jede Schlussfolgerung endet mit Entscheidung, Verantwortlichkeit und Termin fuer Rueckpruefung. So wird aus einem Lehrkapitel eine verantwortbare Arbeitsroutine.</w:t>
+      </w:r>
+    </w:p>
+    <w:p>
+      <w:r>
+        <w:t>Grenze gegen Scheingenauigkeit. Gerade bei Wirkungsökonomische Vertiefung ist Praezision wichtiger als grosse Begriffe. Eine Wirkungsaussage bleibt schwach, wenn sie nur Aktivitaet, Reichweite, Absicht oder Image beschreibt. Stark wird sie erst, wenn sie die Zustandsveraenderung und ihre Bedingungen offenlegt. In WC-V7 ist deshalb entscheidend, WÖk-Aussagen mit bestehenden Begriffen, Studien, Standards und Rechtsrahmen in Beziehung stehen muessen. Die Fehlerlinie verlaeuft nicht zwischen Optimismus und Pessimismus, sondern zwischen offengelegter Unsicherheit und rhetorischer Sicherheit ohne Pruefpfad.</w:t>
+      </w:r>
+    </w:p>
+    <w:p>
+      <w:pPr>
+        <w:pStyle w:val="Heading3"/>
+      </w:pPr>
+      <w:r>
+        <w:t>V1-Abschlussnotiz</w:t>
+      </w:r>
+    </w:p>
+    <w:p>
+      <w:r>
+        <w:t>Diese Finalisierung schliesst die Codex-Inhaltsproduktion fuer WC-V7. Offen bleibt nicht der fachliche Kern des Skripts, sondern der naechste Produktionsschritt: Claude setzt daraus die CI/CD-konforme Reader- und PDF-Fassung, prueft Satz, Umbrueche, Medienintegration und Lektorat und markiert erst danach die veroeffentlichte Fassung als freigegeben.</w:t>
       </w:r>
     </w:p>
     <w:sectPr>

--- a/docs/studienskripte/word-rohfassungen/wirkungscontrolling-wc-v7.docx
+++ b/docs/studienskripte/word-rohfassungen/wirkungscontrolling-wc-v7.docx
@@ -3710,12 +3710,12 @@
     </w:p>
     <w:p>
       <w:r>
-        <w:t>Dieses Skript zu WC-V7 T-SROI und IoI ist als Langformtext angelegt: Es soll nicht nur die Vorlesung begleiten, sondern als eigenstaendiges Studienmaterial funktionieren. Wer es liest, soll den fachlichen Kern, die WÖk-Terminologie, die Quellenlogik, die Tabellen, die Modellformeln, die Fallfenster und die oeffentlichen Verstaendnisfragen zusammenfuehren koennen. Die geschuetzte Pruefungslogik bleibt davon getrennt in der Akademie-App.</w:t>
-      </w:r>
-    </w:p>
-    <w:p>
-      <w:r>
-        <w:t>Fuer den Abschluss ist entscheidend, dass T-SROI und IoI im Feld Impact-Controlling nicht als Einzelthema stehen bleibt. Die Vorlesung traegt zur gemeinsamen Architektur bei: Kennzahlenarchitektur, Datenqualitaet, Bewertungslogik und Steuerungsentscheidung. Daraus folgt eine Lesehaltung, die streng und praktisch zugleich ist. Sie fragt nach belastbaren Begriffen, nach Empfaengern und Wirkpfaden, nach Unsicherheit, nach nicht kompensierbaren Grenzen und nach Rueckkopplung in reale Entscheidungen.</w:t>
+        <w:t>Dieses Skript zu WC-V7 T-SROI und IoI ist als Langformtext angelegt. Es fuehrt die Vorlesung, die Begriffe, die Fallfenster, die Tabellen, die Modellformeln, die Mini-Quiz-Fragen, die Quellenlogik und den Rueckfluss in den WOE-Korpus zusammen. Die geschuetzte Antwortlogik bleibt davon getrennt in der Akademie-App.</w:t>
+      </w:r>
+    </w:p>
+    <w:p>
+      <w:r>
+        <w:t>Der Abschluss liest T-SROI und IoI im Feld Impact-Controlling. Der Massstab bleibt neutral und relational: Wirkung bedeutet tatsaechliche Zustandsveraenderung. Wirkungspotenzial beschreibt plausible Moeglichkeit. Wirkungsrisiko beschreibt moegliche negative Veraenderung. Wenn eine Zielgroesse gemeint ist, geht es um positive Netto-Wirkung. Genau diese Trennung entscheidet, ob das Skript fachlich traegt.</w:t>
       </w:r>
     </w:p>
     <w:p>
@@ -3723,7 +3723,7 @@
         <w:pStyle w:val="Heading3"/>
       </w:pPr>
       <w:r>
-        <w:t>Abschlussmatrix fuer die Anwendung</w:t>
+        <w:t>Abschlussmatrix</w:t>
       </w:r>
     </w:p>
     <w:tbl>
@@ -3749,7 +3749,7 @@
               <w:rPr>
                 <w:b/>
               </w:rPr>
-              <w:t>Ebene</w:t>
+              <w:t>Pruefebene</w:t>
             </w:r>
           </w:p>
         </w:tc>
@@ -3777,7 +3777,7 @@
               <w:rPr>
                 <w:b/>
               </w:rPr>
-              <w:t>Qualitaetsgrenze</w:t>
+              <w:t>Grenze</w:t>
             </w:r>
           </w:p>
         </w:tc>
@@ -3801,7 +3801,7 @@
           </w:tcPr>
           <w:p>
             <w:r>
-              <w:t>Wirkung, Wirkungspotenzial und Wirkungsrisiko werden im Kontext der Vorlesung getrennt.</w:t>
+              <w:t>Wirkung, Wirkungspotenzial, Wirkungsrisiko und positive Netto-Wirkung getrennt lesen.</w:t>
             </w:r>
           </w:p>
         </w:tc>
@@ -3812,7 +3812,7 @@
           </w:tcPr>
           <w:p>
             <w:r>
-              <w:t>keine Absicht als Wirkung ausgeben</w:t>
+              <w:t>Keine Absicht als Wirkung ausgeben.</w:t>
             </w:r>
           </w:p>
         </w:tc>
@@ -3836,7 +3836,7 @@
           </w:tcPr>
           <w:p>
             <w:r>
-              <w:t>Ausloeser, Mechanismus, Wirkungsempfaenger, Zustand und Rueckkopplung werden sichtbar.</w:t>
+              <w:t>Ausloeser, Mechanismus, Empfaenger, Zustand und Rueckkopplung verbinden.</w:t>
             </w:r>
           </w:p>
         </w:tc>
@@ -3847,7 +3847,7 @@
           </w:tcPr>
           <w:p>
             <w:r>
-              <w:t>keine lineare Erfolgsgeschichte erfinden</w:t>
+              <w:t>Keine lineare Erfolgsgeschichte erfinden.</w:t>
             </w:r>
           </w:p>
         </w:tc>
@@ -3860,7 +3860,7 @@
           </w:tcPr>
           <w:p>
             <w:r>
-              <w:t>Daten</w:t>
+              <w:t>Evidenz</w:t>
             </w:r>
           </w:p>
         </w:tc>
@@ -3871,7 +3871,7 @@
           </w:tcPr>
           <w:p>
             <w:r>
-              <w:t>Quellen, Datenqualitaet, Unsicherheit und Aktualitaet werden benannt.</w:t>
+              <w:t>Datenquelle, Systemgrenze, Erhebungslogik, Unsicherheit, Aktualitaet und Auditspur pruefen.</w:t>
             </w:r>
           </w:p>
         </w:tc>
@@ -3882,7 +3882,7 @@
           </w:tcPr>
           <w:p>
             <w:r>
-              <w:t>keine Scheingenauigkeit erzeugen</w:t>
+              <w:t>Keine Scheingenauigkeit erzeugen.</w:t>
             </w:r>
           </w:p>
         </w:tc>
@@ -3906,7 +3906,7 @@
           </w:tcPr>
           <w:p>
             <w:r>
-              <w:t>SDGs, Agenda 2030, SDG+ und WÖk-Schutzlinien bilden den Referenzrahmen.</w:t>
+              <w:t>SDGs, Agenda 2030, SDG+, Nichtkompensation und Reverse Merit Order passend einsetzen.</w:t>
             </w:r>
           </w:p>
         </w:tc>
@@ -3917,7 +3917,7 @@
           </w:tcPr>
           <w:p>
             <w:r>
-              <w:t>keine Durchschnittslogik gegen rote Linien</w:t>
+              <w:t>Keine Durchschnittslogik gegen rote Linien.</w:t>
             </w:r>
           </w:p>
         </w:tc>
@@ -3941,7 +3941,7 @@
           </w:tcPr>
           <w:p>
             <w:r>
-              <w:t>Die Bewertung fuehrt zu Entscheidung, Budget, Prozess, Kommunikation oder Korrektur.</w:t>
+              <w:t>Ergebnis in Indikator, Scorecard, Benchmark, Auditpfad, Portfolioentscheidung oder CAPEX/OPEX-Priorisierung uebersetzen.</w:t>
             </w:r>
           </w:p>
         </w:tc>
@@ -3952,7 +3952,7 @@
           </w:tcPr>
           <w:p>
             <w:r>
-              <w:t>kein Reporting ohne Rueckkopplung</w:t>
+              <w:t>Kein Reporting ohne Rueckkopplung.</w:t>
             </w:r>
           </w:p>
         </w:tc>
@@ -3964,132 +3964,107 @@
         <w:pStyle w:val="Heading3"/>
       </w:pPr>
       <w:r>
-        <w:t>Abschlusskommentar 1: Lesen, pruefen, rueckkoppeln</w:t>
-      </w:r>
-    </w:p>
-    <w:p>
-      <w:r>
-        <w:t>Die folgende Verdichtung fuehrt die vorhandenen Kapitel nicht als Wiederholung, sondern als Anwendung zusammen. Wirkungskompetenz entsteht, wenn dieselbe begriffliche Strenge in Fallanalyse, Datenarbeit, Kommunikation, Governance und Entscheidungspraxis wiedererkannt wird.</w:t>
-      </w:r>
-    </w:p>
-    <w:p>
-      <w:r>
-        <w:t>Begriffliche Schaerfung. Der Abschnitt Lernziele ist in WC-V7 kein Zusatzwissen, sondern ein Pruefstein fuer die Grundfrage des Skripts: Was veraendert sich, bei wem, wodurch und mit welcher Rueckkopplung? Fuer T-SROI und IoI wird daran sichtbar, dass praezise Sprache die erste Sicherung gegen Impact-Washing bildet. Die fachliche Grenze liegt dort, wo Lernende Output, Reichweite, Absicht und Wirkung in einem Satz vermischen. Die saubere Lesart trennt deshalb Beobachtung, Kausalannahme, Bewertung und Steuerungsfolge. In der Anwendung sollte daraus mindestens eine konkrete Indikator, Scorecard, Benchmark, Auditpfad oder Portfolioentscheidung abgeleitet werden; sonst bleibt das Wissen erklaerend, aber nicht steuerungsfaehig.</w:t>
-      </w:r>
-    </w:p>
-    <w:p>
-      <w:r>
-        <w:t>Anwendung auf Einleitung / Wirkungsfrage. In einer Fallanalyse beginnt dieser Punkt nicht mit einer Meinung, sondern mit einer belastbaren Beschreibung. Wer WC-V7 pruefungsnah liest, fragt zuerst nach Wirkungsempfaengern, Wirkraum, Zeitraum und Datenquelle. Erst danach folgt die Bewertung im Referenzrahmen Mensch, Planet, Demokratie, SDGs, Agenda 2030 und SDG+. Mindestens ein direkter und ein indirekter Wirkpfad muessen nachvollziehbar sein. Der typische Kurzschluss waere, nur die Massnahme selbst bewerten und indirekte Empfaenger ausblenden. Genau dagegen setzt die WÖk die Pflicht, Wirkungspotenzial, Wirkungsrisiko und positive Netto-Wirkung begrifflich getrennt zu halten.</w:t>
-      </w:r>
-    </w:p>
-    <w:p>
-      <w:r>
-        <w:t>Evidenzregel. Kernaussage darf im Skript nicht als dekorativer Begriff stehen bleiben. Der Abschnitt traegt nur dann, wenn er eine pruefbare Aussage erlaubt: Welche Quelle stuetzt die Annahme, welche Unsicherheit bleibt offen und welche Gegenbeobachtung wuerde die Bewertung veraendern? Fuer T-SROI und IoI heisst das, dass jede Bewertung nur so belastbar ist wie Datenlage, Quellenstatus, Aktualitaet und Systemgrenze. Die Studierenden sollen nicht lernen, einen Score nachzusprechen. Sie sollen erkennen, wann ein Score klaert, wann er verdeckt und wann eine rote Linie die Durchschnittslogik stoppt.</w:t>
-      </w:r>
-    </w:p>
-    <w:p>
-      <w:r>
-        <w:t>Fallfenster zur Anwendung. Ein Controlling-Team moechte einen Score bilden. Das Skript verlangt, dass Datenqualitaet, Systemgrenzen, Gewichtung, Unsicherheit und Nichtkompensation sichtbar bleiben. Ein Score darf die Diskussion nicht beenden, sondern muss bessere Fragen, Priorisierung und Rueckkopplung ermoeglichen. Bezogen auf T-SROI und IoI heisst das: Die Analyse muss das konkrete Thema ernst nehmen und zugleich den allgemeinen WÖk-Massstab halten. Es geht nicht darum, Akteure moralisch zu sortieren. Es geht darum, Wirkpfade, Wirkungsempfaenger, Datenqualitaet, Risiken und Rueckkopplung so zu beschreiben, dass bessere Entscheidungen moeglich werden.</w:t>
-      </w:r>
-    </w:p>
-    <w:p>
-      <w:r>
-        <w:t>Transfer in Impact-Controlling. Quelltext und fachliche Grundlegung verbindet die inhaltliche Deutung mit der spaeteren Praxis. Eine Organisation kann zu T-SROI und IoI sehr ueberzeugend kommunizieren und trotzdem an Zahlen als Beweis zu behandeln, obwohl Systemgrenze, Datenqualitaet, Unsicherheit oder Nichtkompensation ungeklaert sind scheitern. Darum muss die V1-Fassung immer auch nach Governance fragen: Wer erhebt Daten, wer bewertet sie, wer traegt die Folgen, wer kann widersprechen und wann wird eine Entscheidung korrigiert? Profile, Zielkonflikte und offene Punkte werden nebeneinander gefuehrt. So wird aus einem Lehrkapitel eine verantwortbare Arbeitsroutine.</w:t>
-      </w:r>
-    </w:p>
-    <w:p>
-      <w:r>
-        <w:t>Grenze gegen Scheingenauigkeit. Gerade bei Einstieg / Wirkungsfrage ist Praezision wichtiger als grosse Begriffe. Eine Wirkungsaussage bleibt schwach, wenn sie nur Aktivitaet, Reichweite, Absicht oder Image beschreibt. Stark wird sie erst, wenn sie die Zustandsveraenderung und ihre Bedingungen offenlegt. In WC-V7 ist deshalb entscheidend, schwere zentrale Schaeden nicht durch beliebige positive Einzelwerte neutralisiert werden duerfen. Die Fehlerlinie verlaeuft nicht zwischen Optimismus und Pessimismus, sondern zwischen offengelegter Unsicherheit und rhetorischer Sicherheit ohne Pruefpfad.</w:t>
-      </w:r>
-    </w:p>
-    <w:p>
-      <w:r>
-        <w:t>Pruefungsnahe Transferfrage. Formuliere zu WC-V7 eine Wirkungsaussage in drei Saetzen: Erstens den beobachteten oder plausiblen Zustand, zweitens die Daten- oder Quellenlage, drittens die offene Unsicherheit samt Rueckkopplung. Die Antwort muss ohne moralische Personenbewertung auskommen und darf Reichweite nicht mit Wirkung verwechseln.</w:t>
-      </w:r>
-    </w:p>
-    <w:p>
-      <w:r>
-        <w:t>Pruefungsnahe Lesart. Aus Video-/Audio-Vorlesung laesst sich eine gute Transferfrage ableiten: Welche Entscheidung waere falsch, wenn dieser Abschnitt missverstanden wird? Fuer T-SROI und IoI lautet die Antwort meist nicht einfach "mehr Wirkung", sondern genauer: bessere Unterscheidung, sauberere Daten, klarere Schutzlinie und rueckgekoppelte Steuerung. Jeder Analyseblock fragt nach der Routine, die nach der Bewertung angepasst wird. Wer das im Fall anwenden kann, hat den Kern der Vorlesung verstanden; wer nur Definitionen wiederholt, bleibt unter dem Anspruch der Akademie.</w:t>
-      </w:r>
-    </w:p>
-    <w:p>
-      <w:r>
-        <w:t>Fallfenster zur Anwendung. Ein Kommunikationsbericht nennt viele Aktivitaeten, Reichweiten und Rueckmeldungen. Die V1-Pruefung fragt, ob daraus eine belastbare Wirkungsaussage folgt. Wenn nur Kontakte, Klicks oder Zustimmung vorliegen, bleibt die Aussage im Bereich Wirkungspotenzial oder Resonanz, nicht im Bereich nachgewiesener Wirkung. Bezogen auf T-SROI und IoI heisst das: Die Analyse muss das konkrete Thema ernst nehmen und zugleich den allgemeinen WÖk-Massstab halten. Es geht nicht darum, Akteure moralisch zu sortieren. Es geht darum, Wirkpfade, Wirkungsempfaenger, Datenqualitaet, Risiken und Rueckkopplung so zu beschreiben, dass bessere Entscheidungen moeglich werden.</w:t>
-      </w:r>
-    </w:p>
-    <w:p>
-      <w:r>
-        <w:t>Governance. Der Abschnitt Transkript (Gerüst) ist in WC-V7 kein Zusatzwissen, sondern ein Pruefstein fuer die Grundfrage des Skripts: Was veraendert sich, bei wem, wodurch und mit welcher Rueckkopplung? Fuer T-SROI und IoI wird daran sichtbar, dass Wirkungsbewertung Verfahren, Rechte, Transparenz und Korrektur braucht. Die fachliche Grenze liegt dort, wo Lernende Bewertung als technokratische Top-down-Setzung verstehen. Die saubere Lesart trennt deshalb Beobachtung, Kausalannahme, Bewertung und Steuerungsfolge. In der Anwendung sollte daraus mindestens eine konkrete Indikator, Scorecard, Benchmark, Auditpfad oder Portfolioentscheidung abgeleitet werden; sonst bleibt das Wissen erklaerend, aber nicht steuerungsfaehig.</w:t>
-      </w:r>
-    </w:p>
-    <w:p>
-      <w:r>
-        <w:t>Anwendung auf Skript / Folien (Lernseite). In einer Fallanalyse beginnt dieser Punkt nicht mit einer Meinung, sondern mit einer belastbaren Beschreibung. Wer WC-V7 pruefungsnah liest, fragt zuerst nach Wirkungsempfaengern, Wirkraum, Zeitraum und Datenquelle. Erst danach folgt die Bewertung im Referenzrahmen Mensch, Planet, Demokratie, SDGs, Agenda 2030 und SDG+. Pruefungsfragen verbinden Begriff, Anwendung, Evidenz und rote Linie. Der typische Kurzschluss waere, reines Auswendiglernen als Kompetenznachweis behandeln. Genau dagegen setzt die WÖk die Pflicht, Wirkungspotenzial, Wirkungsrisiko und positive Netto-Wirkung begrifflich getrennt zu halten.</w:t>
-      </w:r>
-    </w:p>
-    <w:p>
-      <w:r>
-        <w:t>Evidenzregel. Transferaufgabe darf im Skript nicht als dekorativer Begriff stehen bleiben. Der Abschnitt traegt nur dann, wenn er eine pruefbare Aussage erlaubt: Welche Quelle stuetzt die Annahme, welche Unsicherheit bleibt offen und welche Gegenbeobachtung wuerde die Bewertung veraendern? Fuer T-SROI und IoI heisst das, dass WÖk-Begriffe im Alltag nur tragen, wenn sie in Routinen uebersetzt werden. Die Studierenden sollen nicht lernen, einen Score nachzusprechen. Sie sollen erkennen, wann ein Score klaert, wann er verdeckt und wann eine rote Linie die Durchschnittslogik stoppt.</w:t>
-      </w:r>
-    </w:p>
-    <w:p>
-      <w:r>
-        <w:t>Fallfenster zur Anwendung. Eine Organisation plant eine Massnahme und formuliert dazu eine positive Absicht. In der WÖk reicht das nicht. Fuer diese Vorlesung muss sichtbar werden, welche Zustandsveraenderung erwartet wird, welche Empfaenger direkt oder indirekt betroffen sind, welche Nebenwirkungen entstehen koennen und welche Entscheidung spaeter korrigiert wird. Bezogen auf T-SROI und IoI heisst das: Die Analyse muss das konkrete Thema ernst nehmen und zugleich den allgemeinen WÖk-Massstab halten. Es geht nicht darum, Akteure moralisch zu sortieren. Es geht darum, Wirkpfade, Wirkungsempfaenger, Datenqualitaet, Risiken und Rueckkopplung so zu beschreiben, dass bessere Entscheidungen moeglich werden.</w:t>
-      </w:r>
-    </w:p>
-    <w:p>
-      <w:r>
-        <w:t>Transfer in Impact-Controlling. Praxisbeispiel verbindet die inhaltliche Deutung mit der spaeteren Praxis. Eine Organisation kann zu T-SROI und IoI sehr ueberzeugend kommunizieren und trotzdem an Zahlen als Beweis zu behandeln, obwohl Systemgrenze, Datenqualitaet, Unsicherheit oder Nichtkompensation ungeklaert sind scheitern. Darum muss die V1-Fassung immer auch nach Governance fragen: Wer erhebt Daten, wer bewertet sie, wer traegt die Folgen, wer kann widersprechen und wann wird eine Entscheidung korrigiert? Gute Kommunikation unterscheidet Befund, Annahme und normative Bewertung. So wird aus einem Lehrkapitel eine verantwortbare Arbeitsroutine.</w:t>
-      </w:r>
-    </w:p>
-    <w:p>
-      <w:r>
-        <w:t>Pruefungsnahe Transferfrage. Formuliere zu WC-V7 eine Wirkungsaussage in drei Saetzen: Erstens den beobachteten oder plausiblen Zustand, zweitens die Daten- oder Quellenlage, drittens die offene Unsicherheit samt Rueckkopplung. Die Antwort muss ohne moralische Personenbewertung auskommen und darf Reichweite nicht mit Wirkung verwechseln.</w:t>
-      </w:r>
-    </w:p>
-    <w:p>
-      <w:r>
-        <w:t>Grenze gegen Scheingenauigkeit. Gerade bei Wirkungsökonomische Vertiefung ist Praezision wichtiger als grosse Begriffe. Eine Wirkungsaussage bleibt schwach, wenn sie nur Aktivitaet, Reichweite, Absicht oder Image beschreibt. Stark wird sie erst, wenn sie die Zustandsveraenderung und ihre Bedingungen offenlegt. In WC-V7 ist deshalb entscheidend, jede Wirkungsaussage eine Grenze zieht und diese Grenze begruenden muss. Die Fehlerlinie verlaeuft nicht zwischen Optimismus und Pessimismus, sondern zwischen offengelegter Unsicherheit und rhetorischer Sicherheit ohne Pruefpfad.</w:t>
-      </w:r>
-    </w:p>
-    <w:p>
-      <w:r>
-        <w:t>Pruefungsnahe Lesart. Aus Prüfungsrelevanz laesst sich eine gute Transferfrage ableiten: Welche Entscheidung waere falsch, wenn dieser Abschnitt missverstanden wird? Fuer T-SROI und IoI lautet die Antwort meist nicht einfach "mehr Wirkung", sondern genauer: bessere Unterscheidung, sauberere Daten, klarere Schutzlinie und rueckgekoppelte Steuerung. Szenarien pruefen Sofortwirkung, Folgewirkung und Reversibilitaet getrennt. Wer das im Fall anwenden kann, hat den Kern der Vorlesung verstanden; wer nur Definitionen wiederholt, bleibt unter dem Anspruch der Akademie.</w:t>
-      </w:r>
-    </w:p>
-    <w:p>
-      <w:r>
-        <w:t>Fallfenster zur Anwendung. Eine Fuehrungsentscheidung erzeugt zugleich Nutzen und Risiken. Die WÖk behandelt Ambivalenz nicht als Stoerung, sondern als Kern der Analyse. Positive Netto-Wirkung darf erst behauptet werden, wenn zentrale negative Wirkungen getrennt geprueft und rote Linien gewahrt sind. Bezogen auf T-SROI und IoI heisst das: Die Analyse muss das konkrete Thema ernst nehmen und zugleich den allgemeinen WÖk-Massstab halten. Es geht nicht darum, Akteure moralisch zu sortieren. Es geht darum, Wirkpfade, Wirkungsempfaenger, Datenqualitaet, Risiken und Rueckkopplung so zu beschreiben, dass bessere Entscheidungen moeglich werden.</w:t>
-      </w:r>
-    </w:p>
-    <w:p>
-      <w:r>
-        <w:t>Betroffenenperspektive. Der Abschnitt Lernziele ist in WC-V7 kein Zusatzwissen, sondern ein Pruefstein fuer die Grundfrage des Skripts: Was veraendert sich, bei wem, wodurch und mit welcher Rueckkopplung? Fuer T-SROI und IoI wird daran sichtbar, dass Wirkung nicht am Sender, sondern an veraenderten Zustanden der Empfaenger geprueft wird. Die fachliche Grenze liegt dort, wo Lernende interne Erfolgskennzahlen mit gesellschaftlicher Wirkung verwechseln. Die saubere Lesart trennt deshalb Beobachtung, Kausalannahme, Bewertung und Steuerungsfolge. In der Anwendung sollte daraus mindestens eine konkrete Indikator, Scorecard, Benchmark, Auditpfad oder Portfolioentscheidung abgeleitet werden; sonst bleibt das Wissen erklaerend, aber nicht steuerungsfaehig.</w:t>
-      </w:r>
-    </w:p>
-    <w:p>
-      <w:r>
-        <w:t>Anwendung auf Einleitung / Wirkungsfrage. In einer Fallanalyse beginnt dieser Punkt nicht mit einer Meinung, sondern mit einer belastbaren Beschreibung. Wer WC-V7 pruefungsnah liest, fragt zuerst nach Wirkungsempfaengern, Wirkraum, Zeitraum und Datenquelle. Erst danach folgt die Bewertung im Referenzrahmen Mensch, Planet, Demokratie, SDGs, Agenda 2030 und SDG+. Jede Schlussfolgerung endet mit Entscheidung, Verantwortlichkeit und Termin fuer Rueckpruefung. Der typische Kurzschluss waere, Befunde sammeln, ohne Ressourcen oder Regeln zu veraendern. Genau dagegen setzt die WÖk die Pflicht, Wirkungspotenzial, Wirkungsrisiko und positive Netto-Wirkung begrifflich getrennt zu halten.</w:t>
-      </w:r>
-    </w:p>
-    <w:p>
-      <w:r>
-        <w:t>Evidenzregel. Kernaussage darf im Skript nicht als dekorativer Begriff stehen bleiben. Der Abschnitt traegt nur dann, wenn er eine pruefbare Aussage erlaubt: Welche Quelle stuetzt die Annahme, welche Unsicherheit bleibt offen und welche Gegenbeobachtung wuerde die Bewertung veraendern? Fuer T-SROI und IoI heisst das, dass WÖk-Aussagen mit bestehenden Begriffen, Studien, Standards und Rechtsrahmen in Beziehung stehen muessen. Die Studierenden sollen nicht lernen, einen Score nachzusprechen. Sie sollen erkennen, wann ein Score klaert, wann er verdeckt und wann eine rote Linie die Durchschnittslogik stoppt.</w:t>
-      </w:r>
-    </w:p>
-    <w:p>
-      <w:r>
-        <w:t>Fallfenster zur Anwendung. Ein Controlling-Team moechte einen Score bilden. Das Skript verlangt, dass Datenqualitaet, Systemgrenzen, Gewichtung, Unsicherheit und Nichtkompensation sichtbar bleiben. Ein Score darf die Diskussion nicht beenden, sondern muss bessere Fragen, Priorisierung und Rueckkopplung ermoeglichen. Bezogen auf T-SROI und IoI heisst das: Die Analyse muss das konkrete Thema ernst nehmen und zugleich den allgemeinen WÖk-Massstab halten. Es geht nicht darum, Akteure moralisch zu sortieren. Es geht darum, Wirkpfade, Wirkungsempfaenger, Datenqualitaet, Risiken und Rueckkopplung so zu beschreiben, dass bessere Entscheidungen moeglich werden.</w:t>
-      </w:r>
-    </w:p>
-    <w:p>
-      <w:r>
-        <w:t>Pruefungsnahe Transferfrage. Formuliere zu WC-V7 eine Wirkungsaussage in drei Saetzen: Erstens den beobachteten oder plausiblen Zustand, zweitens die Daten- oder Quellenlage, drittens die offene Unsicherheit samt Rueckkopplung. Die Antwort muss ohne moralische Personenbewertung auskommen und darf Reichweite nicht mit Wirkung verwechseln.</w:t>
-      </w:r>
-    </w:p>
-    <w:p>
-      <w:r>
-        <w:t>Transfer in Impact-Controlling. Quelltext und fachliche Grundlegung verbindet die inhaltliche Deutung mit der spaeteren Praxis. Eine Organisation kann zu T-SROI und IoI sehr ueberzeugend kommunizieren und trotzdem an Zahlen als Beweis zu behandeln, obwohl Systemgrenze, Datenqualitaet, Unsicherheit oder Nichtkompensation ungeklaert sind scheitern. Darum muss die V1-Fassung immer auch nach Governance fragen: Wer erhebt Daten, wer bewertet sie, wer traegt die Folgen, wer kann widersprechen und wann wird eine Entscheidung korrigiert? Die Analyse markiert Stoppsignale vor jeder Portfolio- oder Score-Debatte. So wird aus einem Lehrkapitel eine verantwortbare Arbeitsroutine.</w:t>
+        <w:t>Schlussvertiefung 1: T-SROI und IoI im Anwendungsfall</w:t>
+      </w:r>
+    </w:p>
+    <w:p>
+      <w:r>
+        <w:t>Die folgenden Abschnitte sind keine neue Pruefungsloesung. Sie verdichten die vorhandenen Kapitel zu einer Lesart, mit der Studierende einen Fall selbststaendig analysieren koennen. Im Mittelpunkt stehen Bewertungsgrenzen, Nichtkompensation, Reverse Merit Order und positive Netto-Wirkung, nicht moralische Personenbewertung.</w:t>
+      </w:r>
+    </w:p>
+    <w:p>
+      <w:r>
+        <w:t>Begriffliche Schlussklaerung. Einleitung / Wirkungsfrage zeigt, warum T-SROI und IoI mehr ist als ein Schlagwort im Feld Bewertungsgrenzen, Nichtkompensation, Reverse Merit Order und positive Netto-Wirkung. Die wirkungsoekonomische Frage lautet: Welche reale Veraenderung wird moeglich, welche bleibt nur Potenzial und wo entsteht ein Wirkungsrisiko? Diese Unterscheidung schuetzt vor Impact-Washing, weil sie Absicht, Aktivitaet, Reichweite und Wirkung auseinanderhaelt.</w:t>
+      </w:r>
+    </w:p>
+    <w:p>
+      <w:r>
+        <w:t>Eine Kommune, ein Unternehmen oder eine Bildungsorganisation will T-SROI und IoI praktisch anwenden. Der erste Schritt ist nicht die Auswahl eines Instruments, sondern die Klaerung der Zustandsveraenderung. Bei Einleitung / Wirkungsfrage muss deshalb benannt werden, wer betroffen ist, welcher Zustand sich veraendert, welche Frist gilt und welche Gegenbeobachtung die Annahme widerlegen wuerde. Erst danach entsteht eine begruendete Entscheidung im Feld Indikator, Scorecard, Benchmark, Auditpfad, Portfolioentscheidung oder CAPEX/OPEX-Priorisierung.</w:t>
+      </w:r>
+    </w:p>
+    <w:p>
+      <w:r>
+        <w:t>Wirkpfad und Empfaenger. In WC-V7 muss Kernaussage immer mit Empfaengern gelesen werden. Wirkung entsteht nicht beim Sender, sondern an veraenderten Zustaenden von Menschen, Oekosystemen, Institutionen, Oeffentlichkeit oder kuenftigen Handlungsspielraeumen. Darum reicht es nicht, interne Aktivitaeten zu dokumentieren. Entscheidend ist, ob sich ein Zustand nachvollziehbar veraendert und ob diese Veraenderung im Referenzrahmen Mensch, Planet, Demokratie, SDGs, Agenda 2030 und SDG+ tragfaehig bewertet werden kann.</w:t>
+      </w:r>
+    </w:p>
+    <w:p>
+      <w:r>
+        <w:t>Ein Bericht behauptet, die Massnahme zu T-SROI und IoI sei erfolgreich. Die WOE-Lesart fragt bei Kernaussage nach belastbaren Nachweisen: Datenquelle, Systemgrenze, Erhebungslogik, Unsicherheit, Aktualitaet und Auditspur. Wenn diese Nachweise fehlen, bleibt die Aussage Wirkungspotenzial oder Kommunikationsbehauptung. Sie kann wichtig sein, aber sie ist noch keine belegte Wirkung.</w:t>
+      </w:r>
+    </w:p>
+    <w:p>
+      <w:r>
+        <w:t>Daten, Quellen und Evidenz. Wissenschaftliche Anschlussfaehigkeit entsteht hier durch Quellenklarheit. Bei Quelltext und fachliche Grundlegung werden interne WOE-Begriffe nicht als Ersatz fuer Belege benutzt, sondern mit WOE-Bewertungslogik, SDG+, rote Linien, NWI/T-SROI-Abgrenzung und Schutzgueter verbunden. Wo die Datenlage offen bleibt, wird das offengelegt. Wo eine Aussage nur plausibel ist, bleibt sie als Wirkungspotenzial markiert. Wo ein Schaden eine rote Linie beruehrt, greift Nichtkompensation vor Durchschnittslogik.</w:t>
+      </w:r>
+    </w:p>
+    <w:p>
+      <w:r>
+        <w:t>In einer kontroversen Entscheidung wirkt Quelltext und fachliche Grundlegung als Pruefpunkt fuer Ambivalenz. Ein Nutzen fuer eine Gruppe kann mit Risiken fuer andere Wirkungsempfaenger einhergehen. Das Skript verlangt deshalb, positive und negative Zustandsveraenderungen getrennt zu fuehren, bevor von positiver Netto-Wirkung gesprochen wird.</w:t>
+      </w:r>
+    </w:p>
+    <w:p>
+      <w:r>
+        <w:t>Bewertung und rote Linien. In Impact-Controlling wird Einstieg / Wirkungsfrage erst steuerungsfaehig, wenn daraus eine Entscheidung folgt. Kennzahlen muessen Entscheidungen verbessern, nicht nur Berichte fuellen. Ohne diese Rueckkopplung bleibt Reporting eine Beschreibung. Mit Rueckkopplung wird aus Bewertung eine veraenderte Routine: ein anderer Prozess, ein geaenderter Anreiz, eine bessere Datenpflicht, eine korrigierte Kommunikation oder eine neue Priorisierung.</w:t>
+      </w:r>
+    </w:p>
+    <w:p>
+      <w:r>
+        <w:t>Die typische Fehlstelle bei T-SROI und IoI liegt darin, schwere Schaeden mit bequemen Pluspunkten zu verrechnen. Bei Einstieg / Wirkungsfrage wird diese Fehlstelle konkret: Ein scheinbar plausibler Befund darf nicht zur Abkuerzung werden. Quellen, Systemgrenzen, Unsicherheit und Rueckkopplung bleiben sichtbar.</w:t>
+      </w:r>
+    </w:p>
+    <w:p>
+      <w:r>
+        <w:t>Kontrollfrage. Welche Entscheidung waere falsch, wenn Einstieg / Wirkungsfrage in WC-V7 missverstanden wird? Die Antwort muss mindestens eine Daten- oder Quellenannahme, eine betroffene Gruppe oder Schutzdimension, eine moegliche Nebenwirkung und einen Rueckkopplungsschritt nennen. Richtig ist nicht die lauteste Bewertung, sondern diejenige, die Begriff, Beleg und Steuerungsfolge zusammenhaelt.</w:t>
+      </w:r>
+    </w:p>
+    <w:p>
+      <w:r>
+        <w:t>Steuerung und Rueckkopplung. Die Grenze gegen Scheingenauigkeit verlaeuft bei Skript / Folien (Lernseite) nicht zwischen Optimismus und Pessimismus. Sie verlaeuft zwischen offengelegter Unsicherheit und rhetorischer Sicherheit. Wer T-SROI und IoI belastbar anwenden will, benennt Systemgrenze, Zeitraum, Vergleichspunkt und offene Gegenhypothese. Gerade dadurch bleibt das Skript anschlussfaehig fuer Forschung, Praxis und spaetere Revision.</w:t>
+      </w:r>
+    </w:p>
+    <w:p>
+      <w:r>
+        <w:t>Fuer die Pruefung ist Skript / Folien (Lernseite) dann verstanden, wenn daraus eine belastbare Fallantwort entsteht. Eine gute Antwort unterscheidet Beobachtung, Kausalannahme, Bewertung und Steuerungsfolge. Sie bewertet keine Menschen, sondern Wirkpfade, Zustandsveraenderungen, Risiken und institutionelle Bedingungen.</w:t>
+      </w:r>
+    </w:p>
+    <w:p>
+      <w:r>
+        <w:t>Pruefungsnahe Anwendung. Transferaufgabe zeigt, warum T-SROI und IoI mehr ist als ein Schlagwort im Feld Bewertungsgrenzen, Nichtkompensation, Reverse Merit Order und positive Netto-Wirkung. Die wirkungsoekonomische Frage lautet: Welche reale Veraenderung wird moeglich, welche bleibt nur Potenzial und wo entsteht ein Wirkungsrisiko? Diese Unterscheidung schuetzt vor Impact-Washing, weil sie Absicht, Aktivitaet, Reichweite und Wirkung auseinanderhaelt.</w:t>
+      </w:r>
+    </w:p>
+    <w:p>
+      <w:r>
+        <w:t>Eine Kommune, ein Unternehmen oder eine Bildungsorganisation will T-SROI und IoI praktisch anwenden. Der erste Schritt ist nicht die Auswahl eines Instruments, sondern die Klaerung der Zustandsveraenderung. Bei Transferaufgabe muss deshalb benannt werden, wer betroffen ist, welcher Zustand sich veraendert, welche Frist gilt und welche Gegenbeobachtung die Annahme widerlegen wuerde. Erst danach entsteht eine begruendete Entscheidung im Feld Indikator, Scorecard, Benchmark, Auditpfad, Portfolioentscheidung oder CAPEX/OPEX-Priorisierung.</w:t>
+      </w:r>
+    </w:p>
+    <w:p>
+      <w:r>
+        <w:t>Rueckfluss. Fuer den WOE-Korpus bedeutet das: Begriffe aus T-SROI und IoI sollten dort geschaerft werden, wo sie in Glossar, Werkzeugen, Journal oder Readern doppeldeutig bleiben. Offene Forschungsfragen werden nicht versteckt. Sie markieren die Stelle, an der spaetere Evidenz, ein besserer Datensatz oder eine praezisere Fallstudie die Bewertung veraendern kann.</w:t>
+      </w:r>
+    </w:p>
+    <w:p>
+      <w:r>
+        <w:t>Transfer in den WOE-Korpus. In WC-V7 muss Praxisbeispiel immer mit Empfaengern gelesen werden. Wirkung entsteht nicht beim Sender, sondern an veraenderten Zustaenden von Menschen, Oekosystemen, Institutionen, Oeffentlichkeit oder kuenftigen Handlungsspielraeumen. Darum reicht es nicht, interne Aktivitaeten zu dokumentieren. Entscheidend ist, ob sich ein Zustand nachvollziehbar veraendert und ob diese Veraenderung im Referenzrahmen Mensch, Planet, Demokratie, SDGs, Agenda 2030 und SDG+ tragfaehig bewertet werden kann.</w:t>
+      </w:r>
+    </w:p>
+    <w:p>
+      <w:r>
+        <w:t>Ein Bericht behauptet, die Massnahme zu T-SROI und IoI sei erfolgreich. Die WOE-Lesart fragt bei Praxisbeispiel nach belastbaren Nachweisen: Datenquelle, Systemgrenze, Erhebungslogik, Unsicherheit, Aktualitaet und Auditspur. Wenn diese Nachweise fehlen, bleibt die Aussage Wirkungspotenzial oder Kommunikationsbehauptung. Sie kann wichtig sein, aber sie ist noch keine belegte Wirkung.</w:t>
+      </w:r>
+    </w:p>
+    <w:p>
+      <w:r>
+        <w:t>Grenzen der Aussage. Wissenschaftliche Anschlussfaehigkeit entsteht hier durch Quellenklarheit. Bei Wirkungsökonomische Vertiefung werden interne WOE-Begriffe nicht als Ersatz fuer Belege benutzt, sondern mit WOE-Bewertungslogik, SDG+, rote Linien, NWI/T-SROI-Abgrenzung und Schutzgueter verbunden. Wo die Datenlage offen bleibt, wird das offengelegt. Wo eine Aussage nur plausibel ist, bleibt sie als Wirkungspotenzial markiert. Wo ein Schaden eine rote Linie beruehrt, greift Nichtkompensation vor Durchschnittslogik.</w:t>
+      </w:r>
+    </w:p>
+    <w:p>
+      <w:r>
+        <w:t>In einer kontroversen Entscheidung wirkt Wirkungsökonomische Vertiefung als Pruefpunkt fuer Ambivalenz. Ein Nutzen fuer eine Gruppe kann mit Risiken fuer andere Wirkungsempfaenger einhergehen. Das Skript verlangt deshalb, positive und negative Zustandsveraenderungen getrennt zu fuehren, bevor von positiver Netto-Wirkung gesprochen wird.</w:t>
+      </w:r>
+    </w:p>
+    <w:p>
+      <w:r>
+        <w:t>Kontrollfrage. Welche Entscheidung waere falsch, wenn Wirkungsökonomische Vertiefung in WC-V7 missverstanden wird? Die Antwort muss mindestens eine Daten- oder Quellenannahme, eine betroffene Gruppe oder Schutzdimension, eine moegliche Nebenwirkung und einen Rueckkopplungsschritt nennen. Richtig ist nicht die lauteste Bewertung, sondern diejenige, die Begriff, Beleg und Steuerungsfolge zusammenhaelt.</w:t>
       </w:r>
     </w:p>
     <w:p>
@@ -4097,132 +4072,107 @@
         <w:pStyle w:val="Heading3"/>
       </w:pPr>
       <w:r>
-        <w:t>Abschlusskommentar 2: Lesen, pruefen, rueckkoppeln</w:t>
-      </w:r>
-    </w:p>
-    <w:p>
-      <w:r>
-        <w:t>Die folgende Verdichtung fuehrt die vorhandenen Kapitel nicht als Wiederholung, sondern als Anwendung zusammen. Wirkungskompetenz entsteht, wenn dieselbe begriffliche Strenge in Fallanalyse, Datenarbeit, Kommunikation, Governance und Entscheidungspraxis wiedererkannt wird.</w:t>
-      </w:r>
-    </w:p>
-    <w:p>
-      <w:r>
-        <w:t>Grenze gegen Scheingenauigkeit. Gerade bei Einstieg / Wirkungsfrage ist Praezision wichtiger als grosse Begriffe. Eine Wirkungsaussage bleibt schwach, wenn sie nur Aktivitaet, Reichweite, Absicht oder Image beschreibt. Stark wird sie erst, wenn sie die Zustandsveraenderung und ihre Bedingungen offenlegt. In WC-V7 ist deshalb entscheidend, praezise Sprache die erste Sicherung gegen Impact-Washing bildet. Die Fehlerlinie verlaeuft nicht zwischen Optimismus und Pessimismus, sondern zwischen offengelegter Unsicherheit und rhetorischer Sicherheit ohne Pruefpfad.</w:t>
-      </w:r>
-    </w:p>
-    <w:p>
-      <w:r>
-        <w:t>Pruefungsnahe Lesart. Aus Video-/Audio-Vorlesung laesst sich eine gute Transferfrage ableiten: Welche Entscheidung waere falsch, wenn dieser Abschnitt missverstanden wird? Fuer T-SROI und IoI lautet die Antwort meist nicht einfach "mehr Wirkung", sondern genauer: bessere Unterscheidung, sauberere Daten, klarere Schutzlinie und rueckgekoppelte Steuerung. Mindestens ein direkter und ein indirekter Wirkpfad muessen nachvollziehbar sein. Wer das im Fall anwenden kann, hat den Kern der Vorlesung verstanden; wer nur Definitionen wiederholt, bleibt unter dem Anspruch der Akademie.</w:t>
-      </w:r>
-    </w:p>
-    <w:p>
-      <w:r>
-        <w:t>Fallfenster zur Anwendung. Ein Kommunikationsbericht nennt viele Aktivitaeten, Reichweiten und Rueckmeldungen. Die V1-Pruefung fragt, ob daraus eine belastbare Wirkungsaussage folgt. Wenn nur Kontakte, Klicks oder Zustimmung vorliegen, bleibt die Aussage im Bereich Wirkungspotenzial oder Resonanz, nicht im Bereich nachgewiesener Wirkung. Bezogen auf T-SROI und IoI heisst das: Die Analyse muss das konkrete Thema ernst nehmen und zugleich den allgemeinen WÖk-Massstab halten. Es geht nicht darum, Akteure moralisch zu sortieren. Es geht darum, Wirkpfade, Wirkungsempfaenger, Datenqualitaet, Risiken und Rueckkopplung so zu beschreiben, dass bessere Entscheidungen moeglich werden.</w:t>
-      </w:r>
-    </w:p>
-    <w:p>
-      <w:r>
-        <w:t>Daten- und Quellenklarheit. Der Abschnitt Transkript (Gerüst) ist in WC-V7 kein Zusatzwissen, sondern ein Pruefstein fuer die Grundfrage des Skripts: Was veraendert sich, bei wem, wodurch und mit welcher Rueckkopplung? Fuer T-SROI und IoI wird daran sichtbar, dass jede Bewertung nur so belastbar ist wie Datenlage, Quellenstatus, Aktualitaet und Systemgrenze. Die fachliche Grenze liegt dort, wo Lernende eine Zahl ohne Einheit, Zeitraum oder Erhebungslogik als Beweis nutzen. Die saubere Lesart trennt deshalb Beobachtung, Kausalannahme, Bewertung und Steuerungsfolge. In der Anwendung sollte daraus mindestens eine konkrete Indikator, Scorecard, Benchmark, Auditpfad oder Portfolioentscheidung abgeleitet werden; sonst bleibt das Wissen erklaerend, aber nicht steuerungsfaehig.</w:t>
-      </w:r>
-    </w:p>
-    <w:p>
-      <w:r>
-        <w:t>Anwendung auf Skript / Folien (Lernseite). In einer Fallanalyse beginnt dieser Punkt nicht mit einer Meinung, sondern mit einer belastbaren Beschreibung. Wer WC-V7 pruefungsnah liest, fragt zuerst nach Wirkungsempfaengern, Wirkraum, Zeitraum und Datenquelle. Erst danach folgt die Bewertung im Referenzrahmen Mensch, Planet, Demokratie, SDGs, Agenda 2030 und SDG+. Profile, Zielkonflikte und offene Punkte werden nebeneinander gefuehrt. Der typische Kurzschluss waere, ambivalente Befunde glaetten, damit eine eindeutige Botschaft entsteht. Genau dagegen setzt die WÖk die Pflicht, Wirkungspotenzial, Wirkungsrisiko und positive Netto-Wirkung begrifflich getrennt zu halten.</w:t>
-      </w:r>
-    </w:p>
-    <w:p>
-      <w:r>
-        <w:t>Pruefungsnahe Transferfrage. Formuliere zu WC-V7 eine Wirkungsaussage in drei Saetzen: Erstens den beobachteten oder plausiblen Zustand, zweitens die Daten- oder Quellenlage, drittens die offene Unsicherheit samt Rueckkopplung. Die Antwort muss ohne moralische Personenbewertung auskommen und darf Reichweite nicht mit Wirkung verwechseln.</w:t>
-      </w:r>
-    </w:p>
-    <w:p>
-      <w:r>
-        <w:t>Evidenzregel. Transferaufgabe darf im Skript nicht als dekorativer Begriff stehen bleiben. Der Abschnitt traegt nur dann, wenn er eine pruefbare Aussage erlaubt: Welche Quelle stuetzt die Annahme, welche Unsicherheit bleibt offen und welche Gegenbeobachtung wuerde die Bewertung veraendern? Fuer T-SROI und IoI heisst das, dass schwere zentrale Schaeden nicht durch beliebige positive Einzelwerte neutralisiert werden duerfen. Die Studierenden sollen nicht lernen, einen Score nachzusprechen. Sie sollen erkennen, wann ein Score klaert, wann er verdeckt und wann eine rote Linie die Durchschnittslogik stoppt.</w:t>
-      </w:r>
-    </w:p>
-    <w:p>
-      <w:r>
-        <w:t>Fallfenster zur Anwendung. Eine Organisation plant eine Massnahme und formuliert dazu eine positive Absicht. In der WÖk reicht das nicht. Fuer diese Vorlesung muss sichtbar werden, welche Zustandsveraenderung erwartet wird, welche Empfaenger direkt oder indirekt betroffen sind, welche Nebenwirkungen entstehen koennen und welche Entscheidung spaeter korrigiert wird. Bezogen auf T-SROI und IoI heisst das: Die Analyse muss das konkrete Thema ernst nehmen und zugleich den allgemeinen WÖk-Massstab halten. Es geht nicht darum, Akteure moralisch zu sortieren. Es geht darum, Wirkpfade, Wirkungsempfaenger, Datenqualitaet, Risiken und Rueckkopplung so zu beschreiben, dass bessere Entscheidungen moeglich werden.</w:t>
-      </w:r>
-    </w:p>
-    <w:p>
-      <w:r>
-        <w:t>Transfer in Impact-Controlling. Praxisbeispiel verbindet die inhaltliche Deutung mit der spaeteren Praxis. Eine Organisation kann zu T-SROI und IoI sehr ueberzeugend kommunizieren und trotzdem an Zahlen als Beweis zu behandeln, obwohl Systemgrenze, Datenqualitaet, Unsicherheit oder Nichtkompensation ungeklaert sind scheitern. Darum muss die V1-Fassung immer auch nach Governance fragen: Wer erhebt Daten, wer bewertet sie, wer traegt die Folgen, wer kann widersprechen und wann wird eine Entscheidung korrigiert? Jeder Analyseblock fragt nach der Routine, die nach der Bewertung angepasst wird. So wird aus einem Lehrkapitel eine verantwortbare Arbeitsroutine.</w:t>
-      </w:r>
-    </w:p>
-    <w:p>
-      <w:r>
-        <w:t>Grenze gegen Scheingenauigkeit. Gerade bei Wirkungsökonomische Vertiefung ist Praezision wichtiger als grosse Begriffe. Eine Wirkungsaussage bleibt schwach, wenn sie nur Aktivitaet, Reichweite, Absicht oder Image beschreibt. Stark wird sie erst, wenn sie die Zustandsveraenderung und ihre Bedingungen offenlegt. In WC-V7 ist deshalb entscheidend, Wirkungsbewertung Verfahren, Rechte, Transparenz und Korrektur braucht. Die Fehlerlinie verlaeuft nicht zwischen Optimismus und Pessimismus, sondern zwischen offengelegter Unsicherheit und rhetorischer Sicherheit ohne Pruefpfad.</w:t>
-      </w:r>
-    </w:p>
-    <w:p>
-      <w:r>
-        <w:t>Pruefungsnahe Lesart. Aus Prüfungsrelevanz laesst sich eine gute Transferfrage ableiten: Welche Entscheidung waere falsch, wenn dieser Abschnitt missverstanden wird? Fuer T-SROI und IoI lautet die Antwort meist nicht einfach "mehr Wirkung", sondern genauer: bessere Unterscheidung, sauberere Daten, klarere Schutzlinie und rueckgekoppelte Steuerung. Pruefungsfragen verbinden Begriff, Anwendung, Evidenz und rote Linie. Wer das im Fall anwenden kann, hat den Kern der Vorlesung verstanden; wer nur Definitionen wiederholt, bleibt unter dem Anspruch der Akademie.</w:t>
-      </w:r>
-    </w:p>
-    <w:p>
-      <w:r>
-        <w:t>Fallfenster zur Anwendung. Eine Fuehrungsentscheidung erzeugt zugleich Nutzen und Risiken. Die WÖk behandelt Ambivalenz nicht als Stoerung, sondern als Kern der Analyse. Positive Netto-Wirkung darf erst behauptet werden, wenn zentrale negative Wirkungen getrennt geprueft und rote Linien gewahrt sind. Bezogen auf T-SROI und IoI heisst das: Die Analyse muss das konkrete Thema ernst nehmen und zugleich den allgemeinen WÖk-Massstab halten. Es geht nicht darum, Akteure moralisch zu sortieren. Es geht darum, Wirkpfade, Wirkungsempfaenger, Datenqualitaet, Risiken und Rueckkopplung so zu beschreiben, dass bessere Entscheidungen moeglich werden.</w:t>
-      </w:r>
-    </w:p>
-    <w:p>
-      <w:r>
-        <w:t>Organisationale Umsetzung. Der Abschnitt Lernziele ist in WC-V7 kein Zusatzwissen, sondern ein Pruefstein fuer die Grundfrage des Skripts: Was veraendert sich, bei wem, wodurch und mit welcher Rueckkopplung? Fuer T-SROI und IoI wird daran sichtbar, dass WÖk-Begriffe im Alltag nur tragen, wenn sie in Routinen uebersetzt werden. Die fachliche Grenze liegt dort, wo Lernende Verantwortung an eine einzelne Nachhaltigkeitsfunktion auslagern. Die saubere Lesart trennt deshalb Beobachtung, Kausalannahme, Bewertung und Steuerungsfolge. In der Anwendung sollte daraus mindestens eine konkrete Indikator, Scorecard, Benchmark, Auditpfad oder Portfolioentscheidung abgeleitet werden; sonst bleibt das Wissen erklaerend, aber nicht steuerungsfaehig.</w:t>
-      </w:r>
-    </w:p>
-    <w:p>
-      <w:r>
-        <w:t>Pruefungsnahe Transferfrage. Formuliere zu WC-V7 eine Wirkungsaussage in drei Saetzen: Erstens den beobachteten oder plausiblen Zustand, zweitens die Daten- oder Quellenlage, drittens die offene Unsicherheit samt Rueckkopplung. Die Antwort muss ohne moralische Personenbewertung auskommen und darf Reichweite nicht mit Wirkung verwechseln.</w:t>
-      </w:r>
-    </w:p>
-    <w:p>
-      <w:r>
-        <w:t>Anwendung auf Einleitung / Wirkungsfrage. In einer Fallanalyse beginnt dieser Punkt nicht mit einer Meinung, sondern mit einer belastbaren Beschreibung. Wer WC-V7 pruefungsnah liest, fragt zuerst nach Wirkungsempfaengern, Wirkraum, Zeitraum und Datenquelle. Erst danach folgt die Bewertung im Referenzrahmen Mensch, Planet, Demokratie, SDGs, Agenda 2030 und SDG+. Gute Kommunikation unterscheidet Befund, Annahme und normative Bewertung. Der typische Kurzschluss waere, Eindeutigkeit behaupten, wo die Datenlage nur Potenzial oder Risiko traegt. Genau dagegen setzt die WÖk die Pflicht, Wirkungspotenzial, Wirkungsrisiko und positive Netto-Wirkung begrifflich getrennt zu halten.</w:t>
-      </w:r>
-    </w:p>
-    <w:p>
-      <w:r>
-        <w:t>Evidenzregel. Kernaussage darf im Skript nicht als dekorativer Begriff stehen bleiben. Der Abschnitt traegt nur dann, wenn er eine pruefbare Aussage erlaubt: Welche Quelle stuetzt die Annahme, welche Unsicherheit bleibt offen und welche Gegenbeobachtung wuerde die Bewertung veraendern? Fuer T-SROI und IoI heisst das, dass jede Wirkungsaussage eine Grenze zieht und diese Grenze begruenden muss. Die Studierenden sollen nicht lernen, einen Score nachzusprechen. Sie sollen erkennen, wann ein Score klaert, wann er verdeckt und wann eine rote Linie die Durchschnittslogik stoppt.</w:t>
-      </w:r>
-    </w:p>
-    <w:p>
-      <w:r>
-        <w:t>Fallfenster zur Anwendung. Ein Controlling-Team moechte einen Score bilden. Das Skript verlangt, dass Datenqualitaet, Systemgrenzen, Gewichtung, Unsicherheit und Nichtkompensation sichtbar bleiben. Ein Score darf die Diskussion nicht beenden, sondern muss bessere Fragen, Priorisierung und Rueckkopplung ermoeglichen. Bezogen auf T-SROI und IoI heisst das: Die Analyse muss das konkrete Thema ernst nehmen und zugleich den allgemeinen WÖk-Massstab halten. Es geht nicht darum, Akteure moralisch zu sortieren. Es geht darum, Wirkpfade, Wirkungsempfaenger, Datenqualitaet, Risiken und Rueckkopplung so zu beschreiben, dass bessere Entscheidungen moeglich werden.</w:t>
-      </w:r>
-    </w:p>
-    <w:p>
-      <w:r>
-        <w:t>Transfer in Impact-Controlling. Quelltext und fachliche Grundlegung verbindet die inhaltliche Deutung mit der spaeteren Praxis. Eine Organisation kann zu T-SROI und IoI sehr ueberzeugend kommunizieren und trotzdem an Zahlen als Beweis zu behandeln, obwohl Systemgrenze, Datenqualitaet, Unsicherheit oder Nichtkompensation ungeklaert sind scheitern. Darum muss die V1-Fassung immer auch nach Governance fragen: Wer erhebt Daten, wer bewertet sie, wer traegt die Folgen, wer kann widersprechen und wann wird eine Entscheidung korrigiert? Szenarien pruefen Sofortwirkung, Folgewirkung und Reversibilitaet getrennt. So wird aus einem Lehrkapitel eine verantwortbare Arbeitsroutine.</w:t>
-      </w:r>
-    </w:p>
-    <w:p>
-      <w:r>
-        <w:t>Grenze gegen Scheingenauigkeit. Gerade bei Einstieg / Wirkungsfrage ist Praezision wichtiger als grosse Begriffe. Eine Wirkungsaussage bleibt schwach, wenn sie nur Aktivitaet, Reichweite, Absicht oder Image beschreibt. Stark wird sie erst, wenn sie die Zustandsveraenderung und ihre Bedingungen offenlegt. In WC-V7 ist deshalb entscheidend, Wirkung nicht am Sender, sondern an veraenderten Zustanden der Empfaenger geprueft wird. Die Fehlerlinie verlaeuft nicht zwischen Optimismus und Pessimismus, sondern zwischen offengelegter Unsicherheit und rhetorischer Sicherheit ohne Pruefpfad.</w:t>
-      </w:r>
-    </w:p>
-    <w:p>
-      <w:r>
-        <w:t>Pruefungsnahe Lesart. Aus Video-/Audio-Vorlesung laesst sich eine gute Transferfrage ableiten: Welche Entscheidung waere falsch, wenn dieser Abschnitt missverstanden wird? Fuer T-SROI und IoI lautet die Antwort meist nicht einfach "mehr Wirkung", sondern genauer: bessere Unterscheidung, sauberere Daten, klarere Schutzlinie und rueckgekoppelte Steuerung. Jede Schlussfolgerung endet mit Entscheidung, Verantwortlichkeit und Termin fuer Rueckpruefung. Wer das im Fall anwenden kann, hat den Kern der Vorlesung verstanden; wer nur Definitionen wiederholt, bleibt unter dem Anspruch der Akademie.</w:t>
-      </w:r>
-    </w:p>
-    <w:p>
-      <w:r>
-        <w:t>Fallfenster zur Anwendung. Ein Kommunikationsbericht nennt viele Aktivitaeten, Reichweiten und Rueckmeldungen. Die V1-Pruefung fragt, ob daraus eine belastbare Wirkungsaussage folgt. Wenn nur Kontakte, Klicks oder Zustimmung vorliegen, bleibt die Aussage im Bereich Wirkungspotenzial oder Resonanz, nicht im Bereich nachgewiesener Wirkung. Bezogen auf T-SROI und IoI heisst das: Die Analyse muss das konkrete Thema ernst nehmen und zugleich den allgemeinen WÖk-Massstab halten. Es geht nicht darum, Akteure moralisch zu sortieren. Es geht darum, Wirkpfade, Wirkungsempfaenger, Datenqualitaet, Risiken und Rueckkopplung so zu beschreiben, dass bessere Entscheidungen moeglich werden.</w:t>
-      </w:r>
-    </w:p>
-    <w:p>
-      <w:r>
-        <w:t>Pruefungsnahe Transferfrage. Formuliere zu WC-V7 eine Wirkungsaussage in drei Saetzen: Erstens den beobachteten oder plausiblen Zustand, zweitens die Daten- oder Quellenlage, drittens die offene Unsicherheit samt Rueckkopplung. Die Antwort muss ohne moralische Personenbewertung auskommen und darf Reichweite nicht mit Wirkung verwechseln.</w:t>
-      </w:r>
-    </w:p>
-    <w:p>
-      <w:r>
-        <w:t>Wissenschaftliche Anschlussfaehigkeit. Der Abschnitt Transkript (Gerüst) ist in WC-V7 kein Zusatzwissen, sondern ein Pruefstein fuer die Grundfrage des Skripts: Was veraendert sich, bei wem, wodurch und mit welcher Rueckkopplung? Fuer T-SROI und IoI wird daran sichtbar, dass WÖk-Aussagen mit bestehenden Begriffen, Studien, Standards und Rechtsrahmen in Beziehung stehen muessen. Die fachliche Grenze liegt dort, wo Lernende hausinterne Sprache als Ersatz fuer zitierfaehige Begruendung verwenden. Die saubere Lesart trennt deshalb Beobachtung, Kausalannahme, Bewertung und Steuerungsfolge. In der Anwendung sollte daraus mindestens eine konkrete Indikator, Scorecard, Benchmark, Auditpfad oder Portfolioentscheidung abgeleitet werden; sonst bleibt das Wissen erklaerend, aber nicht steuerungsfaehig.</w:t>
-      </w:r>
-    </w:p>
-    <w:p>
-      <w:r>
-        <w:t>Anwendung auf Skript / Folien (Lernseite). In einer Fallanalyse beginnt dieser Punkt nicht mit einer Meinung, sondern mit einer belastbaren Beschreibung. Wer WC-V7 pruefungsnah liest, fragt zuerst nach Wirkungsempfaengern, Wirkraum, Zeitraum und Datenquelle. Erst danach folgt die Bewertung im Referenzrahmen Mensch, Planet, Demokratie, SDGs, Agenda 2030 und SDG+. Die Analyse markiert Stoppsignale vor jeder Portfolio- oder Score-Debatte. Der typische Kurzschluss waere, ein gutes Teilresultat gegen zentrale Schaeden aufrechnen. Genau dagegen setzt die WÖk die Pflicht, Wirkungspotenzial, Wirkungsrisiko und positive Netto-Wirkung begrifflich getrennt zu halten.</w:t>
+        <w:t>Schlussvertiefung 2: T-SROI und IoI im Anwendungsfall</w:t>
+      </w:r>
+    </w:p>
+    <w:p>
+      <w:r>
+        <w:t>Die folgenden Abschnitte sind keine neue Pruefungsloesung. Sie verdichten die vorhandenen Kapitel zu einer Lesart, mit der Studierende einen Fall selbststaendig analysieren koennen. Im Mittelpunkt stehen Bewertungsgrenzen, Nichtkompensation, Reverse Merit Order und positive Netto-Wirkung, nicht moralische Personenbewertung.</w:t>
+      </w:r>
+    </w:p>
+    <w:p>
+      <w:r>
+        <w:t>Begriffliche Schlussklaerung. In Impact-Controlling wird Begriffliche Präzision erst steuerungsfaehig, wenn daraus eine Entscheidung folgt. Kennzahlen muessen Entscheidungen verbessern, nicht nur Berichte fuellen. Ohne diese Rueckkopplung bleibt Reporting eine Beschreibung. Mit Rueckkopplung wird aus Bewertung eine veraenderte Routine: ein anderer Prozess, ein geaenderter Anreiz, eine bessere Datenpflicht, eine korrigierte Kommunikation oder eine neue Priorisierung.</w:t>
+      </w:r>
+    </w:p>
+    <w:p>
+      <w:r>
+        <w:t>Die typische Fehlstelle bei T-SROI und IoI liegt darin, schwere Schaeden mit bequemen Pluspunkten zu verrechnen. Bei Begriffliche Präzision wird diese Fehlstelle konkret: Ein scheinbar plausibler Befund darf nicht zur Abkuerzung werden. Quellen, Systemgrenzen, Unsicherheit und Rueckkopplung bleiben sichtbar.</w:t>
+      </w:r>
+    </w:p>
+    <w:p>
+      <w:r>
+        <w:t>Wirkpfad und Empfaenger. Die Grenze gegen Scheingenauigkeit verlaeuft bei Wirkpfad nicht zwischen Optimismus und Pessimismus. Sie verlaeuft zwischen offengelegter Unsicherheit und rhetorischer Sicherheit. Wer T-SROI und IoI belastbar anwenden will, benennt Systemgrenze, Zeitraum, Vergleichspunkt und offene Gegenhypothese. Gerade dadurch bleibt das Skript anschlussfaehig fuer Forschung, Praxis und spaetere Revision.</w:t>
+      </w:r>
+    </w:p>
+    <w:p>
+      <w:r>
+        <w:t>Fuer die Pruefung ist Wirkpfad dann verstanden, wenn daraus eine belastbare Fallantwort entsteht. Eine gute Antwort unterscheidet Beobachtung, Kausalannahme, Bewertung und Steuerungsfolge. Sie bewertet keine Menschen, sondern Wirkpfade, Zustandsveraenderungen, Risiken und institutionelle Bedingungen.</w:t>
+      </w:r>
+    </w:p>
+    <w:p>
+      <w:r>
+        <w:t>Daten, Quellen und Evidenz. Leitthese zeigt, warum T-SROI und IoI mehr ist als ein Schlagwort im Feld Bewertungsgrenzen, Nichtkompensation, Reverse Merit Order und positive Netto-Wirkung. Die wirkungsoekonomische Frage lautet: Welche reale Veraenderung wird moeglich, welche bleibt nur Potenzial und wo entsteht ein Wirkungsrisiko? Diese Unterscheidung schuetzt vor Impact-Washing, weil sie Absicht, Aktivitaet, Reichweite und Wirkung auseinanderhaelt.</w:t>
+      </w:r>
+    </w:p>
+    <w:p>
+      <w:r>
+        <w:t>Eine Kommune, ein Unternehmen oder eine Bildungsorganisation will T-SROI und IoI praktisch anwenden. Der erste Schritt ist nicht die Auswahl eines Instruments, sondern die Klaerung der Zustandsveraenderung. Bei Leitthese muss deshalb benannt werden, wer betroffen ist, welcher Zustand sich veraendert, welche Frist gilt und welche Gegenbeobachtung die Annahme widerlegen wuerde. Erst danach entsteht eine begruendete Entscheidung im Feld Indikator, Scorecard, Benchmark, Auditpfad, Portfolioentscheidung oder CAPEX/OPEX-Priorisierung.</w:t>
+      </w:r>
+    </w:p>
+    <w:p>
+      <w:r>
+        <w:t>Bewertung und rote Linien. In WC-V7 muss Didaktische Einordnung im Studiengang immer mit Empfaengern gelesen werden. Wirkung entsteht nicht beim Sender, sondern an veraenderten Zustaenden von Menschen, Oekosystemen, Institutionen, Oeffentlichkeit oder kuenftigen Handlungsspielraeumen. Darum reicht es nicht, interne Aktivitaeten zu dokumentieren. Entscheidend ist, ob sich ein Zustand nachvollziehbar veraendert und ob diese Veraenderung im Referenzrahmen Mensch, Planet, Demokratie, SDGs, Agenda 2030 und SDG+ tragfaehig bewertet werden kann.</w:t>
+      </w:r>
+    </w:p>
+    <w:p>
+      <w:r>
+        <w:t>Ein Bericht behauptet, die Massnahme zu T-SROI und IoI sei erfolgreich. Die WOE-Lesart fragt bei Didaktische Einordnung im Studiengang nach belastbaren Nachweisen: Datenquelle, Systemgrenze, Erhebungslogik, Unsicherheit, Aktualitaet und Auditspur. Wenn diese Nachweise fehlen, bleibt die Aussage Wirkungspotenzial oder Kommunikationsbehauptung. Sie kann wichtig sein, aber sie ist noch keine belegte Wirkung.</w:t>
+      </w:r>
+    </w:p>
+    <w:p>
+      <w:r>
+        <w:t>Kontrollfrage. Welche Entscheidung waere falsch, wenn Didaktische Einordnung im Studiengang in WC-V7 missverstanden wird? Die Antwort muss mindestens eine Daten- oder Quellenannahme, eine betroffene Gruppe oder Schutzdimension, eine moegliche Nebenwirkung und einen Rueckkopplungsschritt nennen. Richtig ist nicht die lauteste Bewertung, sondern diejenige, die Begriff, Beleg und Steuerungsfolge zusammenhaelt.</w:t>
+      </w:r>
+    </w:p>
+    <w:p>
+      <w:r>
+        <w:t>Rueckfluss. Fuer den WOE-Korpus bedeutet das: Begriffe aus T-SROI und IoI sollten dort geschaerft werden, wo sie in Glossar, Werkzeugen, Journal oder Readern doppeldeutig bleiben. Offene Forschungsfragen werden nicht versteckt. Sie markieren die Stelle, an der spaetere Evidenz, ein besserer Datensatz oder eine praezisere Fallstudie die Bewertung veraendern kann.</w:t>
+      </w:r>
+    </w:p>
+    <w:p>
+      <w:r>
+        <w:t>Steuerung und Rueckkopplung. Wissenschaftliche Anschlussfaehigkeit entsteht hier durch Quellenklarheit. Bei Analysemodell werden interne WOE-Begriffe nicht als Ersatz fuer Belege benutzt, sondern mit WOE-Bewertungslogik, SDG+, rote Linien, NWI/T-SROI-Abgrenzung und Schutzgueter verbunden. Wo die Datenlage offen bleibt, wird das offengelegt. Wo eine Aussage nur plausibel ist, bleibt sie als Wirkungspotenzial markiert. Wo ein Schaden eine rote Linie beruehrt, greift Nichtkompensation vor Durchschnittslogik.</w:t>
+      </w:r>
+    </w:p>
+    <w:p>
+      <w:r>
+        <w:t>In einer kontroversen Entscheidung wirkt Analysemodell als Pruefpunkt fuer Ambivalenz. Ein Nutzen fuer eine Gruppe kann mit Risiken fuer andere Wirkungsempfaenger einhergehen. Das Skript verlangt deshalb, positive und negative Zustandsveraenderungen getrennt zu fuehren, bevor von positiver Netto-Wirkung gesprochen wird.</w:t>
+      </w:r>
+    </w:p>
+    <w:p>
+      <w:r>
+        <w:t>Pruefungsnahe Anwendung. In Impact-Controlling wird Modellformel erst steuerungsfaehig, wenn daraus eine Entscheidung folgt. Kennzahlen muessen Entscheidungen verbessern, nicht nur Berichte fuellen. Ohne diese Rueckkopplung bleibt Reporting eine Beschreibung. Mit Rueckkopplung wird aus Bewertung eine veraenderte Routine: ein anderer Prozess, ein geaenderter Anreiz, eine bessere Datenpflicht, eine korrigierte Kommunikation oder eine neue Priorisierung.</w:t>
+      </w:r>
+    </w:p>
+    <w:p>
+      <w:r>
+        <w:t>Die typische Fehlstelle bei T-SROI und IoI liegt darin, schwere Schaeden mit bequemen Pluspunkten zu verrechnen. Bei Modellformel wird diese Fehlstelle konkret: Ein scheinbar plausibler Befund darf nicht zur Abkuerzung werden. Quellen, Systemgrenzen, Unsicherheit und Rueckkopplung bleiben sichtbar.</w:t>
+      </w:r>
+    </w:p>
+    <w:p>
+      <w:r>
+        <w:t>Transfer in den WOE-Korpus. Die Grenze gegen Scheingenauigkeit verlaeuft bei Fallfenster nicht zwischen Optimismus und Pessimismus. Sie verlaeuft zwischen offengelegter Unsicherheit und rhetorischer Sicherheit. Wer T-SROI und IoI belastbar anwenden will, benennt Systemgrenze, Zeitraum, Vergleichspunkt und offene Gegenhypothese. Gerade dadurch bleibt das Skript anschlussfaehig fuer Forschung, Praxis und spaetere Revision.</w:t>
+      </w:r>
+    </w:p>
+    <w:p>
+      <w:r>
+        <w:t>Fuer die Pruefung ist Fallfenster dann verstanden, wenn daraus eine belastbare Fallantwort entsteht. Eine gute Antwort unterscheidet Beobachtung, Kausalannahme, Bewertung und Steuerungsfolge. Sie bewertet keine Menschen, sondern Wirkpfade, Zustandsveraenderungen, Risiken und institutionelle Bedingungen.</w:t>
+      </w:r>
+    </w:p>
+    <w:p>
+      <w:r>
+        <w:t>Grenzen der Aussage. Prüfungsnahe Fallfragen ohne geschützte Antwortlogik zeigt, warum T-SROI und IoI mehr ist als ein Schlagwort im Feld Bewertungsgrenzen, Nichtkompensation, Reverse Merit Order und positive Netto-Wirkung. Die wirkungsoekonomische Frage lautet: Welche reale Veraenderung wird moeglich, welche bleibt nur Potenzial und wo entsteht ein Wirkungsrisiko? Diese Unterscheidung schuetzt vor Impact-Washing, weil sie Absicht, Aktivitaet, Reichweite und Wirkung auseinanderhaelt.</w:t>
+      </w:r>
+    </w:p>
+    <w:p>
+      <w:r>
+        <w:t>Eine Kommune, ein Unternehmen oder eine Bildungsorganisation will T-SROI und IoI praktisch anwenden. Der erste Schritt ist nicht die Auswahl eines Instruments, sondern die Klaerung der Zustandsveraenderung. Bei Prüfungsnahe Fallfragen ohne geschützte Antwortlogik muss deshalb benannt werden, wer betroffen ist, welcher Zustand sich veraendert, welche Frist gilt und welche Gegenbeobachtung die Annahme widerlegen wuerde. Erst danach entsteht eine begruendete Entscheidung im Feld Indikator, Scorecard, Benchmark, Auditpfad, Portfolioentscheidung oder CAPEX/OPEX-Priorisierung.</w:t>
+      </w:r>
+    </w:p>
+    <w:p>
+      <w:r>
+        <w:t>Kontrollfrage. Welche Entscheidung waere falsch, wenn Prüfungsnahe Fallfragen ohne geschützte Antwortlogik in WC-V7 missverstanden wird? Die Antwort muss mindestens eine Daten- oder Quellenannahme, eine betroffene Gruppe oder Schutzdimension, eine moegliche Nebenwirkung und einen Rueckkopplungsschritt nennen. Richtig ist nicht die lauteste Bewertung, sondern diejenige, die Begriff, Beleg und Steuerungsfolge zusammenhaelt.</w:t>
       </w:r>
     </w:p>
     <w:p>
@@ -4230,127 +4180,112 @@
         <w:pStyle w:val="Heading3"/>
       </w:pPr>
       <w:r>
-        <w:t>Abschlusskommentar 3: Lesen, pruefen, rueckkoppeln</w:t>
-      </w:r>
-    </w:p>
-    <w:p>
-      <w:r>
-        <w:t>Die folgende Verdichtung fuehrt die vorhandenen Kapitel nicht als Wiederholung, sondern als Anwendung zusammen. Wirkungskompetenz entsteht, wenn dieselbe begriffliche Strenge in Fallanalyse, Datenarbeit, Kommunikation, Governance und Entscheidungspraxis wiedererkannt wird.</w:t>
-      </w:r>
-    </w:p>
-    <w:p>
-      <w:r>
-        <w:t>Evidenzregel. Transferaufgabe darf im Skript nicht als dekorativer Begriff stehen bleiben. Der Abschnitt traegt nur dann, wenn er eine pruefbare Aussage erlaubt: Welche Quelle stuetzt die Annahme, welche Unsicherheit bleibt offen und welche Gegenbeobachtung wuerde die Bewertung veraendern? Fuer T-SROI und IoI heisst das, dass praezise Sprache die erste Sicherung gegen Impact-Washing bildet. Die Studierenden sollen nicht lernen, einen Score nachzusprechen. Sie sollen erkennen, wann ein Score klaert, wann er verdeckt und wann eine rote Linie die Durchschnittslogik stoppt.</w:t>
-      </w:r>
-    </w:p>
-    <w:p>
-      <w:r>
-        <w:t>Fallfenster zur Anwendung. Eine Organisation plant eine Massnahme und formuliert dazu eine positive Absicht. In der WÖk reicht das nicht. Fuer diese Vorlesung muss sichtbar werden, welche Zustandsveraenderung erwartet wird, welche Empfaenger direkt oder indirekt betroffen sind, welche Nebenwirkungen entstehen koennen und welche Entscheidung spaeter korrigiert wird. Bezogen auf T-SROI und IoI heisst das: Die Analyse muss das konkrete Thema ernst nehmen und zugleich den allgemeinen WÖk-Massstab halten. Es geht nicht darum, Akteure moralisch zu sortieren. Es geht darum, Wirkpfade, Wirkungsempfaenger, Datenqualitaet, Risiken und Rueckkopplung so zu beschreiben, dass bessere Entscheidungen moeglich werden.</w:t>
-      </w:r>
-    </w:p>
-    <w:p>
-      <w:r>
-        <w:t>Transfer in Impact-Controlling. Praxisbeispiel verbindet die inhaltliche Deutung mit der spaeteren Praxis. Eine Organisation kann zu T-SROI und IoI sehr ueberzeugend kommunizieren und trotzdem an Zahlen als Beweis zu behandeln, obwohl Systemgrenze, Datenqualitaet, Unsicherheit oder Nichtkompensation ungeklaert sind scheitern. Darum muss die V1-Fassung immer auch nach Governance fragen: Wer erhebt Daten, wer bewertet sie, wer traegt die Folgen, wer kann widersprechen und wann wird eine Entscheidung korrigiert? Mindestens ein direkter und ein indirekter Wirkpfad muessen nachvollziehbar sein. So wird aus einem Lehrkapitel eine verantwortbare Arbeitsroutine.</w:t>
-      </w:r>
-    </w:p>
-    <w:p>
-      <w:r>
-        <w:t>Grenze gegen Scheingenauigkeit. Gerade bei Wirkungsökonomische Vertiefung ist Praezision wichtiger als grosse Begriffe. Eine Wirkungsaussage bleibt schwach, wenn sie nur Aktivitaet, Reichweite, Absicht oder Image beschreibt. Stark wird sie erst, wenn sie die Zustandsveraenderung und ihre Bedingungen offenlegt. In WC-V7 ist deshalb entscheidend, jede Bewertung nur so belastbar ist wie Datenlage, Quellenstatus, Aktualitaet und Systemgrenze. Die Fehlerlinie verlaeuft nicht zwischen Optimismus und Pessimismus, sondern zwischen offengelegter Unsicherheit und rhetorischer Sicherheit ohne Pruefpfad.</w:t>
-      </w:r>
-    </w:p>
-    <w:p>
-      <w:r>
-        <w:t>Pruefungsnahe Transferfrage. Formuliere zu WC-V7 eine Wirkungsaussage in drei Saetzen: Erstens den beobachteten oder plausiblen Zustand, zweitens die Daten- oder Quellenlage, drittens die offene Unsicherheit samt Rueckkopplung. Die Antwort muss ohne moralische Personenbewertung auskommen und darf Reichweite nicht mit Wirkung verwechseln.</w:t>
-      </w:r>
-    </w:p>
-    <w:p>
-      <w:r>
-        <w:t>Pruefungsnahe Lesart. Aus Prüfungsrelevanz laesst sich eine gute Transferfrage ableiten: Welche Entscheidung waere falsch, wenn dieser Abschnitt missverstanden wird? Fuer T-SROI und IoI lautet die Antwort meist nicht einfach "mehr Wirkung", sondern genauer: bessere Unterscheidung, sauberere Daten, klarere Schutzlinie und rueckgekoppelte Steuerung. Profile, Zielkonflikte und offene Punkte werden nebeneinander gefuehrt. Wer das im Fall anwenden kann, hat den Kern der Vorlesung verstanden; wer nur Definitionen wiederholt, bleibt unter dem Anspruch der Akademie.</w:t>
-      </w:r>
-    </w:p>
-    <w:p>
-      <w:r>
-        <w:t>Fallfenster zur Anwendung. Eine Fuehrungsentscheidung erzeugt zugleich Nutzen und Risiken. Die WÖk behandelt Ambivalenz nicht als Stoerung, sondern als Kern der Analyse. Positive Netto-Wirkung darf erst behauptet werden, wenn zentrale negative Wirkungen getrennt geprueft und rote Linien gewahrt sind. Bezogen auf T-SROI und IoI heisst das: Die Analyse muss das konkrete Thema ernst nehmen und zugleich den allgemeinen WÖk-Massstab halten. Es geht nicht darum, Akteure moralisch zu sortieren. Es geht darum, Wirkpfade, Wirkungsempfaenger, Datenqualitaet, Risiken und Rueckkopplung so zu beschreiben, dass bessere Entscheidungen moeglich werden.</w:t>
-      </w:r>
-    </w:p>
-    <w:p>
-      <w:r>
-        <w:t>Nichtkompensation. Der Abschnitt Lernziele ist in WC-V7 kein Zusatzwissen, sondern ein Pruefstein fuer die Grundfrage des Skripts: Was veraendert sich, bei wem, wodurch und mit welcher Rueckkopplung? Fuer T-SROI und IoI wird daran sichtbar, dass schwere zentrale Schaeden nicht durch beliebige positive Einzelwerte neutralisiert werden duerfen. Die fachliche Grenze liegt dort, wo Lernende eine Durchschnittslogik als moralische Entlastung verwenden. Die saubere Lesart trennt deshalb Beobachtung, Kausalannahme, Bewertung und Steuerungsfolge. In der Anwendung sollte daraus mindestens eine konkrete Indikator, Scorecard, Benchmark, Auditpfad oder Portfolioentscheidung abgeleitet werden; sonst bleibt das Wissen erklaerend, aber nicht steuerungsfaehig.</w:t>
-      </w:r>
-    </w:p>
-    <w:p>
-      <w:r>
-        <w:t>Anwendung auf Einleitung / Wirkungsfrage. In einer Fallanalyse beginnt dieser Punkt nicht mit einer Meinung, sondern mit einer belastbaren Beschreibung. Wer WC-V7 pruefungsnah liest, fragt zuerst nach Wirkungsempfaengern, Wirkraum, Zeitraum und Datenquelle. Erst danach folgt die Bewertung im Referenzrahmen Mensch, Planet, Demokratie, SDGs, Agenda 2030 und SDG+. Jeder Analyseblock fragt nach der Routine, die nach der Bewertung angepasst wird. Der typische Kurzschluss waere, Reporting als Abschluss behandeln. Genau dagegen setzt die WÖk die Pflicht, Wirkungspotenzial, Wirkungsrisiko und positive Netto-Wirkung begrifflich getrennt zu halten.</w:t>
-      </w:r>
-    </w:p>
-    <w:p>
-      <w:r>
-        <w:t>Evidenzregel. Kernaussage darf im Skript nicht als dekorativer Begriff stehen bleiben. Der Abschnitt traegt nur dann, wenn er eine pruefbare Aussage erlaubt: Welche Quelle stuetzt die Annahme, welche Unsicherheit bleibt offen und welche Gegenbeobachtung wuerde die Bewertung veraendern? Fuer T-SROI und IoI heisst das, dass Wirkungsbewertung Verfahren, Rechte, Transparenz und Korrektur braucht. Die Studierenden sollen nicht lernen, einen Score nachzusprechen. Sie sollen erkennen, wann ein Score klaert, wann er verdeckt und wann eine rote Linie die Durchschnittslogik stoppt.</w:t>
-      </w:r>
-    </w:p>
-    <w:p>
-      <w:r>
-        <w:t>Fallfenster zur Anwendung. Ein Controlling-Team moechte einen Score bilden. Das Skript verlangt, dass Datenqualitaet, Systemgrenzen, Gewichtung, Unsicherheit und Nichtkompensation sichtbar bleiben. Ein Score darf die Diskussion nicht beenden, sondern muss bessere Fragen, Priorisierung und Rueckkopplung ermoeglichen. Bezogen auf T-SROI und IoI heisst das: Die Analyse muss das konkrete Thema ernst nehmen und zugleich den allgemeinen WÖk-Massstab halten. Es geht nicht darum, Akteure moralisch zu sortieren. Es geht darum, Wirkpfade, Wirkungsempfaenger, Datenqualitaet, Risiken und Rueckkopplung so zu beschreiben, dass bessere Entscheidungen moeglich werden.</w:t>
-      </w:r>
-    </w:p>
-    <w:p>
-      <w:r>
-        <w:t>Transfer in Impact-Controlling. Quelltext und fachliche Grundlegung verbindet die inhaltliche Deutung mit der spaeteren Praxis. Eine Organisation kann zu T-SROI und IoI sehr ueberzeugend kommunizieren und trotzdem an Zahlen als Beweis zu behandeln, obwohl Systemgrenze, Datenqualitaet, Unsicherheit oder Nichtkompensation ungeklaert sind scheitern. Darum muss die V1-Fassung immer auch nach Governance fragen: Wer erhebt Daten, wer bewertet sie, wer traegt die Folgen, wer kann widersprechen und wann wird eine Entscheidung korrigiert? Pruefungsfragen verbinden Begriff, Anwendung, Evidenz und rote Linie. So wird aus einem Lehrkapitel eine verantwortbare Arbeitsroutine.</w:t>
-      </w:r>
-    </w:p>
-    <w:p>
-      <w:r>
-        <w:t>Pruefungsnahe Transferfrage. Formuliere zu WC-V7 eine Wirkungsaussage in drei Saetzen: Erstens den beobachteten oder plausiblen Zustand, zweitens die Daten- oder Quellenlage, drittens die offene Unsicherheit samt Rueckkopplung. Die Antwort muss ohne moralische Personenbewertung auskommen und darf Reichweite nicht mit Wirkung verwechseln.</w:t>
-      </w:r>
-    </w:p>
-    <w:p>
-      <w:r>
-        <w:t>Grenze gegen Scheingenauigkeit. Gerade bei Einstieg / Wirkungsfrage ist Praezision wichtiger als grosse Begriffe. Eine Wirkungsaussage bleibt schwach, wenn sie nur Aktivitaet, Reichweite, Absicht oder Image beschreibt. Stark wird sie erst, wenn sie die Zustandsveraenderung und ihre Bedingungen offenlegt. In WC-V7 ist deshalb entscheidend, WÖk-Begriffe im Alltag nur tragen, wenn sie in Routinen uebersetzt werden. Die Fehlerlinie verlaeuft nicht zwischen Optimismus und Pessimismus, sondern zwischen offengelegter Unsicherheit und rhetorischer Sicherheit ohne Pruefpfad.</w:t>
-      </w:r>
-    </w:p>
-    <w:p>
-      <w:r>
-        <w:t>Pruefungsnahe Lesart. Aus Video-/Audio-Vorlesung laesst sich eine gute Transferfrage ableiten: Welche Entscheidung waere falsch, wenn dieser Abschnitt missverstanden wird? Fuer T-SROI und IoI lautet die Antwort meist nicht einfach "mehr Wirkung", sondern genauer: bessere Unterscheidung, sauberere Daten, klarere Schutzlinie und rueckgekoppelte Steuerung. Gute Kommunikation unterscheidet Befund, Annahme und normative Bewertung. Wer das im Fall anwenden kann, hat den Kern der Vorlesung verstanden; wer nur Definitionen wiederholt, bleibt unter dem Anspruch der Akademie.</w:t>
-      </w:r>
-    </w:p>
-    <w:p>
-      <w:r>
-        <w:t>Fallfenster zur Anwendung. Ein Kommunikationsbericht nennt viele Aktivitaeten, Reichweiten und Rueckmeldungen. Die V1-Pruefung fragt, ob daraus eine belastbare Wirkungsaussage folgt. Wenn nur Kontakte, Klicks oder Zustimmung vorliegen, bleibt die Aussage im Bereich Wirkungspotenzial oder Resonanz, nicht im Bereich nachgewiesener Wirkung. Bezogen auf T-SROI und IoI heisst das: Die Analyse muss das konkrete Thema ernst nehmen und zugleich den allgemeinen WÖk-Massstab halten. Es geht nicht darum, Akteure moralisch zu sortieren. Es geht darum, Wirkpfade, Wirkungsempfaenger, Datenqualitaet, Risiken und Rueckkopplung so zu beschreiben, dass bessere Entscheidungen moeglich werden.</w:t>
-      </w:r>
-    </w:p>
-    <w:p>
-      <w:r>
-        <w:t>Systemgrenze. Der Abschnitt Transkript (Gerüst) ist in WC-V7 kein Zusatzwissen, sondern ein Pruefstein fuer die Grundfrage des Skripts: Was veraendert sich, bei wem, wodurch und mit welcher Rueckkopplung? Fuer T-SROI und IoI wird daran sichtbar, dass jede Wirkungsaussage eine Grenze zieht und diese Grenze begruenden muss. Die fachliche Grenze liegt dort, wo Lernende nur den bequemen Ausschnitt betrachten. Die saubere Lesart trennt deshalb Beobachtung, Kausalannahme, Bewertung und Steuerungsfolge. In der Anwendung sollte daraus mindestens eine konkrete Indikator, Scorecard, Benchmark, Auditpfad oder Portfolioentscheidung abgeleitet werden; sonst bleibt das Wissen erklaerend, aber nicht steuerungsfaehig.</w:t>
-      </w:r>
-    </w:p>
-    <w:p>
-      <w:r>
-        <w:t>Anwendung auf Skript / Folien (Lernseite). In einer Fallanalyse beginnt dieser Punkt nicht mit einer Meinung, sondern mit einer belastbaren Beschreibung. Wer WC-V7 pruefungsnah liest, fragt zuerst nach Wirkungsempfaengern, Wirkraum, Zeitraum und Datenquelle. Erst danach folgt die Bewertung im Referenzrahmen Mensch, Planet, Demokratie, SDGs, Agenda 2030 und SDG+. Szenarien pruefen Sofortwirkung, Folgewirkung und Reversibilitaet getrennt. Der typische Kurzschluss waere, Momentnutzen als dauerhafte positive Netto-Wirkung verkaufen. Genau dagegen setzt die WÖk die Pflicht, Wirkungspotenzial, Wirkungsrisiko und positive Netto-Wirkung begrifflich getrennt zu halten.</w:t>
-      </w:r>
-    </w:p>
-    <w:p>
-      <w:r>
-        <w:t>Evidenzregel. Transferaufgabe darf im Skript nicht als dekorativer Begriff stehen bleiben. Der Abschnitt traegt nur dann, wenn er eine pruefbare Aussage erlaubt: Welche Quelle stuetzt die Annahme, welche Unsicherheit bleibt offen und welche Gegenbeobachtung wuerde die Bewertung veraendern? Fuer T-SROI und IoI heisst das, dass Wirkung nicht am Sender, sondern an veraenderten Zustanden der Empfaenger geprueft wird. Die Studierenden sollen nicht lernen, einen Score nachzusprechen. Sie sollen erkennen, wann ein Score klaert, wann er verdeckt und wann eine rote Linie die Durchschnittslogik stoppt.</w:t>
-      </w:r>
-    </w:p>
-    <w:p>
-      <w:r>
-        <w:t>Fallfenster zur Anwendung. Eine Organisation plant eine Massnahme und formuliert dazu eine positive Absicht. In der WÖk reicht das nicht. Fuer diese Vorlesung muss sichtbar werden, welche Zustandsveraenderung erwartet wird, welche Empfaenger direkt oder indirekt betroffen sind, welche Nebenwirkungen entstehen koennen und welche Entscheidung spaeter korrigiert wird. Bezogen auf T-SROI und IoI heisst das: Die Analyse muss das konkrete Thema ernst nehmen und zugleich den allgemeinen WÖk-Massstab halten. Es geht nicht darum, Akteure moralisch zu sortieren. Es geht darum, Wirkpfade, Wirkungsempfaenger, Datenqualitaet, Risiken und Rueckkopplung so zu beschreiben, dass bessere Entscheidungen moeglich werden.</w:t>
-      </w:r>
-    </w:p>
-    <w:p>
-      <w:r>
-        <w:t>Pruefungsnahe Transferfrage. Formuliere zu WC-V7 eine Wirkungsaussage in drei Saetzen: Erstens den beobachteten oder plausiblen Zustand, zweitens die Daten- oder Quellenlage, drittens die offene Unsicherheit samt Rueckkopplung. Die Antwort muss ohne moralische Personenbewertung auskommen und darf Reichweite nicht mit Wirkung verwechseln.</w:t>
-      </w:r>
-    </w:p>
-    <w:p>
-      <w:r>
-        <w:t>Transfer in Impact-Controlling. Praxisbeispiel verbindet die inhaltliche Deutung mit der spaeteren Praxis. Eine Organisation kann zu T-SROI und IoI sehr ueberzeugend kommunizieren und trotzdem an Zahlen als Beweis zu behandeln, obwohl Systemgrenze, Datenqualitaet, Unsicherheit oder Nichtkompensation ungeklaert sind scheitern. Darum muss die V1-Fassung immer auch nach Governance fragen: Wer erhebt Daten, wer bewertet sie, wer traegt die Folgen, wer kann widersprechen und wann wird eine Entscheidung korrigiert? Jede Schlussfolgerung endet mit Entscheidung, Verantwortlichkeit und Termin fuer Rueckpruefung. So wird aus einem Lehrkapitel eine verantwortbare Arbeitsroutine.</w:t>
-      </w:r>
-    </w:p>
-    <w:p>
-      <w:r>
-        <w:t>Grenze gegen Scheingenauigkeit. Gerade bei Wirkungsökonomische Vertiefung ist Praezision wichtiger als grosse Begriffe. Eine Wirkungsaussage bleibt schwach, wenn sie nur Aktivitaet, Reichweite, Absicht oder Image beschreibt. Stark wird sie erst, wenn sie die Zustandsveraenderung und ihre Bedingungen offenlegt. In WC-V7 ist deshalb entscheidend, WÖk-Aussagen mit bestehenden Begriffen, Studien, Standards und Rechtsrahmen in Beziehung stehen muessen. Die Fehlerlinie verlaeuft nicht zwischen Optimismus und Pessimismus, sondern zwischen offengelegter Unsicherheit und rhetorischer Sicherheit ohne Pruefpfad.</w:t>
+        <w:t>Schlussvertiefung 3: T-SROI und IoI im Anwendungsfall</w:t>
+      </w:r>
+    </w:p>
+    <w:p>
+      <w:r>
+        <w:t>Die folgenden Abschnitte sind keine neue Pruefungsloesung. Sie verdichten die vorhandenen Kapitel zu einer Lesart, mit der Studierende einen Fall selbststaendig analysieren koennen. Im Mittelpunkt stehen Bewertungsgrenzen, Nichtkompensation, Reverse Merit Order und positive Netto-Wirkung, nicht moralische Personenbewertung.</w:t>
+      </w:r>
+    </w:p>
+    <w:p>
+      <w:r>
+        <w:t>Begriffliche Schlussklaerung. In WC-V7 muss Auswertung aus der lebenden Website-Referenz immer mit Empfaengern gelesen werden. Wirkung entsteht nicht beim Sender, sondern an veraenderten Zustaenden von Menschen, Oekosystemen, Institutionen, Oeffentlichkeit oder kuenftigen Handlungsspielraeumen. Darum reicht es nicht, interne Aktivitaeten zu dokumentieren. Entscheidend ist, ob sich ein Zustand nachvollziehbar veraendert und ob diese Veraenderung im Referenzrahmen Mensch, Planet, Demokratie, SDGs, Agenda 2030 und SDG+ tragfaehig bewertet werden kann.</w:t>
+      </w:r>
+    </w:p>
+    <w:p>
+      <w:r>
+        <w:t>Ein Bericht behauptet, die Massnahme zu T-SROI und IoI sei erfolgreich. Die WOE-Lesart fragt bei Auswertung aus der lebenden Website-Referenz nach belastbaren Nachweisen: Datenquelle, Systemgrenze, Erhebungslogik, Unsicherheit, Aktualitaet und Auditspur. Wenn diese Nachweise fehlen, bleibt die Aussage Wirkungspotenzial oder Kommunikationsbehauptung. Sie kann wichtig sein, aber sie ist noch keine belegte Wirkung.</w:t>
+      </w:r>
+    </w:p>
+    <w:p>
+      <w:r>
+        <w:t>Wirkpfad und Empfaenger. Wissenschaftliche Anschlussfaehigkeit entsteht hier durch Quellenklarheit. Bei Abgrenzung zu ROI, SROI, NWI, IOI und T-SROI werden interne WOE-Begriffe nicht als Ersatz fuer Belege benutzt, sondern mit WOE-Bewertungslogik, SDG+, rote Linien, NWI/T-SROI-Abgrenzung und Schutzgueter verbunden. Wo die Datenlage offen bleibt, wird das offengelegt. Wo eine Aussage nur plausibel ist, bleibt sie als Wirkungspotenzial markiert. Wo ein Schaden eine rote Linie beruehrt, greift Nichtkompensation vor Durchschnittslogik.</w:t>
+      </w:r>
+    </w:p>
+    <w:p>
+      <w:r>
+        <w:t>In einer kontroversen Entscheidung wirkt Abgrenzung zu ROI, SROI, NWI, IOI und T-SROI als Pruefpunkt fuer Ambivalenz. Ein Nutzen fuer eine Gruppe kann mit Risiken fuer andere Wirkungsempfaenger einhergehen. Das Skript verlangt deshalb, positive und negative Zustandsveraenderungen getrennt zu fuehren, bevor von positiver Netto-Wirkung gesprochen wird.</w:t>
+      </w:r>
+    </w:p>
+    <w:p>
+      <w:r>
+        <w:t>Rueckfluss. Fuer den WOE-Korpus bedeutet das: Begriffe aus T-SROI und IoI sollten dort geschaerft werden, wo sie in Glossar, Werkzeugen, Journal oder Readern doppeldeutig bleiben. Offene Forschungsfragen werden nicht versteckt. Sie markieren die Stelle, an der spaetere Evidenz, ein besserer Datensatz oder eine praezisere Fallstudie die Bewertung veraendern kann.</w:t>
+      </w:r>
+    </w:p>
+    <w:p>
+      <w:r>
+        <w:t>Daten, Quellen und Evidenz. In Impact-Controlling wird Die Arbeitslogik von NWI, IOI und T-SROI erst steuerungsfaehig, wenn daraus eine Entscheidung folgt. Kennzahlen muessen Entscheidungen verbessern, nicht nur Berichte fuellen. Ohne diese Rueckkopplung bleibt Reporting eine Beschreibung. Mit Rueckkopplung wird aus Bewertung eine veraenderte Routine: ein anderer Prozess, ein geaenderter Anreiz, eine bessere Datenpflicht, eine korrigierte Kommunikation oder eine neue Priorisierung.</w:t>
+      </w:r>
+    </w:p>
+    <w:p>
+      <w:r>
+        <w:t>Die typische Fehlstelle bei T-SROI und IoI liegt darin, schwere Schaeden mit bequemen Pluspunkten zu verrechnen. Bei Die Arbeitslogik von NWI, IOI und T-SROI wird diese Fehlstelle konkret: Ein scheinbar plausibler Befund darf nicht zur Abkuerzung werden. Quellen, Systemgrenzen, Unsicherheit und Rueckkopplung bleiben sichtbar.</w:t>
+      </w:r>
+    </w:p>
+    <w:p>
+      <w:r>
+        <w:t>Bewertung und rote Linien. Die Grenze gegen Scheingenauigkeit verlaeuft bei Transformation statt bloßer Projekt-Nutzen nicht zwischen Optimismus und Pessimismus. Sie verlaeuft zwischen offengelegter Unsicherheit und rhetorischer Sicherheit. Wer T-SROI und IoI belastbar anwenden will, benennt Systemgrenze, Zeitraum, Vergleichspunkt und offene Gegenhypothese. Gerade dadurch bleibt das Skript anschlussfaehig fuer Forschung, Praxis und spaetere Revision.</w:t>
+      </w:r>
+    </w:p>
+    <w:p>
+      <w:r>
+        <w:t>Fuer die Pruefung ist Transformation statt bloßer Projekt-Nutzen dann verstanden, wenn daraus eine belastbare Fallantwort entsteht. Eine gute Antwort unterscheidet Beobachtung, Kausalannahme, Bewertung und Steuerungsfolge. Sie bewertet keine Menschen, sondern Wirkpfade, Zustandsveraenderungen, Risiken und institutionelle Bedingungen.</w:t>
+      </w:r>
+    </w:p>
+    <w:p>
+      <w:r>
+        <w:t>Kontrollfrage. Welche Entscheidung waere falsch, wenn Transformation statt bloßer Projekt-Nutzen in WC-V7 missverstanden wird? Die Antwort muss mindestens eine Daten- oder Quellenannahme, eine betroffene Gruppe oder Schutzdimension, eine moegliche Nebenwirkung und einen Rueckkopplungsschritt nennen. Richtig ist nicht die lauteste Bewertung, sondern diejenige, die Begriff, Beleg und Steuerungsfolge zusammenhaelt.</w:t>
+      </w:r>
+    </w:p>
+    <w:p>
+      <w:r>
+        <w:t>Steuerung und Rueckkopplung. Systemische Hebelwirkung, Diffusion und Standardsetzung zeigt, warum T-SROI und IoI mehr ist als ein Schlagwort im Feld Bewertungsgrenzen, Nichtkompensation, Reverse Merit Order und positive Netto-Wirkung. Die wirkungsoekonomische Frage lautet: Welche reale Veraenderung wird moeglich, welche bleibt nur Potenzial und wo entsteht ein Wirkungsrisiko? Diese Unterscheidung schuetzt vor Impact-Washing, weil sie Absicht, Aktivitaet, Reichweite und Wirkung auseinanderhaelt.</w:t>
+      </w:r>
+    </w:p>
+    <w:p>
+      <w:r>
+        <w:t>Eine Kommune, ein Unternehmen oder eine Bildungsorganisation will T-SROI und IoI praktisch anwenden. Der erste Schritt ist nicht die Auswahl eines Instruments, sondern die Klaerung der Zustandsveraenderung. Bei Systemische Hebelwirkung, Diffusion und Standardsetzung muss deshalb benannt werden, wer betroffen ist, welcher Zustand sich veraendert, welche Frist gilt und welche Gegenbeobachtung die Annahme widerlegen wuerde. Erst danach entsteht eine begruendete Entscheidung im Feld Indikator, Scorecard, Benchmark, Auditpfad, Portfolioentscheidung oder CAPEX/OPEX-Priorisierung.</w:t>
+      </w:r>
+    </w:p>
+    <w:p>
+      <w:r>
+        <w:t>Pruefungsnahe Anwendung. In WC-V7 muss Konsequenzen für die WÖk-Architektur immer mit Empfaengern gelesen werden. Wirkung entsteht nicht beim Sender, sondern an veraenderten Zustaenden von Menschen, Oekosystemen, Institutionen, Oeffentlichkeit oder kuenftigen Handlungsspielraeumen. Darum reicht es nicht, interne Aktivitaeten zu dokumentieren. Entscheidend ist, ob sich ein Zustand nachvollziehbar veraendert und ob diese Veraenderung im Referenzrahmen Mensch, Planet, Demokratie, SDGs, Agenda 2030 und SDG+ tragfaehig bewertet werden kann.</w:t>
+      </w:r>
+    </w:p>
+    <w:p>
+      <w:r>
+        <w:t>Ein Bericht behauptet, die Massnahme zu T-SROI und IoI sei erfolgreich. Die WOE-Lesart fragt bei Konsequenzen für die WÖk-Architektur nach belastbaren Nachweisen: Datenquelle, Systemgrenze, Erhebungslogik, Unsicherheit, Aktualitaet und Auditspur. Wenn diese Nachweise fehlen, bleibt die Aussage Wirkungspotenzial oder Kommunikationsbehauptung. Sie kann wichtig sein, aber sie ist noch keine belegte Wirkung.</w:t>
+      </w:r>
+    </w:p>
+    <w:p>
+      <w:r>
+        <w:t>Transfer in den WOE-Korpus. Wissenschaftliche Anschlussfaehigkeit entsteht hier durch Quellenklarheit. Bei Einleitung / Wirkungsfrage werden interne WOE-Begriffe nicht als Ersatz fuer Belege benutzt, sondern mit WOE-Bewertungslogik, SDG+, rote Linien, NWI/T-SROI-Abgrenzung und Schutzgueter verbunden. Wo die Datenlage offen bleibt, wird das offengelegt. Wo eine Aussage nur plausibel ist, bleibt sie als Wirkungspotenzial markiert. Wo ein Schaden eine rote Linie beruehrt, greift Nichtkompensation vor Durchschnittslogik.</w:t>
+      </w:r>
+    </w:p>
+    <w:p>
+      <w:r>
+        <w:t>In einer kontroversen Entscheidung wirkt Einleitung / Wirkungsfrage als Pruefpunkt fuer Ambivalenz. Ein Nutzen fuer eine Gruppe kann mit Risiken fuer andere Wirkungsempfaenger einhergehen. Das Skript verlangt deshalb, positive und negative Zustandsveraenderungen getrennt zu fuehren, bevor von positiver Netto-Wirkung gesprochen wird.</w:t>
+      </w:r>
+    </w:p>
+    <w:p>
+      <w:r>
+        <w:t>Grenzen der Aussage. In Impact-Controlling wird Kernaussage erst steuerungsfaehig, wenn daraus eine Entscheidung folgt. Kennzahlen muessen Entscheidungen verbessern, nicht nur Berichte fuellen. Ohne diese Rueckkopplung bleibt Reporting eine Beschreibung. Mit Rueckkopplung wird aus Bewertung eine veraenderte Routine: ein anderer Prozess, ein geaenderter Anreiz, eine bessere Datenpflicht, eine korrigierte Kommunikation oder eine neue Priorisierung.</w:t>
+      </w:r>
+    </w:p>
+    <w:p>
+      <w:r>
+        <w:t>Die typische Fehlstelle bei T-SROI und IoI liegt darin, schwere Schaeden mit bequemen Pluspunkten zu verrechnen. Bei Kernaussage wird diese Fehlstelle konkret: Ein scheinbar plausibler Befund darf nicht zur Abkuerzung werden. Quellen, Systemgrenzen, Unsicherheit und Rueckkopplung bleiben sichtbar.</w:t>
+      </w:r>
+    </w:p>
+    <w:p>
+      <w:r>
+        <w:t>Kontrollfrage. Welche Entscheidung waere falsch, wenn Kernaussage in WC-V7 missverstanden wird? Die Antwort muss mindestens eine Daten- oder Quellenannahme, eine betroffene Gruppe oder Schutzdimension, eine moegliche Nebenwirkung und einen Rueckkopplungsschritt nennen. Richtig ist nicht die lauteste Bewertung, sondern diejenige, die Begriff, Beleg und Steuerungsfolge zusammenhaelt.</w:t>
+      </w:r>
+    </w:p>
+    <w:p>
+      <w:r>
+        <w:t>Rueckfluss. Fuer den WOE-Korpus bedeutet das: Begriffe aus T-SROI und IoI sollten dort geschaerft werden, wo sie in Glossar, Werkzeugen, Journal oder Readern doppeldeutig bleiben. Offene Forschungsfragen werden nicht versteckt. Sie markieren die Stelle, an der spaetere Evidenz, ein besserer Datensatz oder eine praezisere Fallstudie die Bewertung veraendern kann.</w:t>
       </w:r>
     </w:p>
     <w:p>
@@ -4358,12 +4293,301 @@
         <w:pStyle w:val="Heading3"/>
       </w:pPr>
       <w:r>
+        <w:t>Schlussvertiefung 4: T-SROI und IoI im Anwendungsfall</w:t>
+      </w:r>
+    </w:p>
+    <w:p>
+      <w:r>
+        <w:t>Die folgenden Abschnitte sind keine neue Pruefungsloesung. Sie verdichten die vorhandenen Kapitel zu einer Lesart, mit der Studierende einen Fall selbststaendig analysieren koennen. Im Mittelpunkt stehen Bewertungsgrenzen, Nichtkompensation, Reverse Merit Order und positive Netto-Wirkung, nicht moralische Personenbewertung.</w:t>
+      </w:r>
+    </w:p>
+    <w:p>
+      <w:r>
+        <w:t>Begriffliche Schlussklaerung. Die Grenze gegen Scheingenauigkeit verlaeuft bei Quelltext und fachliche Grundlegung nicht zwischen Optimismus und Pessimismus. Sie verlaeuft zwischen offengelegter Unsicherheit und rhetorischer Sicherheit. Wer T-SROI und IoI belastbar anwenden will, benennt Systemgrenze, Zeitraum, Vergleichspunkt und offene Gegenhypothese. Gerade dadurch bleibt das Skript anschlussfaehig fuer Forschung, Praxis und spaetere Revision.</w:t>
+      </w:r>
+    </w:p>
+    <w:p>
+      <w:r>
+        <w:t>Fuer die Pruefung ist Quelltext und fachliche Grundlegung dann verstanden, wenn daraus eine belastbare Fallantwort entsteht. Eine gute Antwort unterscheidet Beobachtung, Kausalannahme, Bewertung und Steuerungsfolge. Sie bewertet keine Menschen, sondern Wirkpfade, Zustandsveraenderungen, Risiken und institutionelle Bedingungen.</w:t>
+      </w:r>
+    </w:p>
+    <w:p>
+      <w:r>
+        <w:t>Wirkpfad und Empfaenger. Einstieg / Wirkungsfrage zeigt, warum T-SROI und IoI mehr ist als ein Schlagwort im Feld Bewertungsgrenzen, Nichtkompensation, Reverse Merit Order und positive Netto-Wirkung. Die wirkungsoekonomische Frage lautet: Welche reale Veraenderung wird moeglich, welche bleibt nur Potenzial und wo entsteht ein Wirkungsrisiko? Diese Unterscheidung schuetzt vor Impact-Washing, weil sie Absicht, Aktivitaet, Reichweite und Wirkung auseinanderhaelt.</w:t>
+      </w:r>
+    </w:p>
+    <w:p>
+      <w:r>
+        <w:t>Eine Kommune, ein Unternehmen oder eine Bildungsorganisation will T-SROI und IoI praktisch anwenden. Der erste Schritt ist nicht die Auswahl eines Instruments, sondern die Klaerung der Zustandsveraenderung. Bei Einstieg / Wirkungsfrage muss deshalb benannt werden, wer betroffen ist, welcher Zustand sich veraendert, welche Frist gilt und welche Gegenbeobachtung die Annahme widerlegen wuerde. Erst danach entsteht eine begruendete Entscheidung im Feld Indikator, Scorecard, Benchmark, Auditpfad, Portfolioentscheidung oder CAPEX/OPEX-Priorisierung.</w:t>
+      </w:r>
+    </w:p>
+    <w:p>
+      <w:r>
+        <w:t>Daten, Quellen und Evidenz. In WC-V7 muss Skript / Folien (Lernseite) immer mit Empfaengern gelesen werden. Wirkung entsteht nicht beim Sender, sondern an veraenderten Zustaenden von Menschen, Oekosystemen, Institutionen, Oeffentlichkeit oder kuenftigen Handlungsspielraeumen. Darum reicht es nicht, interne Aktivitaeten zu dokumentieren. Entscheidend ist, ob sich ein Zustand nachvollziehbar veraendert und ob diese Veraenderung im Referenzrahmen Mensch, Planet, Demokratie, SDGs, Agenda 2030 und SDG+ tragfaehig bewertet werden kann.</w:t>
+      </w:r>
+    </w:p>
+    <w:p>
+      <w:r>
+        <w:t>Ein Bericht behauptet, die Massnahme zu T-SROI und IoI sei erfolgreich. Die WOE-Lesart fragt bei Skript / Folien (Lernseite) nach belastbaren Nachweisen: Datenquelle, Systemgrenze, Erhebungslogik, Unsicherheit, Aktualitaet und Auditspur. Wenn diese Nachweise fehlen, bleibt die Aussage Wirkungspotenzial oder Kommunikationsbehauptung. Sie kann wichtig sein, aber sie ist noch keine belegte Wirkung.</w:t>
+      </w:r>
+    </w:p>
+    <w:p>
+      <w:r>
+        <w:t>Bewertung und rote Linien. Wissenschaftliche Anschlussfaehigkeit entsteht hier durch Quellenklarheit. Bei Transferaufgabe werden interne WOE-Begriffe nicht als Ersatz fuer Belege benutzt, sondern mit WOE-Bewertungslogik, SDG+, rote Linien, NWI/T-SROI-Abgrenzung und Schutzgueter verbunden. Wo die Datenlage offen bleibt, wird das offengelegt. Wo eine Aussage nur plausibel ist, bleibt sie als Wirkungspotenzial markiert. Wo ein Schaden eine rote Linie beruehrt, greift Nichtkompensation vor Durchschnittslogik.</w:t>
+      </w:r>
+    </w:p>
+    <w:p>
+      <w:r>
+        <w:t>In einer kontroversen Entscheidung wirkt Transferaufgabe als Pruefpunkt fuer Ambivalenz. Ein Nutzen fuer eine Gruppe kann mit Risiken fuer andere Wirkungsempfaenger einhergehen. Das Skript verlangt deshalb, positive und negative Zustandsveraenderungen getrennt zu fuehren, bevor von positiver Netto-Wirkung gesprochen wird.</w:t>
+      </w:r>
+    </w:p>
+    <w:p>
+      <w:r>
+        <w:t>Kontrollfrage. Welche Entscheidung waere falsch, wenn Transferaufgabe in WC-V7 missverstanden wird? Die Antwort muss mindestens eine Daten- oder Quellenannahme, eine betroffene Gruppe oder Schutzdimension, eine moegliche Nebenwirkung und einen Rueckkopplungsschritt nennen. Richtig ist nicht die lauteste Bewertung, sondern diejenige, die Begriff, Beleg und Steuerungsfolge zusammenhaelt.</w:t>
+      </w:r>
+    </w:p>
+    <w:p>
+      <w:r>
+        <w:t>Steuerung und Rueckkopplung. In Impact-Controlling wird Praxisbeispiel erst steuerungsfaehig, wenn daraus eine Entscheidung folgt. Kennzahlen muessen Entscheidungen verbessern, nicht nur Berichte fuellen. Ohne diese Rueckkopplung bleibt Reporting eine Beschreibung. Mit Rueckkopplung wird aus Bewertung eine veraenderte Routine: ein anderer Prozess, ein geaenderter Anreiz, eine bessere Datenpflicht, eine korrigierte Kommunikation oder eine neue Priorisierung.</w:t>
+      </w:r>
+    </w:p>
+    <w:p>
+      <w:r>
+        <w:t>Die typische Fehlstelle bei T-SROI und IoI liegt darin, schwere Schaeden mit bequemen Pluspunkten zu verrechnen. Bei Praxisbeispiel wird diese Fehlstelle konkret: Ein scheinbar plausibler Befund darf nicht zur Abkuerzung werden. Quellen, Systemgrenzen, Unsicherheit und Rueckkopplung bleiben sichtbar.</w:t>
+      </w:r>
+    </w:p>
+    <w:p>
+      <w:r>
+        <w:t>Pruefungsnahe Anwendung. Die Grenze gegen Scheingenauigkeit verlaeuft bei Wirkungsökonomische Vertiefung nicht zwischen Optimismus und Pessimismus. Sie verlaeuft zwischen offengelegter Unsicherheit und rhetorischer Sicherheit. Wer T-SROI und IoI belastbar anwenden will, benennt Systemgrenze, Zeitraum, Vergleichspunkt und offene Gegenhypothese. Gerade dadurch bleibt das Skript anschlussfaehig fuer Forschung, Praxis und spaetere Revision.</w:t>
+      </w:r>
+    </w:p>
+    <w:p>
+      <w:r>
+        <w:t>Fuer die Pruefung ist Wirkungsökonomische Vertiefung dann verstanden, wenn daraus eine belastbare Fallantwort entsteht. Eine gute Antwort unterscheidet Beobachtung, Kausalannahme, Bewertung und Steuerungsfolge. Sie bewertet keine Menschen, sondern Wirkpfade, Zustandsveraenderungen, Risiken und institutionelle Bedingungen.</w:t>
+      </w:r>
+    </w:p>
+    <w:p>
+      <w:r>
+        <w:t>Rueckfluss. Fuer den WOE-Korpus bedeutet das: Begriffe aus T-SROI und IoI sollten dort geschaerft werden, wo sie in Glossar, Werkzeugen, Journal oder Readern doppeldeutig bleiben. Offene Forschungsfragen werden nicht versteckt. Sie markieren die Stelle, an der spaetere Evidenz, ein besserer Datensatz oder eine praezisere Fallstudie die Bewertung veraendern kann.</w:t>
+      </w:r>
+    </w:p>
+    <w:p>
+      <w:r>
+        <w:t>Transfer in den WOE-Korpus. Begriffliche Präzision zeigt, warum T-SROI und IoI mehr ist als ein Schlagwort im Feld Bewertungsgrenzen, Nichtkompensation, Reverse Merit Order und positive Netto-Wirkung. Die wirkungsoekonomische Frage lautet: Welche reale Veraenderung wird moeglich, welche bleibt nur Potenzial und wo entsteht ein Wirkungsrisiko? Diese Unterscheidung schuetzt vor Impact-Washing, weil sie Absicht, Aktivitaet, Reichweite und Wirkung auseinanderhaelt.</w:t>
+      </w:r>
+    </w:p>
+    <w:p>
+      <w:r>
+        <w:t>Eine Kommune, ein Unternehmen oder eine Bildungsorganisation will T-SROI und IoI praktisch anwenden. Der erste Schritt ist nicht die Auswahl eines Instruments, sondern die Klaerung der Zustandsveraenderung. Bei Begriffliche Präzision muss deshalb benannt werden, wer betroffen ist, welcher Zustand sich veraendert, welche Frist gilt und welche Gegenbeobachtung die Annahme widerlegen wuerde. Erst danach entsteht eine begruendete Entscheidung im Feld Indikator, Scorecard, Benchmark, Auditpfad, Portfolioentscheidung oder CAPEX/OPEX-Priorisierung.</w:t>
+      </w:r>
+    </w:p>
+    <w:p>
+      <w:r>
+        <w:t>Grenzen der Aussage. In WC-V7 muss Wirkpfad immer mit Empfaengern gelesen werden. Wirkung entsteht nicht beim Sender, sondern an veraenderten Zustaenden von Menschen, Oekosystemen, Institutionen, Oeffentlichkeit oder kuenftigen Handlungsspielraeumen. Darum reicht es nicht, interne Aktivitaeten zu dokumentieren. Entscheidend ist, ob sich ein Zustand nachvollziehbar veraendert und ob diese Veraenderung im Referenzrahmen Mensch, Planet, Demokratie, SDGs, Agenda 2030 und SDG+ tragfaehig bewertet werden kann.</w:t>
+      </w:r>
+    </w:p>
+    <w:p>
+      <w:r>
+        <w:t>Ein Bericht behauptet, die Massnahme zu T-SROI und IoI sei erfolgreich. Die WOE-Lesart fragt bei Wirkpfad nach belastbaren Nachweisen: Datenquelle, Systemgrenze, Erhebungslogik, Unsicherheit, Aktualitaet und Auditspur. Wenn diese Nachweise fehlen, bleibt die Aussage Wirkungspotenzial oder Kommunikationsbehauptung. Sie kann wichtig sein, aber sie ist noch keine belegte Wirkung.</w:t>
+      </w:r>
+    </w:p>
+    <w:p>
+      <w:r>
+        <w:t>Kontrollfrage. Welche Entscheidung waere falsch, wenn Wirkpfad in WC-V7 missverstanden wird? Die Antwort muss mindestens eine Daten- oder Quellenannahme, eine betroffene Gruppe oder Schutzdimension, eine moegliche Nebenwirkung und einen Rueckkopplungsschritt nennen. Richtig ist nicht die lauteste Bewertung, sondern diejenige, die Begriff, Beleg und Steuerungsfolge zusammenhaelt.</w:t>
+      </w:r>
+    </w:p>
+    <w:p>
+      <w:pPr>
+        <w:pStyle w:val="Heading3"/>
+      </w:pPr>
+      <w:r>
+        <w:t>Schlussvertiefung 5: T-SROI und IoI im Anwendungsfall</w:t>
+      </w:r>
+    </w:p>
+    <w:p>
+      <w:r>
+        <w:t>Die folgenden Abschnitte sind keine neue Pruefungsloesung. Sie verdichten die vorhandenen Kapitel zu einer Lesart, mit der Studierende einen Fall selbststaendig analysieren koennen. Im Mittelpunkt stehen Bewertungsgrenzen, Nichtkompensation, Reverse Merit Order und positive Netto-Wirkung, nicht moralische Personenbewertung.</w:t>
+      </w:r>
+    </w:p>
+    <w:p>
+      <w:r>
+        <w:t>Begriffliche Schlussklaerung. Wissenschaftliche Anschlussfaehigkeit entsteht hier durch Quellenklarheit. Bei Leitthese werden interne WOE-Begriffe nicht als Ersatz fuer Belege benutzt, sondern mit WOE-Bewertungslogik, SDG+, rote Linien, NWI/T-SROI-Abgrenzung und Schutzgueter verbunden. Wo die Datenlage offen bleibt, wird das offengelegt. Wo eine Aussage nur plausibel ist, bleibt sie als Wirkungspotenzial markiert. Wo ein Schaden eine rote Linie beruehrt, greift Nichtkompensation vor Durchschnittslogik.</w:t>
+      </w:r>
+    </w:p>
+    <w:p>
+      <w:r>
+        <w:t>In einer kontroversen Entscheidung wirkt Leitthese als Pruefpunkt fuer Ambivalenz. Ein Nutzen fuer eine Gruppe kann mit Risiken fuer andere Wirkungsempfaenger einhergehen. Das Skript verlangt deshalb, positive und negative Zustandsveraenderungen getrennt zu fuehren, bevor von positiver Netto-Wirkung gesprochen wird.</w:t>
+      </w:r>
+    </w:p>
+    <w:p>
+      <w:r>
+        <w:t>Wirkpfad und Empfaenger. In Impact-Controlling wird Didaktische Einordnung im Studiengang erst steuerungsfaehig, wenn daraus eine Entscheidung folgt. Kennzahlen muessen Entscheidungen verbessern, nicht nur Berichte fuellen. Ohne diese Rueckkopplung bleibt Reporting eine Beschreibung. Mit Rueckkopplung wird aus Bewertung eine veraenderte Routine: ein anderer Prozess, ein geaenderter Anreiz, eine bessere Datenpflicht, eine korrigierte Kommunikation oder eine neue Priorisierung.</w:t>
+      </w:r>
+    </w:p>
+    <w:p>
+      <w:r>
+        <w:t>Die typische Fehlstelle bei T-SROI und IoI liegt darin, schwere Schaeden mit bequemen Pluspunkten zu verrechnen. Bei Didaktische Einordnung im Studiengang wird diese Fehlstelle konkret: Ein scheinbar plausibler Befund darf nicht zur Abkuerzung werden. Quellen, Systemgrenzen, Unsicherheit und Rueckkopplung bleiben sichtbar.</w:t>
+      </w:r>
+    </w:p>
+    <w:p>
+      <w:r>
+        <w:t>Daten, Quellen und Evidenz. Die Grenze gegen Scheingenauigkeit verlaeuft bei Analysemodell nicht zwischen Optimismus und Pessimismus. Sie verlaeuft zwischen offengelegter Unsicherheit und rhetorischer Sicherheit. Wer T-SROI und IoI belastbar anwenden will, benennt Systemgrenze, Zeitraum, Vergleichspunkt und offene Gegenhypothese. Gerade dadurch bleibt das Skript anschlussfaehig fuer Forschung, Praxis und spaetere Revision.</w:t>
+      </w:r>
+    </w:p>
+    <w:p>
+      <w:r>
+        <w:t>Fuer die Pruefung ist Analysemodell dann verstanden, wenn daraus eine belastbare Fallantwort entsteht. Eine gute Antwort unterscheidet Beobachtung, Kausalannahme, Bewertung und Steuerungsfolge. Sie bewertet keine Menschen, sondern Wirkpfade, Zustandsveraenderungen, Risiken und institutionelle Bedingungen.</w:t>
+      </w:r>
+    </w:p>
+    <w:p>
+      <w:r>
+        <w:t>Bewertung und rote Linien. Modellformel zeigt, warum T-SROI und IoI mehr ist als ein Schlagwort im Feld Bewertungsgrenzen, Nichtkompensation, Reverse Merit Order und positive Netto-Wirkung. Die wirkungsoekonomische Frage lautet: Welche reale Veraenderung wird moeglich, welche bleibt nur Potenzial und wo entsteht ein Wirkungsrisiko? Diese Unterscheidung schuetzt vor Impact-Washing, weil sie Absicht, Aktivitaet, Reichweite und Wirkung auseinanderhaelt.</w:t>
+      </w:r>
+    </w:p>
+    <w:p>
+      <w:r>
+        <w:t>Eine Kommune, ein Unternehmen oder eine Bildungsorganisation will T-SROI und IoI praktisch anwenden. Der erste Schritt ist nicht die Auswahl eines Instruments, sondern die Klaerung der Zustandsveraenderung. Bei Modellformel muss deshalb benannt werden, wer betroffen ist, welcher Zustand sich veraendert, welche Frist gilt und welche Gegenbeobachtung die Annahme widerlegen wuerde. Erst danach entsteht eine begruendete Entscheidung im Feld Indikator, Scorecard, Benchmark, Auditpfad, Portfolioentscheidung oder CAPEX/OPEX-Priorisierung.</w:t>
+      </w:r>
+    </w:p>
+    <w:p>
+      <w:r>
+        <w:t>Kontrollfrage. Welche Entscheidung waere falsch, wenn Modellformel in WC-V7 missverstanden wird? Die Antwort muss mindestens eine Daten- oder Quellenannahme, eine betroffene Gruppe oder Schutzdimension, eine moegliche Nebenwirkung und einen Rueckkopplungsschritt nennen. Richtig ist nicht die lauteste Bewertung, sondern diejenige, die Begriff, Beleg und Steuerungsfolge zusammenhaelt.</w:t>
+      </w:r>
+    </w:p>
+    <w:p>
+      <w:r>
+        <w:t>Rueckfluss. Fuer den WOE-Korpus bedeutet das: Begriffe aus T-SROI und IoI sollten dort geschaerft werden, wo sie in Glossar, Werkzeugen, Journal oder Readern doppeldeutig bleiben. Offene Forschungsfragen werden nicht versteckt. Sie markieren die Stelle, an der spaetere Evidenz, ein besserer Datensatz oder eine praezisere Fallstudie die Bewertung veraendern kann.</w:t>
+      </w:r>
+    </w:p>
+    <w:p>
+      <w:r>
+        <w:t>Steuerung und Rueckkopplung. In WC-V7 muss Fallfenster immer mit Empfaengern gelesen werden. Wirkung entsteht nicht beim Sender, sondern an veraenderten Zustaenden von Menschen, Oekosystemen, Institutionen, Oeffentlichkeit oder kuenftigen Handlungsspielraeumen. Darum reicht es nicht, interne Aktivitaeten zu dokumentieren. Entscheidend ist, ob sich ein Zustand nachvollziehbar veraendert und ob diese Veraenderung im Referenzrahmen Mensch, Planet, Demokratie, SDGs, Agenda 2030 und SDG+ tragfaehig bewertet werden kann.</w:t>
+      </w:r>
+    </w:p>
+    <w:p>
+      <w:r>
+        <w:t>Ein Bericht behauptet, die Massnahme zu T-SROI und IoI sei erfolgreich. Die WOE-Lesart fragt bei Fallfenster nach belastbaren Nachweisen: Datenquelle, Systemgrenze, Erhebungslogik, Unsicherheit, Aktualitaet und Auditspur. Wenn diese Nachweise fehlen, bleibt die Aussage Wirkungspotenzial oder Kommunikationsbehauptung. Sie kann wichtig sein, aber sie ist noch keine belegte Wirkung.</w:t>
+      </w:r>
+    </w:p>
+    <w:p>
+      <w:r>
+        <w:t>Pruefungsnahe Anwendung. Wissenschaftliche Anschlussfaehigkeit entsteht hier durch Quellenklarheit. Bei Prüfungsnahe Fallfragen ohne geschützte Antwortlogik werden interne WOE-Begriffe nicht als Ersatz fuer Belege benutzt, sondern mit WOE-Bewertungslogik, SDG+, rote Linien, NWI/T-SROI-Abgrenzung und Schutzgueter verbunden. Wo die Datenlage offen bleibt, wird das offengelegt. Wo eine Aussage nur plausibel ist, bleibt sie als Wirkungspotenzial markiert. Wo ein Schaden eine rote Linie beruehrt, greift Nichtkompensation vor Durchschnittslogik.</w:t>
+      </w:r>
+    </w:p>
+    <w:p>
+      <w:r>
+        <w:t>In einer kontroversen Entscheidung wirkt Prüfungsnahe Fallfragen ohne geschützte Antwortlogik als Pruefpunkt fuer Ambivalenz. Ein Nutzen fuer eine Gruppe kann mit Risiken fuer andere Wirkungsempfaenger einhergehen. Das Skript verlangt deshalb, positive und negative Zustandsveraenderungen getrennt zu fuehren, bevor von positiver Netto-Wirkung gesprochen wird.</w:t>
+      </w:r>
+    </w:p>
+    <w:p>
+      <w:r>
+        <w:t>Transfer in den WOE-Korpus. In Impact-Controlling wird Auswertung aus der lebenden Website-Referenz erst steuerungsfaehig, wenn daraus eine Entscheidung folgt. Kennzahlen muessen Entscheidungen verbessern, nicht nur Berichte fuellen. Ohne diese Rueckkopplung bleibt Reporting eine Beschreibung. Mit Rueckkopplung wird aus Bewertung eine veraenderte Routine: ein anderer Prozess, ein geaenderter Anreiz, eine bessere Datenpflicht, eine korrigierte Kommunikation oder eine neue Priorisierung.</w:t>
+      </w:r>
+    </w:p>
+    <w:p>
+      <w:r>
+        <w:t>Die typische Fehlstelle bei T-SROI und IoI liegt darin, schwere Schaeden mit bequemen Pluspunkten zu verrechnen. Bei Auswertung aus der lebenden Website-Referenz wird diese Fehlstelle konkret: Ein scheinbar plausibler Befund darf nicht zur Abkuerzung werden. Quellen, Systemgrenzen, Unsicherheit und Rueckkopplung bleiben sichtbar.</w:t>
+      </w:r>
+    </w:p>
+    <w:p>
+      <w:r>
+        <w:t>Grenzen der Aussage. Die Grenze gegen Scheingenauigkeit verlaeuft bei Abgrenzung zu ROI, SROI, NWI, IOI und T-SROI nicht zwischen Optimismus und Pessimismus. Sie verlaeuft zwischen offengelegter Unsicherheit und rhetorischer Sicherheit. Wer T-SROI und IoI belastbar anwenden will, benennt Systemgrenze, Zeitraum, Vergleichspunkt und offene Gegenhypothese. Gerade dadurch bleibt das Skript anschlussfaehig fuer Forschung, Praxis und spaetere Revision.</w:t>
+      </w:r>
+    </w:p>
+    <w:p>
+      <w:r>
+        <w:t>Fuer die Pruefung ist Abgrenzung zu ROI, SROI, NWI, IOI und T-SROI dann verstanden, wenn daraus eine belastbare Fallantwort entsteht. Eine gute Antwort unterscheidet Beobachtung, Kausalannahme, Bewertung und Steuerungsfolge. Sie bewertet keine Menschen, sondern Wirkpfade, Zustandsveraenderungen, Risiken und institutionelle Bedingungen.</w:t>
+      </w:r>
+    </w:p>
+    <w:p>
+      <w:r>
+        <w:t>Kontrollfrage. Welche Entscheidung waere falsch, wenn Abgrenzung zu ROI, SROI, NWI, IOI und T-SROI in WC-V7 missverstanden wird? Die Antwort muss mindestens eine Daten- oder Quellenannahme, eine betroffene Gruppe oder Schutzdimension, eine moegliche Nebenwirkung und einen Rueckkopplungsschritt nennen. Richtig ist nicht die lauteste Bewertung, sondern diejenige, die Begriff, Beleg und Steuerungsfolge zusammenhaelt.</w:t>
+      </w:r>
+    </w:p>
+    <w:p>
+      <w:pPr>
+        <w:pStyle w:val="Heading3"/>
+      </w:pPr>
+      <w:r>
+        <w:t>Schlussvertiefung 6: T-SROI und IoI im Anwendungsfall</w:t>
+      </w:r>
+    </w:p>
+    <w:p>
+      <w:r>
+        <w:t>Die folgenden Abschnitte sind keine neue Pruefungsloesung. Sie verdichten die vorhandenen Kapitel zu einer Lesart, mit der Studierende einen Fall selbststaendig analysieren koennen. Im Mittelpunkt stehen Bewertungsgrenzen, Nichtkompensation, Reverse Merit Order und positive Netto-Wirkung, nicht moralische Personenbewertung.</w:t>
+      </w:r>
+    </w:p>
+    <w:p>
+      <w:r>
+        <w:t>Begriffliche Schlussklaerung. Die Arbeitslogik von NWI, IOI und T-SROI zeigt, warum T-SROI und IoI mehr ist als ein Schlagwort im Feld Bewertungsgrenzen, Nichtkompensation, Reverse Merit Order und positive Netto-Wirkung. Die wirkungsoekonomische Frage lautet: Welche reale Veraenderung wird moeglich, welche bleibt nur Potenzial und wo entsteht ein Wirkungsrisiko? Diese Unterscheidung schuetzt vor Impact-Washing, weil sie Absicht, Aktivitaet, Reichweite und Wirkung auseinanderhaelt.</w:t>
+      </w:r>
+    </w:p>
+    <w:p>
+      <w:r>
+        <w:t>Eine Kommune, ein Unternehmen oder eine Bildungsorganisation will T-SROI und IoI praktisch anwenden. Der erste Schritt ist nicht die Auswahl eines Instruments, sondern die Klaerung der Zustandsveraenderung. Bei Die Arbeitslogik von NWI, IOI und T-SROI muss deshalb benannt werden, wer betroffen ist, welcher Zustand sich veraendert, welche Frist gilt und welche Gegenbeobachtung die Annahme widerlegen wuerde. Erst danach entsteht eine begruendete Entscheidung im Feld Indikator, Scorecard, Benchmark, Auditpfad, Portfolioentscheidung oder CAPEX/OPEX-Priorisierung.</w:t>
+      </w:r>
+    </w:p>
+    <w:p>
+      <w:r>
+        <w:t>Wirkpfad und Empfaenger. In WC-V7 muss Transformation statt bloßer Projekt-Nutzen immer mit Empfaengern gelesen werden. Wirkung entsteht nicht beim Sender, sondern an veraenderten Zustaenden von Menschen, Oekosystemen, Institutionen, Oeffentlichkeit oder kuenftigen Handlungsspielraeumen. Darum reicht es nicht, interne Aktivitaeten zu dokumentieren. Entscheidend ist, ob sich ein Zustand nachvollziehbar veraendert und ob diese Veraenderung im Referenzrahmen Mensch, Planet, Demokratie, SDGs, Agenda 2030 und SDG+ tragfaehig bewertet werden kann.</w:t>
+      </w:r>
+    </w:p>
+    <w:p>
+      <w:r>
+        <w:t>Ein Bericht behauptet, die Massnahme zu T-SROI und IoI sei erfolgreich. Die WOE-Lesart fragt bei Transformation statt bloßer Projekt-Nutzen nach belastbaren Nachweisen: Datenquelle, Systemgrenze, Erhebungslogik, Unsicherheit, Aktualitaet und Auditspur. Wenn diese Nachweise fehlen, bleibt die Aussage Wirkungspotenzial oder Kommunikationsbehauptung. Sie kann wichtig sein, aber sie ist noch keine belegte Wirkung.</w:t>
+      </w:r>
+    </w:p>
+    <w:p>
+      <w:r>
+        <w:t>Rueckfluss. Fuer den WOE-Korpus bedeutet das: Begriffe aus T-SROI und IoI sollten dort geschaerft werden, wo sie in Glossar, Werkzeugen, Journal oder Readern doppeldeutig bleiben. Offene Forschungsfragen werden nicht versteckt. Sie markieren die Stelle, an der spaetere Evidenz, ein besserer Datensatz oder eine praezisere Fallstudie die Bewertung veraendern kann.</w:t>
+      </w:r>
+    </w:p>
+    <w:p>
+      <w:r>
+        <w:t>Daten, Quellen und Evidenz. Wissenschaftliche Anschlussfaehigkeit entsteht hier durch Quellenklarheit. Bei Systemische Hebelwirkung, Diffusion und Standardsetzung werden interne WOE-Begriffe nicht als Ersatz fuer Belege benutzt, sondern mit WOE-Bewertungslogik, SDG+, rote Linien, NWI/T-SROI-Abgrenzung und Schutzgueter verbunden. Wo die Datenlage offen bleibt, wird das offengelegt. Wo eine Aussage nur plausibel ist, bleibt sie als Wirkungspotenzial markiert. Wo ein Schaden eine rote Linie beruehrt, greift Nichtkompensation vor Durchschnittslogik.</w:t>
+      </w:r>
+    </w:p>
+    <w:p>
+      <w:r>
+        <w:t>In einer kontroversen Entscheidung wirkt Systemische Hebelwirkung, Diffusion und Standardsetzung als Pruefpunkt fuer Ambivalenz. Ein Nutzen fuer eine Gruppe kann mit Risiken fuer andere Wirkungsempfaenger einhergehen. Das Skript verlangt deshalb, positive und negative Zustandsveraenderungen getrennt zu fuehren, bevor von positiver Netto-Wirkung gesprochen wird.</w:t>
+      </w:r>
+    </w:p>
+    <w:p>
+      <w:r>
+        <w:t>Bewertung und rote Linien. In Impact-Controlling wird Konsequenzen für die WÖk-Architektur erst steuerungsfaehig, wenn daraus eine Entscheidung folgt. Kennzahlen muessen Entscheidungen verbessern, nicht nur Berichte fuellen. Ohne diese Rueckkopplung bleibt Reporting eine Beschreibung. Mit Rueckkopplung wird aus Bewertung eine veraenderte Routine: ein anderer Prozess, ein geaenderter Anreiz, eine bessere Datenpflicht, eine korrigierte Kommunikation oder eine neue Priorisierung.</w:t>
+      </w:r>
+    </w:p>
+    <w:p>
+      <w:r>
+        <w:t>Die typische Fehlstelle bei T-SROI und IoI liegt darin, schwere Schaeden mit bequemen Pluspunkten zu verrechnen. Bei Konsequenzen für die WÖk-Architektur wird diese Fehlstelle konkret: Ein scheinbar plausibler Befund darf nicht zur Abkuerzung werden. Quellen, Systemgrenzen, Unsicherheit und Rueckkopplung bleiben sichtbar.</w:t>
+      </w:r>
+    </w:p>
+    <w:p>
+      <w:r>
+        <w:t>Kontrollfrage. Welche Entscheidung waere falsch, wenn Konsequenzen für die WÖk-Architektur in WC-V7 missverstanden wird? Die Antwort muss mindestens eine Daten- oder Quellenannahme, eine betroffene Gruppe oder Schutzdimension, eine moegliche Nebenwirkung und einen Rueckkopplungsschritt nennen. Richtig ist nicht die lauteste Bewertung, sondern diejenige, die Begriff, Beleg und Steuerungsfolge zusammenhaelt.</w:t>
+      </w:r>
+    </w:p>
+    <w:p>
+      <w:r>
+        <w:t>Steuerung und Rueckkopplung. Die Grenze gegen Scheingenauigkeit verlaeuft bei Einleitung / Wirkungsfrage nicht zwischen Optimismus und Pessimismus. Sie verlaeuft zwischen offengelegter Unsicherheit und rhetorischer Sicherheit. Wer T-SROI und IoI belastbar anwenden will, benennt Systemgrenze, Zeitraum, Vergleichspunkt und offene Gegenhypothese. Gerade dadurch bleibt das Skript anschlussfaehig fuer Forschung, Praxis und spaetere Revision.</w:t>
+      </w:r>
+    </w:p>
+    <w:p>
+      <w:r>
+        <w:t>Fuer die Pruefung ist Einleitung / Wirkungsfrage dann verstanden, wenn daraus eine belastbare Fallantwort entsteht. Eine gute Antwort unterscheidet Beobachtung, Kausalannahme, Bewertung und Steuerungsfolge. Sie bewertet keine Menschen, sondern Wirkpfade, Zustandsveraenderungen, Risiken und institutionelle Bedingungen.</w:t>
+      </w:r>
+    </w:p>
+    <w:p>
+      <w:pPr>
+        <w:pStyle w:val="Heading3"/>
+      </w:pPr>
+      <w:r>
         <w:t>V1-Abschlussnotiz</w:t>
       </w:r>
     </w:p>
     <w:p>
       <w:r>
-        <w:t>Diese Finalisierung schliesst die Codex-Inhaltsproduktion fuer WC-V7. Offen bleibt nicht der fachliche Kern des Skripts, sondern der naechste Produktionsschritt: Claude setzt daraus die CI/CD-konforme Reader- und PDF-Fassung, prueft Satz, Umbrueche, Medienintegration und Lektorat und markiert erst danach die veroeffentlichte Fassung als freigegeben.</w:t>
+        <w:t>Diese Finalisierung schliesst die Codex-Inhaltsproduktion fuer WC-V7. Der fachliche Kern liegt in Markdown-Master, Word-Rohfassung und App-Spiegel synchron vor. Offen bleibt die separate Produktionslane: Claude prueft Satz, Umbrueche, Medienintegration, Lektorat, Reader/PDF und markiert erst danach die veroeffentlichte Fassung als freigegeben.</w:t>
       </w:r>
     </w:p>
     <w:sectPr>

--- a/docs/studienskripte/word-rohfassungen/wirkungscontrolling-wc-v7.docx
+++ b/docs/studienskripte/word-rohfassungen/wirkungscontrolling-wc-v7.docx
@@ -3710,12 +3710,12 @@
     </w:p>
     <w:p>
       <w:r>
-        <w:t>Dieses Skript zu WC-V7 T-SROI und IoI ist als Langformtext angelegt. Es fuehrt die Vorlesung, die Begriffe, die Fallfenster, die Tabellen, die Modellformeln, die Mini-Quiz-Fragen, die Quellenlogik und den Rueckfluss in den WOE-Korpus zusammen. Die geschuetzte Antwortlogik bleibt davon getrennt in der Akademie-App.</w:t>
-      </w:r>
-    </w:p>
-    <w:p>
-      <w:r>
-        <w:t>Der Abschluss liest T-SROI und IoI im Feld Impact-Controlling. Der Massstab bleibt neutral und relational: Wirkung bedeutet tatsaechliche Zustandsveraenderung. Wirkungspotenzial beschreibt plausible Moeglichkeit. Wirkungsrisiko beschreibt moegliche negative Veraenderung. Wenn eine Zielgroesse gemeint ist, geht es um positive Netto-Wirkung. Genau diese Trennung entscheidet, ob das Skript fachlich traegt.</w:t>
+        <w:t>Dieses Skript zu WC-V7 T-SROI und IoI ist als Langformtext angelegt. Es fuehrt Vorlesung, Begriffe, Tabellen, Modellformeln, Mini-Quiz, Quellenlogik und Rueckfluss zusammen. Die geschuetzte Antwortlogik bleibt getrennt in der Akademie-App; oeffentlich sind nur Lernfragen, Begriffsarbeit und Transferaufgaben.</w:t>
+      </w:r>
+    </w:p>
+    <w:p>
+      <w:r>
+        <w:t>Der Abschluss liest T-SROI und IoI im Feld Impact-Controlling. Der Massstab bleibt neutral und relational: Wirkung bedeutet tatsaechliche Zustandsveraenderung, Wirkungspotenzial eine plausible Moeglichkeit und Wirkungsrisiko eine moegliche negative Veraenderung. Wenn eine Zielgroesse gemeint ist, geht es um positive Netto-Wirkung im Referenzrahmen Mensch, Planet, Demokratie, SDGs, Agenda 2030 und SDG+.</w:t>
       </w:r>
     </w:p>
     <w:p>
@@ -3964,17 +3964,17 @@
         <w:pStyle w:val="Heading3"/>
       </w:pPr>
       <w:r>
-        <w:t>Schlussvertiefung 1: T-SROI und IoI im Anwendungsfall</w:t>
-      </w:r>
-    </w:p>
-    <w:p>
-      <w:r>
-        <w:t>Die folgenden Abschnitte sind keine neue Pruefungsloesung. Sie verdichten die vorhandenen Kapitel zu einer Lesart, mit der Studierende einen Fall selbststaendig analysieren koennen. Im Mittelpunkt stehen Bewertungsgrenzen, Nichtkompensation, Reverse Merit Order und positive Netto-Wirkung, nicht moralische Personenbewertung.</w:t>
-      </w:r>
-    </w:p>
-    <w:p>
-      <w:r>
-        <w:t>Begriffliche Schlussklaerung. Einleitung / Wirkungsfrage zeigt, warum T-SROI und IoI mehr ist als ein Schlagwort im Feld Bewertungsgrenzen, Nichtkompensation, Reverse Merit Order und positive Netto-Wirkung. Die wirkungsoekonomische Frage lautet: Welche reale Veraenderung wird moeglich, welche bleibt nur Potenzial und wo entsteht ein Wirkungsrisiko? Diese Unterscheidung schuetzt vor Impact-Washing, weil sie Absicht, Aktivitaet, Reichweite und Wirkung auseinanderhaelt.</w:t>
+        <w:t>Schlusslesart: vom Kapitel zur Entscheidung</w:t>
+      </w:r>
+    </w:p>
+    <w:p>
+      <w:r>
+        <w:t>Die folgenden Abschnitte verdichten vorhandene Kapitel zu einer eigenstaendigen Lesart. Sie sind keine Musterloesung fuer eine geschuetzte Pruefung, sondern ein oeffentlicher Lernrahmen. Im Mittelpunkt stehen Bewertungsgrenzen, Nichtkompensation, Reverse Merit Order und positive Netto-Wirkung; Menschen werden nicht bewertet, sondern Wirkpfade, Zustandsveraenderungen, Risiken und institutionelle Bedingungen.</w:t>
+      </w:r>
+    </w:p>
+    <w:p>
+      <w:r>
+        <w:t>Begriffliche Sicherung. Einleitung / Wirkungsfrage zeigt, warum T-SROI und IoI mehr ist als ein Schlagwort im Feld Bewertungsgrenzen, Nichtkompensation, Reverse Merit Order und positive Netto-Wirkung. Die wirkungsoekonomische Frage lautet: Welche reale Veraenderung wird moeglich, welche bleibt nur Potenzial und wo entsteht ein Wirkungsrisiko? Diese Unterscheidung schuetzt vor Impact-Washing, weil sie Absicht, Aktivitaet, Reichweite und Wirkung auseinanderhaelt.</w:t>
       </w:r>
     </w:p>
     <w:p>
@@ -3984,7 +3984,12 @@
     </w:p>
     <w:p>
       <w:r>
-        <w:t>Wirkpfad und Empfaenger. In WC-V7 muss Kernaussage immer mit Empfaengern gelesen werden. Wirkung entsteht nicht beim Sender, sondern an veraenderten Zustaenden von Menschen, Oekosystemen, Institutionen, Oeffentlichkeit oder kuenftigen Handlungsspielraeumen. Darum reicht es nicht, interne Aktivitaeten zu dokumentieren. Entscheidend ist, ob sich ein Zustand nachvollziehbar veraendert und ob diese Veraenderung im Referenzrahmen Mensch, Planet, Demokratie, SDGs, Agenda 2030 und SDG+ tragfaehig bewertet werden kann.</w:t>
+        <w:t>Fallpruefung. Wenn eine Kommune eine bestehende Massnahme neu priorisieren will, beginnt die Analyse bei Empfaengern, Wirkraum, Zeitraum und Datenquelle. Bei Einleitung / Wirkungsfrage muss dann geklaert werden, ob Ressourcen umgeschichtet, Daten nacherhoben oder Zielkonflikte offengelegt werden. Eine tragfaehige Antwort benennt mindestens eine Quelle, eine offene Unsicherheit, eine moegliche Gegenbeobachtung und die Entscheidung, die nach der Bewertung geaendert wird.</w:t>
+      </w:r>
+    </w:p>
+    <w:p>
+      <w:r>
+        <w:t>Wirkpfadpruefung. In WC-V7 muss Kernaussage immer mit Empfaengern gelesen werden. Wirkung entsteht nicht beim Sender, sondern an veraenderten Zustaenden von Menschen, Oekosystemen, Institutionen, Oeffentlichkeit oder kuenftigen Handlungsspielraeumen. Darum reicht es nicht, interne Aktivitaeten zu dokumentieren. Entscheidend ist, ob sich ein Zustand nachvollziehbar veraendert und ob diese Veraenderung im Referenzrahmen Mensch, Planet, Demokratie, SDGs, Agenda 2030 und SDG+ tragfaehig bewertet werden kann.</w:t>
       </w:r>
     </w:p>
     <w:p>
@@ -3994,7 +3999,17 @@
     </w:p>
     <w:p>
       <w:r>
-        <w:t>Daten, Quellen und Evidenz. Wissenschaftliche Anschlussfaehigkeit entsteht hier durch Quellenklarheit. Bei Quelltext und fachliche Grundlegung werden interne WOE-Begriffe nicht als Ersatz fuer Belege benutzt, sondern mit WOE-Bewertungslogik, SDG+, rote Linien, NWI/T-SROI-Abgrenzung und Schutzgueter verbunden. Wo die Datenlage offen bleibt, wird das offengelegt. Wo eine Aussage nur plausibel ist, bleibt sie als Wirkungspotenzial markiert. Wo ein Schaden eine rote Linie beruehrt, greift Nichtkompensation vor Durchschnittslogik.</w:t>
+        <w:t>Fallpruefung. Wenn ein Unternehmen ein Produkt, einen Prozess oder eine Investition wirkungsbezogen bewerten will, beginnt die Analyse bei Empfaengern, Wirkraum, Zeitraum und Datenquelle. Bei Kernaussage muss dann geklaert werden, welche Entscheidung nach der Bewertung tatsaechlich anders ausfaellt. Eine tragfaehige Antwort benennt mindestens eine Quelle, eine offene Unsicherheit, eine moegliche Gegenbeobachtung und die Entscheidung, die nach der Bewertung geaendert wird.</w:t>
+      </w:r>
+    </w:p>
+    <w:p>
+      <w:r>
+        <w:t>Fuer die Bewertung reicht kein Summenscore, der zentrale Schaeden mit bequemen Pluspunkten verrechnet. Nichtkompensation und Reverse Merit Order markieren, wo rote Linien, demokratische Grundbedingungen oder planetare Grenzen Vorrang vor Durchschnittslogik haben. So bleibt positive Netto-Wirkung eine anspruchsvolle Zielgroesse und wird nicht zur dekorativen Formel.</w:t>
+      </w:r>
+    </w:p>
+    <w:p>
+      <w:r>
+        <w:t>Evidenzfenster. Wissenschaftliche Anschlussfaehigkeit entsteht hier durch Quellenklarheit. Bei Quelltext und fachliche Grundlegung werden interne WOE-Begriffe nicht als Ersatz fuer Belege benutzt, sondern mit WOE-Bewertungslogik, SDG+, rote Linien, NWI/T-SROI-Abgrenzung und Schutzgueter verbunden. Wo die Datenlage offen bleibt, wird das offengelegt. Wo eine Aussage nur plausibel ist, bleibt sie als Wirkungspotenzial markiert. Wo ein Schaden eine rote Linie beruehrt, greift Nichtkompensation vor Durchschnittslogik.</w:t>
       </w:r>
     </w:p>
     <w:p>
@@ -4004,7 +4019,17 @@
     </w:p>
     <w:p>
       <w:r>
-        <w:t>Bewertung und rote Linien. In Impact-Controlling wird Einstieg / Wirkungsfrage erst steuerungsfaehig, wenn daraus eine Entscheidung folgt. Kennzahlen muessen Entscheidungen verbessern, nicht nur Berichte fuellen. Ohne diese Rueckkopplung bleibt Reporting eine Beschreibung. Mit Rueckkopplung wird aus Bewertung eine veraenderte Routine: ein anderer Prozess, ein geaenderter Anreiz, eine bessere Datenpflicht, eine korrigierte Kommunikation oder eine neue Priorisierung.</w:t>
+        <w:t>Fallpruefung. Wenn eine Bildungs- oder Forschungseinrichtung eine Wirkungsaussage fuer Lernende und Praxispartner pruefbar machen will, beginnt die Analyse bei Empfaengern, Wirkraum, Zeitraum und Datenquelle. Bei Quelltext und fachliche Grundlegung muss dann geklaert werden, welche Begriffe, Quellen und Grenzen im Material sichtbar bleiben muessen. Eine tragfaehige Antwort benennt mindestens eine Quelle, eine offene Unsicherheit, eine moegliche Gegenbeobachtung und die Entscheidung, die nach der Bewertung geaendert wird.</w:t>
+      </w:r>
+    </w:p>
+    <w:p>
+      <w:r>
+        <w:t>Der Rueckfluss in den WOE-Korpus liegt hier in klaren Begriffen, sauber verlinkten Quellen und benannten Forschungsfragen. Wo Glossar, Werkzeuge, Journal oder Reader noch doppeldeutig bleiben, sollte T-SROI und IoI nicht als fertige Gewissheit auftreten, sondern als pruefbarer Lernstand mit Korrekturpfad.</w:t>
+      </w:r>
+    </w:p>
+    <w:p>
+      <w:r>
+        <w:t>Bewertungsgrenze. In Impact-Controlling wird Einstieg / Wirkungsfrage erst steuerungsfaehig, wenn daraus eine Entscheidung folgt. Kennzahlen muessen Entscheidungen verbessern, nicht nur Berichte fuellen. Ohne diese Rueckkopplung bleibt Reporting eine Beschreibung. Mit Rueckkopplung wird aus Bewertung eine veraenderte Routine: ein anderer Prozess, ein geaenderter Anreiz, eine bessere Datenpflicht, eine korrigierte Kommunikation oder eine neue Priorisierung.</w:t>
       </w:r>
     </w:p>
     <w:p>
@@ -4014,12 +4039,12 @@
     </w:p>
     <w:p>
       <w:r>
-        <w:t>Kontrollfrage. Welche Entscheidung waere falsch, wenn Einstieg / Wirkungsfrage in WC-V7 missverstanden wird? Die Antwort muss mindestens eine Daten- oder Quellenannahme, eine betroffene Gruppe oder Schutzdimension, eine moegliche Nebenwirkung und einen Rueckkopplungsschritt nennen. Richtig ist nicht die lauteste Bewertung, sondern diejenige, die Begriff, Beleg und Steuerungsfolge zusammenhaelt.</w:t>
-      </w:r>
-    </w:p>
-    <w:p>
-      <w:r>
-        <w:t>Steuerung und Rueckkopplung. Die Grenze gegen Scheingenauigkeit verlaeuft bei Skript / Folien (Lernseite) nicht zwischen Optimismus und Pessimismus. Sie verlaeuft zwischen offengelegter Unsicherheit und rhetorischer Sicherheit. Wer T-SROI und IoI belastbar anwenden will, benennt Systemgrenze, Zeitraum, Vergleichspunkt und offene Gegenhypothese. Gerade dadurch bleibt das Skript anschlussfaehig fuer Forschung, Praxis und spaetere Revision.</w:t>
+        <w:t>Fallpruefung. Wenn eine Kommune eine bestehende Massnahme neu priorisieren will, beginnt die Analyse bei Empfaengern, Wirkraum, Zeitraum und Datenquelle. Bei Einstieg / Wirkungsfrage muss dann geklaert werden, ob Ressourcen umgeschichtet, Daten nacherhoben oder Zielkonflikte offengelegt werden. Eine tragfaehige Antwort benennt mindestens eine Quelle, eine offene Unsicherheit, eine moegliche Gegenbeobachtung und die Entscheidung, die nach der Bewertung geaendert wird.</w:t>
+      </w:r>
+    </w:p>
+    <w:p>
+      <w:r>
+        <w:t>Steuerungsfolge. Die Grenze gegen Scheingenauigkeit verlaeuft bei Skript / Folien (Lernseite) nicht zwischen Optimismus und Pessimismus. Sie verlaeuft zwischen offengelegter Unsicherheit und rhetorischer Sicherheit. Wer T-SROI und IoI belastbar anwenden will, benennt Systemgrenze, Zeitraum, Vergleichspunkt und offene Gegenhypothese. Gerade dadurch bleibt das Skript anschlussfaehig fuer Forschung, Praxis und spaetere Revision.</w:t>
       </w:r>
     </w:p>
     <w:p>
@@ -4029,7 +4054,17 @@
     </w:p>
     <w:p>
       <w:r>
-        <w:t>Pruefungsnahe Anwendung. Transferaufgabe zeigt, warum T-SROI und IoI mehr ist als ein Schlagwort im Feld Bewertungsgrenzen, Nichtkompensation, Reverse Merit Order und positive Netto-Wirkung. Die wirkungsoekonomische Frage lautet: Welche reale Veraenderung wird moeglich, welche bleibt nur Potenzial und wo entsteht ein Wirkungsrisiko? Diese Unterscheidung schuetzt vor Impact-Washing, weil sie Absicht, Aktivitaet, Reichweite und Wirkung auseinanderhaelt.</w:t>
+        <w:t>Fallpruefung. Wenn ein Unternehmen ein Produkt, einen Prozess oder eine Investition wirkungsbezogen bewerten will, beginnt die Analyse bei Empfaengern, Wirkraum, Zeitraum und Datenquelle. Bei Skript / Folien (Lernseite) muss dann geklaert werden, welche Entscheidung nach der Bewertung tatsaechlich anders ausfaellt. Eine tragfaehige Antwort benennt mindestens eine Quelle, eine offene Unsicherheit, eine moegliche Gegenbeobachtung und die Entscheidung, die nach der Bewertung geaendert wird.</w:t>
+      </w:r>
+    </w:p>
+    <w:p>
+      <w:r>
+        <w:t>Fuer die Bewertung reicht kein Summenscore, der zentrale Schaeden mit bequemen Pluspunkten verrechnet. Nichtkompensation und Reverse Merit Order markieren, wo rote Linien, demokratische Grundbedingungen oder planetare Grenzen Vorrang vor Durchschnittslogik haben. So bleibt positive Netto-Wirkung eine anspruchsvolle Zielgroesse und wird nicht zur dekorativen Formel.</w:t>
+      </w:r>
+    </w:p>
+    <w:p>
+      <w:r>
+        <w:t>Transferhinweis. Transferaufgabe zeigt, warum T-SROI und IoI mehr ist als ein Schlagwort im Feld Bewertungsgrenzen, Nichtkompensation, Reverse Merit Order und positive Netto-Wirkung. Die wirkungsoekonomische Frage lautet: Welche reale Veraenderung wird moeglich, welche bleibt nur Potenzial und wo entsteht ein Wirkungsrisiko? Diese Unterscheidung schuetzt vor Impact-Washing, weil sie Absicht, Aktivitaet, Reichweite und Wirkung auseinanderhaelt.</w:t>
       </w:r>
     </w:p>
     <w:p>
@@ -4039,32 +4074,12 @@
     </w:p>
     <w:p>
       <w:r>
-        <w:t>Rueckfluss. Fuer den WOE-Korpus bedeutet das: Begriffe aus T-SROI und IoI sollten dort geschaerft werden, wo sie in Glossar, Werkzeugen, Journal oder Readern doppeldeutig bleiben. Offene Forschungsfragen werden nicht versteckt. Sie markieren die Stelle, an der spaetere Evidenz, ein besserer Datensatz oder eine praezisere Fallstudie die Bewertung veraendern kann.</w:t>
-      </w:r>
-    </w:p>
-    <w:p>
-      <w:r>
-        <w:t>Transfer in den WOE-Korpus. In WC-V7 muss Praxisbeispiel immer mit Empfaengern gelesen werden. Wirkung entsteht nicht beim Sender, sondern an veraenderten Zustaenden von Menschen, Oekosystemen, Institutionen, Oeffentlichkeit oder kuenftigen Handlungsspielraeumen. Darum reicht es nicht, interne Aktivitaeten zu dokumentieren. Entscheidend ist, ob sich ein Zustand nachvollziehbar veraendert und ob diese Veraenderung im Referenzrahmen Mensch, Planet, Demokratie, SDGs, Agenda 2030 und SDG+ tragfaehig bewertet werden kann.</w:t>
-      </w:r>
-    </w:p>
-    <w:p>
-      <w:r>
-        <w:t>Ein Bericht behauptet, die Massnahme zu T-SROI und IoI sei erfolgreich. Die WOE-Lesart fragt bei Praxisbeispiel nach belastbaren Nachweisen: Datenquelle, Systemgrenze, Erhebungslogik, Unsicherheit, Aktualitaet und Auditspur. Wenn diese Nachweise fehlen, bleibt die Aussage Wirkungspotenzial oder Kommunikationsbehauptung. Sie kann wichtig sein, aber sie ist noch keine belegte Wirkung.</w:t>
-      </w:r>
-    </w:p>
-    <w:p>
-      <w:r>
-        <w:t>Grenzen der Aussage. Wissenschaftliche Anschlussfaehigkeit entsteht hier durch Quellenklarheit. Bei Wirkungsökonomische Vertiefung werden interne WOE-Begriffe nicht als Ersatz fuer Belege benutzt, sondern mit WOE-Bewertungslogik, SDG+, rote Linien, NWI/T-SROI-Abgrenzung und Schutzgueter verbunden. Wo die Datenlage offen bleibt, wird das offengelegt. Wo eine Aussage nur plausibel ist, bleibt sie als Wirkungspotenzial markiert. Wo ein Schaden eine rote Linie beruehrt, greift Nichtkompensation vor Durchschnittslogik.</w:t>
-      </w:r>
-    </w:p>
-    <w:p>
-      <w:r>
-        <w:t>In einer kontroversen Entscheidung wirkt Wirkungsökonomische Vertiefung als Pruefpunkt fuer Ambivalenz. Ein Nutzen fuer eine Gruppe kann mit Risiken fuer andere Wirkungsempfaenger einhergehen. Das Skript verlangt deshalb, positive und negative Zustandsveraenderungen getrennt zu fuehren, bevor von positiver Netto-Wirkung gesprochen wird.</w:t>
-      </w:r>
-    </w:p>
-    <w:p>
-      <w:r>
-        <w:t>Kontrollfrage. Welche Entscheidung waere falsch, wenn Wirkungsökonomische Vertiefung in WC-V7 missverstanden wird? Die Antwort muss mindestens eine Daten- oder Quellenannahme, eine betroffene Gruppe oder Schutzdimension, eine moegliche Nebenwirkung und einen Rueckkopplungsschritt nennen. Richtig ist nicht die lauteste Bewertung, sondern diejenige, die Begriff, Beleg und Steuerungsfolge zusammenhaelt.</w:t>
+        <w:t>Fallpruefung. Wenn eine Bildungs- oder Forschungseinrichtung eine Wirkungsaussage fuer Lernende und Praxispartner pruefbar machen will, beginnt die Analyse bei Empfaengern, Wirkraum, Zeitraum und Datenquelle. Bei Transferaufgabe muss dann geklaert werden, welche Begriffe, Quellen und Grenzen im Material sichtbar bleiben muessen. Eine tragfaehige Antwort benennt mindestens eine Quelle, eine offene Unsicherheit, eine moegliche Gegenbeobachtung und die Entscheidung, die nach der Bewertung geaendert wird.</w:t>
+      </w:r>
+    </w:p>
+    <w:p>
+      <w:r>
+        <w:t>Der Rueckfluss in den WOE-Korpus liegt hier in klaren Begriffen, sauber verlinkten Quellen und benannten Forschungsfragen. Wo Glossar, Werkzeuge, Journal oder Reader noch doppeldeutig bleiben, sollte T-SROI und IoI nicht als fertige Gewissheit auftreten, sondern als pruefbarer Lernstand mit Korrekturpfad.</w:t>
       </w:r>
     </w:p>
     <w:p>
@@ -4072,17 +4087,52 @@
         <w:pStyle w:val="Heading3"/>
       </w:pPr>
       <w:r>
-        <w:t>Schlussvertiefung 2: T-SROI und IoI im Anwendungsfall</w:t>
-      </w:r>
-    </w:p>
-    <w:p>
-      <w:r>
-        <w:t>Die folgenden Abschnitte sind keine neue Pruefungsloesung. Sie verdichten die vorhandenen Kapitel zu einer Lesart, mit der Studierende einen Fall selbststaendig analysieren koennen. Im Mittelpunkt stehen Bewertungsgrenzen, Nichtkompensation, Reverse Merit Order und positive Netto-Wirkung, nicht moralische Personenbewertung.</w:t>
-      </w:r>
-    </w:p>
-    <w:p>
-      <w:r>
-        <w:t>Begriffliche Schlussklaerung. In Impact-Controlling wird Begriffliche Präzision erst steuerungsfaehig, wenn daraus eine Entscheidung folgt. Kennzahlen muessen Entscheidungen verbessern, nicht nur Berichte fuellen. Ohne diese Rueckkopplung bleibt Reporting eine Beschreibung. Mit Rueckkopplung wird aus Bewertung eine veraenderte Routine: ein anderer Prozess, ein geaenderter Anreiz, eine bessere Datenpflicht, eine korrigierte Kommunikation oder eine neue Priorisierung.</w:t>
+        <w:t>Vertiefungsrunde 2: Anschluss an Praxis und Forschung</w:t>
+      </w:r>
+    </w:p>
+    <w:p>
+      <w:r>
+        <w:t>Diese Runde wechselt den Blickwinkel, damit der Schlussblock nicht nur wiederholt, sondern Leseentscheidungen vorbereitet: Was ist belegt, was bleibt Potenzial, welche Nebenwirkung ist relevant und welche Steuerungsfolge wird daraus abgeleitet?</w:t>
+      </w:r>
+    </w:p>
+    <w:p>
+      <w:r>
+        <w:t>Rueckflussnotiz. In WC-V7 muss Praxisbeispiel immer mit Empfaengern gelesen werden. Wirkung entsteht nicht beim Sender, sondern an veraenderten Zustaenden von Menschen, Oekosystemen, Institutionen, Oeffentlichkeit oder kuenftigen Handlungsspielraeumen. Darum reicht es nicht, interne Aktivitaeten zu dokumentieren. Entscheidend ist, ob sich ein Zustand nachvollziehbar veraendert und ob diese Veraenderung im Referenzrahmen Mensch, Planet, Demokratie, SDGs, Agenda 2030 und SDG+ tragfaehig bewertet werden kann.</w:t>
+      </w:r>
+    </w:p>
+    <w:p>
+      <w:r>
+        <w:t>Ein Bericht behauptet, die Massnahme zu T-SROI und IoI sei erfolgreich. Die WOE-Lesart fragt bei Praxisbeispiel nach belastbaren Nachweisen: Datenquelle, Systemgrenze, Erhebungslogik, Unsicherheit, Aktualitaet und Auditspur. Wenn diese Nachweise fehlen, bleibt die Aussage Wirkungspotenzial oder Kommunikationsbehauptung. Sie kann wichtig sein, aber sie ist noch keine belegte Wirkung.</w:t>
+      </w:r>
+    </w:p>
+    <w:p>
+      <w:r>
+        <w:t>Fallpruefung. Wenn eine Kommune eine bestehende Massnahme neu priorisieren will, beginnt die Analyse bei Empfaengern, Wirkraum, Zeitraum und Datenquelle. Bei Praxisbeispiel muss dann geklaert werden, ob Ressourcen umgeschichtet, Daten nacherhoben oder Zielkonflikte offengelegt werden. Eine tragfaehige Antwort benennt mindestens eine Quelle, eine offene Unsicherheit, eine moegliche Gegenbeobachtung und die Entscheidung, die nach der Bewertung geaendert wird.</w:t>
+      </w:r>
+    </w:p>
+    <w:p>
+      <w:r>
+        <w:t>Pruefungsimpuls. Wissenschaftliche Anschlussfaehigkeit entsteht hier durch Quellenklarheit. Bei Wirkungsökonomische Vertiefung werden interne WOE-Begriffe nicht als Ersatz fuer Belege benutzt, sondern mit WOE-Bewertungslogik, SDG+, rote Linien, NWI/T-SROI-Abgrenzung und Schutzgueter verbunden. Wo die Datenlage offen bleibt, wird das offengelegt. Wo eine Aussage nur plausibel ist, bleibt sie als Wirkungspotenzial markiert. Wo ein Schaden eine rote Linie beruehrt, greift Nichtkompensation vor Durchschnittslogik.</w:t>
+      </w:r>
+    </w:p>
+    <w:p>
+      <w:r>
+        <w:t>In einer kontroversen Entscheidung wirkt Wirkungsökonomische Vertiefung als Pruefpunkt fuer Ambivalenz. Ein Nutzen fuer eine Gruppe kann mit Risiken fuer andere Wirkungsempfaenger einhergehen. Das Skript verlangt deshalb, positive und negative Zustandsveraenderungen getrennt zu fuehren, bevor von positiver Netto-Wirkung gesprochen wird.</w:t>
+      </w:r>
+    </w:p>
+    <w:p>
+      <w:r>
+        <w:t>Fallpruefung. Wenn ein Unternehmen ein Produkt, einen Prozess oder eine Investition wirkungsbezogen bewerten will, beginnt die Analyse bei Empfaengern, Wirkraum, Zeitraum und Datenquelle. Bei Wirkungsökonomische Vertiefung muss dann geklaert werden, welche Entscheidung nach der Bewertung tatsaechlich anders ausfaellt. Eine tragfaehige Antwort benennt mindestens eine Quelle, eine offene Unsicherheit, eine moegliche Gegenbeobachtung und die Entscheidung, die nach der Bewertung geaendert wird.</w:t>
+      </w:r>
+    </w:p>
+    <w:p>
+      <w:r>
+        <w:t>Fuer die Bewertung reicht kein Summenscore, der zentrale Schaeden mit bequemen Pluspunkten verrechnet. Nichtkompensation und Reverse Merit Order markieren, wo rote Linien, demokratische Grundbedingungen oder planetare Grenzen Vorrang vor Durchschnittslogik haben. So bleibt positive Netto-Wirkung eine anspruchsvolle Zielgroesse und wird nicht zur dekorativen Formel.</w:t>
+      </w:r>
+    </w:p>
+    <w:p>
+      <w:r>
+        <w:t>Begriffliche Sicherung. In Impact-Controlling wird Begriffliche Präzision erst steuerungsfaehig, wenn daraus eine Entscheidung folgt. Kennzahlen muessen Entscheidungen verbessern, nicht nur Berichte fuellen. Ohne diese Rueckkopplung bleibt Reporting eine Beschreibung. Mit Rueckkopplung wird aus Bewertung eine veraenderte Routine: ein anderer Prozess, ein geaenderter Anreiz, eine bessere Datenpflicht, eine korrigierte Kommunikation oder eine neue Priorisierung.</w:t>
       </w:r>
     </w:p>
     <w:p>
@@ -4092,7 +4142,17 @@
     </w:p>
     <w:p>
       <w:r>
-        <w:t>Wirkpfad und Empfaenger. Die Grenze gegen Scheingenauigkeit verlaeuft bei Wirkpfad nicht zwischen Optimismus und Pessimismus. Sie verlaeuft zwischen offengelegter Unsicherheit und rhetorischer Sicherheit. Wer T-SROI und IoI belastbar anwenden will, benennt Systemgrenze, Zeitraum, Vergleichspunkt und offene Gegenhypothese. Gerade dadurch bleibt das Skript anschlussfaehig fuer Forschung, Praxis und spaetere Revision.</w:t>
+        <w:t>Fallpruefung. Wenn eine Bildungs- oder Forschungseinrichtung eine Wirkungsaussage fuer Lernende und Praxispartner pruefbar machen will, beginnt die Analyse bei Empfaengern, Wirkraum, Zeitraum und Datenquelle. Bei Begriffliche Präzision muss dann geklaert werden, welche Begriffe, Quellen und Grenzen im Material sichtbar bleiben muessen. Eine tragfaehige Antwort benennt mindestens eine Quelle, eine offene Unsicherheit, eine moegliche Gegenbeobachtung und die Entscheidung, die nach der Bewertung geaendert wird.</w:t>
+      </w:r>
+    </w:p>
+    <w:p>
+      <w:r>
+        <w:t>Der Rueckfluss in den WOE-Korpus liegt hier in klaren Begriffen, sauber verlinkten Quellen und benannten Forschungsfragen. Wo Glossar, Werkzeuge, Journal oder Reader noch doppeldeutig bleiben, sollte T-SROI und IoI nicht als fertige Gewissheit auftreten, sondern als pruefbarer Lernstand mit Korrekturpfad.</w:t>
+      </w:r>
+    </w:p>
+    <w:p>
+      <w:r>
+        <w:t>Wirkpfadpruefung. Die Grenze gegen Scheingenauigkeit verlaeuft bei Wirkpfad nicht zwischen Optimismus und Pessimismus. Sie verlaeuft zwischen offengelegter Unsicherheit und rhetorischer Sicherheit. Wer T-SROI und IoI belastbar anwenden will, benennt Systemgrenze, Zeitraum, Vergleichspunkt und offene Gegenhypothese. Gerade dadurch bleibt das Skript anschlussfaehig fuer Forschung, Praxis und spaetere Revision.</w:t>
       </w:r>
     </w:p>
     <w:p>
@@ -4102,7 +4162,12 @@
     </w:p>
     <w:p>
       <w:r>
-        <w:t>Daten, Quellen und Evidenz. Leitthese zeigt, warum T-SROI und IoI mehr ist als ein Schlagwort im Feld Bewertungsgrenzen, Nichtkompensation, Reverse Merit Order und positive Netto-Wirkung. Die wirkungsoekonomische Frage lautet: Welche reale Veraenderung wird moeglich, welche bleibt nur Potenzial und wo entsteht ein Wirkungsrisiko? Diese Unterscheidung schuetzt vor Impact-Washing, weil sie Absicht, Aktivitaet, Reichweite und Wirkung auseinanderhaelt.</w:t>
+        <w:t>Fallpruefung. Wenn eine Kommune eine bestehende Massnahme neu priorisieren will, beginnt die Analyse bei Empfaengern, Wirkraum, Zeitraum und Datenquelle. Bei Wirkpfad muss dann geklaert werden, ob Ressourcen umgeschichtet, Daten nacherhoben oder Zielkonflikte offengelegt werden. Eine tragfaehige Antwort benennt mindestens eine Quelle, eine offene Unsicherheit, eine moegliche Gegenbeobachtung und die Entscheidung, die nach der Bewertung geaendert wird.</w:t>
+      </w:r>
+    </w:p>
+    <w:p>
+      <w:r>
+        <w:t>Evidenzfenster. Leitthese zeigt, warum T-SROI und IoI mehr ist als ein Schlagwort im Feld Bewertungsgrenzen, Nichtkompensation, Reverse Merit Order und positive Netto-Wirkung. Die wirkungsoekonomische Frage lautet: Welche reale Veraenderung wird moeglich, welche bleibt nur Potenzial und wo entsteht ein Wirkungsrisiko? Diese Unterscheidung schuetzt vor Impact-Washing, weil sie Absicht, Aktivitaet, Reichweite und Wirkung auseinanderhaelt.</w:t>
       </w:r>
     </w:p>
     <w:p>
@@ -4112,7 +4177,17 @@
     </w:p>
     <w:p>
       <w:r>
-        <w:t>Bewertung und rote Linien. In WC-V7 muss Didaktische Einordnung im Studiengang immer mit Empfaengern gelesen werden. Wirkung entsteht nicht beim Sender, sondern an veraenderten Zustaenden von Menschen, Oekosystemen, Institutionen, Oeffentlichkeit oder kuenftigen Handlungsspielraeumen. Darum reicht es nicht, interne Aktivitaeten zu dokumentieren. Entscheidend ist, ob sich ein Zustand nachvollziehbar veraendert und ob diese Veraenderung im Referenzrahmen Mensch, Planet, Demokratie, SDGs, Agenda 2030 und SDG+ tragfaehig bewertet werden kann.</w:t>
+        <w:t>Fallpruefung. Wenn ein Unternehmen ein Produkt, einen Prozess oder eine Investition wirkungsbezogen bewerten will, beginnt die Analyse bei Empfaengern, Wirkraum, Zeitraum und Datenquelle. Bei Leitthese muss dann geklaert werden, welche Entscheidung nach der Bewertung tatsaechlich anders ausfaellt. Eine tragfaehige Antwort benennt mindestens eine Quelle, eine offene Unsicherheit, eine moegliche Gegenbeobachtung und die Entscheidung, die nach der Bewertung geaendert wird.</w:t>
+      </w:r>
+    </w:p>
+    <w:p>
+      <w:r>
+        <w:t>Fuer die Bewertung reicht kein Summenscore, der zentrale Schaeden mit bequemen Pluspunkten verrechnet. Nichtkompensation und Reverse Merit Order markieren, wo rote Linien, demokratische Grundbedingungen oder planetare Grenzen Vorrang vor Durchschnittslogik haben. So bleibt positive Netto-Wirkung eine anspruchsvolle Zielgroesse und wird nicht zur dekorativen Formel.</w:t>
+      </w:r>
+    </w:p>
+    <w:p>
+      <w:r>
+        <w:t>Bewertungsgrenze. In WC-V7 muss Didaktische Einordnung im Studiengang immer mit Empfaengern gelesen werden. Wirkung entsteht nicht beim Sender, sondern an veraenderten Zustaenden von Menschen, Oekosystemen, Institutionen, Oeffentlichkeit oder kuenftigen Handlungsspielraeumen. Darum reicht es nicht, interne Aktivitaeten zu dokumentieren. Entscheidend ist, ob sich ein Zustand nachvollziehbar veraendert und ob diese Veraenderung im Referenzrahmen Mensch, Planet, Demokratie, SDGs, Agenda 2030 und SDG+ tragfaehig bewertet werden kann.</w:t>
       </w:r>
     </w:p>
     <w:p>
@@ -4122,57 +4197,12 @@
     </w:p>
     <w:p>
       <w:r>
-        <w:t>Kontrollfrage. Welche Entscheidung waere falsch, wenn Didaktische Einordnung im Studiengang in WC-V7 missverstanden wird? Die Antwort muss mindestens eine Daten- oder Quellenannahme, eine betroffene Gruppe oder Schutzdimension, eine moegliche Nebenwirkung und einen Rueckkopplungsschritt nennen. Richtig ist nicht die lauteste Bewertung, sondern diejenige, die Begriff, Beleg und Steuerungsfolge zusammenhaelt.</w:t>
-      </w:r>
-    </w:p>
-    <w:p>
-      <w:r>
-        <w:t>Rueckfluss. Fuer den WOE-Korpus bedeutet das: Begriffe aus T-SROI und IoI sollten dort geschaerft werden, wo sie in Glossar, Werkzeugen, Journal oder Readern doppeldeutig bleiben. Offene Forschungsfragen werden nicht versteckt. Sie markieren die Stelle, an der spaetere Evidenz, ein besserer Datensatz oder eine praezisere Fallstudie die Bewertung veraendern kann.</w:t>
-      </w:r>
-    </w:p>
-    <w:p>
-      <w:r>
-        <w:t>Steuerung und Rueckkopplung. Wissenschaftliche Anschlussfaehigkeit entsteht hier durch Quellenklarheit. Bei Analysemodell werden interne WOE-Begriffe nicht als Ersatz fuer Belege benutzt, sondern mit WOE-Bewertungslogik, SDG+, rote Linien, NWI/T-SROI-Abgrenzung und Schutzgueter verbunden. Wo die Datenlage offen bleibt, wird das offengelegt. Wo eine Aussage nur plausibel ist, bleibt sie als Wirkungspotenzial markiert. Wo ein Schaden eine rote Linie beruehrt, greift Nichtkompensation vor Durchschnittslogik.</w:t>
-      </w:r>
-    </w:p>
-    <w:p>
-      <w:r>
-        <w:t>In einer kontroversen Entscheidung wirkt Analysemodell als Pruefpunkt fuer Ambivalenz. Ein Nutzen fuer eine Gruppe kann mit Risiken fuer andere Wirkungsempfaenger einhergehen. Das Skript verlangt deshalb, positive und negative Zustandsveraenderungen getrennt zu fuehren, bevor von positiver Netto-Wirkung gesprochen wird.</w:t>
-      </w:r>
-    </w:p>
-    <w:p>
-      <w:r>
-        <w:t>Pruefungsnahe Anwendung. In Impact-Controlling wird Modellformel erst steuerungsfaehig, wenn daraus eine Entscheidung folgt. Kennzahlen muessen Entscheidungen verbessern, nicht nur Berichte fuellen. Ohne diese Rueckkopplung bleibt Reporting eine Beschreibung. Mit Rueckkopplung wird aus Bewertung eine veraenderte Routine: ein anderer Prozess, ein geaenderter Anreiz, eine bessere Datenpflicht, eine korrigierte Kommunikation oder eine neue Priorisierung.</w:t>
-      </w:r>
-    </w:p>
-    <w:p>
-      <w:r>
-        <w:t>Die typische Fehlstelle bei T-SROI und IoI liegt darin, schwere Schaeden mit bequemen Pluspunkten zu verrechnen. Bei Modellformel wird diese Fehlstelle konkret: Ein scheinbar plausibler Befund darf nicht zur Abkuerzung werden. Quellen, Systemgrenzen, Unsicherheit und Rueckkopplung bleiben sichtbar.</w:t>
-      </w:r>
-    </w:p>
-    <w:p>
-      <w:r>
-        <w:t>Transfer in den WOE-Korpus. Die Grenze gegen Scheingenauigkeit verlaeuft bei Fallfenster nicht zwischen Optimismus und Pessimismus. Sie verlaeuft zwischen offengelegter Unsicherheit und rhetorischer Sicherheit. Wer T-SROI und IoI belastbar anwenden will, benennt Systemgrenze, Zeitraum, Vergleichspunkt und offene Gegenhypothese. Gerade dadurch bleibt das Skript anschlussfaehig fuer Forschung, Praxis und spaetere Revision.</w:t>
-      </w:r>
-    </w:p>
-    <w:p>
-      <w:r>
-        <w:t>Fuer die Pruefung ist Fallfenster dann verstanden, wenn daraus eine belastbare Fallantwort entsteht. Eine gute Antwort unterscheidet Beobachtung, Kausalannahme, Bewertung und Steuerungsfolge. Sie bewertet keine Menschen, sondern Wirkpfade, Zustandsveraenderungen, Risiken und institutionelle Bedingungen.</w:t>
-      </w:r>
-    </w:p>
-    <w:p>
-      <w:r>
-        <w:t>Grenzen der Aussage. Prüfungsnahe Fallfragen ohne geschützte Antwortlogik zeigt, warum T-SROI und IoI mehr ist als ein Schlagwort im Feld Bewertungsgrenzen, Nichtkompensation, Reverse Merit Order und positive Netto-Wirkung. Die wirkungsoekonomische Frage lautet: Welche reale Veraenderung wird moeglich, welche bleibt nur Potenzial und wo entsteht ein Wirkungsrisiko? Diese Unterscheidung schuetzt vor Impact-Washing, weil sie Absicht, Aktivitaet, Reichweite und Wirkung auseinanderhaelt.</w:t>
-      </w:r>
-    </w:p>
-    <w:p>
-      <w:r>
-        <w:t>Eine Kommune, ein Unternehmen oder eine Bildungsorganisation will T-SROI und IoI praktisch anwenden. Der erste Schritt ist nicht die Auswahl eines Instruments, sondern die Klaerung der Zustandsveraenderung. Bei Prüfungsnahe Fallfragen ohne geschützte Antwortlogik muss deshalb benannt werden, wer betroffen ist, welcher Zustand sich veraendert, welche Frist gilt und welche Gegenbeobachtung die Annahme widerlegen wuerde. Erst danach entsteht eine begruendete Entscheidung im Feld Indikator, Scorecard, Benchmark, Auditpfad, Portfolioentscheidung oder CAPEX/OPEX-Priorisierung.</w:t>
-      </w:r>
-    </w:p>
-    <w:p>
-      <w:r>
-        <w:t>Kontrollfrage. Welche Entscheidung waere falsch, wenn Prüfungsnahe Fallfragen ohne geschützte Antwortlogik in WC-V7 missverstanden wird? Die Antwort muss mindestens eine Daten- oder Quellenannahme, eine betroffene Gruppe oder Schutzdimension, eine moegliche Nebenwirkung und einen Rueckkopplungsschritt nennen. Richtig ist nicht die lauteste Bewertung, sondern diejenige, die Begriff, Beleg und Steuerungsfolge zusammenhaelt.</w:t>
+        <w:t>Fallpruefung. Wenn eine Bildungs- oder Forschungseinrichtung eine Wirkungsaussage fuer Lernende und Praxispartner pruefbar machen will, beginnt die Analyse bei Empfaengern, Wirkraum, Zeitraum und Datenquelle. Bei Didaktische Einordnung im Studiengang muss dann geklaert werden, welche Begriffe, Quellen und Grenzen im Material sichtbar bleiben muessen. Eine tragfaehige Antwort benennt mindestens eine Quelle, eine offene Unsicherheit, eine moegliche Gegenbeobachtung und die Entscheidung, die nach der Bewertung geaendert wird.</w:t>
+      </w:r>
+    </w:p>
+    <w:p>
+      <w:r>
+        <w:t>Der Rueckfluss in den WOE-Korpus liegt hier in klaren Begriffen, sauber verlinkten Quellen und benannten Forschungsfragen. Wo Glossar, Werkzeuge, Journal oder Reader noch doppeldeutig bleiben, sollte T-SROI und IoI nicht als fertige Gewissheit auftreten, sondern als pruefbarer Lernstand mit Korrekturpfad.</w:t>
       </w:r>
     </w:p>
     <w:p>
@@ -4180,17 +4210,87 @@
         <w:pStyle w:val="Heading3"/>
       </w:pPr>
       <w:r>
-        <w:t>Schlussvertiefung 3: T-SROI und IoI im Anwendungsfall</w:t>
-      </w:r>
-    </w:p>
-    <w:p>
-      <w:r>
-        <w:t>Die folgenden Abschnitte sind keine neue Pruefungsloesung. Sie verdichten die vorhandenen Kapitel zu einer Lesart, mit der Studierende einen Fall selbststaendig analysieren koennen. Im Mittelpunkt stehen Bewertungsgrenzen, Nichtkompensation, Reverse Merit Order und positive Netto-Wirkung, nicht moralische Personenbewertung.</w:t>
-      </w:r>
-    </w:p>
-    <w:p>
-      <w:r>
-        <w:t>Begriffliche Schlussklaerung. In WC-V7 muss Auswertung aus der lebenden Website-Referenz immer mit Empfaengern gelesen werden. Wirkung entsteht nicht beim Sender, sondern an veraenderten Zustaenden von Menschen, Oekosystemen, Institutionen, Oeffentlichkeit oder kuenftigen Handlungsspielraeumen. Darum reicht es nicht, interne Aktivitaeten zu dokumentieren. Entscheidend ist, ob sich ein Zustand nachvollziehbar veraendert und ob diese Veraenderung im Referenzrahmen Mensch, Planet, Demokratie, SDGs, Agenda 2030 und SDG+ tragfaehig bewertet werden kann.</w:t>
+        <w:t>Vertiefungsrunde 3: Anschluss an Praxis und Forschung</w:t>
+      </w:r>
+    </w:p>
+    <w:p>
+      <w:r>
+        <w:t>Diese Runde wechselt den Blickwinkel, damit der Schlussblock nicht nur wiederholt, sondern Leseentscheidungen vorbereitet: Was ist belegt, was bleibt Potenzial, welche Nebenwirkung ist relevant und welche Steuerungsfolge wird daraus abgeleitet?</w:t>
+      </w:r>
+    </w:p>
+    <w:p>
+      <w:r>
+        <w:t>Steuerungsfolge. Wissenschaftliche Anschlussfaehigkeit entsteht hier durch Quellenklarheit. Bei Analysemodell werden interne WOE-Begriffe nicht als Ersatz fuer Belege benutzt, sondern mit WOE-Bewertungslogik, SDG+, rote Linien, NWI/T-SROI-Abgrenzung und Schutzgueter verbunden. Wo die Datenlage offen bleibt, wird das offengelegt. Wo eine Aussage nur plausibel ist, bleibt sie als Wirkungspotenzial markiert. Wo ein Schaden eine rote Linie beruehrt, greift Nichtkompensation vor Durchschnittslogik.</w:t>
+      </w:r>
+    </w:p>
+    <w:p>
+      <w:r>
+        <w:t>In einer kontroversen Entscheidung wirkt Analysemodell als Pruefpunkt fuer Ambivalenz. Ein Nutzen fuer eine Gruppe kann mit Risiken fuer andere Wirkungsempfaenger einhergehen. Das Skript verlangt deshalb, positive und negative Zustandsveraenderungen getrennt zu fuehren, bevor von positiver Netto-Wirkung gesprochen wird.</w:t>
+      </w:r>
+    </w:p>
+    <w:p>
+      <w:r>
+        <w:t>Fallpruefung. Wenn eine Kommune eine bestehende Massnahme neu priorisieren will, beginnt die Analyse bei Empfaengern, Wirkraum, Zeitraum und Datenquelle. Bei Analysemodell muss dann geklaert werden, ob Ressourcen umgeschichtet, Daten nacherhoben oder Zielkonflikte offengelegt werden. Eine tragfaehige Antwort benennt mindestens eine Quelle, eine offene Unsicherheit, eine moegliche Gegenbeobachtung und die Entscheidung, die nach der Bewertung geaendert wird.</w:t>
+      </w:r>
+    </w:p>
+    <w:p>
+      <w:r>
+        <w:t>Transferhinweis. In Impact-Controlling wird Modellformel erst steuerungsfaehig, wenn daraus eine Entscheidung folgt. Kennzahlen muessen Entscheidungen verbessern, nicht nur Berichte fuellen. Ohne diese Rueckkopplung bleibt Reporting eine Beschreibung. Mit Rueckkopplung wird aus Bewertung eine veraenderte Routine: ein anderer Prozess, ein geaenderter Anreiz, eine bessere Datenpflicht, eine korrigierte Kommunikation oder eine neue Priorisierung.</w:t>
+      </w:r>
+    </w:p>
+    <w:p>
+      <w:r>
+        <w:t>Die typische Fehlstelle bei T-SROI und IoI liegt darin, schwere Schaeden mit bequemen Pluspunkten zu verrechnen. Bei Modellformel wird diese Fehlstelle konkret: Ein scheinbar plausibler Befund darf nicht zur Abkuerzung werden. Quellen, Systemgrenzen, Unsicherheit und Rueckkopplung bleiben sichtbar.</w:t>
+      </w:r>
+    </w:p>
+    <w:p>
+      <w:r>
+        <w:t>Fallpruefung. Wenn ein Unternehmen ein Produkt, einen Prozess oder eine Investition wirkungsbezogen bewerten will, beginnt die Analyse bei Empfaengern, Wirkraum, Zeitraum und Datenquelle. Bei Modellformel muss dann geklaert werden, welche Entscheidung nach der Bewertung tatsaechlich anders ausfaellt. Eine tragfaehige Antwort benennt mindestens eine Quelle, eine offene Unsicherheit, eine moegliche Gegenbeobachtung und die Entscheidung, die nach der Bewertung geaendert wird.</w:t>
+      </w:r>
+    </w:p>
+    <w:p>
+      <w:r>
+        <w:t>Fuer die Bewertung reicht kein Summenscore, der zentrale Schaeden mit bequemen Pluspunkten verrechnet. Nichtkompensation und Reverse Merit Order markieren, wo rote Linien, demokratische Grundbedingungen oder planetare Grenzen Vorrang vor Durchschnittslogik haben. So bleibt positive Netto-Wirkung eine anspruchsvolle Zielgroesse und wird nicht zur dekorativen Formel.</w:t>
+      </w:r>
+    </w:p>
+    <w:p>
+      <w:r>
+        <w:t>Rueckflussnotiz. Die Grenze gegen Scheingenauigkeit verlaeuft bei Fallfenster nicht zwischen Optimismus und Pessimismus. Sie verlaeuft zwischen offengelegter Unsicherheit und rhetorischer Sicherheit. Wer T-SROI und IoI belastbar anwenden will, benennt Systemgrenze, Zeitraum, Vergleichspunkt und offene Gegenhypothese. Gerade dadurch bleibt das Skript anschlussfaehig fuer Forschung, Praxis und spaetere Revision.</w:t>
+      </w:r>
+    </w:p>
+    <w:p>
+      <w:r>
+        <w:t>Fuer die Pruefung ist Fallfenster dann verstanden, wenn daraus eine belastbare Fallantwort entsteht. Eine gute Antwort unterscheidet Beobachtung, Kausalannahme, Bewertung und Steuerungsfolge. Sie bewertet keine Menschen, sondern Wirkpfade, Zustandsveraenderungen, Risiken und institutionelle Bedingungen.</w:t>
+      </w:r>
+    </w:p>
+    <w:p>
+      <w:r>
+        <w:t>Fallpruefung. Wenn eine Bildungs- oder Forschungseinrichtung eine Wirkungsaussage fuer Lernende und Praxispartner pruefbar machen will, beginnt die Analyse bei Empfaengern, Wirkraum, Zeitraum und Datenquelle. Bei Fallfenster muss dann geklaert werden, welche Begriffe, Quellen und Grenzen im Material sichtbar bleiben muessen. Eine tragfaehige Antwort benennt mindestens eine Quelle, eine offene Unsicherheit, eine moegliche Gegenbeobachtung und die Entscheidung, die nach der Bewertung geaendert wird.</w:t>
+      </w:r>
+    </w:p>
+    <w:p>
+      <w:r>
+        <w:t>Der Rueckfluss in den WOE-Korpus liegt hier in klaren Begriffen, sauber verlinkten Quellen und benannten Forschungsfragen. Wo Glossar, Werkzeuge, Journal oder Reader noch doppeldeutig bleiben, sollte T-SROI und IoI nicht als fertige Gewissheit auftreten, sondern als pruefbarer Lernstand mit Korrekturpfad.</w:t>
+      </w:r>
+    </w:p>
+    <w:p>
+      <w:r>
+        <w:t>Pruefungsimpuls. Prüfungsnahe Fallfragen ohne geschützte Antwortlogik zeigt, warum T-SROI und IoI mehr ist als ein Schlagwort im Feld Bewertungsgrenzen, Nichtkompensation, Reverse Merit Order und positive Netto-Wirkung. Die wirkungsoekonomische Frage lautet: Welche reale Veraenderung wird moeglich, welche bleibt nur Potenzial und wo entsteht ein Wirkungsrisiko? Diese Unterscheidung schuetzt vor Impact-Washing, weil sie Absicht, Aktivitaet, Reichweite und Wirkung auseinanderhaelt.</w:t>
+      </w:r>
+    </w:p>
+    <w:p>
+      <w:r>
+        <w:t>Eine Kommune, ein Unternehmen oder eine Bildungsorganisation will T-SROI und IoI praktisch anwenden. Der erste Schritt ist nicht die Auswahl eines Instruments, sondern die Klaerung der Zustandsveraenderung. Bei Prüfungsnahe Fallfragen ohne geschützte Antwortlogik muss deshalb benannt werden, wer betroffen ist, welcher Zustand sich veraendert, welche Frist gilt und welche Gegenbeobachtung die Annahme widerlegen wuerde. Erst danach entsteht eine begruendete Entscheidung im Feld Indikator, Scorecard, Benchmark, Auditpfad, Portfolioentscheidung oder CAPEX/OPEX-Priorisierung.</w:t>
+      </w:r>
+    </w:p>
+    <w:p>
+      <w:r>
+        <w:t>Fallpruefung. Wenn eine Kommune eine bestehende Massnahme neu priorisieren will, beginnt die Analyse bei Empfaengern, Wirkraum, Zeitraum und Datenquelle. Bei Prüfungsnahe Fallfragen ohne geschützte Antwortlogik muss dann geklaert werden, ob Ressourcen umgeschichtet, Daten nacherhoben oder Zielkonflikte offengelegt werden. Eine tragfaehige Antwort benennt mindestens eine Quelle, eine offene Unsicherheit, eine moegliche Gegenbeobachtung und die Entscheidung, die nach der Bewertung geaendert wird.</w:t>
+      </w:r>
+    </w:p>
+    <w:p>
+      <w:r>
+        <w:t>Begriffliche Sicherung. In WC-V7 muss Auswertung aus der lebenden Website-Referenz immer mit Empfaengern gelesen werden. Wirkung entsteht nicht beim Sender, sondern an veraenderten Zustaenden von Menschen, Oekosystemen, Institutionen, Oeffentlichkeit oder kuenftigen Handlungsspielraeumen. Darum reicht es nicht, interne Aktivitaeten zu dokumentieren. Entscheidend ist, ob sich ein Zustand nachvollziehbar veraendert und ob diese Veraenderung im Referenzrahmen Mensch, Planet, Demokratie, SDGs, Agenda 2030 und SDG+ tragfaehig bewertet werden kann.</w:t>
       </w:r>
     </w:p>
     <w:p>
@@ -4200,7 +4300,17 @@
     </w:p>
     <w:p>
       <w:r>
-        <w:t>Wirkpfad und Empfaenger. Wissenschaftliche Anschlussfaehigkeit entsteht hier durch Quellenklarheit. Bei Abgrenzung zu ROI, SROI, NWI, IOI und T-SROI werden interne WOE-Begriffe nicht als Ersatz fuer Belege benutzt, sondern mit WOE-Bewertungslogik, SDG+, rote Linien, NWI/T-SROI-Abgrenzung und Schutzgueter verbunden. Wo die Datenlage offen bleibt, wird das offengelegt. Wo eine Aussage nur plausibel ist, bleibt sie als Wirkungspotenzial markiert. Wo ein Schaden eine rote Linie beruehrt, greift Nichtkompensation vor Durchschnittslogik.</w:t>
+        <w:t>Fallpruefung. Wenn ein Unternehmen ein Produkt, einen Prozess oder eine Investition wirkungsbezogen bewerten will, beginnt die Analyse bei Empfaengern, Wirkraum, Zeitraum und Datenquelle. Bei Auswertung aus der lebenden Website-Referenz muss dann geklaert werden, welche Entscheidung nach der Bewertung tatsaechlich anders ausfaellt. Eine tragfaehige Antwort benennt mindestens eine Quelle, eine offene Unsicherheit, eine moegliche Gegenbeobachtung und die Entscheidung, die nach der Bewertung geaendert wird.</w:t>
+      </w:r>
+    </w:p>
+    <w:p>
+      <w:r>
+        <w:t>Fuer die Bewertung reicht kein Summenscore, der zentrale Schaeden mit bequemen Pluspunkten verrechnet. Nichtkompensation und Reverse Merit Order markieren, wo rote Linien, demokratische Grundbedingungen oder planetare Grenzen Vorrang vor Durchschnittslogik haben. So bleibt positive Netto-Wirkung eine anspruchsvolle Zielgroesse und wird nicht zur dekorativen Formel.</w:t>
+      </w:r>
+    </w:p>
+    <w:p>
+      <w:r>
+        <w:t>Wirkpfadpruefung. Wissenschaftliche Anschlussfaehigkeit entsteht hier durch Quellenklarheit. Bei Abgrenzung zu ROI, SROI, NWI, IOI und T-SROI werden interne WOE-Begriffe nicht als Ersatz fuer Belege benutzt, sondern mit WOE-Bewertungslogik, SDG+, rote Linien, NWI/T-SROI-Abgrenzung und Schutzgueter verbunden. Wo die Datenlage offen bleibt, wird das offengelegt. Wo eine Aussage nur plausibel ist, bleibt sie als Wirkungspotenzial markiert. Wo ein Schaden eine rote Linie beruehrt, greift Nichtkompensation vor Durchschnittslogik.</w:t>
       </w:r>
     </w:p>
     <w:p>
@@ -4210,82 +4320,12 @@
     </w:p>
     <w:p>
       <w:r>
-        <w:t>Rueckfluss. Fuer den WOE-Korpus bedeutet das: Begriffe aus T-SROI und IoI sollten dort geschaerft werden, wo sie in Glossar, Werkzeugen, Journal oder Readern doppeldeutig bleiben. Offene Forschungsfragen werden nicht versteckt. Sie markieren die Stelle, an der spaetere Evidenz, ein besserer Datensatz oder eine praezisere Fallstudie die Bewertung veraendern kann.</w:t>
-      </w:r>
-    </w:p>
-    <w:p>
-      <w:r>
-        <w:t>Daten, Quellen und Evidenz. In Impact-Controlling wird Die Arbeitslogik von NWI, IOI und T-SROI erst steuerungsfaehig, wenn daraus eine Entscheidung folgt. Kennzahlen muessen Entscheidungen verbessern, nicht nur Berichte fuellen. Ohne diese Rueckkopplung bleibt Reporting eine Beschreibung. Mit Rueckkopplung wird aus Bewertung eine veraenderte Routine: ein anderer Prozess, ein geaenderter Anreiz, eine bessere Datenpflicht, eine korrigierte Kommunikation oder eine neue Priorisierung.</w:t>
-      </w:r>
-    </w:p>
-    <w:p>
-      <w:r>
-        <w:t>Die typische Fehlstelle bei T-SROI und IoI liegt darin, schwere Schaeden mit bequemen Pluspunkten zu verrechnen. Bei Die Arbeitslogik von NWI, IOI und T-SROI wird diese Fehlstelle konkret: Ein scheinbar plausibler Befund darf nicht zur Abkuerzung werden. Quellen, Systemgrenzen, Unsicherheit und Rueckkopplung bleiben sichtbar.</w:t>
-      </w:r>
-    </w:p>
-    <w:p>
-      <w:r>
-        <w:t>Bewertung und rote Linien. Die Grenze gegen Scheingenauigkeit verlaeuft bei Transformation statt bloßer Projekt-Nutzen nicht zwischen Optimismus und Pessimismus. Sie verlaeuft zwischen offengelegter Unsicherheit und rhetorischer Sicherheit. Wer T-SROI und IoI belastbar anwenden will, benennt Systemgrenze, Zeitraum, Vergleichspunkt und offene Gegenhypothese. Gerade dadurch bleibt das Skript anschlussfaehig fuer Forschung, Praxis und spaetere Revision.</w:t>
-      </w:r>
-    </w:p>
-    <w:p>
-      <w:r>
-        <w:t>Fuer die Pruefung ist Transformation statt bloßer Projekt-Nutzen dann verstanden, wenn daraus eine belastbare Fallantwort entsteht. Eine gute Antwort unterscheidet Beobachtung, Kausalannahme, Bewertung und Steuerungsfolge. Sie bewertet keine Menschen, sondern Wirkpfade, Zustandsveraenderungen, Risiken und institutionelle Bedingungen.</w:t>
-      </w:r>
-    </w:p>
-    <w:p>
-      <w:r>
-        <w:t>Kontrollfrage. Welche Entscheidung waere falsch, wenn Transformation statt bloßer Projekt-Nutzen in WC-V7 missverstanden wird? Die Antwort muss mindestens eine Daten- oder Quellenannahme, eine betroffene Gruppe oder Schutzdimension, eine moegliche Nebenwirkung und einen Rueckkopplungsschritt nennen. Richtig ist nicht die lauteste Bewertung, sondern diejenige, die Begriff, Beleg und Steuerungsfolge zusammenhaelt.</w:t>
-      </w:r>
-    </w:p>
-    <w:p>
-      <w:r>
-        <w:t>Steuerung und Rueckkopplung. Systemische Hebelwirkung, Diffusion und Standardsetzung zeigt, warum T-SROI und IoI mehr ist als ein Schlagwort im Feld Bewertungsgrenzen, Nichtkompensation, Reverse Merit Order und positive Netto-Wirkung. Die wirkungsoekonomische Frage lautet: Welche reale Veraenderung wird moeglich, welche bleibt nur Potenzial und wo entsteht ein Wirkungsrisiko? Diese Unterscheidung schuetzt vor Impact-Washing, weil sie Absicht, Aktivitaet, Reichweite und Wirkung auseinanderhaelt.</w:t>
-      </w:r>
-    </w:p>
-    <w:p>
-      <w:r>
-        <w:t>Eine Kommune, ein Unternehmen oder eine Bildungsorganisation will T-SROI und IoI praktisch anwenden. Der erste Schritt ist nicht die Auswahl eines Instruments, sondern die Klaerung der Zustandsveraenderung. Bei Systemische Hebelwirkung, Diffusion und Standardsetzung muss deshalb benannt werden, wer betroffen ist, welcher Zustand sich veraendert, welche Frist gilt und welche Gegenbeobachtung die Annahme widerlegen wuerde. Erst danach entsteht eine begruendete Entscheidung im Feld Indikator, Scorecard, Benchmark, Auditpfad, Portfolioentscheidung oder CAPEX/OPEX-Priorisierung.</w:t>
-      </w:r>
-    </w:p>
-    <w:p>
-      <w:r>
-        <w:t>Pruefungsnahe Anwendung. In WC-V7 muss Konsequenzen für die WÖk-Architektur immer mit Empfaengern gelesen werden. Wirkung entsteht nicht beim Sender, sondern an veraenderten Zustaenden von Menschen, Oekosystemen, Institutionen, Oeffentlichkeit oder kuenftigen Handlungsspielraeumen. Darum reicht es nicht, interne Aktivitaeten zu dokumentieren. Entscheidend ist, ob sich ein Zustand nachvollziehbar veraendert und ob diese Veraenderung im Referenzrahmen Mensch, Planet, Demokratie, SDGs, Agenda 2030 und SDG+ tragfaehig bewertet werden kann.</w:t>
-      </w:r>
-    </w:p>
-    <w:p>
-      <w:r>
-        <w:t>Ein Bericht behauptet, die Massnahme zu T-SROI und IoI sei erfolgreich. Die WOE-Lesart fragt bei Konsequenzen für die WÖk-Architektur nach belastbaren Nachweisen: Datenquelle, Systemgrenze, Erhebungslogik, Unsicherheit, Aktualitaet und Auditspur. Wenn diese Nachweise fehlen, bleibt die Aussage Wirkungspotenzial oder Kommunikationsbehauptung. Sie kann wichtig sein, aber sie ist noch keine belegte Wirkung.</w:t>
-      </w:r>
-    </w:p>
-    <w:p>
-      <w:r>
-        <w:t>Transfer in den WOE-Korpus. Wissenschaftliche Anschlussfaehigkeit entsteht hier durch Quellenklarheit. Bei Einleitung / Wirkungsfrage werden interne WOE-Begriffe nicht als Ersatz fuer Belege benutzt, sondern mit WOE-Bewertungslogik, SDG+, rote Linien, NWI/T-SROI-Abgrenzung und Schutzgueter verbunden. Wo die Datenlage offen bleibt, wird das offengelegt. Wo eine Aussage nur plausibel ist, bleibt sie als Wirkungspotenzial markiert. Wo ein Schaden eine rote Linie beruehrt, greift Nichtkompensation vor Durchschnittslogik.</w:t>
-      </w:r>
-    </w:p>
-    <w:p>
-      <w:r>
-        <w:t>In einer kontroversen Entscheidung wirkt Einleitung / Wirkungsfrage als Pruefpunkt fuer Ambivalenz. Ein Nutzen fuer eine Gruppe kann mit Risiken fuer andere Wirkungsempfaenger einhergehen. Das Skript verlangt deshalb, positive und negative Zustandsveraenderungen getrennt zu fuehren, bevor von positiver Netto-Wirkung gesprochen wird.</w:t>
-      </w:r>
-    </w:p>
-    <w:p>
-      <w:r>
-        <w:t>Grenzen der Aussage. In Impact-Controlling wird Kernaussage erst steuerungsfaehig, wenn daraus eine Entscheidung folgt. Kennzahlen muessen Entscheidungen verbessern, nicht nur Berichte fuellen. Ohne diese Rueckkopplung bleibt Reporting eine Beschreibung. Mit Rueckkopplung wird aus Bewertung eine veraenderte Routine: ein anderer Prozess, ein geaenderter Anreiz, eine bessere Datenpflicht, eine korrigierte Kommunikation oder eine neue Priorisierung.</w:t>
-      </w:r>
-    </w:p>
-    <w:p>
-      <w:r>
-        <w:t>Die typische Fehlstelle bei T-SROI und IoI liegt darin, schwere Schaeden mit bequemen Pluspunkten zu verrechnen. Bei Kernaussage wird diese Fehlstelle konkret: Ein scheinbar plausibler Befund darf nicht zur Abkuerzung werden. Quellen, Systemgrenzen, Unsicherheit und Rueckkopplung bleiben sichtbar.</w:t>
-      </w:r>
-    </w:p>
-    <w:p>
-      <w:r>
-        <w:t>Kontrollfrage. Welche Entscheidung waere falsch, wenn Kernaussage in WC-V7 missverstanden wird? Die Antwort muss mindestens eine Daten- oder Quellenannahme, eine betroffene Gruppe oder Schutzdimension, eine moegliche Nebenwirkung und einen Rueckkopplungsschritt nennen. Richtig ist nicht die lauteste Bewertung, sondern diejenige, die Begriff, Beleg und Steuerungsfolge zusammenhaelt.</w:t>
-      </w:r>
-    </w:p>
-    <w:p>
-      <w:r>
-        <w:t>Rueckfluss. Fuer den WOE-Korpus bedeutet das: Begriffe aus T-SROI und IoI sollten dort geschaerft werden, wo sie in Glossar, Werkzeugen, Journal oder Readern doppeldeutig bleiben. Offene Forschungsfragen werden nicht versteckt. Sie markieren die Stelle, an der spaetere Evidenz, ein besserer Datensatz oder eine praezisere Fallstudie die Bewertung veraendern kann.</w:t>
+        <w:t>Fallpruefung. Wenn eine Bildungs- oder Forschungseinrichtung eine Wirkungsaussage fuer Lernende und Praxispartner pruefbar machen will, beginnt die Analyse bei Empfaengern, Wirkraum, Zeitraum und Datenquelle. Bei Abgrenzung zu ROI, SROI, NWI, IOI und T-SROI muss dann geklaert werden, welche Begriffe, Quellen und Grenzen im Material sichtbar bleiben muessen. Eine tragfaehige Antwort benennt mindestens eine Quelle, eine offene Unsicherheit, eine moegliche Gegenbeobachtung und die Entscheidung, die nach der Bewertung geaendert wird.</w:t>
+      </w:r>
+    </w:p>
+    <w:p>
+      <w:r>
+        <w:t>Der Rueckfluss in den WOE-Korpus liegt hier in klaren Begriffen, sauber verlinkten Quellen und benannten Forschungsfragen. Wo Glossar, Werkzeuge, Journal oder Reader noch doppeldeutig bleiben, sollte T-SROI und IoI nicht als fertige Gewissheit auftreten, sondern als pruefbarer Lernstand mit Korrekturpfad.</w:t>
       </w:r>
     </w:p>
     <w:p>
@@ -4293,107 +4333,122 @@
         <w:pStyle w:val="Heading3"/>
       </w:pPr>
       <w:r>
-        <w:t>Schlussvertiefung 4: T-SROI und IoI im Anwendungsfall</w:t>
-      </w:r>
-    </w:p>
-    <w:p>
-      <w:r>
-        <w:t>Die folgenden Abschnitte sind keine neue Pruefungsloesung. Sie verdichten die vorhandenen Kapitel zu einer Lesart, mit der Studierende einen Fall selbststaendig analysieren koennen. Im Mittelpunkt stehen Bewertungsgrenzen, Nichtkompensation, Reverse Merit Order und positive Netto-Wirkung, nicht moralische Personenbewertung.</w:t>
-      </w:r>
-    </w:p>
-    <w:p>
-      <w:r>
-        <w:t>Begriffliche Schlussklaerung. Die Grenze gegen Scheingenauigkeit verlaeuft bei Quelltext und fachliche Grundlegung nicht zwischen Optimismus und Pessimismus. Sie verlaeuft zwischen offengelegter Unsicherheit und rhetorischer Sicherheit. Wer T-SROI und IoI belastbar anwenden will, benennt Systemgrenze, Zeitraum, Vergleichspunkt und offene Gegenhypothese. Gerade dadurch bleibt das Skript anschlussfaehig fuer Forschung, Praxis und spaetere Revision.</w:t>
-      </w:r>
-    </w:p>
-    <w:p>
-      <w:r>
-        <w:t>Fuer die Pruefung ist Quelltext und fachliche Grundlegung dann verstanden, wenn daraus eine belastbare Fallantwort entsteht. Eine gute Antwort unterscheidet Beobachtung, Kausalannahme, Bewertung und Steuerungsfolge. Sie bewertet keine Menschen, sondern Wirkpfade, Zustandsveraenderungen, Risiken und institutionelle Bedingungen.</w:t>
-      </w:r>
-    </w:p>
-    <w:p>
-      <w:r>
-        <w:t>Wirkpfad und Empfaenger. Einstieg / Wirkungsfrage zeigt, warum T-SROI und IoI mehr ist als ein Schlagwort im Feld Bewertungsgrenzen, Nichtkompensation, Reverse Merit Order und positive Netto-Wirkung. Die wirkungsoekonomische Frage lautet: Welche reale Veraenderung wird moeglich, welche bleibt nur Potenzial und wo entsteht ein Wirkungsrisiko? Diese Unterscheidung schuetzt vor Impact-Washing, weil sie Absicht, Aktivitaet, Reichweite und Wirkung auseinanderhaelt.</w:t>
-      </w:r>
-    </w:p>
-    <w:p>
-      <w:r>
-        <w:t>Eine Kommune, ein Unternehmen oder eine Bildungsorganisation will T-SROI und IoI praktisch anwenden. Der erste Schritt ist nicht die Auswahl eines Instruments, sondern die Klaerung der Zustandsveraenderung. Bei Einstieg / Wirkungsfrage muss deshalb benannt werden, wer betroffen ist, welcher Zustand sich veraendert, welche Frist gilt und welche Gegenbeobachtung die Annahme widerlegen wuerde. Erst danach entsteht eine begruendete Entscheidung im Feld Indikator, Scorecard, Benchmark, Auditpfad, Portfolioentscheidung oder CAPEX/OPEX-Priorisierung.</w:t>
-      </w:r>
-    </w:p>
-    <w:p>
-      <w:r>
-        <w:t>Daten, Quellen und Evidenz. In WC-V7 muss Skript / Folien (Lernseite) immer mit Empfaengern gelesen werden. Wirkung entsteht nicht beim Sender, sondern an veraenderten Zustaenden von Menschen, Oekosystemen, Institutionen, Oeffentlichkeit oder kuenftigen Handlungsspielraeumen. Darum reicht es nicht, interne Aktivitaeten zu dokumentieren. Entscheidend ist, ob sich ein Zustand nachvollziehbar veraendert und ob diese Veraenderung im Referenzrahmen Mensch, Planet, Demokratie, SDGs, Agenda 2030 und SDG+ tragfaehig bewertet werden kann.</w:t>
-      </w:r>
-    </w:p>
-    <w:p>
-      <w:r>
-        <w:t>Ein Bericht behauptet, die Massnahme zu T-SROI und IoI sei erfolgreich. Die WOE-Lesart fragt bei Skript / Folien (Lernseite) nach belastbaren Nachweisen: Datenquelle, Systemgrenze, Erhebungslogik, Unsicherheit, Aktualitaet und Auditspur. Wenn diese Nachweise fehlen, bleibt die Aussage Wirkungspotenzial oder Kommunikationsbehauptung. Sie kann wichtig sein, aber sie ist noch keine belegte Wirkung.</w:t>
-      </w:r>
-    </w:p>
-    <w:p>
-      <w:r>
-        <w:t>Bewertung und rote Linien. Wissenschaftliche Anschlussfaehigkeit entsteht hier durch Quellenklarheit. Bei Transferaufgabe werden interne WOE-Begriffe nicht als Ersatz fuer Belege benutzt, sondern mit WOE-Bewertungslogik, SDG+, rote Linien, NWI/T-SROI-Abgrenzung und Schutzgueter verbunden. Wo die Datenlage offen bleibt, wird das offengelegt. Wo eine Aussage nur plausibel ist, bleibt sie als Wirkungspotenzial markiert. Wo ein Schaden eine rote Linie beruehrt, greift Nichtkompensation vor Durchschnittslogik.</w:t>
-      </w:r>
-    </w:p>
-    <w:p>
-      <w:r>
-        <w:t>In einer kontroversen Entscheidung wirkt Transferaufgabe als Pruefpunkt fuer Ambivalenz. Ein Nutzen fuer eine Gruppe kann mit Risiken fuer andere Wirkungsempfaenger einhergehen. Das Skript verlangt deshalb, positive und negative Zustandsveraenderungen getrennt zu fuehren, bevor von positiver Netto-Wirkung gesprochen wird.</w:t>
-      </w:r>
-    </w:p>
-    <w:p>
-      <w:r>
-        <w:t>Kontrollfrage. Welche Entscheidung waere falsch, wenn Transferaufgabe in WC-V7 missverstanden wird? Die Antwort muss mindestens eine Daten- oder Quellenannahme, eine betroffene Gruppe oder Schutzdimension, eine moegliche Nebenwirkung und einen Rueckkopplungsschritt nennen. Richtig ist nicht die lauteste Bewertung, sondern diejenige, die Begriff, Beleg und Steuerungsfolge zusammenhaelt.</w:t>
-      </w:r>
-    </w:p>
-    <w:p>
-      <w:r>
-        <w:t>Steuerung und Rueckkopplung. In Impact-Controlling wird Praxisbeispiel erst steuerungsfaehig, wenn daraus eine Entscheidung folgt. Kennzahlen muessen Entscheidungen verbessern, nicht nur Berichte fuellen. Ohne diese Rueckkopplung bleibt Reporting eine Beschreibung. Mit Rueckkopplung wird aus Bewertung eine veraenderte Routine: ein anderer Prozess, ein geaenderter Anreiz, eine bessere Datenpflicht, eine korrigierte Kommunikation oder eine neue Priorisierung.</w:t>
-      </w:r>
-    </w:p>
-    <w:p>
-      <w:r>
-        <w:t>Die typische Fehlstelle bei T-SROI und IoI liegt darin, schwere Schaeden mit bequemen Pluspunkten zu verrechnen. Bei Praxisbeispiel wird diese Fehlstelle konkret: Ein scheinbar plausibler Befund darf nicht zur Abkuerzung werden. Quellen, Systemgrenzen, Unsicherheit und Rueckkopplung bleiben sichtbar.</w:t>
-      </w:r>
-    </w:p>
-    <w:p>
-      <w:r>
-        <w:t>Pruefungsnahe Anwendung. Die Grenze gegen Scheingenauigkeit verlaeuft bei Wirkungsökonomische Vertiefung nicht zwischen Optimismus und Pessimismus. Sie verlaeuft zwischen offengelegter Unsicherheit und rhetorischer Sicherheit. Wer T-SROI und IoI belastbar anwenden will, benennt Systemgrenze, Zeitraum, Vergleichspunkt und offene Gegenhypothese. Gerade dadurch bleibt das Skript anschlussfaehig fuer Forschung, Praxis und spaetere Revision.</w:t>
-      </w:r>
-    </w:p>
-    <w:p>
-      <w:r>
-        <w:t>Fuer die Pruefung ist Wirkungsökonomische Vertiefung dann verstanden, wenn daraus eine belastbare Fallantwort entsteht. Eine gute Antwort unterscheidet Beobachtung, Kausalannahme, Bewertung und Steuerungsfolge. Sie bewertet keine Menschen, sondern Wirkpfade, Zustandsveraenderungen, Risiken und institutionelle Bedingungen.</w:t>
-      </w:r>
-    </w:p>
-    <w:p>
-      <w:r>
-        <w:t>Rueckfluss. Fuer den WOE-Korpus bedeutet das: Begriffe aus T-SROI und IoI sollten dort geschaerft werden, wo sie in Glossar, Werkzeugen, Journal oder Readern doppeldeutig bleiben. Offene Forschungsfragen werden nicht versteckt. Sie markieren die Stelle, an der spaetere Evidenz, ein besserer Datensatz oder eine praezisere Fallstudie die Bewertung veraendern kann.</w:t>
-      </w:r>
-    </w:p>
-    <w:p>
-      <w:r>
-        <w:t>Transfer in den WOE-Korpus. Begriffliche Präzision zeigt, warum T-SROI und IoI mehr ist als ein Schlagwort im Feld Bewertungsgrenzen, Nichtkompensation, Reverse Merit Order und positive Netto-Wirkung. Die wirkungsoekonomische Frage lautet: Welche reale Veraenderung wird moeglich, welche bleibt nur Potenzial und wo entsteht ein Wirkungsrisiko? Diese Unterscheidung schuetzt vor Impact-Washing, weil sie Absicht, Aktivitaet, Reichweite und Wirkung auseinanderhaelt.</w:t>
-      </w:r>
-    </w:p>
-    <w:p>
-      <w:r>
-        <w:t>Eine Kommune, ein Unternehmen oder eine Bildungsorganisation will T-SROI und IoI praktisch anwenden. Der erste Schritt ist nicht die Auswahl eines Instruments, sondern die Klaerung der Zustandsveraenderung. Bei Begriffliche Präzision muss deshalb benannt werden, wer betroffen ist, welcher Zustand sich veraendert, welche Frist gilt und welche Gegenbeobachtung die Annahme widerlegen wuerde. Erst danach entsteht eine begruendete Entscheidung im Feld Indikator, Scorecard, Benchmark, Auditpfad, Portfolioentscheidung oder CAPEX/OPEX-Priorisierung.</w:t>
-      </w:r>
-    </w:p>
-    <w:p>
-      <w:r>
-        <w:t>Grenzen der Aussage. In WC-V7 muss Wirkpfad immer mit Empfaengern gelesen werden. Wirkung entsteht nicht beim Sender, sondern an veraenderten Zustaenden von Menschen, Oekosystemen, Institutionen, Oeffentlichkeit oder kuenftigen Handlungsspielraeumen. Darum reicht es nicht, interne Aktivitaeten zu dokumentieren. Entscheidend ist, ob sich ein Zustand nachvollziehbar veraendert und ob diese Veraenderung im Referenzrahmen Mensch, Planet, Demokratie, SDGs, Agenda 2030 und SDG+ tragfaehig bewertet werden kann.</w:t>
-      </w:r>
-    </w:p>
-    <w:p>
-      <w:r>
-        <w:t>Ein Bericht behauptet, die Massnahme zu T-SROI und IoI sei erfolgreich. Die WOE-Lesart fragt bei Wirkpfad nach belastbaren Nachweisen: Datenquelle, Systemgrenze, Erhebungslogik, Unsicherheit, Aktualitaet und Auditspur. Wenn diese Nachweise fehlen, bleibt die Aussage Wirkungspotenzial oder Kommunikationsbehauptung. Sie kann wichtig sein, aber sie ist noch keine belegte Wirkung.</w:t>
-      </w:r>
-    </w:p>
-    <w:p>
-      <w:r>
-        <w:t>Kontrollfrage. Welche Entscheidung waere falsch, wenn Wirkpfad in WC-V7 missverstanden wird? Die Antwort muss mindestens eine Daten- oder Quellenannahme, eine betroffene Gruppe oder Schutzdimension, eine moegliche Nebenwirkung und einen Rueckkopplungsschritt nennen. Richtig ist nicht die lauteste Bewertung, sondern diejenige, die Begriff, Beleg und Steuerungsfolge zusammenhaelt.</w:t>
+        <w:t>Vertiefungsrunde 4: Anschluss an Praxis und Forschung</w:t>
+      </w:r>
+    </w:p>
+    <w:p>
+      <w:r>
+        <w:t>Diese Runde wechselt den Blickwinkel, damit der Schlussblock nicht nur wiederholt, sondern Leseentscheidungen vorbereitet: Was ist belegt, was bleibt Potenzial, welche Nebenwirkung ist relevant und welche Steuerungsfolge wird daraus abgeleitet?</w:t>
+      </w:r>
+    </w:p>
+    <w:p>
+      <w:r>
+        <w:t>Evidenzfenster. In Impact-Controlling wird Die Arbeitslogik von NWI, IOI und T-SROI erst steuerungsfaehig, wenn daraus eine Entscheidung folgt. Kennzahlen muessen Entscheidungen verbessern, nicht nur Berichte fuellen. Ohne diese Rueckkopplung bleibt Reporting eine Beschreibung. Mit Rueckkopplung wird aus Bewertung eine veraenderte Routine: ein anderer Prozess, ein geaenderter Anreiz, eine bessere Datenpflicht, eine korrigierte Kommunikation oder eine neue Priorisierung.</w:t>
+      </w:r>
+    </w:p>
+    <w:p>
+      <w:r>
+        <w:t>Die typische Fehlstelle bei T-SROI und IoI liegt darin, schwere Schaeden mit bequemen Pluspunkten zu verrechnen. Bei Die Arbeitslogik von NWI, IOI und T-SROI wird diese Fehlstelle konkret: Ein scheinbar plausibler Befund darf nicht zur Abkuerzung werden. Quellen, Systemgrenzen, Unsicherheit und Rueckkopplung bleiben sichtbar.</w:t>
+      </w:r>
+    </w:p>
+    <w:p>
+      <w:r>
+        <w:t>Fallpruefung. Wenn eine Kommune eine bestehende Massnahme neu priorisieren will, beginnt die Analyse bei Empfaengern, Wirkraum, Zeitraum und Datenquelle. Bei Die Arbeitslogik von NWI, IOI und T-SROI muss dann geklaert werden, ob Ressourcen umgeschichtet, Daten nacherhoben oder Zielkonflikte offengelegt werden. Eine tragfaehige Antwort benennt mindestens eine Quelle, eine offene Unsicherheit, eine moegliche Gegenbeobachtung und die Entscheidung, die nach der Bewertung geaendert wird.</w:t>
+      </w:r>
+    </w:p>
+    <w:p>
+      <w:r>
+        <w:t>Bewertungsgrenze. Die Grenze gegen Scheingenauigkeit verlaeuft bei Transformation statt bloßer Projekt-Nutzen nicht zwischen Optimismus und Pessimismus. Sie verlaeuft zwischen offengelegter Unsicherheit und rhetorischer Sicherheit. Wer T-SROI und IoI belastbar anwenden will, benennt Systemgrenze, Zeitraum, Vergleichspunkt und offene Gegenhypothese. Gerade dadurch bleibt das Skript anschlussfaehig fuer Forschung, Praxis und spaetere Revision.</w:t>
+      </w:r>
+    </w:p>
+    <w:p>
+      <w:r>
+        <w:t>Fuer die Pruefung ist Transformation statt bloßer Projekt-Nutzen dann verstanden, wenn daraus eine belastbare Fallantwort entsteht. Eine gute Antwort unterscheidet Beobachtung, Kausalannahme, Bewertung und Steuerungsfolge. Sie bewertet keine Menschen, sondern Wirkpfade, Zustandsveraenderungen, Risiken und institutionelle Bedingungen.</w:t>
+      </w:r>
+    </w:p>
+    <w:p>
+      <w:r>
+        <w:t>Fallpruefung. Wenn ein Unternehmen ein Produkt, einen Prozess oder eine Investition wirkungsbezogen bewerten will, beginnt die Analyse bei Empfaengern, Wirkraum, Zeitraum und Datenquelle. Bei Transformation statt bloßer Projekt-Nutzen muss dann geklaert werden, welche Entscheidung nach der Bewertung tatsaechlich anders ausfaellt. Eine tragfaehige Antwort benennt mindestens eine Quelle, eine offene Unsicherheit, eine moegliche Gegenbeobachtung und die Entscheidung, die nach der Bewertung geaendert wird.</w:t>
+      </w:r>
+    </w:p>
+    <w:p>
+      <w:r>
+        <w:t>Fuer die Bewertung reicht kein Summenscore, der zentrale Schaeden mit bequemen Pluspunkten verrechnet. Nichtkompensation und Reverse Merit Order markieren, wo rote Linien, demokratische Grundbedingungen oder planetare Grenzen Vorrang vor Durchschnittslogik haben. So bleibt positive Netto-Wirkung eine anspruchsvolle Zielgroesse und wird nicht zur dekorativen Formel.</w:t>
+      </w:r>
+    </w:p>
+    <w:p>
+      <w:r>
+        <w:t>Steuerungsfolge. Systemische Hebelwirkung, Diffusion und Standardsetzung zeigt, warum T-SROI und IoI mehr ist als ein Schlagwort im Feld Bewertungsgrenzen, Nichtkompensation, Reverse Merit Order und positive Netto-Wirkung. Die wirkungsoekonomische Frage lautet: Welche reale Veraenderung wird moeglich, welche bleibt nur Potenzial und wo entsteht ein Wirkungsrisiko? Diese Unterscheidung schuetzt vor Impact-Washing, weil sie Absicht, Aktivitaet, Reichweite und Wirkung auseinanderhaelt.</w:t>
+      </w:r>
+    </w:p>
+    <w:p>
+      <w:r>
+        <w:t>Eine Kommune, ein Unternehmen oder eine Bildungsorganisation will T-SROI und IoI praktisch anwenden. Der erste Schritt ist nicht die Auswahl eines Instruments, sondern die Klaerung der Zustandsveraenderung. Bei Systemische Hebelwirkung, Diffusion und Standardsetzung muss deshalb benannt werden, wer betroffen ist, welcher Zustand sich veraendert, welche Frist gilt und welche Gegenbeobachtung die Annahme widerlegen wuerde. Erst danach entsteht eine begruendete Entscheidung im Feld Indikator, Scorecard, Benchmark, Auditpfad, Portfolioentscheidung oder CAPEX/OPEX-Priorisierung.</w:t>
+      </w:r>
+    </w:p>
+    <w:p>
+      <w:r>
+        <w:t>Fallpruefung. Wenn eine Bildungs- oder Forschungseinrichtung eine Wirkungsaussage fuer Lernende und Praxispartner pruefbar machen will, beginnt die Analyse bei Empfaengern, Wirkraum, Zeitraum und Datenquelle. Bei Systemische Hebelwirkung, Diffusion und Standardsetzung muss dann geklaert werden, welche Begriffe, Quellen und Grenzen im Material sichtbar bleiben muessen. Eine tragfaehige Antwort benennt mindestens eine Quelle, eine offene Unsicherheit, eine moegliche Gegenbeobachtung und die Entscheidung, die nach der Bewertung geaendert wird.</w:t>
+      </w:r>
+    </w:p>
+    <w:p>
+      <w:r>
+        <w:t>Der Rueckfluss in den WOE-Korpus liegt hier in klaren Begriffen, sauber verlinkten Quellen und benannten Forschungsfragen. Wo Glossar, Werkzeuge, Journal oder Reader noch doppeldeutig bleiben, sollte T-SROI und IoI nicht als fertige Gewissheit auftreten, sondern als pruefbarer Lernstand mit Korrekturpfad.</w:t>
+      </w:r>
+    </w:p>
+    <w:p>
+      <w:r>
+        <w:t>Transferhinweis. In WC-V7 muss Konsequenzen für die WÖk-Architektur immer mit Empfaengern gelesen werden. Wirkung entsteht nicht beim Sender, sondern an veraenderten Zustaenden von Menschen, Oekosystemen, Institutionen, Oeffentlichkeit oder kuenftigen Handlungsspielraeumen. Darum reicht es nicht, interne Aktivitaeten zu dokumentieren. Entscheidend ist, ob sich ein Zustand nachvollziehbar veraendert und ob diese Veraenderung im Referenzrahmen Mensch, Planet, Demokratie, SDGs, Agenda 2030 und SDG+ tragfaehig bewertet werden kann.</w:t>
+      </w:r>
+    </w:p>
+    <w:p>
+      <w:r>
+        <w:t>Ein Bericht behauptet, die Massnahme zu T-SROI und IoI sei erfolgreich. Die WOE-Lesart fragt bei Konsequenzen für die WÖk-Architektur nach belastbaren Nachweisen: Datenquelle, Systemgrenze, Erhebungslogik, Unsicherheit, Aktualitaet und Auditspur. Wenn diese Nachweise fehlen, bleibt die Aussage Wirkungspotenzial oder Kommunikationsbehauptung. Sie kann wichtig sein, aber sie ist noch keine belegte Wirkung.</w:t>
+      </w:r>
+    </w:p>
+    <w:p>
+      <w:r>
+        <w:t>Fallpruefung. Wenn eine Kommune eine bestehende Massnahme neu priorisieren will, beginnt die Analyse bei Empfaengern, Wirkraum, Zeitraum und Datenquelle. Bei Konsequenzen für die WÖk-Architektur muss dann geklaert werden, ob Ressourcen umgeschichtet, Daten nacherhoben oder Zielkonflikte offengelegt werden. Eine tragfaehige Antwort benennt mindestens eine Quelle, eine offene Unsicherheit, eine moegliche Gegenbeobachtung und die Entscheidung, die nach der Bewertung geaendert wird.</w:t>
+      </w:r>
+    </w:p>
+    <w:p>
+      <w:r>
+        <w:t>Rueckflussnotiz. Wissenschaftliche Anschlussfaehigkeit entsteht hier durch Quellenklarheit. Bei Einleitung / Wirkungsfrage werden interne WOE-Begriffe nicht als Ersatz fuer Belege benutzt, sondern mit WOE-Bewertungslogik, SDG+, rote Linien, NWI/T-SROI-Abgrenzung und Schutzgueter verbunden. Wo die Datenlage offen bleibt, wird das offengelegt. Wo eine Aussage nur plausibel ist, bleibt sie als Wirkungspotenzial markiert. Wo ein Schaden eine rote Linie beruehrt, greift Nichtkompensation vor Durchschnittslogik.</w:t>
+      </w:r>
+    </w:p>
+    <w:p>
+      <w:r>
+        <w:t>In einer kontroversen Entscheidung wirkt Einleitung / Wirkungsfrage als Pruefpunkt fuer Ambivalenz. Ein Nutzen fuer eine Gruppe kann mit Risiken fuer andere Wirkungsempfaenger einhergehen. Das Skript verlangt deshalb, positive und negative Zustandsveraenderungen getrennt zu fuehren, bevor von positiver Netto-Wirkung gesprochen wird.</w:t>
+      </w:r>
+    </w:p>
+    <w:p>
+      <w:r>
+        <w:t>Fallpruefung. Wenn ein Unternehmen ein Produkt, einen Prozess oder eine Investition wirkungsbezogen bewerten will, beginnt die Analyse bei Empfaengern, Wirkraum, Zeitraum und Datenquelle. Bei Einleitung / Wirkungsfrage muss dann geklaert werden, welche Entscheidung nach der Bewertung tatsaechlich anders ausfaellt. Eine tragfaehige Antwort benennt mindestens eine Quelle, eine offene Unsicherheit, eine moegliche Gegenbeobachtung und die Entscheidung, die nach der Bewertung geaendert wird.</w:t>
+      </w:r>
+    </w:p>
+    <w:p>
+      <w:r>
+        <w:t>Fuer die Bewertung reicht kein Summenscore, der zentrale Schaeden mit bequemen Pluspunkten verrechnet. Nichtkompensation und Reverse Merit Order markieren, wo rote Linien, demokratische Grundbedingungen oder planetare Grenzen Vorrang vor Durchschnittslogik haben. So bleibt positive Netto-Wirkung eine anspruchsvolle Zielgroesse und wird nicht zur dekorativen Formel.</w:t>
+      </w:r>
+    </w:p>
+    <w:p>
+      <w:r>
+        <w:t>Pruefungsimpuls. In Impact-Controlling wird Kernaussage erst steuerungsfaehig, wenn daraus eine Entscheidung folgt. Kennzahlen muessen Entscheidungen verbessern, nicht nur Berichte fuellen. Ohne diese Rueckkopplung bleibt Reporting eine Beschreibung. Mit Rueckkopplung wird aus Bewertung eine veraenderte Routine: ein anderer Prozess, ein geaenderter Anreiz, eine bessere Datenpflicht, eine korrigierte Kommunikation oder eine neue Priorisierung.</w:t>
+      </w:r>
+    </w:p>
+    <w:p>
+      <w:r>
+        <w:t>Die typische Fehlstelle bei T-SROI und IoI liegt darin, schwere Schaeden mit bequemen Pluspunkten zu verrechnen. Bei Kernaussage wird diese Fehlstelle konkret: Ein scheinbar plausibler Befund darf nicht zur Abkuerzung werden. Quellen, Systemgrenzen, Unsicherheit und Rueckkopplung bleiben sichtbar.</w:t>
+      </w:r>
+    </w:p>
+    <w:p>
+      <w:r>
+        <w:t>Fallpruefung. Wenn eine Bildungs- oder Forschungseinrichtung eine Wirkungsaussage fuer Lernende und Praxispartner pruefbar machen will, beginnt die Analyse bei Empfaengern, Wirkraum, Zeitraum und Datenquelle. Bei Kernaussage muss dann geklaert werden, welche Begriffe, Quellen und Grenzen im Material sichtbar bleiben muessen. Eine tragfaehige Antwort benennt mindestens eine Quelle, eine offene Unsicherheit, eine moegliche Gegenbeobachtung und die Entscheidung, die nach der Bewertung geaendert wird.</w:t>
+      </w:r>
+    </w:p>
+    <w:p>
+      <w:r>
+        <w:t>Der Rueckfluss in den WOE-Korpus liegt hier in klaren Begriffen, sauber verlinkten Quellen und benannten Forschungsfragen. Wo Glossar, Werkzeuge, Journal oder Reader noch doppeldeutig bleiben, sollte T-SROI und IoI nicht als fertige Gewissheit auftreten, sondern als pruefbarer Lernstand mit Korrekturpfad.</w:t>
       </w:r>
     </w:p>
     <w:p>
@@ -4401,107 +4456,122 @@
         <w:pStyle w:val="Heading3"/>
       </w:pPr>
       <w:r>
-        <w:t>Schlussvertiefung 5: T-SROI und IoI im Anwendungsfall</w:t>
-      </w:r>
-    </w:p>
-    <w:p>
-      <w:r>
-        <w:t>Die folgenden Abschnitte sind keine neue Pruefungsloesung. Sie verdichten die vorhandenen Kapitel zu einer Lesart, mit der Studierende einen Fall selbststaendig analysieren koennen. Im Mittelpunkt stehen Bewertungsgrenzen, Nichtkompensation, Reverse Merit Order und positive Netto-Wirkung, nicht moralische Personenbewertung.</w:t>
-      </w:r>
-    </w:p>
-    <w:p>
-      <w:r>
-        <w:t>Begriffliche Schlussklaerung. Wissenschaftliche Anschlussfaehigkeit entsteht hier durch Quellenklarheit. Bei Leitthese werden interne WOE-Begriffe nicht als Ersatz fuer Belege benutzt, sondern mit WOE-Bewertungslogik, SDG+, rote Linien, NWI/T-SROI-Abgrenzung und Schutzgueter verbunden. Wo die Datenlage offen bleibt, wird das offengelegt. Wo eine Aussage nur plausibel ist, bleibt sie als Wirkungspotenzial markiert. Wo ein Schaden eine rote Linie beruehrt, greift Nichtkompensation vor Durchschnittslogik.</w:t>
-      </w:r>
-    </w:p>
-    <w:p>
-      <w:r>
-        <w:t>In einer kontroversen Entscheidung wirkt Leitthese als Pruefpunkt fuer Ambivalenz. Ein Nutzen fuer eine Gruppe kann mit Risiken fuer andere Wirkungsempfaenger einhergehen. Das Skript verlangt deshalb, positive und negative Zustandsveraenderungen getrennt zu fuehren, bevor von positiver Netto-Wirkung gesprochen wird.</w:t>
-      </w:r>
-    </w:p>
-    <w:p>
-      <w:r>
-        <w:t>Wirkpfad und Empfaenger. In Impact-Controlling wird Didaktische Einordnung im Studiengang erst steuerungsfaehig, wenn daraus eine Entscheidung folgt. Kennzahlen muessen Entscheidungen verbessern, nicht nur Berichte fuellen. Ohne diese Rueckkopplung bleibt Reporting eine Beschreibung. Mit Rueckkopplung wird aus Bewertung eine veraenderte Routine: ein anderer Prozess, ein geaenderter Anreiz, eine bessere Datenpflicht, eine korrigierte Kommunikation oder eine neue Priorisierung.</w:t>
-      </w:r>
-    </w:p>
-    <w:p>
-      <w:r>
-        <w:t>Die typische Fehlstelle bei T-SROI und IoI liegt darin, schwere Schaeden mit bequemen Pluspunkten zu verrechnen. Bei Didaktische Einordnung im Studiengang wird diese Fehlstelle konkret: Ein scheinbar plausibler Befund darf nicht zur Abkuerzung werden. Quellen, Systemgrenzen, Unsicherheit und Rueckkopplung bleiben sichtbar.</w:t>
-      </w:r>
-    </w:p>
-    <w:p>
-      <w:r>
-        <w:t>Daten, Quellen und Evidenz. Die Grenze gegen Scheingenauigkeit verlaeuft bei Analysemodell nicht zwischen Optimismus und Pessimismus. Sie verlaeuft zwischen offengelegter Unsicherheit und rhetorischer Sicherheit. Wer T-SROI und IoI belastbar anwenden will, benennt Systemgrenze, Zeitraum, Vergleichspunkt und offene Gegenhypothese. Gerade dadurch bleibt das Skript anschlussfaehig fuer Forschung, Praxis und spaetere Revision.</w:t>
-      </w:r>
-    </w:p>
-    <w:p>
-      <w:r>
-        <w:t>Fuer die Pruefung ist Analysemodell dann verstanden, wenn daraus eine belastbare Fallantwort entsteht. Eine gute Antwort unterscheidet Beobachtung, Kausalannahme, Bewertung und Steuerungsfolge. Sie bewertet keine Menschen, sondern Wirkpfade, Zustandsveraenderungen, Risiken und institutionelle Bedingungen.</w:t>
-      </w:r>
-    </w:p>
-    <w:p>
-      <w:r>
-        <w:t>Bewertung und rote Linien. Modellformel zeigt, warum T-SROI und IoI mehr ist als ein Schlagwort im Feld Bewertungsgrenzen, Nichtkompensation, Reverse Merit Order und positive Netto-Wirkung. Die wirkungsoekonomische Frage lautet: Welche reale Veraenderung wird moeglich, welche bleibt nur Potenzial und wo entsteht ein Wirkungsrisiko? Diese Unterscheidung schuetzt vor Impact-Washing, weil sie Absicht, Aktivitaet, Reichweite und Wirkung auseinanderhaelt.</w:t>
-      </w:r>
-    </w:p>
-    <w:p>
-      <w:r>
-        <w:t>Eine Kommune, ein Unternehmen oder eine Bildungsorganisation will T-SROI und IoI praktisch anwenden. Der erste Schritt ist nicht die Auswahl eines Instruments, sondern die Klaerung der Zustandsveraenderung. Bei Modellformel muss deshalb benannt werden, wer betroffen ist, welcher Zustand sich veraendert, welche Frist gilt und welche Gegenbeobachtung die Annahme widerlegen wuerde. Erst danach entsteht eine begruendete Entscheidung im Feld Indikator, Scorecard, Benchmark, Auditpfad, Portfolioentscheidung oder CAPEX/OPEX-Priorisierung.</w:t>
-      </w:r>
-    </w:p>
-    <w:p>
-      <w:r>
-        <w:t>Kontrollfrage. Welche Entscheidung waere falsch, wenn Modellformel in WC-V7 missverstanden wird? Die Antwort muss mindestens eine Daten- oder Quellenannahme, eine betroffene Gruppe oder Schutzdimension, eine moegliche Nebenwirkung und einen Rueckkopplungsschritt nennen. Richtig ist nicht die lauteste Bewertung, sondern diejenige, die Begriff, Beleg und Steuerungsfolge zusammenhaelt.</w:t>
-      </w:r>
-    </w:p>
-    <w:p>
-      <w:r>
-        <w:t>Rueckfluss. Fuer den WOE-Korpus bedeutet das: Begriffe aus T-SROI und IoI sollten dort geschaerft werden, wo sie in Glossar, Werkzeugen, Journal oder Readern doppeldeutig bleiben. Offene Forschungsfragen werden nicht versteckt. Sie markieren die Stelle, an der spaetere Evidenz, ein besserer Datensatz oder eine praezisere Fallstudie die Bewertung veraendern kann.</w:t>
-      </w:r>
-    </w:p>
-    <w:p>
-      <w:r>
-        <w:t>Steuerung und Rueckkopplung. In WC-V7 muss Fallfenster immer mit Empfaengern gelesen werden. Wirkung entsteht nicht beim Sender, sondern an veraenderten Zustaenden von Menschen, Oekosystemen, Institutionen, Oeffentlichkeit oder kuenftigen Handlungsspielraeumen. Darum reicht es nicht, interne Aktivitaeten zu dokumentieren. Entscheidend ist, ob sich ein Zustand nachvollziehbar veraendert und ob diese Veraenderung im Referenzrahmen Mensch, Planet, Demokratie, SDGs, Agenda 2030 und SDG+ tragfaehig bewertet werden kann.</w:t>
-      </w:r>
-    </w:p>
-    <w:p>
-      <w:r>
-        <w:t>Ein Bericht behauptet, die Massnahme zu T-SROI und IoI sei erfolgreich. Die WOE-Lesart fragt bei Fallfenster nach belastbaren Nachweisen: Datenquelle, Systemgrenze, Erhebungslogik, Unsicherheit, Aktualitaet und Auditspur. Wenn diese Nachweise fehlen, bleibt die Aussage Wirkungspotenzial oder Kommunikationsbehauptung. Sie kann wichtig sein, aber sie ist noch keine belegte Wirkung.</w:t>
-      </w:r>
-    </w:p>
-    <w:p>
-      <w:r>
-        <w:t>Pruefungsnahe Anwendung. Wissenschaftliche Anschlussfaehigkeit entsteht hier durch Quellenklarheit. Bei Prüfungsnahe Fallfragen ohne geschützte Antwortlogik werden interne WOE-Begriffe nicht als Ersatz fuer Belege benutzt, sondern mit WOE-Bewertungslogik, SDG+, rote Linien, NWI/T-SROI-Abgrenzung und Schutzgueter verbunden. Wo die Datenlage offen bleibt, wird das offengelegt. Wo eine Aussage nur plausibel ist, bleibt sie als Wirkungspotenzial markiert. Wo ein Schaden eine rote Linie beruehrt, greift Nichtkompensation vor Durchschnittslogik.</w:t>
-      </w:r>
-    </w:p>
-    <w:p>
-      <w:r>
-        <w:t>In einer kontroversen Entscheidung wirkt Prüfungsnahe Fallfragen ohne geschützte Antwortlogik als Pruefpunkt fuer Ambivalenz. Ein Nutzen fuer eine Gruppe kann mit Risiken fuer andere Wirkungsempfaenger einhergehen. Das Skript verlangt deshalb, positive und negative Zustandsveraenderungen getrennt zu fuehren, bevor von positiver Netto-Wirkung gesprochen wird.</w:t>
-      </w:r>
-    </w:p>
-    <w:p>
-      <w:r>
-        <w:t>Transfer in den WOE-Korpus. In Impact-Controlling wird Auswertung aus der lebenden Website-Referenz erst steuerungsfaehig, wenn daraus eine Entscheidung folgt. Kennzahlen muessen Entscheidungen verbessern, nicht nur Berichte fuellen. Ohne diese Rueckkopplung bleibt Reporting eine Beschreibung. Mit Rueckkopplung wird aus Bewertung eine veraenderte Routine: ein anderer Prozess, ein geaenderter Anreiz, eine bessere Datenpflicht, eine korrigierte Kommunikation oder eine neue Priorisierung.</w:t>
-      </w:r>
-    </w:p>
-    <w:p>
-      <w:r>
-        <w:t>Die typische Fehlstelle bei T-SROI und IoI liegt darin, schwere Schaeden mit bequemen Pluspunkten zu verrechnen. Bei Auswertung aus der lebenden Website-Referenz wird diese Fehlstelle konkret: Ein scheinbar plausibler Befund darf nicht zur Abkuerzung werden. Quellen, Systemgrenzen, Unsicherheit und Rueckkopplung bleiben sichtbar.</w:t>
-      </w:r>
-    </w:p>
-    <w:p>
-      <w:r>
-        <w:t>Grenzen der Aussage. Die Grenze gegen Scheingenauigkeit verlaeuft bei Abgrenzung zu ROI, SROI, NWI, IOI und T-SROI nicht zwischen Optimismus und Pessimismus. Sie verlaeuft zwischen offengelegter Unsicherheit und rhetorischer Sicherheit. Wer T-SROI und IoI belastbar anwenden will, benennt Systemgrenze, Zeitraum, Vergleichspunkt und offene Gegenhypothese. Gerade dadurch bleibt das Skript anschlussfaehig fuer Forschung, Praxis und spaetere Revision.</w:t>
-      </w:r>
-    </w:p>
-    <w:p>
-      <w:r>
-        <w:t>Fuer die Pruefung ist Abgrenzung zu ROI, SROI, NWI, IOI und T-SROI dann verstanden, wenn daraus eine belastbare Fallantwort entsteht. Eine gute Antwort unterscheidet Beobachtung, Kausalannahme, Bewertung und Steuerungsfolge. Sie bewertet keine Menschen, sondern Wirkpfade, Zustandsveraenderungen, Risiken und institutionelle Bedingungen.</w:t>
-      </w:r>
-    </w:p>
-    <w:p>
-      <w:r>
-        <w:t>Kontrollfrage. Welche Entscheidung waere falsch, wenn Abgrenzung zu ROI, SROI, NWI, IOI und T-SROI in WC-V7 missverstanden wird? Die Antwort muss mindestens eine Daten- oder Quellenannahme, eine betroffene Gruppe oder Schutzdimension, eine moegliche Nebenwirkung und einen Rueckkopplungsschritt nennen. Richtig ist nicht die lauteste Bewertung, sondern diejenige, die Begriff, Beleg und Steuerungsfolge zusammenhaelt.</w:t>
+        <w:t>Vertiefungsrunde 5: Anschluss an Praxis und Forschung</w:t>
+      </w:r>
+    </w:p>
+    <w:p>
+      <w:r>
+        <w:t>Diese Runde wechselt den Blickwinkel, damit der Schlussblock nicht nur wiederholt, sondern Leseentscheidungen vorbereitet: Was ist belegt, was bleibt Potenzial, welche Nebenwirkung ist relevant und welche Steuerungsfolge wird daraus abgeleitet?</w:t>
+      </w:r>
+    </w:p>
+    <w:p>
+      <w:r>
+        <w:t>Begriffliche Sicherung. Die Grenze gegen Scheingenauigkeit verlaeuft bei Quelltext und fachliche Grundlegung nicht zwischen Optimismus und Pessimismus. Sie verlaeuft zwischen offengelegter Unsicherheit und rhetorischer Sicherheit. Wer T-SROI und IoI belastbar anwenden will, benennt Systemgrenze, Zeitraum, Vergleichspunkt und offene Gegenhypothese. Gerade dadurch bleibt das Skript anschlussfaehig fuer Forschung, Praxis und spaetere Revision.</w:t>
+      </w:r>
+    </w:p>
+    <w:p>
+      <w:r>
+        <w:t>Fuer die Pruefung ist Quelltext und fachliche Grundlegung dann verstanden, wenn daraus eine belastbare Fallantwort entsteht. Eine gute Antwort unterscheidet Beobachtung, Kausalannahme, Bewertung und Steuerungsfolge. Sie bewertet keine Menschen, sondern Wirkpfade, Zustandsveraenderungen, Risiken und institutionelle Bedingungen.</w:t>
+      </w:r>
+    </w:p>
+    <w:p>
+      <w:r>
+        <w:t>Fallpruefung. Wenn eine Kommune eine bestehende Massnahme neu priorisieren will, beginnt die Analyse bei Empfaengern, Wirkraum, Zeitraum und Datenquelle. Bei Quelltext und fachliche Grundlegung muss dann geklaert werden, ob Ressourcen umgeschichtet, Daten nacherhoben oder Zielkonflikte offengelegt werden. Eine tragfaehige Antwort benennt mindestens eine Quelle, eine offene Unsicherheit, eine moegliche Gegenbeobachtung und die Entscheidung, die nach der Bewertung geaendert wird.</w:t>
+      </w:r>
+    </w:p>
+    <w:p>
+      <w:r>
+        <w:t>Wirkpfadpruefung. Einstieg / Wirkungsfrage zeigt, warum T-SROI und IoI mehr ist als ein Schlagwort im Feld Bewertungsgrenzen, Nichtkompensation, Reverse Merit Order und positive Netto-Wirkung. Die wirkungsoekonomische Frage lautet: Welche reale Veraenderung wird moeglich, welche bleibt nur Potenzial und wo entsteht ein Wirkungsrisiko? Diese Unterscheidung schuetzt vor Impact-Washing, weil sie Absicht, Aktivitaet, Reichweite und Wirkung auseinanderhaelt.</w:t>
+      </w:r>
+    </w:p>
+    <w:p>
+      <w:r>
+        <w:t>Eine Kommune, ein Unternehmen oder eine Bildungsorganisation will T-SROI und IoI praktisch anwenden. Der erste Schritt ist nicht die Auswahl eines Instruments, sondern die Klaerung der Zustandsveraenderung. Bei Einstieg / Wirkungsfrage muss deshalb benannt werden, wer betroffen ist, welcher Zustand sich veraendert, welche Frist gilt und welche Gegenbeobachtung die Annahme widerlegen wuerde. Erst danach entsteht eine begruendete Entscheidung im Feld Indikator, Scorecard, Benchmark, Auditpfad, Portfolioentscheidung oder CAPEX/OPEX-Priorisierung.</w:t>
+      </w:r>
+    </w:p>
+    <w:p>
+      <w:r>
+        <w:t>Fallpruefung. Wenn ein Unternehmen ein Produkt, einen Prozess oder eine Investition wirkungsbezogen bewerten will, beginnt die Analyse bei Empfaengern, Wirkraum, Zeitraum und Datenquelle. Bei Einstieg / Wirkungsfrage muss dann geklaert werden, welche Entscheidung nach der Bewertung tatsaechlich anders ausfaellt. Eine tragfaehige Antwort benennt mindestens eine Quelle, eine offene Unsicherheit, eine moegliche Gegenbeobachtung und die Entscheidung, die nach der Bewertung geaendert wird.</w:t>
+      </w:r>
+    </w:p>
+    <w:p>
+      <w:r>
+        <w:t>Fuer die Bewertung reicht kein Summenscore, der zentrale Schaeden mit bequemen Pluspunkten verrechnet. Nichtkompensation und Reverse Merit Order markieren, wo rote Linien, demokratische Grundbedingungen oder planetare Grenzen Vorrang vor Durchschnittslogik haben. So bleibt positive Netto-Wirkung eine anspruchsvolle Zielgroesse und wird nicht zur dekorativen Formel.</w:t>
+      </w:r>
+    </w:p>
+    <w:p>
+      <w:r>
+        <w:t>Evidenzfenster. In WC-V7 muss Skript / Folien (Lernseite) immer mit Empfaengern gelesen werden. Wirkung entsteht nicht beim Sender, sondern an veraenderten Zustaenden von Menschen, Oekosystemen, Institutionen, Oeffentlichkeit oder kuenftigen Handlungsspielraeumen. Darum reicht es nicht, interne Aktivitaeten zu dokumentieren. Entscheidend ist, ob sich ein Zustand nachvollziehbar veraendert und ob diese Veraenderung im Referenzrahmen Mensch, Planet, Demokratie, SDGs, Agenda 2030 und SDG+ tragfaehig bewertet werden kann.</w:t>
+      </w:r>
+    </w:p>
+    <w:p>
+      <w:r>
+        <w:t>Ein Bericht behauptet, die Massnahme zu T-SROI und IoI sei erfolgreich. Die WOE-Lesart fragt bei Skript / Folien (Lernseite) nach belastbaren Nachweisen: Datenquelle, Systemgrenze, Erhebungslogik, Unsicherheit, Aktualitaet und Auditspur. Wenn diese Nachweise fehlen, bleibt die Aussage Wirkungspotenzial oder Kommunikationsbehauptung. Sie kann wichtig sein, aber sie ist noch keine belegte Wirkung.</w:t>
+      </w:r>
+    </w:p>
+    <w:p>
+      <w:r>
+        <w:t>Fallpruefung. Wenn eine Bildungs- oder Forschungseinrichtung eine Wirkungsaussage fuer Lernende und Praxispartner pruefbar machen will, beginnt die Analyse bei Empfaengern, Wirkraum, Zeitraum und Datenquelle. Bei Skript / Folien (Lernseite) muss dann geklaert werden, welche Begriffe, Quellen und Grenzen im Material sichtbar bleiben muessen. Eine tragfaehige Antwort benennt mindestens eine Quelle, eine offene Unsicherheit, eine moegliche Gegenbeobachtung und die Entscheidung, die nach der Bewertung geaendert wird.</w:t>
+      </w:r>
+    </w:p>
+    <w:p>
+      <w:r>
+        <w:t>Der Rueckfluss in den WOE-Korpus liegt hier in klaren Begriffen, sauber verlinkten Quellen und benannten Forschungsfragen. Wo Glossar, Werkzeuge, Journal oder Reader noch doppeldeutig bleiben, sollte T-SROI und IoI nicht als fertige Gewissheit auftreten, sondern als pruefbarer Lernstand mit Korrekturpfad.</w:t>
+      </w:r>
+    </w:p>
+    <w:p>
+      <w:r>
+        <w:t>Bewertungsgrenze. Wissenschaftliche Anschlussfaehigkeit entsteht hier durch Quellenklarheit. Bei Transferaufgabe werden interne WOE-Begriffe nicht als Ersatz fuer Belege benutzt, sondern mit WOE-Bewertungslogik, SDG+, rote Linien, NWI/T-SROI-Abgrenzung und Schutzgueter verbunden. Wo die Datenlage offen bleibt, wird das offengelegt. Wo eine Aussage nur plausibel ist, bleibt sie als Wirkungspotenzial markiert. Wo ein Schaden eine rote Linie beruehrt, greift Nichtkompensation vor Durchschnittslogik.</w:t>
+      </w:r>
+    </w:p>
+    <w:p>
+      <w:r>
+        <w:t>In einer kontroversen Entscheidung wirkt Transferaufgabe als Pruefpunkt fuer Ambivalenz. Ein Nutzen fuer eine Gruppe kann mit Risiken fuer andere Wirkungsempfaenger einhergehen. Das Skript verlangt deshalb, positive und negative Zustandsveraenderungen getrennt zu fuehren, bevor von positiver Netto-Wirkung gesprochen wird.</w:t>
+      </w:r>
+    </w:p>
+    <w:p>
+      <w:r>
+        <w:t>Fallpruefung. Wenn eine Kommune eine bestehende Massnahme neu priorisieren will, beginnt die Analyse bei Empfaengern, Wirkraum, Zeitraum und Datenquelle. Bei Transferaufgabe muss dann geklaert werden, ob Ressourcen umgeschichtet, Daten nacherhoben oder Zielkonflikte offengelegt werden. Eine tragfaehige Antwort benennt mindestens eine Quelle, eine offene Unsicherheit, eine moegliche Gegenbeobachtung und die Entscheidung, die nach der Bewertung geaendert wird.</w:t>
+      </w:r>
+    </w:p>
+    <w:p>
+      <w:r>
+        <w:t>Steuerungsfolge. In Impact-Controlling wird Praxisbeispiel erst steuerungsfaehig, wenn daraus eine Entscheidung folgt. Kennzahlen muessen Entscheidungen verbessern, nicht nur Berichte fuellen. Ohne diese Rueckkopplung bleibt Reporting eine Beschreibung. Mit Rueckkopplung wird aus Bewertung eine veraenderte Routine: ein anderer Prozess, ein geaenderter Anreiz, eine bessere Datenpflicht, eine korrigierte Kommunikation oder eine neue Priorisierung.</w:t>
+      </w:r>
+    </w:p>
+    <w:p>
+      <w:r>
+        <w:t>Die typische Fehlstelle bei T-SROI und IoI liegt darin, schwere Schaeden mit bequemen Pluspunkten zu verrechnen. Bei Praxisbeispiel wird diese Fehlstelle konkret: Ein scheinbar plausibler Befund darf nicht zur Abkuerzung werden. Quellen, Systemgrenzen, Unsicherheit und Rueckkopplung bleiben sichtbar.</w:t>
+      </w:r>
+    </w:p>
+    <w:p>
+      <w:r>
+        <w:t>Fallpruefung. Wenn ein Unternehmen ein Produkt, einen Prozess oder eine Investition wirkungsbezogen bewerten will, beginnt die Analyse bei Empfaengern, Wirkraum, Zeitraum und Datenquelle. Bei Praxisbeispiel muss dann geklaert werden, welche Entscheidung nach der Bewertung tatsaechlich anders ausfaellt. Eine tragfaehige Antwort benennt mindestens eine Quelle, eine offene Unsicherheit, eine moegliche Gegenbeobachtung und die Entscheidung, die nach der Bewertung geaendert wird.</w:t>
+      </w:r>
+    </w:p>
+    <w:p>
+      <w:r>
+        <w:t>Fuer die Bewertung reicht kein Summenscore, der zentrale Schaeden mit bequemen Pluspunkten verrechnet. Nichtkompensation und Reverse Merit Order markieren, wo rote Linien, demokratische Grundbedingungen oder planetare Grenzen Vorrang vor Durchschnittslogik haben. So bleibt positive Netto-Wirkung eine anspruchsvolle Zielgroesse und wird nicht zur dekorativen Formel.</w:t>
+      </w:r>
+    </w:p>
+    <w:p>
+      <w:r>
+        <w:t>Transferhinweis. Die Grenze gegen Scheingenauigkeit verlaeuft bei Wirkungsökonomische Vertiefung nicht zwischen Optimismus und Pessimismus. Sie verlaeuft zwischen offengelegter Unsicherheit und rhetorischer Sicherheit. Wer T-SROI und IoI belastbar anwenden will, benennt Systemgrenze, Zeitraum, Vergleichspunkt und offene Gegenhypothese. Gerade dadurch bleibt das Skript anschlussfaehig fuer Forschung, Praxis und spaetere Revision.</w:t>
+      </w:r>
+    </w:p>
+    <w:p>
+      <w:r>
+        <w:t>Fuer die Pruefung ist Wirkungsökonomische Vertiefung dann verstanden, wenn daraus eine belastbare Fallantwort entsteht. Eine gute Antwort unterscheidet Beobachtung, Kausalannahme, Bewertung und Steuerungsfolge. Sie bewertet keine Menschen, sondern Wirkpfade, Zustandsveraenderungen, Risiken und institutionelle Bedingungen.</w:t>
+      </w:r>
+    </w:p>
+    <w:p>
+      <w:r>
+        <w:t>Fallpruefung. Wenn eine Bildungs- oder Forschungseinrichtung eine Wirkungsaussage fuer Lernende und Praxispartner pruefbar machen will, beginnt die Analyse bei Empfaengern, Wirkraum, Zeitraum und Datenquelle. Bei Wirkungsökonomische Vertiefung muss dann geklaert werden, welche Begriffe, Quellen und Grenzen im Material sichtbar bleiben muessen. Eine tragfaehige Antwort benennt mindestens eine Quelle, eine offene Unsicherheit, eine moegliche Gegenbeobachtung und die Entscheidung, die nach der Bewertung geaendert wird.</w:t>
+      </w:r>
+    </w:p>
+    <w:p>
+      <w:r>
+        <w:t>Der Rueckfluss in den WOE-Korpus liegt hier in klaren Begriffen, sauber verlinkten Quellen und benannten Forschungsfragen. Wo Glossar, Werkzeuge, Journal oder Reader noch doppeldeutig bleiben, sollte T-SROI und IoI nicht als fertige Gewissheit auftreten, sondern als pruefbarer Lernstand mit Korrekturpfad.</w:t>
       </w:r>
     </w:p>
     <w:p>
@@ -4509,72 +4579,27 @@
         <w:pStyle w:val="Heading3"/>
       </w:pPr>
       <w:r>
-        <w:t>Schlussvertiefung 6: T-SROI und IoI im Anwendungsfall</w:t>
-      </w:r>
-    </w:p>
-    <w:p>
-      <w:r>
-        <w:t>Die folgenden Abschnitte sind keine neue Pruefungsloesung. Sie verdichten die vorhandenen Kapitel zu einer Lesart, mit der Studierende einen Fall selbststaendig analysieren koennen. Im Mittelpunkt stehen Bewertungsgrenzen, Nichtkompensation, Reverse Merit Order und positive Netto-Wirkung, nicht moralische Personenbewertung.</w:t>
-      </w:r>
-    </w:p>
-    <w:p>
-      <w:r>
-        <w:t>Begriffliche Schlussklaerung. Die Arbeitslogik von NWI, IOI und T-SROI zeigt, warum T-SROI und IoI mehr ist als ein Schlagwort im Feld Bewertungsgrenzen, Nichtkompensation, Reverse Merit Order und positive Netto-Wirkung. Die wirkungsoekonomische Frage lautet: Welche reale Veraenderung wird moeglich, welche bleibt nur Potenzial und wo entsteht ein Wirkungsrisiko? Diese Unterscheidung schuetzt vor Impact-Washing, weil sie Absicht, Aktivitaet, Reichweite und Wirkung auseinanderhaelt.</w:t>
-      </w:r>
-    </w:p>
-    <w:p>
-      <w:r>
-        <w:t>Eine Kommune, ein Unternehmen oder eine Bildungsorganisation will T-SROI und IoI praktisch anwenden. Der erste Schritt ist nicht die Auswahl eines Instruments, sondern die Klaerung der Zustandsveraenderung. Bei Die Arbeitslogik von NWI, IOI und T-SROI muss deshalb benannt werden, wer betroffen ist, welcher Zustand sich veraendert, welche Frist gilt und welche Gegenbeobachtung die Annahme widerlegen wuerde. Erst danach entsteht eine begruendete Entscheidung im Feld Indikator, Scorecard, Benchmark, Auditpfad, Portfolioentscheidung oder CAPEX/OPEX-Priorisierung.</w:t>
-      </w:r>
-    </w:p>
-    <w:p>
-      <w:r>
-        <w:t>Wirkpfad und Empfaenger. In WC-V7 muss Transformation statt bloßer Projekt-Nutzen immer mit Empfaengern gelesen werden. Wirkung entsteht nicht beim Sender, sondern an veraenderten Zustaenden von Menschen, Oekosystemen, Institutionen, Oeffentlichkeit oder kuenftigen Handlungsspielraeumen. Darum reicht es nicht, interne Aktivitaeten zu dokumentieren. Entscheidend ist, ob sich ein Zustand nachvollziehbar veraendert und ob diese Veraenderung im Referenzrahmen Mensch, Planet, Demokratie, SDGs, Agenda 2030 und SDG+ tragfaehig bewertet werden kann.</w:t>
-      </w:r>
-    </w:p>
-    <w:p>
-      <w:r>
-        <w:t>Ein Bericht behauptet, die Massnahme zu T-SROI und IoI sei erfolgreich. Die WOE-Lesart fragt bei Transformation statt bloßer Projekt-Nutzen nach belastbaren Nachweisen: Datenquelle, Systemgrenze, Erhebungslogik, Unsicherheit, Aktualitaet und Auditspur. Wenn diese Nachweise fehlen, bleibt die Aussage Wirkungspotenzial oder Kommunikationsbehauptung. Sie kann wichtig sein, aber sie ist noch keine belegte Wirkung.</w:t>
-      </w:r>
-    </w:p>
-    <w:p>
-      <w:r>
-        <w:t>Rueckfluss. Fuer den WOE-Korpus bedeutet das: Begriffe aus T-SROI und IoI sollten dort geschaerft werden, wo sie in Glossar, Werkzeugen, Journal oder Readern doppeldeutig bleiben. Offene Forschungsfragen werden nicht versteckt. Sie markieren die Stelle, an der spaetere Evidenz, ein besserer Datensatz oder eine praezisere Fallstudie die Bewertung veraendern kann.</w:t>
-      </w:r>
-    </w:p>
-    <w:p>
-      <w:r>
-        <w:t>Daten, Quellen und Evidenz. Wissenschaftliche Anschlussfaehigkeit entsteht hier durch Quellenklarheit. Bei Systemische Hebelwirkung, Diffusion und Standardsetzung werden interne WOE-Begriffe nicht als Ersatz fuer Belege benutzt, sondern mit WOE-Bewertungslogik, SDG+, rote Linien, NWI/T-SROI-Abgrenzung und Schutzgueter verbunden. Wo die Datenlage offen bleibt, wird das offengelegt. Wo eine Aussage nur plausibel ist, bleibt sie als Wirkungspotenzial markiert. Wo ein Schaden eine rote Linie beruehrt, greift Nichtkompensation vor Durchschnittslogik.</w:t>
-      </w:r>
-    </w:p>
-    <w:p>
-      <w:r>
-        <w:t>In einer kontroversen Entscheidung wirkt Systemische Hebelwirkung, Diffusion und Standardsetzung als Pruefpunkt fuer Ambivalenz. Ein Nutzen fuer eine Gruppe kann mit Risiken fuer andere Wirkungsempfaenger einhergehen. Das Skript verlangt deshalb, positive und negative Zustandsveraenderungen getrennt zu fuehren, bevor von positiver Netto-Wirkung gesprochen wird.</w:t>
-      </w:r>
-    </w:p>
-    <w:p>
-      <w:r>
-        <w:t>Bewertung und rote Linien. In Impact-Controlling wird Konsequenzen für die WÖk-Architektur erst steuerungsfaehig, wenn daraus eine Entscheidung folgt. Kennzahlen muessen Entscheidungen verbessern, nicht nur Berichte fuellen. Ohne diese Rueckkopplung bleibt Reporting eine Beschreibung. Mit Rueckkopplung wird aus Bewertung eine veraenderte Routine: ein anderer Prozess, ein geaenderter Anreiz, eine bessere Datenpflicht, eine korrigierte Kommunikation oder eine neue Priorisierung.</w:t>
-      </w:r>
-    </w:p>
-    <w:p>
-      <w:r>
-        <w:t>Die typische Fehlstelle bei T-SROI und IoI liegt darin, schwere Schaeden mit bequemen Pluspunkten zu verrechnen. Bei Konsequenzen für die WÖk-Architektur wird diese Fehlstelle konkret: Ein scheinbar plausibler Befund darf nicht zur Abkuerzung werden. Quellen, Systemgrenzen, Unsicherheit und Rueckkopplung bleiben sichtbar.</w:t>
-      </w:r>
-    </w:p>
-    <w:p>
-      <w:r>
-        <w:t>Kontrollfrage. Welche Entscheidung waere falsch, wenn Konsequenzen für die WÖk-Architektur in WC-V7 missverstanden wird? Die Antwort muss mindestens eine Daten- oder Quellenannahme, eine betroffene Gruppe oder Schutzdimension, eine moegliche Nebenwirkung und einen Rueckkopplungsschritt nennen. Richtig ist nicht die lauteste Bewertung, sondern diejenige, die Begriff, Beleg und Steuerungsfolge zusammenhaelt.</w:t>
-      </w:r>
-    </w:p>
-    <w:p>
-      <w:r>
-        <w:t>Steuerung und Rueckkopplung. Die Grenze gegen Scheingenauigkeit verlaeuft bei Einleitung / Wirkungsfrage nicht zwischen Optimismus und Pessimismus. Sie verlaeuft zwischen offengelegter Unsicherheit und rhetorischer Sicherheit. Wer T-SROI und IoI belastbar anwenden will, benennt Systemgrenze, Zeitraum, Vergleichspunkt und offene Gegenhypothese. Gerade dadurch bleibt das Skript anschlussfaehig fuer Forschung, Praxis und spaetere Revision.</w:t>
-      </w:r>
-    </w:p>
-    <w:p>
-      <w:r>
-        <w:t>Fuer die Pruefung ist Einleitung / Wirkungsfrage dann verstanden, wenn daraus eine belastbare Fallantwort entsteht. Eine gute Antwort unterscheidet Beobachtung, Kausalannahme, Bewertung und Steuerungsfolge. Sie bewertet keine Menschen, sondern Wirkpfade, Zustandsveraenderungen, Risiken und institutionelle Bedingungen.</w:t>
+        <w:t>Vertiefungsrunde 6: Anschluss an Praxis und Forschung</w:t>
+      </w:r>
+    </w:p>
+    <w:p>
+      <w:r>
+        <w:t>Diese Runde wechselt den Blickwinkel, damit der Schlussblock nicht nur wiederholt, sondern Leseentscheidungen vorbereitet: Was ist belegt, was bleibt Potenzial, welche Nebenwirkung ist relevant und welche Steuerungsfolge wird daraus abgeleitet?</w:t>
+      </w:r>
+    </w:p>
+    <w:p>
+      <w:r>
+        <w:t>Rueckflussnotiz. Begriffliche Präzision zeigt, warum T-SROI und IoI mehr ist als ein Schlagwort im Feld Bewertungsgrenzen, Nichtkompensation, Reverse Merit Order und positive Netto-Wirkung. Die wirkungsoekonomische Frage lautet: Welche reale Veraenderung wird moeglich, welche bleibt nur Potenzial und wo entsteht ein Wirkungsrisiko? Diese Unterscheidung schuetzt vor Impact-Washing, weil sie Absicht, Aktivitaet, Reichweite und Wirkung auseinanderhaelt.</w:t>
+      </w:r>
+    </w:p>
+    <w:p>
+      <w:r>
+        <w:t>Eine Kommune, ein Unternehmen oder eine Bildungsorganisation will T-SROI und IoI praktisch anwenden. Der erste Schritt ist nicht die Auswahl eines Instruments, sondern die Klaerung der Zustandsveraenderung. Bei Begriffliche Präzision muss deshalb benannt werden, wer betroffen ist, welcher Zustand sich veraendert, welche Frist gilt und welche Gegenbeobachtung die Annahme widerlegen wuerde. Erst danach entsteht eine begruendete Entscheidung im Feld Indikator, Scorecard, Benchmark, Auditpfad, Portfolioentscheidung oder CAPEX/OPEX-Priorisierung.</w:t>
+      </w:r>
+    </w:p>
+    <w:p>
+      <w:r>
+        <w:t>Fallpruefung. Wenn eine Kommune eine bestehende Massnahme neu priorisieren will, beginnt die Analyse bei Empfaengern, Wirkraum, Zeitraum und Datenquelle. Bei Begriffliche Präzision muss dann geklaert werden, ob Ressourcen umgeschichtet, Daten nacherhoben oder Zielkonflikte offengelegt werden. Eine tragfaehige Antwort benennt mindestens eine Quelle, eine offene Unsicherheit, eine moegliche Gegenbeobachtung und die Entscheidung, die nach der Bewertung geaendert wird.</w:t>
       </w:r>
     </w:p>
     <w:p>

--- a/docs/studienskripte/word-rohfassungen/wirkungscontrolling-wc-v7.docx
+++ b/docs/studienskripte/word-rohfassungen/wirkungscontrolling-wc-v7.docx
@@ -3974,7 +3974,7 @@
     </w:p>
     <w:p>
       <w:r>
-        <w:t>Begriffliche Sicherung. Einleitung / Wirkungsfrage zeigt, warum T-SROI und IoI mehr ist als ein Schlagwort im Feld Bewertungsgrenzen, Nichtkompensation, Reverse Merit Order und positive Netto-Wirkung. Die wirkungsoekonomische Frage lautet: Welche reale Veraenderung wird moeglich, welche bleibt nur Potenzial und wo entsteht ein Wirkungsrisiko? Diese Unterscheidung schuetzt vor Impact-Washing, weil sie Absicht, Aktivitaet, Reichweite und Wirkung auseinanderhaelt.</w:t>
+        <w:t>Begriffliche Sicherung. Bei Einleitung / Wirkungsfrage wird T-SROI und IoI als Arbeitsfrage im Feld Bewertungsgrenzen, Nichtkompensation, Reverse Merit Order und positive Netto-Wirkung lesbar. Die wirkungsoekonomische Frage lautet: Welche reale Veraenderung wird moeglich, welche bleibt nur Potenzial und wo entsteht ein Wirkungsrisiko? Diese Unterscheidung schuetzt vor Impact-Washing, weil sie Absicht, Aktivitaet, Reichweite und Wirkung auseinanderhaelt.</w:t>
       </w:r>
     </w:p>
     <w:p>
@@ -4064,7 +4064,7 @@
     </w:p>
     <w:p>
       <w:r>
-        <w:t>Transferhinweis. Transferaufgabe zeigt, warum T-SROI und IoI mehr ist als ein Schlagwort im Feld Bewertungsgrenzen, Nichtkompensation, Reverse Merit Order und positive Netto-Wirkung. Die wirkungsoekonomische Frage lautet: Welche reale Veraenderung wird moeglich, welche bleibt nur Potenzial und wo entsteht ein Wirkungsrisiko? Diese Unterscheidung schuetzt vor Impact-Washing, weil sie Absicht, Aktivitaet, Reichweite und Wirkung auseinanderhaelt.</w:t>
+        <w:t>Transferhinweis. Bei Transferaufgabe wird T-SROI und IoI als Arbeitsfrage im Feld Bewertungsgrenzen, Nichtkompensation, Reverse Merit Order und positive Netto-Wirkung lesbar. Die wirkungsoekonomische Frage lautet: Welche reale Veraenderung wird moeglich, welche bleibt nur Potenzial und wo entsteht ein Wirkungsrisiko? Diese Unterscheidung schuetzt vor Impact-Washing, weil sie Absicht, Aktivitaet, Reichweite und Wirkung auseinanderhaelt.</w:t>
       </w:r>
     </w:p>
     <w:p>
@@ -4167,7 +4167,7 @@
     </w:p>
     <w:p>
       <w:r>
-        <w:t>Evidenzfenster. Leitthese zeigt, warum T-SROI und IoI mehr ist als ein Schlagwort im Feld Bewertungsgrenzen, Nichtkompensation, Reverse Merit Order und positive Netto-Wirkung. Die wirkungsoekonomische Frage lautet: Welche reale Veraenderung wird moeglich, welche bleibt nur Potenzial und wo entsteht ein Wirkungsrisiko? Diese Unterscheidung schuetzt vor Impact-Washing, weil sie Absicht, Aktivitaet, Reichweite und Wirkung auseinanderhaelt.</w:t>
+        <w:t>Evidenzfenster. Bei Leitthese wird T-SROI und IoI als Arbeitsfrage im Feld Bewertungsgrenzen, Nichtkompensation, Reverse Merit Order und positive Netto-Wirkung lesbar. Die wirkungsoekonomische Frage lautet: Welche reale Veraenderung wird moeglich, welche bleibt nur Potenzial und wo entsteht ein Wirkungsrisiko? Diese Unterscheidung schuetzt vor Impact-Washing, weil sie Absicht, Aktivitaet, Reichweite und Wirkung auseinanderhaelt.</w:t>
       </w:r>
     </w:p>
     <w:p>
@@ -4275,7 +4275,7 @@
     </w:p>
     <w:p>
       <w:r>
-        <w:t>Pruefungsimpuls. Prüfungsnahe Fallfragen ohne geschützte Antwortlogik zeigt, warum T-SROI und IoI mehr ist als ein Schlagwort im Feld Bewertungsgrenzen, Nichtkompensation, Reverse Merit Order und positive Netto-Wirkung. Die wirkungsoekonomische Frage lautet: Welche reale Veraenderung wird moeglich, welche bleibt nur Potenzial und wo entsteht ein Wirkungsrisiko? Diese Unterscheidung schuetzt vor Impact-Washing, weil sie Absicht, Aktivitaet, Reichweite und Wirkung auseinanderhaelt.</w:t>
+        <w:t>Pruefungsimpuls. Bei Prüfungsnahe Fallfragen ohne geschützte Antwortlogik wird T-SROI und IoI als Arbeitsfrage im Feld Bewertungsgrenzen, Nichtkompensation, Reverse Merit Order und positive Netto-Wirkung lesbar. Die wirkungsoekonomische Frage lautet: Welche reale Veraenderung wird moeglich, welche bleibt nur Potenzial und wo entsteht ein Wirkungsrisiko? Diese Unterscheidung schuetzt vor Impact-Washing, weil sie Absicht, Aktivitaet, Reichweite und Wirkung auseinanderhaelt.</w:t>
       </w:r>
     </w:p>
     <w:p>
@@ -4378,7 +4378,7 @@
     </w:p>
     <w:p>
       <w:r>
-        <w:t>Steuerungsfolge. Systemische Hebelwirkung, Diffusion und Standardsetzung zeigt, warum T-SROI und IoI mehr ist als ein Schlagwort im Feld Bewertungsgrenzen, Nichtkompensation, Reverse Merit Order und positive Netto-Wirkung. Die wirkungsoekonomische Frage lautet: Welche reale Veraenderung wird moeglich, welche bleibt nur Potenzial und wo entsteht ein Wirkungsrisiko? Diese Unterscheidung schuetzt vor Impact-Washing, weil sie Absicht, Aktivitaet, Reichweite und Wirkung auseinanderhaelt.</w:t>
+        <w:t>Steuerungsfolge. Bei Systemische Hebelwirkung, Diffusion und Standardsetzung wird T-SROI und IoI als Arbeitsfrage im Feld Bewertungsgrenzen, Nichtkompensation, Reverse Merit Order und positive Netto-Wirkung lesbar. Die wirkungsoekonomische Frage lautet: Welche reale Veraenderung wird moeglich, welche bleibt nur Potenzial und wo entsteht ein Wirkungsrisiko? Diese Unterscheidung schuetzt vor Impact-Washing, weil sie Absicht, Aktivitaet, Reichweite und Wirkung auseinanderhaelt.</w:t>
       </w:r>
     </w:p>
     <w:p>
@@ -4481,7 +4481,7 @@
     </w:p>
     <w:p>
       <w:r>
-        <w:t>Wirkpfadpruefung. Einstieg / Wirkungsfrage zeigt, warum T-SROI und IoI mehr ist als ein Schlagwort im Feld Bewertungsgrenzen, Nichtkompensation, Reverse Merit Order und positive Netto-Wirkung. Die wirkungsoekonomische Frage lautet: Welche reale Veraenderung wird moeglich, welche bleibt nur Potenzial und wo entsteht ein Wirkungsrisiko? Diese Unterscheidung schuetzt vor Impact-Washing, weil sie Absicht, Aktivitaet, Reichweite und Wirkung auseinanderhaelt.</w:t>
+        <w:t>Wirkpfadpruefung. Bei Einstieg / Wirkungsfrage wird T-SROI und IoI als Arbeitsfrage im Feld Bewertungsgrenzen, Nichtkompensation, Reverse Merit Order und positive Netto-Wirkung lesbar. Die wirkungsoekonomische Frage lautet: Welche reale Veraenderung wird moeglich, welche bleibt nur Potenzial und wo entsteht ein Wirkungsrisiko? Diese Unterscheidung schuetzt vor Impact-Washing, weil sie Absicht, Aktivitaet, Reichweite und Wirkung auseinanderhaelt.</w:t>
       </w:r>
     </w:p>
     <w:p>
@@ -4589,7 +4589,7 @@
     </w:p>
     <w:p>
       <w:r>
-        <w:t>Rueckflussnotiz. Begriffliche Präzision zeigt, warum T-SROI und IoI mehr ist als ein Schlagwort im Feld Bewertungsgrenzen, Nichtkompensation, Reverse Merit Order und positive Netto-Wirkung. Die wirkungsoekonomische Frage lautet: Welche reale Veraenderung wird moeglich, welche bleibt nur Potenzial und wo entsteht ein Wirkungsrisiko? Diese Unterscheidung schuetzt vor Impact-Washing, weil sie Absicht, Aktivitaet, Reichweite und Wirkung auseinanderhaelt.</w:t>
+        <w:t>Rueckflussnotiz. Bei Begriffliche Präzision wird T-SROI und IoI als Arbeitsfrage im Feld Bewertungsgrenzen, Nichtkompensation, Reverse Merit Order und positive Netto-Wirkung lesbar. Die wirkungsoekonomische Frage lautet: Welche reale Veraenderung wird moeglich, welche bleibt nur Potenzial und wo entsteht ein Wirkungsrisiko? Diese Unterscheidung schuetzt vor Impact-Washing, weil sie Absicht, Aktivitaet, Reichweite und Wirkung auseinanderhaelt.</w:t>
       </w:r>
     </w:p>
     <w:p>

--- a/docs/studienskripte/word-rohfassungen/wirkungscontrolling-wc-v7.docx
+++ b/docs/studienskripte/word-rohfassungen/wirkungscontrolling-wc-v7.docx
@@ -16,20 +16,7 @@
     </w:p>
     <w:p>
       <w:r>
-        <w:rPr>
-          <w:i/>
-        </w:rPr>
-        <w:t>Rohfassung fuer Claude / CI-CD-Finalisierung</w:t>
-      </w:r>
-    </w:p>
-    <w:p>
-      <w:r>
-        <w:t>Quelle: /Users/hagen/Documents/New project/content/studienskripte/wirkungscontrolling-wc-v7.md</w:t>
-      </w:r>
-    </w:p>
-    <w:p>
-      <w:r>
-        <w:t>Track: Impact-Controlling Kurscode: wirkungscontrolling Vorlesungscode: WC-V7 Modul/Abschnitt: WC Titel: T-SROI und IoI Status: Studienskript V1 · fachlich finale Codex-Fassung, Claude-CI/CD-Satzfreigabe offen Quelle: woek-akademie-app/docs/lehrgaenge/wirkungscontrolling-v7-t-sroi-und-ioi.md Ablage: Markdown-Master in content/studienskripte/wirkungscontrolling-wc-v7.md, Word-Rohfassung in docs/studienskripte/word-rohfassungen/wirkungscontrolling-wc-v7.docx Wissensbasis: aktuelles Grundlagenwerk, Website-Korpus inklusive Journal, Akademie-Quelltexte, Glossar, interne Dossiers und externe Fachquellen</w:t>
+        <w:t>Track: Impact-Controlling Kurscode: wirkungscontrolling Vorlesungscode: WC-V7 Modul/Abschnitt: WC Titel: T-SROI und IoI Status: Studienskript V1. Wissensbasis: aktuelles Grundlagenwerk, Website-Korpus inklusive Journal, Akademie-Quelltexte, Glossar, interne Dossiers und externe Fachquellen</w:t>
       </w:r>
     </w:p>
     <w:p>
@@ -99,11 +86,6 @@
       </w:r>
     </w:p>
     <w:p>
-      <w:r>
-        <w:t>Dieses Studienskript ist die fachlich finale Codex-V1-Fassung fuer den Akademie-Reader und die oeffentliche Bibliothek. Claude uebernimmt danach Satz, CI/CD, PDF/Reader-Freigabe und die abschliessende Lektoratsabnahme.</w:t>
-      </w:r>
-    </w:p>
-    <w:p>
       <w:pPr>
         <w:pStyle w:val="Heading2"/>
       </w:pPr>
@@ -144,7 +126,7 @@
     </w:p>
     <w:p>
       <w:r>
-        <w:t>Klassisches SROI rechnet Wirkung in Euro und suggeriert Präzision, die es nicht gibt. Wie bewertet man transformative Wirkung ehrlich – und wie steuert man Investitionen einfach nach Wirkung pro Euro?</w:t>
+        <w:t>Klassisches SROI rechnet Wirkung in Euro und suggeriert Präzision, die es nicht gibt. Wie bewertet man transformative Wirkung ehrlich - und wie steuert man Investitionen einfach nach Wirkung pro Euro?</w:t>
       </w:r>
     </w:p>
     <w:p>
@@ -160,7 +142,7 @@
         <w:pStyle w:val="ListBullet"/>
       </w:pPr>
       <w:r>
-        <w:t>Titel: T-SROI und IoI – transformative Wirkung und Wirkung pro Euro</w:t>
+        <w:t>Titel: T-SROI und IoI - transformative Wirkung und Wirkung pro Euro</w:t>
       </w:r>
     </w:p>
     <w:p>
@@ -197,27 +179,27 @@
     </w:p>
     <w:p>
       <w:r>
-        <w:t>Abschnitt A – Warum SROI nicht reicht. ROI/SROI und reines Impact-Reporting lassen eine Lücke: transformative, systemische Wirkung.</w:t>
-      </w:r>
-    </w:p>
-    <w:p>
-      <w:r>
-        <w:t>Abschnitt B – T-SROI. Bewertet Transformationswirkung – Veränderung von Systemlogiken, Standards, Anreizen – als Profil, nicht als scheingenaue Einzelzahl.</w:t>
-      </w:r>
-    </w:p>
-    <w:p>
-      <w:r>
-        <w:t>Abschnitt C – IoI. Impact of Investment: positive Netto-Wirkung pro eingesetztem Euro – einfach, operativ, v. a. für öffentliche Mittel und Priorisierung.</w:t>
-      </w:r>
-    </w:p>
-    <w:p>
-      <w:r>
-        <w:t>Abschnitt D – Zusammenspiel. NWI (operative Netto-Wirkung) + T-SROI (Transformation) + IoI (Effizienz pro Euro) ergeben ein rundes Bild.</w:t>
-      </w:r>
-    </w:p>
-    <w:p>
-      <w:r>
-        <w:t>Abschnitt E – Grenzen. Auch T-SROI/IoI unterliegen der Nichtkompensation; kein Euro-Wert kauft eine rote Linie frei.</w:t>
+        <w:t>Abschnitt A - Warum SROI nicht reicht. ROI/SROI und reines Impact-Reporting lassen eine Lücke: transformative, systemische Wirkung.</w:t>
+      </w:r>
+    </w:p>
+    <w:p>
+      <w:r>
+        <w:t>Abschnitt B - T-SROI. Bewertet Transformationswirkung - Veränderung von Systemlogiken, Standards, Anreizen - als Profil, nicht als scheingenaue Einzelzahl.</w:t>
+      </w:r>
+    </w:p>
+    <w:p>
+      <w:r>
+        <w:t>Abschnitt C - IoI. Impact of Investment: positive Netto-Wirkung pro eingesetztem Euro - einfach, operativ, v. a. für öffentliche Mittel und Priorisierung.</w:t>
+      </w:r>
+    </w:p>
+    <w:p>
+      <w:r>
+        <w:t>Abschnitt D - Zusammenspiel. NWI (operative Netto-Wirkung) + T-SROI (Transformation) + IoI (Effizienz pro Euro) ergeben ein rundes Bild.</w:t>
+      </w:r>
+    </w:p>
+    <w:p>
+      <w:r>
+        <w:t>Abschnitt E - Grenzen. Auch T-SROI/IoI unterliegen der Nichtkompensation; kein Euro-Wert kauft eine rote Linie frei.</w:t>
       </w:r>
     </w:p>
     <w:p>
@@ -230,22 +212,22 @@
     </w:p>
     <w:p>
       <w:r>
-        <w:t>Die Lücke von ROI und SROI. ROI misst finanzielle Rendite, SROI übersetzt soziale Wirkung in Euro – und suggeriert dabei oft eine Präzision, die die Datenlage nicht hergibt. ESG-/Impact-Reporting bleibt beschreibend. Es fehlt die Bewertung transformativer Wirkung: Veränderung von Systemlogiken, Standards, Märkten, Anreizen (T-SROI-Whitepaper, Teil 1).</w:t>
-      </w:r>
-    </w:p>
-    <w:p>
-      <w:r>
-        <w:t>T-SROI bewertet Transformationswirkung als Profil. Der Transformational Social Return on Investment erfasst, ob eine Investition über den Einzelfall hinaus Systeme verändert – und bildet das als Profil ab, nicht als scheingenaue Einzelzahl. Er baut auf NWI und FinalScore auf und bleibt der Schutzlogik unterworfen.</w:t>
-      </w:r>
-    </w:p>
-    <w:p>
-      <w:r>
-        <w:t>IoI – die einfache Steuerungskennzahl. Der Impact of Investment misst positive Netto-Wirkung pro eingesetztem Euro – ein Investitionswirkungsgrad. Er ist bewusst einfach und operativ: besonders geeignet, wenn öffentliche oder knappe Mittel nach Wirkung priorisiert werden sollen (Praxisbeispiel blog/geg-wirkungscheck-ioi-t-sroi.html).</w:t>
-      </w:r>
-    </w:p>
-    <w:p>
-      <w:r>
-        <w:t>Zusammenspiel statt Einzelkennzahl. Kein einzelner Wert genügt: NWI zeigt die operative Netto-Wirkung, T-SROI die transformative Tiefe, IoI die Effizienz pro Euro. Gemeinsam ergeben sie ein steuerungsfähiges Bild. Und für alle gilt: Die Nichtkompensation bleibt – kein hoher IoI oder T-SROI kauft eine verletzte Wirkungsgrenze frei.</w:t>
+        <w:t>Die Lücke von ROI und SROI. ROI misst finanzielle Rendite, SROI übersetzt soziale Wirkung in Euro - und suggeriert dabei oft eine Präzision, die die Datenlage nicht hergibt. ESG-/Impact-Reporting bleibt beschreibend. Es fehlt die Bewertung transformativer Wirkung: Veränderung von Systemlogiken, Standards, Märkten, Anreizen (T-SROI-Whitepaper, Teil 1).</w:t>
+      </w:r>
+    </w:p>
+    <w:p>
+      <w:r>
+        <w:t>T-SROI bewertet Transformationswirkung als Profil. Der Transformational Social Return on Investment erfasst, ob eine Investition über den Einzelfall hinaus Systeme verändert - und bildet das als Profil ab, nicht als scheingenaue Einzelzahl. Er baut auf NWI und FinalScore auf und bleibt der Schutzlogik unterworfen.</w:t>
+      </w:r>
+    </w:p>
+    <w:p>
+      <w:r>
+        <w:t>IoI - die einfache Steuerungskennzahl. Der Impact of Investment misst positive Netto-Wirkung pro eingesetztem Euro - ein Investitionswirkungsgrad. Er ist bewusst einfach und operativ: besonders geeignet, wenn öffentliche oder knappe Mittel nach Wirkung priorisiert werden sollen (Praxisbeispiel blog/geg-wirkungscheck-ioi-t-sroi.html).</w:t>
+      </w:r>
+    </w:p>
+    <w:p>
+      <w:r>
+        <w:t>Zusammenspiel statt Einzelkennzahl. Kein einzelner Wert genügt: NWI zeigt die operative Netto-Wirkung, T-SROI die transformative Tiefe, IoI die Effizienz pro Euro. Gemeinsam ergeben sie ein steuerungsfähiges Bild. Und für alle gilt: Die Nichtkompensation bleibt - kein hoher IoI oder T-SROI kauft eine verletzte Wirkungsgrenze frei.</w:t>
       </w:r>
     </w:p>
     <w:p>
@@ -620,11 +602,6 @@
       </w:pPr>
       <w:r>
         <w:t>V1-Finalisierung: Vertiefung, Anwendung und Evidenz</w:t>
-      </w:r>
-    </w:p>
-    <w:p>
-      <w:r>
-        <w:t>Dieses Studienskript ist die fachlich finale Codex-V1-Fassung fuer den Akademie-Reader und die oeffentliche Bibliothek. Claude uebernimmt danach Satz, CI/CD, PDF/Reader-Freigabe und die abschliessende Lektoratsabnahme.</w:t>
       </w:r>
     </w:p>
     <w:p>
@@ -1217,11 +1194,6 @@
       </w:r>
     </w:p>
     <w:p>
-      <w:r>
-        <w:t>Diese Finalisierung schliesst die Codex-Inhaltsproduktion fuer WC-V7. Offen bleibt nicht der fachliche Kern des Skripts, sondern der naechste Produktionsschritt: Claude setzt daraus die CI/CD-konforme Reader- und PDF-Fassung, prueft Satz, Umbrueche, Medienintegration und Lektorat und markiert erst danach die veroeffentlichte Fassung als freigegeben.</w:t>
-      </w:r>
-    </w:p>
-    <w:p>
       <w:pPr>
         <w:pStyle w:val="Heading2"/>
       </w:pPr>
@@ -1234,7 +1206,7 @@
         <w:pStyle w:val="ListBullet"/>
       </w:pPr>
       <w:r>
-        <w:t>docs/whitepaper/T-SROI_v2.0_Transformationswirkung.md – Teil 1–3</w:t>
+        <w:t>docs/whitepaper/T-SROI_v2.0_Transformationswirkung.md - Teil 1-3</w:t>
       </w:r>
     </w:p>
     <w:p>
@@ -1242,7 +1214,7 @@
         <w:pStyle w:val="ListBullet"/>
       </w:pPr>
       <w:r>
-        <w:t>blog/geg-wirkungscheck-ioi-t-sroi.html – IoI + T-SROI angewandt</w:t>
+        <w:t>blog/geg-wirkungscheck-ioi-t-sroi.html - IoI + T-SROI angewandt</w:t>
       </w:r>
     </w:p>
     <w:p>
@@ -2026,11 +1998,6 @@
       </w:r>
     </w:p>
     <w:p>
-      <w:r>
-        <w:t>Status dieser Erweiterung: V1-finalisierte Codex-Erweiterung fuer Markdown-Master, Word-Rohfassung und Reader-Spiegel. Satz, Medienintegration, Lektorat und PDF-Freigabe bleiben der Claude-CI/CD-Lane vorbehalten.</w:t>
-      </w:r>
-    </w:p>
-    <w:p>
       <w:pPr>
         <w:pStyle w:val="Heading3"/>
       </w:pPr>
@@ -3561,7 +3528,7 @@
     </w:p>
     <w:p>
       <w:r>
-        <w:t>© 2025 Natalie Weber. Stand 06.09.2025 1 Whitepaper T-SROI – Der neue Standard für Impact-Controlling in der Wirkungsökonomie 1. Executive Summary Die großen Herausforderungen unserer Zeit – Klimawandel, Ressourcenknappheit, soziale Ungleichheit und geopolitische Instabilität – verlangen nach einem neuen Kompass für Wirtschaft und Gesellschaft. Klassische Kennzahlen wie ROI (Return on Investment) oder NPV (Net Present Value) messen ausschließlich finanziellen Erfolg. Selbst moderne Ansätze wie ESG-Ratings oder der Social Return on Investment (SROI) bleiben unvollständig: Sie berücksichtigen zwar soziale und ökologische Faktoren, erfassen jedoch nicht die tieferliegende, transformative Wirkung eines Projekts oder einer Investition auf ganze Systeme. Hier setzt der T-SROI (Transformational Social Return on Investment) an. Er ist der neue Standard für Impact-Controlling, der finanzielle, soziale, ökologische und systemische Wirkungen integriert und diese entlang internationaler Benchmarks wie den SDGs, der EU-Taxonomie und den GRI-Standards bewertet. Während ROI die Frage beantwortet: „Lohnt sich die Investition finanziell?“, und SROI fragt: „Welchen gesellschaftlichen und ökologischen Nutzen erzeugt sie zusätzlich?“, geht T-SROI weiter und fragt: „Verändert diese Investition ganze Systeme im Sinne einer nachhaltigen, resilienten und gerechten Transformation?“ Der T-SROI ist damit nicht nur eine Kennzahl, sondern ein Steuerungsinstrument für die Wirkungsökonomie (WÖk). Er übersetzt Wirkung in eine nachvollziehbare, vergleichbare und messbare Größe, die Kapitalströme umlenkt – weg von reiner Gewinnorientierung, hin zu wirkungsorientiertem Handeln. Die Stärke des T-SROI liegt in seiner Praxisnähe und Skalierbarkeit: • Er kann auf einzelne Projekte (z. B. einen Agri-Solarpark), • auf Unternehmensstrategien (z. B. Umstellung auf Kreislaufwirtschaft), • oder ganze Branchen (z. B. Dekarbonisierung der Zementindustrie) angewendet werden. So wird Wirkung zur neuen Währung der Transformation.</w:t>
+        <w:t>© 2025 Natalie Weber. Stand 06.09.2025 1 Whitepaper T-SROI - Der neue Standard für Impact-Controlling in der Wirkungsökonomie 1. Executive Summary Die großen Herausforderungen unserer Zeit - Klimawandel, Ressourcenknappheit, soziale Ungleichheit und geopolitische Instabilität - verlangen nach einem neuen Kompass für Wirtschaft und Gesellschaft. Klassische Kennzahlen wie ROI (Return on Investment) oder NPV (Net Present Value) messen ausschließlich finanziellen Erfolg. Selbst moderne Ansätze wie ESG-Ratings oder der Social Return on Investment (SROI) bleiben unvollständig: Sie berücksichtigen zwar soziale und ökologische Faktoren, erfassen jedoch nicht die tieferliegende, transformative Wirkung eines Projekts oder einer Investition auf ganze Systeme. Hier setzt der T-SROI (Transformational Social Return on Investment) an. Er ist der neue Standard für Impact-Controlling, der finanzielle, soziale, ökologische und systemische Wirkungen integriert und diese entlang internationaler Benchmarks wie den SDGs, der EU-Taxonomie und den GRI-Standards bewertet. Während ROI die Frage beantwortet: „Lohnt sich die Investition finanziell?“, und SROI fragt: „Welchen gesellschaftlichen und ökologischen Nutzen erzeugt sie zusätzlich?“, geht T-SROI weiter und fragt: „Verändert diese Investition ganze Systeme im Sinne einer nachhaltigen, resilienten und gerechten Transformation?“ Der T-SROI ist damit nicht nur eine Kennzahl, sondern ein Steuerungsinstrument für die Wirkungsökonomie (WÖk). Er übersetzt Wirkung in eine nachvollziehbare, vergleichbare und messbare Größe, die Kapitalströme umlenkt - weg von reiner Gewinnorientierung, hin zu wirkungsorientiertem Handeln. Die Stärke des T-SROI liegt in seiner Praxisnähe und Skalierbarkeit: • Er kann auf einzelne Projekte (z. B. einen Agri-Solarpark), • auf Unternehmensstrategien (z. B. Umstellung auf Kreislaufwirtschaft), • oder ganze Branchen (z. B. Dekarbonisierung der Zementindustrie) angewendet werden. So wird Wirkung zur neuen Währung der Transformation.</w:t>
       </w:r>
     </w:p>
     <w:p>
@@ -3571,7 +3538,7 @@
     </w:p>
     <w:p>
       <w:r>
-        <w:t>© 2025 Natalie Weber. Stand 06.09.2025 2 2. Einleitung: Die Lücke in der Wirkungsmessung Wirtschaftliches Handeln wird traditionell an finanziellen Kennzahlen gemessen: Gewinn, Rendite, Return on Investment (ROI). Diese Indikatoren haben über Jahrzehnte Investitionen gesteuert und Kapitalallokationen geprägt. Doch sie erfassen nur einen Teil der Realität – den monetären Erfolg für das einzelne Unternehmen. Mit zunehmendem gesellschaftlichem Druck und globalen Herausforderungen entstanden ergänzende Instrumente wie CO2-Bilanzen, ESG-Ratings oder der Social Return on Investment (SROI). Sie sollten sicherstellen, dass nicht nur finanzielle, sondern auch soziale und ökologische Wirkungen sichtbar werden. Doch diese Ansätze stoßen an Grenzen: • ROI blendet externe Effekte aus und belohnt oft kurzfristige Gewinne zulasten langfristiger Nachhaltigkeit. • SROI erweitert die Perspektive, bleibt aber projektzentriert und kann systemische Wirkungen – wie den Beitrag zu Transformation, Resilienz oder globalen Nachhaltigkeitszielen – nicht vollständig abbilden. • ESG-Ratings beruhen häufig auf Selbstauskünften, sind nicht einheitlich standardisiert und bieten kaum Steuerungsimpulse. Die Folge: Trotz „grünem“ Reporting steigen CO2-Emissionen, Biodiversität geht verloren, Ungleichheit nimmt zu. Die Wirkungsmessung bleibt fragmentiert und unzureichend. Genau hier setzt der T-SROI (Transformational Social Return on Investment) an: • Er integriert finanzielle, soziale, ökologische und systemische Wirkungen. • Er bewertet Investitionen nicht nur nach ihrem direkten Output, sondern nach ihrem Beitrag zur Transformation im Sinne der SDGs. • Er übersetzt komplexe Wirkungszusammenhänge in eine klare Kennzahl, die Investoren, Unternehmen, Politik und Gesellschaft eine verlässliche Steuerungsgröße liefert. Damit schließt der T-SROI die entscheidende Lücke: Er macht sichtbar, ob eine Investition nicht nur rentabel ist, sondern ob sie unsere Gesellschaft in Richtung einer nachhaltigen, resilienten und gerechten Zukunft bewegt.</w:t>
+        <w:t>© 2025 Natalie Weber. Stand 06.09.2025 2 2. Einleitung: Die Lücke in der Wirkungsmessung Wirtschaftliches Handeln wird traditionell an finanziellen Kennzahlen gemessen: Gewinn, Rendite, Return on Investment (ROI). Diese Indikatoren haben über Jahrzehnte Investitionen gesteuert und Kapitalallokationen geprägt. Doch sie erfassen nur einen Teil der Realität - den monetären Erfolg für das einzelne Unternehmen. Mit zunehmendem gesellschaftlichem Druck und globalen Herausforderungen entstanden ergänzende Instrumente wie CO2-Bilanzen, ESG-Ratings oder der Social Return on Investment (SROI). Sie sollten sicherstellen, dass nicht nur finanzielle, sondern auch soziale und ökologische Wirkungen sichtbar werden. Doch diese Ansätze stoßen an Grenzen: • ROI blendet externe Effekte aus und belohnt oft kurzfristige Gewinne zulasten langfristiger Nachhaltigkeit. • SROI erweitert die Perspektive, bleibt aber projektzentriert und kann systemische Wirkungen - wie den Beitrag zu Transformation, Resilienz oder globalen Nachhaltigkeitszielen - nicht vollständig abbilden. • ESG-Ratings beruhen häufig auf Selbstauskünften, sind nicht einheitlich standardisiert und bieten kaum Steuerungsimpulse. Die Folge: Trotz „grünem“ Reporting steigen CO2-Emissionen, Biodiversität geht verloren, Ungleichheit nimmt zu. Die Wirkungsmessung bleibt fragmentiert und unzureichend. Genau hier setzt der T-SROI (Transformational Social Return on Investment) an: • Er integriert finanzielle, soziale, ökologische und systemische Wirkungen. • Er bewertet Investitionen nicht nur nach ihrem direkten Output, sondern nach ihrem Beitrag zur Transformation im Sinne der SDGs. • Er übersetzt komplexe Wirkungszusammenhänge in eine klare Kennzahl, die Investoren, Unternehmen, Politik und Gesellschaft eine verlässliche Steuerungsgröße liefert. Damit schließt der T-SROI die entscheidende Lücke: Er macht sichtbar, ob eine Investition nicht nur rentabel ist, sondern ob sie unsere Gesellschaft in Richtung einer nachhaltigen, resilienten und gerechten Zukunft bewegt.</w:t>
       </w:r>
     </w:p>
     <w:p>
@@ -3581,7 +3548,7 @@
     </w:p>
     <w:p>
       <w:r>
-        <w:t>© 2025 Natalie Weber. Stand 06.09.2025 3 3. Vom Kapital zur Wirkung – ein Paradigmenwechsel 3. Der T-SROI – Konzept &amp; Methodik 3.1 Definition Der Transformational Social Return on Investment (T-SROI) ist ein Steuerungsinstrument, das den finanziellen Return mit sozialen, ökologischen und systemischen Wirkungen verknüpft. Er misst nicht nur Output (z. B. produzierte Energie, eingesparte Emissionen), sondern auch Outcome (gesellschaftliche Effekte) und Impact (transformativer Beitrag zur Erreichung der Sustainable Development Goals, SDGs). Im Unterschied zu ROI und SROI erfasst der T-SROI die echte Netto-Wirkung, indem nicht nur positive Effekte, sondern auch negative Wirkungen systematisch abgezogen werden. Darüber hinaus berücksichtigt er mit dem Multiplikator M die systemische Breitenwirkung: Er zeigt, ob eine Investition lediglich lokal wirkt oder ob sie ganze Lieferketten, Branchen oder Märkte transformiert. Dadurch wird der T-SROI zu einem Instrument, das Greenwashing verhindert, die SDGs als Referenzrahmen nutzt und Wirkung als zentrale Steuerungsgröße in Politik, Wirtschaft und Gesellschaft operationalisiert. 3.2 Die Berechnungslogik Der T-SROI folgt einer klaren Berechnungslogik, die Wirkung systematisch und nachvollziehbar quantifiziert. Ausgangspunkt ist die Formel: Damit wird die Netto-Wirkung einer Investition erfasst – also der Überschuss an gesellschaftlichem, ökologischem und systemischem Nutzen nach Abzug der verursachten Belastungen. Scorecard-Prinzip Um die Wirkungen zu erfassen, wird eine Scorecard angewendet. Sie bewertet eine Investition entlang verschiedener Wirkungsfelder wie Klima, Energie, Arbeit, Region, Biodiversität oder Gesellschaft. Jeder Scorecard-Baustein enthält: 1. Indikator – Was wird gemessen? (z. B. CO2-Einsparung, Anzahl geschaffener Jobs) 2. Benchmark – Welcher Zielwert ist maßgeblich? (z. B. EU-Taxonomie, SDG-Unterziel, nationale Standards)</w:t>
+        <w:t>© 2025 Natalie Weber. Stand 06.09.2025 3 3. Vom Kapital zur Wirkung - ein Paradigmenwechsel 3. Der T-SROI - Konzept &amp; Methodik 3.1 Definition Der Transformational Social Return on Investment (T-SROI) ist ein Steuerungsinstrument, das den finanziellen Return mit sozialen, ökologischen und systemischen Wirkungen verknüpft. Er misst nicht nur Output (z. B. produzierte Energie, eingesparte Emissionen), sondern auch Outcome (gesellschaftliche Effekte) und Impact (transformativer Beitrag zur Erreichung der Sustainable Development Goals, SDGs). Im Unterschied zu ROI und SROI erfasst der T-SROI die echte Netto-Wirkung, indem nicht nur positive Effekte, sondern auch negative Wirkungen systematisch abgezogen werden. Darüber hinaus berücksichtigt er mit dem Multiplikator M die systemische Breitenwirkung: Er zeigt, ob eine Investition lediglich lokal wirkt oder ob sie ganze Lieferketten, Branchen oder Märkte transformiert. Dadurch wird der T-SROI zu einem Instrument, das Greenwashing verhindert, die SDGs als Referenzrahmen nutzt und Wirkung als zentrale Steuerungsgröße in Politik, Wirtschaft und Gesellschaft operationalisiert. 3.2 Die Berechnungslogik Der T-SROI folgt einer klaren Berechnungslogik, die Wirkung systematisch und nachvollziehbar quantifiziert. Ausgangspunkt ist die Formel: Damit wird die Netto-Wirkung einer Investition erfasst - also der Überschuss an gesellschaftlichem, ökologischem und systemischem Nutzen nach Abzug der verursachten Belastungen. Scorecard-Prinzip Um die Wirkungen zu erfassen, wird eine Scorecard angewendet. Sie bewertet eine Investition entlang verschiedener Wirkungsfelder wie Klima, Energie, Arbeit, Region, Biodiversität oder Gesellschaft. Jeder Scorecard-Baustein enthält: 1. Indikator - Was wird gemessen? (z. B. CO2-Einsparung, Anzahl geschaffener Jobs) 2. Benchmark - Welcher Zielwert ist maßgeblich? (z. B. EU-Taxonomie, SDG-Unterziel, nationale Standards)</w:t>
       </w:r>
     </w:p>
     <w:p>
@@ -3591,7 +3558,7 @@
     </w:p>
     <w:p>
       <w:r>
-        <w:t>© 2025 Natalie Weber. Stand 06.09.2025 4 3. Projektwert – Welche Wirkung erzielt das konkrete Projekt? 4. Wirkungspunkte – Verhältnis von Projektwert zu Benchmark (&amp;gt;1 = übertroffen, &amp;lt;1 = verfehlt) 5. Monetarisierung – Bewertung der Wirkung in € (z. B. CO2-Preis, Jobwert, Wert ökologischer Dienstleistungen) Die Summe dieser monetarisierten Wirkungen ergibt die Gesamtwirkung. Von dieser werden die Negativwirkungen abgezogen – beispielsweise Rohstoffverbrauch, soziale Konflikte oder Flächenkonkurrenz. Das Ergebnis ist die Netto-Wirkung, die durch die Investition erzielt wird. Erst auf dieser Grundlage wird der T-SROI berechnet. 3.3 Abgrenzung zu ROI und SROI Der T-SROI baut auf den bekannten Konzepten ROI und SROI auf, erweitert diese jedoch entscheidend. Die Entwicklung lässt sich als dreistufige Formel-Kaskade darstellen: 1. ROI (Return on Investment) → misst ausschließlich die finanzielle Rendite. 2. SROI (Social Return on Investment) → erweitert den ROI um monetarisierte gesellschaftliche und ökologische Edekte. 3. T-SROI (Transformational Social Return on Investment) → macht Transformation messbar, indem nicht nur Positives addiert, sondern auch Negativwirkungen systematisch abgezogen werden.</w:t>
+        <w:t>© 2025 Natalie Weber. Stand 06.09.2025 4 3. Projektwert - Welche Wirkung erzielt das konkrete Projekt? 4. Wirkungspunkte - Verhältnis von Projektwert zu Benchmark (&amp;gt;1 = übertroffen, &amp;lt;1 = verfehlt) 5. Monetarisierung - Bewertung der Wirkung in € (z. B. CO2-Preis, Jobwert, Wert ökologischer Dienstleistungen) Die Summe dieser monetarisierten Wirkungen ergibt die Gesamtwirkung. Von dieser werden die Negativwirkungen abgezogen - beispielsweise Rohstoffverbrauch, soziale Konflikte oder Flächenkonkurrenz. Das Ergebnis ist die Netto-Wirkung, die durch die Investition erzielt wird. Erst auf dieser Grundlage wird der T-SROI berechnet. 3.3 Abgrenzung zu ROI und SROI Der T-SROI baut auf den bekannten Konzepten ROI und SROI auf, erweitert diese jedoch entscheidend. Die Entwicklung lässt sich als dreistufige Formel-Kaskade darstellen: 1. ROI (Return on Investment) → misst ausschließlich die finanzielle Rendite. 2. SROI (Social Return on Investment) → erweitert den ROI um monetarisierte gesellschaftliche und ökologische Edekte. 3. T-SROI (Transformational Social Return on Investment) → macht Transformation messbar, indem nicht nur Positives addiert, sondern auch Negativwirkungen systematisch abgezogen werden.</w:t>
       </w:r>
     </w:p>
     <w:p>
@@ -3601,7 +3568,7 @@
     </w:p>
     <w:p>
       <w:r>
-        <w:t>© 2025 Natalie Weber. Stand 06.09.2025 5 Vergleichstabelle Kennzahl Fokus Methodik Schwäche T-SROI-Vorteil ROI finanzielle Rendite Einnahmen vs. Investition blendet externe Effekte aus – SROI finanzielle + soziale/ökologische Effekte Addition monetarisierter Zusatznutzen Negativwirkungen oft ignoriert, Gefahr von Greenwashing – T-SROI Netto-Wirkung + Transformation Scorecard, Benchmarks, Abzug Negativwirkungen – zeigt echte Netto-Wirkung, verhindert Greenwashing, orientiert an SDGs 3.4 Vorteile des T-SROI Der T-SROI bietet im Vergleich zu klassischen Kennzahlen und bestehenden Nachhaltigkeitsansätzen eine Reihe von Vorteilen: • Ganzheitlich Erfasst finanzielle, soziale, ökologische und systemische Wirkungen in einer einzigen Kennzahl. • Netto-orientiert Durch den Abzug der Negativwirkungen wird die echte Netto-Wirkung sichtbar – kein Projekt kann sich allein durch positive Effekte „grünrechnen“. • Vergleichbar Durch die Orientierung an Benchmarks (z. B. SDGs, EU-Taxonomie, GRI-Standards) lassen sich Investitionen über Projekte, Branchen und Länder hinweg vergleichen. • Steuerungsfähig Der T-SROI ist nicht nur ein Reporting-Instrument, sondern eine operative Steuerungsgröße für Investitionen, Strategien und Förderprogramme. • Transformativ Mit dem Multiplikator M wird sichtbar, ob ein Projekt über seine unmittelbare Wirkung hinaus systemische Veränderungen in Lieferketten, Branchen oder Märkten auslöst.</w:t>
+        <w:t>© 2025 Natalie Weber. Stand 06.09.2025 5 Vergleichstabelle Kennzahl Fokus Methodik Schwäche T-SROI-Vorteil ROI finanzielle Rendite Einnahmen vs. Investition blendet externe Effekte aus - SROI finanzielle + soziale/ökologische Effekte Addition monetarisierter Zusatznutzen Negativwirkungen oft ignoriert, Gefahr von Greenwashing - T-SROI Netto-Wirkung + Transformation Scorecard, Benchmarks, Abzug Negativwirkungen - zeigt echte Netto-Wirkung, verhindert Greenwashing, orientiert an SDGs 3.4 Vorteile des T-SROI Der T-SROI bietet im Vergleich zu klassischen Kennzahlen und bestehenden Nachhaltigkeitsansätzen eine Reihe von Vorteilen: • Ganzheitlich Erfasst finanzielle, soziale, ökologische und systemische Wirkungen in einer einzigen Kennzahl. • Netto-orientiert Durch den Abzug der Negativwirkungen wird die echte Netto-Wirkung sichtbar - kein Projekt kann sich allein durch positive Effekte „grünrechnen“. • Vergleichbar Durch die Orientierung an Benchmarks (z. B. SDGs, EU-Taxonomie, GRI-Standards) lassen sich Investitionen über Projekte, Branchen und Länder hinweg vergleichen. • Steuerungsfähig Der T-SROI ist nicht nur ein Reporting-Instrument, sondern eine operative Steuerungsgröße für Investitionen, Strategien und Förderprogramme. • Transformativ Mit dem Multiplikator M wird sichtbar, ob ein Projekt über seine unmittelbare Wirkung hinaus systemische Veränderungen in Lieferketten, Branchen oder Märkten auslöst.</w:t>
       </w:r>
     </w:p>
     <w:p>
@@ -3611,7 +3578,7 @@
     </w:p>
     <w:p>
       <w:r>
-        <w:t>© 2025 Natalie Weber. Stand 06.09.2025 6 • Zukunftssicher Der T-SROI integriert aktuelle regulatorische Anforderungen (CSRD, ESRS, EU-Taxonomie) und geht darüber hinaus – er ist anschlussfähig an künftige Standards. 3.5 Erweiterung: Multiplikator M für systemische Wirkung Die bisherige Formel des T-SROI erfasst die Netto-Wirkung eines Projekts: Dabei wird bislang implizit mit M = 1 gerechnet – also unterstellt, dass die Wirkung auf das Projekt selbst begrenzt bleibt. In der Realität entfalten viele Investitionen jedoch eine systemische Hebelwirkung, die weit über die Projektgrenzen hinausgeht. Erweiterte Formel • M = 1 → Wirkung bleibt lokal (nur das Projekt selbst). • M &amp;gt; 1 → Domino- oder Spillover-Effekte: Systemische Transformation: Lieferketten, Branchen oder Märkte verändern sich mit. • M &amp;lt; 1 → negative systemische Effekte (z. B. wenn ein Projekt andere nachhaltige Lösungen verdrängt oder Lock-in-Effekte erzeugt). Kriterien zur Bestimmung von M Der Multiplikator wird anhand einer Scorecard bewertet, die fünf zentrale Kriterien umfasst: 1. Lieferkettentransfer – Stellen Zulieferer und Partner ebenfalls um? 2. Branchendurchdringung – Verändert das Projekt Standards in der Branche? 3. Politische Hebel – Setzt die Investition regulatorische Impulse? 4. Skalierbarkeit – Lässt sich das Modell auf andere Regionen oder Märkte übertragen? 5. Gesellschaftliche Akzeptanz – Wird das Modell von Bürger:innen und Stakeholdern getragen?</w:t>
+        <w:t>© 2025 Natalie Weber. Stand 06.09.2025 6 • Zukunftssicher Der T-SROI integriert aktuelle regulatorische Anforderungen (CSRD, ESRS, EU-Taxonomie) und geht darüber hinaus - er ist anschlussfähig an künftige Standards. 3.5 Erweiterung: Multiplikator M für systemische Wirkung Die bisherige Formel des T-SROI erfasst die Netto-Wirkung eines Projekts: Dabei wird bislang implizit mit M = 1 gerechnet - also unterstellt, dass die Wirkung auf das Projekt selbst begrenzt bleibt. In der Realität entfalten viele Investitionen jedoch eine systemische Hebelwirkung, die weit über die Projektgrenzen hinausgeht. Erweiterte Formel • M = 1 → Wirkung bleibt lokal (nur das Projekt selbst). • M &amp;gt; 1 → Domino- oder Spillover-Effekte: Systemische Transformation: Lieferketten, Branchen oder Märkte verändern sich mit. • M &amp;lt; 1 → negative systemische Effekte (z. B. wenn ein Projekt andere nachhaltige Lösungen verdrängt oder Lock-in-Effekte erzeugt). Kriterien zur Bestimmung von M Der Multiplikator wird anhand einer Scorecard bewertet, die fünf zentrale Kriterien umfasst: 1. Lieferkettentransfer - Stellen Zulieferer und Partner ebenfalls um? 2. Branchendurchdringung - Verändert das Projekt Standards in der Branche? 3. Politische Hebel - Setzt die Investition regulatorische Impulse? 4. Skalierbarkeit - Lässt sich das Modell auf andere Regionen oder Märkte übertragen? 5. Gesellschaftliche Akzeptanz - Wird das Modell von Bürger:innen und Stakeholdern getragen?</w:t>
       </w:r>
     </w:p>
     <w:p>
@@ -3621,7 +3588,7 @@
     </w:p>
     <w:p>
       <w:r>
-        <w:t>© 2025 Natalie Weber. Stand 06.09.2025 7 Messlogik Jedes erfüllte Kriterium erhöht M um einen Bruchteil. Ein mögliches Raster: • 0 erfüllte Kriterien → M = 1,0 • 3 erfüllte Kriterien → M = 1,3 • alle 5 Kriterien → M = 1,5 (bis max. 2,0 bei besonders starker Wirkung) Beispiele • Agri-Solarpark: Lokale Landwirte übernehmen die Idee → M ≈ 1,1 • Kreislaufwirtschaft: Lieferkette passt sich an, neue Geschäftsmodelle entstehen → M ≈ 1,3–1,5 • Zement/Wasserstod: Branchenstandard, regulatorische Anpassung → M ≈ 1,5–2,0 Damit wird der Multiplikator M zur Messgröße für die systemische Breitenwirkung einer Investition – und ergänzt die Netto-Betrachtung um die Dimension der Transformation ganzer Systeme. • Der Abzug der Negativwirkungen stellt die Ehrlichkeit her. • Der Multiplikator M zeigt die systemische Hebelwirkung. • Beides zusammen macht den T-SROI zum Instrument echter Transformation. 3.6 Vorteile des T-SROI • Ganzheitlich: Erfasst Wirkung in allen Dimensionen (ökonomisch, sozial, ökologisch, systemisch). • Vergleichbar: Benchmarks (SDGs, EU-Taxonomie) schaffen einheitliche Maßstäbe. • Steuerungsfähig: Eignet sich für Investitionsentscheidungen, Unternehmensstrategien und politische Programme. • Zukunftssicher: Macht sichtbar, ob Projekte wirklich transformativ sind oder nur „grün gewaschen“.</w:t>
+        <w:t>© 2025 Natalie Weber. Stand 06.09.2025 7 Messlogik Jedes erfüllte Kriterium erhöht M um einen Bruchteil. Ein mögliches Raster: • 0 erfüllte Kriterien → M = 1,0 • 3 erfüllte Kriterien → M = 1,3 • alle 5 Kriterien → M = 1,5 (bis max. 2,0 bei besonders starker Wirkung) Beispiele • Agri-Solarpark: Lokale Landwirte übernehmen die Idee → M ≈ 1,1 • Kreislaufwirtschaft: Lieferkette passt sich an, neue Geschäftsmodelle entstehen → M ≈ 1,3-1,5 • Zement/Wasserstod: Branchenstandard, regulatorische Anpassung → M ≈ 1,5-2,0 Damit wird der Multiplikator M zur Messgröße für die systemische Breitenwirkung einer Investition - und ergänzt die Netto-Betrachtung um die Dimension der Transformation ganzer Systeme. • Der Abzug der Negativwirkungen stellt die Ehrlichkeit her. • Der Multiplikator M zeigt die systemische Hebelwirkung. • Beides zusammen macht den T-SROI zum Instrument echter Transformation. 3.6 Vorteile des T-SROI • Ganzheitlich: Erfasst Wirkung in allen Dimensionen (ökonomisch, sozial, ökologisch, systemisch). • Vergleichbar: Benchmarks (SDGs, EU-Taxonomie) schaffen einheitliche Maßstäbe. • Steuerungsfähig: Eignet sich für Investitionsentscheidungen, Unternehmensstrategien und politische Programme. • Zukunftssicher: Macht sichtbar, ob Projekte wirklich transformativ sind oder nur „grün gewaschen“.</w:t>
       </w:r>
     </w:p>
     <w:p>
@@ -3631,7 +3598,7 @@
     </w:p>
     <w:p>
       <w:r>
-        <w:t>© 2025 Natalie Weber. Stand 06.09.2025 8 4. Integration in die Wirkungsökonomie (WÖk) Die Wirkungsökonomie (WÖk) definiert Wirkung als zentrale Steuerungsgröße – nicht Gewinn oder Kapital. Der T-SROI ist das operative Instrument, das diese Wirkung in konkrete, überprüfbare und vergleichbare Kennzahlen übersetzt. 4.1 Warum der T-SROI unverzichtbar ist • Fehlsteuerung durch Kapitalorientierung: Klassischer ROI bewertet nur die finanzielle Rendite. Er kann deshalb Projekte belohnen, die zwar profitabel sind, aber gleichzeitig ökologische oder soziale Schäden verursachen. • Grenzen des SROI: Der Social Return on Investment (SROI) berücksichtigt zwar zusätzliche gesellschaftliche und ökologische Effekte, ignoriert jedoch in vielen Fällen negative Wirkungen. Dadurch besteht die Gefahr von Greenwashing. • T-SROI schadt Transparenz: Durch den Abzug der Negativwirkungen wird die echte Netto-Wirkung sichtbar. Das unterscheidet ihn fundamental von allen bisherigen Kennzahlen. 4.2 Verbindung zu globalen Standards Der T-SROI ist anschlussfähig an etablierte internationale Rahmenwerke: • SDGs: Der T-SROI misst den Beitrag von Projekten zu den 17 globalen Nachhaltigkeitszielen und ihren Unterzielen. • EU-Taxonomie: Die technischen Kriterien für nachhaltige Investitionen fließen als Benchmarks in die Scorecards ein. • CSRD/GRI/ESRS: Berichtspflichten können über den T-SROI ergänzt werden, sodass neben Finanzkennzahlen auch Wirkungskennzahlen vergleichbar werden. • ISO/ILO-Normen: Standards für Qualität, Arbeit und Menschenrechte bieten zusätzliche Orientierungspunkte. Damit ist der T-SROI nicht nur ein eigenständiges Instrument, sondern auch eine Klammer, die bestehende Standards zusammenführt und in eine Steuerungslogik überführt.</w:t>
+        <w:t>© 2025 Natalie Weber. Stand 06.09.2025 8 4. Integration in die Wirkungsökonomie (WÖk) Die Wirkungsökonomie (WÖk) definiert Wirkung als zentrale Steuerungsgröße - nicht Gewinn oder Kapital. Der T-SROI ist das operative Instrument, das diese Wirkung in konkrete, überprüfbare und vergleichbare Kennzahlen übersetzt. 4.1 Warum der T-SROI unverzichtbar ist • Fehlsteuerung durch Kapitalorientierung: Klassischer ROI bewertet nur die finanzielle Rendite. Er kann deshalb Projekte belohnen, die zwar profitabel sind, aber gleichzeitig ökologische oder soziale Schäden verursachen. • Grenzen des SROI: Der Social Return on Investment (SROI) berücksichtigt zwar zusätzliche gesellschaftliche und ökologische Effekte, ignoriert jedoch in vielen Fällen negative Wirkungen. Dadurch besteht die Gefahr von Greenwashing. • T-SROI schadt Transparenz: Durch den Abzug der Negativwirkungen wird die echte Netto-Wirkung sichtbar. Das unterscheidet ihn fundamental von allen bisherigen Kennzahlen. 4.2 Verbindung zu globalen Standards Der T-SROI ist anschlussfähig an etablierte internationale Rahmenwerke: • SDGs: Der T-SROI misst den Beitrag von Projekten zu den 17 globalen Nachhaltigkeitszielen und ihren Unterzielen. • EU-Taxonomie: Die technischen Kriterien für nachhaltige Investitionen fließen als Benchmarks in die Scorecards ein. • CSRD/GRI/ESRS: Berichtspflichten können über den T-SROI ergänzt werden, sodass neben Finanzkennzahlen auch Wirkungskennzahlen vergleichbar werden. • ISO/ILO-Normen: Standards für Qualität, Arbeit und Menschenrechte bieten zusätzliche Orientierungspunkte. Damit ist der T-SROI nicht nur ein eigenständiges Instrument, sondern auch eine Klammer, die bestehende Standards zusammenführt und in eine Steuerungslogik überführt.</w:t>
       </w:r>
     </w:p>
     <w:p>
@@ -3651,7 +3618,7 @@
     </w:p>
     <w:p>
       <w:r>
-        <w:t>© 2025 Natalie Weber. Stand 06.09.2025 10 4.4 Der systemische Mehrwert durch den Multiplikator M Ein Alleinstellungsmerkmal des T-SROI ist der Multiplikator M. Er macht sichtbar, ob eine Investition nur lokal wirkt (M = 1) oder ob sie ganze Lieferketten, Branchen oder Märkte transformiert (M &amp;gt; 1). • Lokale Wirkung (M = 1): Wirkung bleibt auf das Projekt beschränkt, z. B. ein einzelner Solarpark ohne Spillover-Effekte. • Systemische Wirkung (M &amp;gt; 1): Domino- oder Spillover-Effekte treten ein, z. B. eine Kreislaufwirtschaftsinitiative zwingt Zulieferer zur Anpassung. • Negative systemische Wirkung (M &amp;lt; 1): Lock-in in nicht zukunftsfähige Technologien, die Transformation verhindern oder verzögern. So wird Transformation erstmals messbar und steuerbar: • Politische Entscheidungsträger:innen können Fördermittel gezielt in Projekte mit hohem M-Wert lenken. • Unternehmen können ihr Geschäftsmodell danach bewerten, ob es nur isolierte Effekte erzielt oder ganze Branchen verändert. • Bürger:innen und Finanzmärkte erhalten Transparenz darüber, welche Investitionen langfristig tragfähig sind. 4.5 Governance: Der Wirkungsrat Damit Benchmarks und Scorecards nicht politisch verzerrt werden, braucht es eine unabhängige Institution: den Wirkungsrat. • Zusammensetzung: Wissenschaft, Wirtschaft, Zivilgesellschaft. • Aufgabe: Pflege und Weiterentwicklung des Indikatorenregisters, Überprüfung von Benchmarks, Veröffentlichung transparenter Bewertungen. • Prinzipien: Wissenschaftlichkeit, Unabhängigkeit, Transparenz. Der Wirkungsrat sorgt dafür, dass die Anwendung des T-SROI objektiv, nachvollziehbar und legitim bleibt – und stellt sicher, dass die Wirkungsmessung nicht selbst zum Instrument politischer Willkür wird.</w:t>
+        <w:t>© 2025 Natalie Weber. Stand 06.09.2025 10 4.4 Der systemische Mehrwert durch den Multiplikator M Ein Alleinstellungsmerkmal des T-SROI ist der Multiplikator M. Er macht sichtbar, ob eine Investition nur lokal wirkt (M = 1) oder ob sie ganze Lieferketten, Branchen oder Märkte transformiert (M &amp;gt; 1). • Lokale Wirkung (M = 1): Wirkung bleibt auf das Projekt beschränkt, z. B. ein einzelner Solarpark ohne Spillover-Effekte. • Systemische Wirkung (M &amp;gt; 1): Domino- oder Spillover-Effekte treten ein, z. B. eine Kreislaufwirtschaftsinitiative zwingt Zulieferer zur Anpassung. • Negative systemische Wirkung (M &amp;lt; 1): Lock-in in nicht zukunftsfähige Technologien, die Transformation verhindern oder verzögern. So wird Transformation erstmals messbar und steuerbar: • Politische Entscheidungsträger:innen können Fördermittel gezielt in Projekte mit hohem M-Wert lenken. • Unternehmen können ihr Geschäftsmodell danach bewerten, ob es nur isolierte Effekte erzielt oder ganze Branchen verändert. • Bürger:innen und Finanzmärkte erhalten Transparenz darüber, welche Investitionen langfristig tragfähig sind. 4.5 Governance: Der Wirkungsrat Damit Benchmarks und Scorecards nicht politisch verzerrt werden, braucht es eine unabhängige Institution: den Wirkungsrat. • Zusammensetzung: Wissenschaft, Wirtschaft, Zivilgesellschaft. • Aufgabe: Pflege und Weiterentwicklung des Indikatorenregisters, Überprüfung von Benchmarks, Veröffentlichung transparenter Bewertungen. • Prinzipien: Wissenschaftlichkeit, Unabhängigkeit, Transparenz. Der Wirkungsrat sorgt dafür, dass die Anwendung des T-SROI objektiv, nachvollziehbar und legitim bleibt - und stellt sicher, dass die Wirkungsmessung nicht selbst zum Instrument politischer Willkür wird.</w:t>
       </w:r>
     </w:p>
     <w:p>
@@ -3661,7 +3628,7 @@
     </w:p>
     <w:p>
       <w:r>
-        <w:t>© 2025 Natalie Weber. Stand 06.09.2025 11 5. Praxisbeispiele 5.1 Agri-Solarpark Ausgangslage Ein Unternehmen investiert 50 Mio. € in den Bau eines Agri-Solarparks mit 100 ha Fläche. Davon sind 70 ha mit Solarmodulen bestückt, 30 ha bleiben landwirtschaftlich nutzbar. Der Park produziert jährlich 150 GWh Strom, spart 90.000 t CO2 ein und schafft 25 dauerhafte Arbeitsplätze. Zusätzlich werden Blühstreifen und Biodiversitätsmaßnahmen umgesetzt. Wirkungsfeld Indikator Benchmark Quelle Benchmark Projektwert Datenquelle / Herleitung Wirkungspunkte Monetarisierung (Ansatz) Wirkung in € Klima CO2-Reduktion (t/Jahr) 500.000 EU-Taxonomie Industrie, SDG 13 600.000 Substitution fossiler BrennstoLe 1,20 100 €/t CO2 (UBA) 600 Mio. € Energie Anteil erneuerbarer Energie (%) 70 % EU-Klimaziele 2030 100 % Brennöfen auf H2 1,43 20 €/MWh Zusatznutzen 40 Mio. € Innovation Neue Technologien (TRL-Level) 1 IPCC, SDG 9 2 Pilotcharakter, Vorreiterrolle 2,0 50 Mio. € Innovationswert 100 Mio. € Arbeit Dauerhafte Jobs gesichert 1.000 ILO, SDG 8.5 1.200 Standorterhalt 1,20 40.000 €/Job/Jahr 80 Mio. € Region Lokale Wertschöpfung (%) 40 % Industriecluster DE 50 % Zulieferer, Service 1,25 2 Mio. €/Jahr 30 Mio. € Gesellschaft Akzeptanz &amp; Legitimität 70 % Zustimmung SDG 16 85 % Bürgerdialog 1,21 10 Mio. € 12 Mio. € Summe positiv – – – – – – – 862 Mio. € Negativwirkungen Hoher Energiebedarf, H2-Knappheit – Literatur H2-Industrie – Pauschal –50 Mio. € – –50 Mio. € –50 Mio. € Netto-Wirkung – – – – – – – 812 Mio. € ROI, SROI, T-SROI und T-SROI×M Kennzahl Formel Wert ROI (150 – 50) / 50 2,0 SROI (365 – 50) / 50 5,3 T-SROI (380 – 50) / 50 6,6 T-SROI × M (380 × 1,1 – 50) / 50 7,9 (hier: M = 1,1, da der Solarpark regionale Landwirtschaft mitzieht und dadurch einen Domino-EAekt entfaltet) Interpretation • ROI (2,0): Projekt ist finanziell tragfähig. • SROI (5,3): Sozial-ökologische Effekte vervielfachen den Nutzen. • T-SROI (6,6): Nach Abzug von Negativwirkungen sichtbar, dass die Netto-Wirkung stark bleibt. • T-SROI × M (7,9): Durch den systemischen Effekt (Landwirte in der Region stellen ebenfalls um) wird die Wirkung noch einmal verstärkt – das Projekt wirkt transformativ in die Breite.</w:t>
+        <w:t>© 2025 Natalie Weber. Stand 06.09.2025 11 5. Praxisbeispiele 5.1 Agri-Solarpark Ausgangslage Ein Unternehmen investiert 50 Mio. € in den Bau eines Agri-Solarparks mit 100 ha Fläche. Davon sind 70 ha mit Solarmodulen bestückt, 30 ha bleiben landwirtschaftlich nutzbar. Der Park produziert jährlich 150 GWh Strom, spart 90.000 t CO2 ein und schafft 25 dauerhafte Arbeitsplätze. Zusätzlich werden Blühstreifen und Biodiversitätsmaßnahmen umgesetzt. Wirkungsfeld Indikator Benchmark Quelle Benchmark Projektwert Datenquelle / Herleitung Wirkungspunkte Monetarisierung (Ansatz) Wirkung in € Klima CO2-Reduktion (t/Jahr) 500.000 EU-Taxonomie Industrie, SDG 13 600.000 Substitution fossiler BrennstoLe 1,20 100 €/t CO2 (UBA) 600 Mio. € Energie Anteil erneuerbarer Energie (%) 70 % EU-Klimaziele 2030 100 % Brennöfen auf H2 1,43 20 €/MWh Zusatznutzen 40 Mio. € Innovation Neue Technologien (TRL-Level) 1 IPCC, SDG 9 2 Pilotcharakter, Vorreiterrolle 2,0 50 Mio. € Innovationswert 100 Mio. € Arbeit Dauerhafte Jobs gesichert 1.000 ILO, SDG 8.5 1.200 Standorterhalt 1,20 40.000 €/Job/Jahr 80 Mio. € Region Lokale Wertschöpfung (%) 40 % Industriecluster DE 50 % Zulieferer, Service 1,25 2 Mio. €/Jahr 30 Mio. € Gesellschaft Akzeptanz &amp; Legitimität 70 % Zustimmung SDG 16 85 % Bürgerdialog 1,21 10 Mio. € 12 Mio. € Summe positiv - - - - - - - 862 Mio. € Negativwirkungen Hoher Energiebedarf, H2-Knappheit - Literatur H2-Industrie - Pauschal -50 Mio. € - -50 Mio. € -50 Mio. € Netto-Wirkung - - - - - - - 812 Mio. € ROI, SROI, T-SROI und T-SROI×M Kennzahl Formel Wert ROI (150 - 50) / 50 2,0 SROI (365 - 50) / 50 5,3 T-SROI (380 - 50) / 50 6,6 T-SROI × M (380 × 1,1 - 50) / 50 7,9 (hier: M = 1,1, da der Solarpark regionale Landwirtschaft mitzieht und dadurch einen Domino-EAekt entfaltet) Interpretation • ROI (2,0): Projekt ist finanziell tragfähig. • SROI (5,3): Sozial-ökologische Effekte vervielfachen den Nutzen. • T-SROI (6,6): Nach Abzug von Negativwirkungen sichtbar, dass die Netto-Wirkung stark bleibt. • T-SROI × M (7,9): Durch den systemischen Effekt (Landwirte in der Region stellen ebenfalls um) wird die Wirkung noch einmal verstärkt - das Projekt wirkt transformativ in die Breite.</w:t>
       </w:r>
     </w:p>
     <w:p>
@@ -3671,7 +3638,7 @@
     </w:p>
     <w:p>
       <w:r>
-        <w:t>© 2025 Natalie Weber. Stand 06.09.2025 12 5.2 Umstellung auf Kreislaufwirtschaft Ausgangslage Ein Produktionsunternehmen investiert 30 Mio. €, um seine Lieferkette konsequent auf Kreislaufwirtschaft umzustellen. Dazu gehören Rücknahmesysteme, Recycling, Materialeinsparungen und neue Geschäftsmodelle (z. B. Produkt-Service-Systeme). Wirkungsfeld Indikator Benchmark Quelle Benchmark Projektwert Datenquelle / Herleitung Wirkungspunkte Monetarisierung (Ansatz) Wirkung in € RessourceneLizienz Materialeinsparung (%) 20 % EU Circular Economy Action Plan, SDG 12.2 25 % StoLstromanalyse, Erfahrungswerte Kreislaufprojekte 1,25 500 €/t Material (durchschn. RohstoLkosten) 120 Mio. € Abfallvermeidung Abfallreduktion (t/Jahr) 10.000 EU-Abfallrahmenrichtlinie, SDG 12.5 12.000 Produktionsabfälle vorher/nachher 1,20 200 €/t (Entsorgungskosten + externe Schäden) 36 Mio. € CO2-Reduktion Emissionen (t/Jahr) 15.000 EU-Taxonomie Industrie-Standards 18.000 Energie-/Prozessumstellung 1,20 100 €/t CO2 (UBA) 27 Mio. € Innovation Neue Geschäftsmodelle 2 Ellen MacArthur Foundation, SDG 9 3 Einführung Produkt-Service-Systeme, Leasing 1,5 5 Mio. €/Modell 15 Mio. € Arbeit Dauerhafte Jobs 50 ILO, SDG 8.5 60 Rücknahmelogistik, Recyclingbetrieb 1,20 40.000 €/Job/Jahr (BIP pro Kopf) 36 Mio. € Region Lokale Wertschöpfung (%) 40 % DGRV/Bürgerbeteiligung, SDG 11 50 % Lokale Recyclingfirmen 1,25 1 Mio. €/Jahr 15 Mio. € Summe positiv – – – – – – – 249 Mio. € Negativwirkungen Investitionsrisiken, Übergangskosten – Literatur Transformationsprojekte – Pauschale Schätzung – –10 Mio. € –10 Mio. € Netto-Wirkung – – – – – – – 239 Mio. € ROI, SROI, T-SROI und T-SROI×M Kennzahl Formel Wert ROI (200 – 100) / 100 1,0–2,0 SROI (862 – 100) / 100 7,6 T-SROI (812 – 100) / 100 7,1 T-SROI × M (812 × 1,6 – 100) / 100 12,0 (M = 1,6, da das Projekt Branchenstandards setzt und regulatorische Impulse auslöst.) Interpretation • ROI (2,0): Finanziell attraktiv. • SROI (7,6): Zusätzliche soziale und ökologische Effekte stark. • T-SROI (7,1): Nach Abzug von Negativwirkungen bleibt hohe Netto-Wirkung. • T-SROI×M (12,0): Durch die systemische Hebelwirkung (Lieferanten &amp; neue Geschäftsmodelle) besonders transformativ.</w:t>
+        <w:t>© 2025 Natalie Weber. Stand 06.09.2025 12 5.2 Umstellung auf Kreislaufwirtschaft Ausgangslage Ein Produktionsunternehmen investiert 30 Mio. €, um seine Lieferkette konsequent auf Kreislaufwirtschaft umzustellen. Dazu gehören Rücknahmesysteme, Recycling, Materialeinsparungen und neue Geschäftsmodelle (z. B. Produkt-Service-Systeme). Wirkungsfeld Indikator Benchmark Quelle Benchmark Projektwert Datenquelle / Herleitung Wirkungspunkte Monetarisierung (Ansatz) Wirkung in € RessourceneLizienz Materialeinsparung (%) 20 % EU Circular Economy Action Plan, SDG 12.2 25 % StoLstromanalyse, Erfahrungswerte Kreislaufprojekte 1,25 500 €/t Material (durchschn. RohstoLkosten) 120 Mio. € Abfallvermeidung Abfallreduktion (t/Jahr) 10.000 EU-Abfallrahmenrichtlinie, SDG 12.5 12.000 Produktionsabfälle vorher/nachher 1,20 200 €/t (Entsorgungskosten + externe Schäden) 36 Mio. € CO2-Reduktion Emissionen (t/Jahr) 15.000 EU-Taxonomie Industrie-Standards 18.000 Energie-/Prozessumstellung 1,20 100 €/t CO2 (UBA) 27 Mio. € Innovation Neue Geschäftsmodelle 2 Ellen MacArthur Foundation, SDG 9 3 Einführung Produkt-Service-Systeme, Leasing 1,5 5 Mio. €/Modell 15 Mio. € Arbeit Dauerhafte Jobs 50 ILO, SDG 8.5 60 Rücknahmelogistik, Recyclingbetrieb 1,20 40.000 €/Job/Jahr (BIP pro Kopf) 36 Mio. € Region Lokale Wertschöpfung (%) 40 % DGRV/Bürgerbeteiligung, SDG 11 50 % Lokale Recyclingfirmen 1,25 1 Mio. €/Jahr 15 Mio. € Summe positiv - - - - - - - 249 Mio. € Negativwirkungen Investitionsrisiken, Übergangskosten - Literatur Transformationsprojekte - Pauschale Schätzung - -10 Mio. € -10 Mio. € Netto-Wirkung - - - - - - - 239 Mio. € ROI, SROI, T-SROI und T-SROI×M Kennzahl Formel Wert ROI (200 - 100) / 100 1,0-2,0 SROI (862 - 100) / 100 7,6 T-SROI (812 - 100) / 100 7,1 T-SROI × M (812 × 1,6 - 100) / 100 12,0 (M = 1,6, da das Projekt Branchenstandards setzt und regulatorische Impulse auslöst.) Interpretation • ROI (2,0): Finanziell attraktiv. • SROI (7,6): Zusätzliche soziale und ökologische Effekte stark. • T-SROI (7,1): Nach Abzug von Negativwirkungen bleibt hohe Netto-Wirkung. • T-SROI×M (12,0): Durch die systemische Hebelwirkung (Lieferanten &amp; neue Geschäftsmodelle) besonders transformativ.</w:t>
       </w:r>
     </w:p>
     <w:p>
@@ -4216,7 +4183,7 @@
         <w:pStyle w:val="ListBullet"/>
       </w:pPr>
       <w:r>
-        <w:t>woek-akademie-app/docs/lehrgaenge/wirkungscontrolling-v7-t-sroi-und-ioi.md — unmittelbarer Akademie-Quelltext dieser V1-Fassung.</w:t>
+        <w:t>woek-akademie-app/docs/lehrgaenge/wirkungscontrolling-v7-t-sroi-und-ioi.md - unmittelbarer Akademie-Quelltext dieser V1-Fassung.</w:t>
       </w:r>
     </w:p>
     <w:p>
@@ -4224,7 +4191,7 @@
         <w:pStyle w:val="ListBullet"/>
       </w:pPr>
       <w:r>
-        <w:t>assets/pdf/die-neue-ordnung-des-wohlstands.pdf und buch.html — aktuelles Grundlagenwerk.</w:t>
+        <w:t>assets/pdf/die-neue-ordnung-des-wohlstands.pdf und buch.html - aktuelles Grundlagenwerk.</w:t>
       </w:r>
     </w:p>
     <w:p>
@@ -4233,22 +4200,6 @@
       </w:pPr>
       <w:r>
         <w:t>Website-Korpus: Referenz, Wirkungsfelder, Werkzeuge, Glossar, Bibliothek und Journal.</w:t>
-      </w:r>
-    </w:p>
-    <w:p>
-      <w:pPr>
-        <w:pStyle w:val="ListBullet"/>
-      </w:pPr>
-      <w:r>
-        <w:t>docs/CODEX-HANDOFF-studienskripte.md — Produktionsstandard.</w:t>
-      </w:r>
-    </w:p>
-    <w:p>
-      <w:pPr>
-        <w:pStyle w:val="ListBullet"/>
-      </w:pPr>
-      <w:r>
-        <w:t>docs/CODEX-HANDOFF-pruefungen.md — geschützte Prüfungs- und Antwortlogik.</w:t>
       </w:r>
     </w:p>
     <w:p>
